--- a/checklists/Эталонный.docx
+++ b/checklists/Эталонный.docx
@@ -1,25 +1,17 @@
 
 <file path=word/document.xml><?xml version="1.0" encoding="utf-8"?>
-<w:document xmlns:wpc="http://schemas.microsoft.com/office/word/2010/wordprocessingCanvas" xmlns:cx="http://schemas.microsoft.com/office/drawing/2014/chartex" xmlns:cx1="http://schemas.microsoft.com/office/drawing/2015/9/8/chartex" xmlns:cx2="http://schemas.microsoft.com/office/drawing/2015/10/21/chartex" xmlns:cx3="http://schemas.microsoft.com/office/drawing/2016/5/9/chartex" xmlns:cx4="http://schemas.microsoft.com/office/drawing/2016/5/10/chartex" xmlns:cx5="http://schemas.microsoft.com/office/drawing/2016/5/11/chartex" xmlns:cx6="http://schemas.microsoft.com/office/drawing/2016/5/12/chartex" xmlns:cx7="http://schemas.microsoft.com/office/drawing/2016/5/13/chartex" xmlns:cx8="http://schemas.microsoft.com/office/drawing/2016/5/14/chartex" xmlns:mc="http://schemas.openxmlformats.org/markup-compatibility/2006" xmlns:aink="http://schemas.microsoft.com/office/drawing/2016/ink" xmlns:am3d="http://schemas.microsoft.com/office/drawing/2017/model3d" xmlns:o="urn:schemas-microsoft-com:office:office" xmlns:r="http://schemas.openxmlformats.org/officeDocument/2006/relationships" xmlns:m="http://schemas.openxmlformats.org/officeDocument/2006/math" xmlns:v="urn:schemas-microsoft-com:vml" xmlns:wp14="http://schemas.microsoft.com/office/word/2010/wordprocessingDrawing" xmlns:wp="http://schemas.openxmlformats.org/drawingml/2006/wordprocessingDrawing" xmlns:w10="urn:schemas-microsoft-com:office:word" xmlns:w="http://schemas.openxmlformats.org/wordprocessingml/2006/main" xmlns:w14="http://schemas.microsoft.com/office/word/2010/wordml" xmlns:w15="http://schemas.microsoft.com/office/word/2012/wordml" xmlns:w16cex="http://schemas.microsoft.com/office/word/2018/wordml/cex" xmlns:w16cid="http://schemas.microsoft.com/office/word/2016/wordml/cid" xmlns:w16="http://schemas.microsoft.com/office/word/2018/wordml" xmlns:w16sdtdh="http://schemas.microsoft.com/office/word/2020/wordml/sdtdatahash" xmlns:w16se="http://schemas.microsoft.com/office/word/2015/wordml/symex" xmlns:wpg="http://schemas.microsoft.com/office/word/2010/wordprocessingGroup" xmlns:wpi="http://schemas.microsoft.com/office/word/2010/wordprocessingInk" xmlns:wne="http://schemas.microsoft.com/office/word/2006/wordml" xmlns:wps="http://schemas.microsoft.com/office/word/2010/wordprocessingShape" mc:Ignorable="w14 w15 w16se w16cid w16 w16cex w16sdtdh wp14">
+<w:document xmlns:wpc="http://schemas.microsoft.com/office/word/2010/wordprocessingCanvas" xmlns:cx="http://schemas.microsoft.com/office/drawing/2014/chartex" xmlns:cx1="http://schemas.microsoft.com/office/drawing/2015/9/8/chartex" xmlns:cx2="http://schemas.microsoft.com/office/drawing/2015/10/21/chartex" xmlns:cx3="http://schemas.microsoft.com/office/drawing/2016/5/9/chartex" xmlns:cx4="http://schemas.microsoft.com/office/drawing/2016/5/10/chartex" xmlns:cx5="http://schemas.microsoft.com/office/drawing/2016/5/11/chartex" xmlns:cx6="http://schemas.microsoft.com/office/drawing/2016/5/12/chartex" xmlns:cx7="http://schemas.microsoft.com/office/drawing/2016/5/13/chartex" xmlns:cx8="http://schemas.microsoft.com/office/drawing/2016/5/14/chartex" xmlns:mc="http://schemas.openxmlformats.org/markup-compatibility/2006" xmlns:aink="http://schemas.microsoft.com/office/drawing/2016/ink" xmlns:am3d="http://schemas.microsoft.com/office/drawing/2017/model3d" xmlns:o="urn:schemas-microsoft-com:office:office" xmlns:oel="http://schemas.microsoft.com/office/2019/extlst" xmlns:r="http://schemas.openxmlformats.org/officeDocument/2006/relationships" xmlns:m="http://schemas.openxmlformats.org/officeDocument/2006/math" xmlns:v="urn:schemas-microsoft-com:vml" xmlns:wp14="http://schemas.microsoft.com/office/word/2010/wordprocessingDrawing" xmlns:wp="http://schemas.openxmlformats.org/drawingml/2006/wordprocessingDrawing" xmlns:w10="urn:schemas-microsoft-com:office:word" xmlns:w="http://schemas.openxmlformats.org/wordprocessingml/2006/main" xmlns:w14="http://schemas.microsoft.com/office/word/2010/wordml" xmlns:w15="http://schemas.microsoft.com/office/word/2012/wordml" xmlns:w16cex="http://schemas.microsoft.com/office/word/2018/wordml/cex" xmlns:w16cid="http://schemas.microsoft.com/office/word/2016/wordml/cid" xmlns:w16="http://schemas.microsoft.com/office/word/2018/wordml" xmlns:w16du="http://schemas.microsoft.com/office/word/2023/wordml/word16du" xmlns:w16sdtdh="http://schemas.microsoft.com/office/word/2020/wordml/sdtdatahash" xmlns:w16sdtfl="http://schemas.microsoft.com/office/word/2024/wordml/sdtformatlock" xmlns:w16se="http://schemas.microsoft.com/office/word/2015/wordml/symex" xmlns:wpg="http://schemas.microsoft.com/office/word/2010/wordprocessingGroup" xmlns:wpi="http://schemas.microsoft.com/office/word/2010/wordprocessingInk" xmlns:wne="http://schemas.microsoft.com/office/word/2006/wordml" xmlns:wps="http://schemas.microsoft.com/office/word/2010/wordprocessingShape" mc:Ignorable="w14 w15 w16se w16cid w16 w16cex w16sdtdh w16sdtfl w16du wp14">
   <w:body>
     <w:tbl>
       <w:tblPr>
         <w:tblW w:w="16444" w:type="dxa"/>
         <w:tblInd w:w="-318" w:type="dxa"/>
-        <w:tblBorders>
-          <w:top w:val="single" w:sz="18" w:space="0" w:color="auto"/>
-          <w:left w:val="single" w:sz="18" w:space="0" w:color="auto"/>
-          <w:bottom w:val="single" w:sz="18" w:space="0" w:color="auto"/>
-          <w:right w:val="single" w:sz="18" w:space="0" w:color="auto"/>
-          <w:insideH w:val="single" w:sz="18" w:space="0" w:color="auto"/>
-          <w:insideV w:val="single" w:sz="18" w:space="0" w:color="auto"/>
-        </w:tblBorders>
         <w:tblLayout w:type="fixed"/>
         <w:tblLook w:val="01E0" w:firstRow="1" w:lastRow="1" w:firstColumn="1" w:lastColumn="1" w:noHBand="0" w:noVBand="0"/>
       </w:tblPr>
       <w:tblGrid>
-        <w:gridCol w:w="852"/>
-        <w:gridCol w:w="134"/>
+        <w:gridCol w:w="851"/>
+        <w:gridCol w:w="133"/>
         <w:gridCol w:w="137"/>
         <w:gridCol w:w="8"/>
         <w:gridCol w:w="131"/>
@@ -49,16 +41,16 @@
         <w:gridCol w:w="311"/>
         <w:gridCol w:w="92"/>
         <w:gridCol w:w="842"/>
-        <w:gridCol w:w="577"/>
-        <w:gridCol w:w="552"/>
-        <w:gridCol w:w="877"/>
+        <w:gridCol w:w="579"/>
+        <w:gridCol w:w="550"/>
+        <w:gridCol w:w="879"/>
         <w:gridCol w:w="142"/>
         <w:gridCol w:w="142"/>
         <w:gridCol w:w="57"/>
         <w:gridCol w:w="1770"/>
         <w:gridCol w:w="573"/>
-        <w:gridCol w:w="676"/>
-        <w:gridCol w:w="2015"/>
+        <w:gridCol w:w="674"/>
+        <w:gridCol w:w="2017"/>
         <w:gridCol w:w="568"/>
       </w:tblGrid>
       <w:tr>
@@ -70,10 +62,7 @@
             <w:tcW w:w="4769" w:type="dxa"/>
             <w:gridSpan w:val="21"/>
             <w:tcBorders>
-              <w:top w:val="single" w:sz="18" w:space="0" w:color="auto"/>
-              <w:left w:val="single" w:sz="18" w:space="0" w:color="auto"/>
-              <w:bottom w:val="single" w:sz="18" w:space="0" w:color="auto"/>
-              <w:right w:val="single" w:sz="18" w:space="0" w:color="auto"/>
+              <w:bottom w:val="single" w:sz="6" w:space="0" w:color="auto"/>
             </w:tcBorders>
             <w:vAlign w:val="bottom"/>
           </w:tcPr>
@@ -84,19 +73,11 @@
                 <w:szCs w:val="16"/>
               </w:rPr>
             </w:pPr>
-            <w:proofErr w:type="spellStart"/>
-            <w:r>
-              <w:rPr>
-                <w:szCs w:val="16"/>
-              </w:rPr>
-              <w:t>Сестрорецкий</w:t>
-            </w:r>
-            <w:proofErr w:type="spellEnd"/>
-            <w:r>
-              <w:rPr>
-                <w:szCs w:val="16"/>
-              </w:rPr>
-              <w:t xml:space="preserve"> хлебозавод</w:t>
+            <w:r>
+              <w:rPr>
+                <w:szCs w:val="16"/>
+              </w:rPr>
+              <w:t>Сестрорецкий хлебозавод</w:t>
             </w:r>
           </w:p>
         </w:tc>
@@ -105,7 +86,7 @@
             <w:tcW w:w="2427" w:type="dxa"/>
             <w:gridSpan w:val="6"/>
             <w:tcBorders>
-              <w:left w:val="single" w:sz="18" w:space="0" w:color="auto"/>
+              <w:bottom w:val="single" w:sz="6" w:space="0" w:color="auto"/>
             </w:tcBorders>
             <w:vAlign w:val="bottom"/>
           </w:tcPr>
@@ -148,14 +129,13 @@
               <w:listItem w:displayText="Вспомогательное" w:value="Вспомогательное"/>
             </w:dropDownList>
           </w:sdtPr>
-          <w:sdtEndPr/>
           <w:sdtContent>
             <w:tc>
               <w:tcPr>
                 <w:tcW w:w="2428" w:type="dxa"/>
                 <w:gridSpan w:val="6"/>
                 <w:tcBorders>
-                  <w:left w:val="single" w:sz="18" w:space="0" w:color="auto"/>
+                  <w:bottom w:val="single" w:sz="6" w:space="0" w:color="auto"/>
                 </w:tcBorders>
                 <w:vAlign w:val="bottom"/>
               </w:tcPr>
@@ -180,6 +160,9 @@
           <w:tcPr>
             <w:tcW w:w="4237" w:type="dxa"/>
             <w:gridSpan w:val="7"/>
+            <w:tcBorders>
+              <w:bottom w:val="single" w:sz="6" w:space="0" w:color="auto"/>
+            </w:tcBorders>
             <w:vAlign w:val="bottom"/>
           </w:tcPr>
           <w:p>
@@ -201,6 +184,9 @@
           <w:tcPr>
             <w:tcW w:w="2583" w:type="dxa"/>
             <w:gridSpan w:val="2"/>
+            <w:tcBorders>
+              <w:bottom w:val="single" w:sz="6" w:space="0" w:color="auto"/>
+            </w:tcBorders>
             <w:vAlign w:val="bottom"/>
           </w:tcPr>
           <w:p>
@@ -222,10 +208,8 @@
             <w:tcW w:w="4769" w:type="dxa"/>
             <w:gridSpan w:val="21"/>
             <w:tcBorders>
-              <w:top w:val="single" w:sz="18" w:space="0" w:color="auto"/>
-              <w:left w:val="single" w:sz="18" w:space="0" w:color="auto"/>
-              <w:bottom w:val="single" w:sz="18" w:space="0" w:color="auto"/>
-              <w:right w:val="single" w:sz="18" w:space="0" w:color="auto"/>
+              <w:top w:val="single" w:sz="6" w:space="0" w:color="auto"/>
+              <w:bottom w:val="single" w:sz="6" w:space="0" w:color="auto"/>
             </w:tcBorders>
           </w:tcPr>
           <w:p>
@@ -248,7 +232,7 @@
             <w:tcW w:w="2427" w:type="dxa"/>
             <w:gridSpan w:val="6"/>
             <w:tcBorders>
-              <w:left w:val="single" w:sz="18" w:space="0" w:color="auto"/>
+              <w:top w:val="single" w:sz="6" w:space="0" w:color="auto"/>
             </w:tcBorders>
           </w:tcPr>
           <w:p>
@@ -271,7 +255,7 @@
             <w:tcW w:w="2428" w:type="dxa"/>
             <w:gridSpan w:val="6"/>
             <w:tcBorders>
-              <w:left w:val="single" w:sz="18" w:space="0" w:color="auto"/>
+              <w:top w:val="single" w:sz="6" w:space="0" w:color="auto"/>
             </w:tcBorders>
           </w:tcPr>
           <w:p>
@@ -293,6 +277,9 @@
           <w:tcPr>
             <w:tcW w:w="4237" w:type="dxa"/>
             <w:gridSpan w:val="7"/>
+            <w:tcBorders>
+              <w:top w:val="single" w:sz="6" w:space="0" w:color="auto"/>
+            </w:tcBorders>
           </w:tcPr>
           <w:p>
             <w:pPr>
@@ -307,6 +294,9 @@
           <w:tcPr>
             <w:tcW w:w="2583" w:type="dxa"/>
             <w:gridSpan w:val="2"/>
+            <w:tcBorders>
+              <w:top w:val="single" w:sz="6" w:space="0" w:color="auto"/>
+            </w:tcBorders>
           </w:tcPr>
           <w:p>
             <w:pPr>
@@ -330,10 +320,10 @@
             <w:tcW w:w="4769" w:type="dxa"/>
             <w:gridSpan w:val="21"/>
             <w:tcBorders>
-              <w:top w:val="single" w:sz="18" w:space="0" w:color="auto"/>
-              <w:left w:val="single" w:sz="18" w:space="0" w:color="auto"/>
-              <w:bottom w:val="single" w:sz="18" w:space="0" w:color="auto"/>
-              <w:right w:val="single" w:sz="18" w:space="0" w:color="auto"/>
+              <w:top w:val="single" w:sz="6" w:space="0" w:color="auto"/>
+              <w:left w:val="single" w:sz="6" w:space="0" w:color="auto"/>
+              <w:bottom w:val="single" w:sz="6" w:space="0" w:color="auto"/>
+              <w:right w:val="single" w:sz="6" w:space="0" w:color="auto"/>
             </w:tcBorders>
             <w:shd w:val="clear" w:color="auto" w:fill="BFBFBF" w:themeFill="background1" w:themeFillShade="BF"/>
           </w:tcPr>
@@ -359,7 +349,10 @@
             <w:tcW w:w="4303" w:type="dxa"/>
             <w:gridSpan w:val="11"/>
             <w:tcBorders>
-              <w:left w:val="single" w:sz="18" w:space="0" w:color="auto"/>
+              <w:top w:val="single" w:sz="6" w:space="0" w:color="auto"/>
+              <w:left w:val="single" w:sz="6" w:space="0" w:color="auto"/>
+              <w:bottom w:val="single" w:sz="6" w:space="0" w:color="auto"/>
+              <w:right w:val="single" w:sz="6" w:space="0" w:color="auto"/>
             </w:tcBorders>
             <w:shd w:val="clear" w:color="auto" w:fill="BFBFBF" w:themeFill="background1" w:themeFillShade="BF"/>
           </w:tcPr>
@@ -383,6 +376,12 @@
           <w:tcPr>
             <w:tcW w:w="4113" w:type="dxa"/>
             <w:gridSpan w:val="7"/>
+            <w:tcBorders>
+              <w:top w:val="single" w:sz="6" w:space="0" w:color="auto"/>
+              <w:left w:val="single" w:sz="6" w:space="0" w:color="auto"/>
+              <w:bottom w:val="single" w:sz="6" w:space="0" w:color="auto"/>
+              <w:right w:val="single" w:sz="6" w:space="0" w:color="auto"/>
+            </w:tcBorders>
             <w:shd w:val="clear" w:color="auto" w:fill="BFBFBF" w:themeFill="background1" w:themeFillShade="BF"/>
           </w:tcPr>
           <w:p>
@@ -405,6 +404,12 @@
           <w:tcPr>
             <w:tcW w:w="3259" w:type="dxa"/>
             <w:gridSpan w:val="3"/>
+            <w:tcBorders>
+              <w:top w:val="single" w:sz="6" w:space="0" w:color="auto"/>
+              <w:left w:val="single" w:sz="6" w:space="0" w:color="auto"/>
+              <w:bottom w:val="single" w:sz="6" w:space="0" w:color="auto"/>
+              <w:right w:val="single" w:sz="6" w:space="0" w:color="auto"/>
+            </w:tcBorders>
             <w:shd w:val="clear" w:color="auto" w:fill="BFBFBF" w:themeFill="background1" w:themeFillShade="BF"/>
           </w:tcPr>
           <w:p>
@@ -433,10 +438,9 @@
             <w:tcW w:w="4245" w:type="dxa"/>
             <w:gridSpan w:val="20"/>
             <w:tcBorders>
-              <w:top w:val="single" w:sz="18" w:space="0" w:color="auto"/>
-              <w:left w:val="single" w:sz="18" w:space="0" w:color="auto"/>
-              <w:bottom w:val="single" w:sz="18" w:space="0" w:color="auto"/>
-              <w:right w:val="single" w:sz="18" w:space="0" w:color="auto"/>
+              <w:top w:val="single" w:sz="6" w:space="0" w:color="auto"/>
+              <w:left w:val="single" w:sz="6" w:space="0" w:color="auto"/>
+              <w:right w:val="single" w:sz="6" w:space="0" w:color="auto"/>
             </w:tcBorders>
           </w:tcPr>
           <w:p>
@@ -463,7 +467,6 @@
                   <w14:uncheckedState w14:val="2610" w14:font="MS Gothic"/>
                 </w14:checkbox>
               </w:sdtPr>
-              <w:sdtEndPr/>
               <w:sdtContent>
                 <w:r>
                   <w:rPr>
@@ -492,7 +495,6 @@
                   <w14:uncheckedState w14:val="2610" w14:font="MS Gothic"/>
                 </w14:checkbox>
               </w:sdtPr>
-              <w:sdtEndPr/>
               <w:sdtContent>
                 <w:r>
                   <w:rPr>
@@ -521,7 +523,6 @@
                   <w14:uncheckedState w14:val="2610" w14:font="MS Gothic"/>
                 </w14:checkbox>
               </w:sdtPr>
-              <w:sdtEndPr/>
               <w:sdtContent>
                 <w:r>
                   <w:rPr>
@@ -544,10 +545,9 @@
           <w:tcPr>
             <w:tcW w:w="524" w:type="dxa"/>
             <w:tcBorders>
-              <w:top w:val="single" w:sz="18" w:space="0" w:color="auto"/>
-              <w:left w:val="single" w:sz="18" w:space="0" w:color="auto"/>
-              <w:bottom w:val="single" w:sz="18" w:space="0" w:color="auto"/>
-              <w:right w:val="single" w:sz="18" w:space="0" w:color="auto"/>
+              <w:top w:val="single" w:sz="6" w:space="0" w:color="auto"/>
+              <w:left w:val="single" w:sz="6" w:space="0" w:color="auto"/>
+              <w:right w:val="single" w:sz="6" w:space="0" w:color="auto"/>
             </w:tcBorders>
           </w:tcPr>
           <w:p>
@@ -570,7 +570,8 @@
             <w:tcW w:w="1240" w:type="dxa"/>
             <w:gridSpan w:val="2"/>
             <w:tcBorders>
-              <w:left w:val="single" w:sz="18" w:space="0" w:color="auto"/>
+              <w:top w:val="single" w:sz="6" w:space="0" w:color="auto"/>
+              <w:left w:val="single" w:sz="6" w:space="0" w:color="auto"/>
             </w:tcBorders>
           </w:tcPr>
           <w:p>
@@ -596,7 +597,6 @@
                   <w14:uncheckedState w14:val="2610" w14:font="MS Gothic"/>
                 </w14:checkbox>
               </w:sdtPr>
-              <w:sdtEndPr/>
               <w:sdtContent>
                 <w:r>
                   <w:rPr>
@@ -619,6 +619,9 @@
           <w:tcPr>
             <w:tcW w:w="1241" w:type="dxa"/>
             <w:gridSpan w:val="5"/>
+            <w:tcBorders>
+              <w:top w:val="single" w:sz="6" w:space="0" w:color="auto"/>
+            </w:tcBorders>
           </w:tcPr>
           <w:p>
             <w:pPr>
@@ -643,7 +646,6 @@
                   <w14:uncheckedState w14:val="2610" w14:font="MS Gothic"/>
                 </w14:checkbox>
               </w:sdtPr>
-              <w:sdtEndPr/>
               <w:sdtContent>
                 <w:r>
                   <w:rPr>
@@ -658,22 +660,18 @@
               <w:rPr>
                 <w:szCs w:val="16"/>
               </w:rPr>
-              <w:t xml:space="preserve"> </w:t>
-            </w:r>
-            <w:proofErr w:type="spellStart"/>
-            <w:r>
-              <w:rPr>
-                <w:szCs w:val="16"/>
-              </w:rPr>
-              <w:t>термопоты</w:t>
-            </w:r>
-            <w:proofErr w:type="spellEnd"/>
+              <w:t xml:space="preserve"> термопоты</w:t>
+            </w:r>
           </w:p>
         </w:tc>
         <w:tc>
           <w:tcPr>
             <w:tcW w:w="1245" w:type="dxa"/>
             <w:gridSpan w:val="3"/>
+            <w:tcBorders>
+              <w:top w:val="single" w:sz="6" w:space="0" w:color="auto"/>
+              <w:right w:val="single" w:sz="6" w:space="0" w:color="auto"/>
+            </w:tcBorders>
           </w:tcPr>
           <w:p>
             <w:pPr>
@@ -698,7 +696,6 @@
                   <w14:uncheckedState w14:val="2610" w14:font="MS Gothic"/>
                 </w14:checkbox>
               </w:sdtPr>
-              <w:sdtEndPr/>
               <w:sdtContent>
                 <w:r>
                   <w:rPr>
@@ -720,6 +717,11 @@
         <w:tc>
           <w:tcPr>
             <w:tcW w:w="577" w:type="dxa"/>
+            <w:tcBorders>
+              <w:top w:val="single" w:sz="6" w:space="0" w:color="auto"/>
+              <w:left w:val="single" w:sz="6" w:space="0" w:color="auto"/>
+              <w:right w:val="single" w:sz="6" w:space="0" w:color="auto"/>
+            </w:tcBorders>
           </w:tcPr>
           <w:p>
             <w:pPr>
@@ -744,6 +746,11 @@
           <w:tcPr>
             <w:tcW w:w="3540" w:type="dxa"/>
             <w:gridSpan w:val="6"/>
+            <w:tcBorders>
+              <w:top w:val="single" w:sz="6" w:space="0" w:color="auto"/>
+              <w:left w:val="single" w:sz="6" w:space="0" w:color="auto"/>
+              <w:right w:val="single" w:sz="6" w:space="0" w:color="auto"/>
+            </w:tcBorders>
           </w:tcPr>
           <w:p>
             <w:pPr>
@@ -767,7 +774,6 @@
                   <w14:uncheckedState w14:val="2610" w14:font="MS Gothic"/>
                 </w14:checkbox>
               </w:sdtPr>
-              <w:sdtEndPr/>
               <w:sdtContent>
                 <w:r>
                   <w:rPr>
@@ -796,7 +802,6 @@
                   <w14:uncheckedState w14:val="2610" w14:font="MS Gothic"/>
                 </w14:checkbox>
               </w:sdtPr>
-              <w:sdtEndPr/>
               <w:sdtContent>
                 <w:r>
                   <w:rPr>
@@ -833,7 +838,6 @@
                   <w14:uncheckedState w14:val="2610" w14:font="MS Gothic"/>
                 </w14:checkbox>
               </w:sdtPr>
-              <w:sdtEndPr/>
               <w:sdtContent>
                 <w:r>
                   <w:rPr>
@@ -876,7 +880,6 @@
                   <w14:uncheckedState w14:val="2610" w14:font="MS Gothic"/>
                 </w14:checkbox>
               </w:sdtPr>
-              <w:sdtEndPr/>
               <w:sdtContent>
                 <w:r>
                   <w:rPr>
@@ -898,6 +901,11 @@
         <w:tc>
           <w:tcPr>
             <w:tcW w:w="573" w:type="dxa"/>
+            <w:tcBorders>
+              <w:top w:val="single" w:sz="6" w:space="0" w:color="auto"/>
+              <w:left w:val="single" w:sz="6" w:space="0" w:color="auto"/>
+              <w:right w:val="single" w:sz="6" w:space="0" w:color="auto"/>
+            </w:tcBorders>
           </w:tcPr>
           <w:p>
             <w:pPr>
@@ -918,6 +926,11 @@
           <w:tcPr>
             <w:tcW w:w="2691" w:type="dxa"/>
             <w:gridSpan w:val="2"/>
+            <w:tcBorders>
+              <w:top w:val="single" w:sz="6" w:space="0" w:color="auto"/>
+              <w:left w:val="single" w:sz="6" w:space="0" w:color="auto"/>
+              <w:right w:val="single" w:sz="6" w:space="0" w:color="auto"/>
+            </w:tcBorders>
             <w:vAlign w:val="center"/>
           </w:tcPr>
           <w:p>
@@ -939,7 +952,6 @@
                   <w14:uncheckedState w14:val="2610" w14:font="MS Gothic"/>
                 </w14:checkbox>
               </w:sdtPr>
-              <w:sdtEndPr/>
               <w:sdtContent>
                 <w:r>
                   <w:rPr>
@@ -961,6 +973,11 @@
         <w:tc>
           <w:tcPr>
             <w:tcW w:w="568" w:type="dxa"/>
+            <w:tcBorders>
+              <w:top w:val="single" w:sz="6" w:space="0" w:color="auto"/>
+              <w:left w:val="single" w:sz="6" w:space="0" w:color="auto"/>
+              <w:right w:val="single" w:sz="6" w:space="0" w:color="auto"/>
+            </w:tcBorders>
           </w:tcPr>
           <w:p>
             <w:pPr>
@@ -981,10 +998,7 @@
             <w:tcW w:w="1679" w:type="dxa"/>
             <w:gridSpan w:val="8"/>
             <w:tcBorders>
-              <w:top w:val="single" w:sz="18" w:space="0" w:color="auto"/>
-              <w:left w:val="single" w:sz="18" w:space="0" w:color="auto"/>
-              <w:bottom w:val="single" w:sz="18" w:space="0" w:color="auto"/>
-              <w:right w:val="single" w:sz="18" w:space="0" w:color="auto"/>
+              <w:left w:val="single" w:sz="6" w:space="0" w:color="auto"/>
             </w:tcBorders>
           </w:tcPr>
           <w:p>
@@ -1006,7 +1020,6 @@
                   <w14:uncheckedState w14:val="2610" w14:font="MS Gothic"/>
                 </w14:checkbox>
               </w:sdtPr>
-              <w:sdtEndPr/>
               <w:sdtContent>
                 <w:r>
                   <w:rPr>
@@ -1030,10 +1043,7 @@
             <w:tcW w:w="2566" w:type="dxa"/>
             <w:gridSpan w:val="12"/>
             <w:tcBorders>
-              <w:top w:val="single" w:sz="18" w:space="0" w:color="auto"/>
-              <w:left w:val="single" w:sz="18" w:space="0" w:color="auto"/>
-              <w:bottom w:val="single" w:sz="18" w:space="0" w:color="auto"/>
-              <w:right w:val="single" w:sz="18" w:space="0" w:color="auto"/>
+              <w:right w:val="single" w:sz="6" w:space="0" w:color="auto"/>
             </w:tcBorders>
           </w:tcPr>
           <w:p>
@@ -1055,7 +1065,6 @@
                   <w14:uncheckedState w14:val="2610" w14:font="MS Gothic"/>
                 </w14:checkbox>
               </w:sdtPr>
-              <w:sdtEndPr/>
               <w:sdtContent>
                 <w:r>
                   <w:rPr>
@@ -1084,7 +1093,6 @@
                   <w14:uncheckedState w14:val="2610" w14:font="MS Gothic"/>
                 </w14:checkbox>
               </w:sdtPr>
-              <w:sdtEndPr/>
               <w:sdtContent>
                 <w:r>
                   <w:rPr>
@@ -1113,7 +1121,6 @@
                   <w14:uncheckedState w14:val="2610" w14:font="MS Gothic"/>
                 </w14:checkbox>
               </w:sdtPr>
-              <w:sdtEndPr/>
               <w:sdtContent>
                 <w:r>
                   <w:rPr>
@@ -1136,10 +1143,8 @@
           <w:tcPr>
             <w:tcW w:w="524" w:type="dxa"/>
             <w:tcBorders>
-              <w:top w:val="single" w:sz="18" w:space="0" w:color="auto"/>
-              <w:left w:val="single" w:sz="18" w:space="0" w:color="auto"/>
-              <w:bottom w:val="single" w:sz="18" w:space="0" w:color="auto"/>
-              <w:right w:val="single" w:sz="18" w:space="0" w:color="auto"/>
+              <w:left w:val="single" w:sz="6" w:space="0" w:color="auto"/>
+              <w:right w:val="single" w:sz="6" w:space="0" w:color="auto"/>
             </w:tcBorders>
           </w:tcPr>
           <w:p>
@@ -1162,7 +1167,7 @@
             <w:tcW w:w="1861" w:type="dxa"/>
             <w:gridSpan w:val="4"/>
             <w:tcBorders>
-              <w:left w:val="single" w:sz="18" w:space="0" w:color="auto"/>
+              <w:left w:val="single" w:sz="6" w:space="0" w:color="auto"/>
             </w:tcBorders>
           </w:tcPr>
           <w:p>
@@ -1184,7 +1189,6 @@
                   <w14:uncheckedState w14:val="2610" w14:font="MS Gothic"/>
                 </w14:checkbox>
               </w:sdtPr>
-              <w:sdtEndPr/>
               <w:sdtContent>
                 <w:r>
                   <w:rPr>
@@ -1207,6 +1211,9 @@
           <w:tcPr>
             <w:tcW w:w="1865" w:type="dxa"/>
             <w:gridSpan w:val="6"/>
+            <w:tcBorders>
+              <w:right w:val="single" w:sz="6" w:space="0" w:color="auto"/>
+            </w:tcBorders>
           </w:tcPr>
           <w:p>
             <w:pPr>
@@ -1227,7 +1234,6 @@
                   <w14:uncheckedState w14:val="2610" w14:font="MS Gothic"/>
                 </w14:checkbox>
               </w:sdtPr>
-              <w:sdtEndPr/>
               <w:sdtContent>
                 <w:r>
                   <w:rPr>
@@ -1249,6 +1255,10 @@
         <w:tc>
           <w:tcPr>
             <w:tcW w:w="577" w:type="dxa"/>
+            <w:tcBorders>
+              <w:left w:val="single" w:sz="6" w:space="0" w:color="auto"/>
+              <w:right w:val="single" w:sz="6" w:space="0" w:color="auto"/>
+            </w:tcBorders>
           </w:tcPr>
           <w:p>
             <w:pPr>
@@ -1263,6 +1273,9 @@
           <w:tcPr>
             <w:tcW w:w="1713" w:type="dxa"/>
             <w:gridSpan w:val="4"/>
+            <w:tcBorders>
+              <w:left w:val="single" w:sz="6" w:space="0" w:color="auto"/>
+            </w:tcBorders>
           </w:tcPr>
           <w:p>
             <w:pPr>
@@ -1286,7 +1299,6 @@
                   <w14:uncheckedState w14:val="2610" w14:font="MS Gothic"/>
                 </w14:checkbox>
               </w:sdtPr>
-              <w:sdtEndPr/>
               <w:sdtContent>
                 <w:r>
                   <w:rPr>
@@ -1309,6 +1321,9 @@
           <w:tcPr>
             <w:tcW w:w="1827" w:type="dxa"/>
             <w:gridSpan w:val="2"/>
+            <w:tcBorders>
+              <w:right w:val="single" w:sz="6" w:space="0" w:color="auto"/>
+            </w:tcBorders>
           </w:tcPr>
           <w:p>
             <w:pPr>
@@ -1332,7 +1347,6 @@
                   <w14:uncheckedState w14:val="2610" w14:font="MS Gothic"/>
                 </w14:checkbox>
               </w:sdtPr>
-              <w:sdtEndPr/>
               <w:sdtContent>
                 <w:r>
                   <w:rPr>
@@ -1354,6 +1368,10 @@
         <w:tc>
           <w:tcPr>
             <w:tcW w:w="573" w:type="dxa"/>
+            <w:tcBorders>
+              <w:left w:val="single" w:sz="6" w:space="0" w:color="auto"/>
+              <w:right w:val="single" w:sz="6" w:space="0" w:color="auto"/>
+            </w:tcBorders>
           </w:tcPr>
           <w:p>
             <w:pPr>
@@ -1374,6 +1392,10 @@
           <w:tcPr>
             <w:tcW w:w="2691" w:type="dxa"/>
             <w:gridSpan w:val="2"/>
+            <w:tcBorders>
+              <w:left w:val="single" w:sz="6" w:space="0" w:color="auto"/>
+              <w:right w:val="single" w:sz="6" w:space="0" w:color="auto"/>
+            </w:tcBorders>
             <w:vAlign w:val="center"/>
           </w:tcPr>
           <w:p>
@@ -1395,7 +1417,6 @@
                   <w14:uncheckedState w14:val="2610" w14:font="MS Gothic"/>
                 </w14:checkbox>
               </w:sdtPr>
-              <w:sdtEndPr/>
               <w:sdtContent>
                 <w:r>
                   <w:rPr>
@@ -1417,6 +1438,10 @@
         <w:tc>
           <w:tcPr>
             <w:tcW w:w="568" w:type="dxa"/>
+            <w:tcBorders>
+              <w:left w:val="single" w:sz="6" w:space="0" w:color="auto"/>
+              <w:right w:val="single" w:sz="6" w:space="0" w:color="auto"/>
+            </w:tcBorders>
           </w:tcPr>
           <w:p>
             <w:pPr>
@@ -1437,10 +1462,7 @@
             <w:tcW w:w="2253" w:type="dxa"/>
             <w:gridSpan w:val="13"/>
             <w:tcBorders>
-              <w:top w:val="single" w:sz="18" w:space="0" w:color="auto"/>
-              <w:left w:val="single" w:sz="18" w:space="0" w:color="auto"/>
-              <w:bottom w:val="single" w:sz="18" w:space="0" w:color="auto"/>
-              <w:right w:val="single" w:sz="18" w:space="0" w:color="auto"/>
+              <w:left w:val="single" w:sz="6" w:space="0" w:color="auto"/>
             </w:tcBorders>
           </w:tcPr>
           <w:p>
@@ -1462,7 +1484,6 @@
                   <w14:uncheckedState w14:val="2610" w14:font="MS Gothic"/>
                 </w14:checkbox>
               </w:sdtPr>
-              <w:sdtEndPr/>
               <w:sdtContent>
                 <w:r>
                   <w:rPr>
@@ -1492,10 +1513,7 @@
             <w:tcW w:w="1992" w:type="dxa"/>
             <w:gridSpan w:val="7"/>
             <w:tcBorders>
-              <w:top w:val="single" w:sz="18" w:space="0" w:color="auto"/>
-              <w:left w:val="single" w:sz="18" w:space="0" w:color="auto"/>
-              <w:bottom w:val="single" w:sz="18" w:space="0" w:color="auto"/>
-              <w:right w:val="single" w:sz="18" w:space="0" w:color="auto"/>
+              <w:right w:val="single" w:sz="6" w:space="0" w:color="auto"/>
             </w:tcBorders>
           </w:tcPr>
           <w:p>
@@ -1517,7 +1535,6 @@
                   <w14:uncheckedState w14:val="2610" w14:font="MS Gothic"/>
                 </w14:checkbox>
               </w:sdtPr>
-              <w:sdtEndPr/>
               <w:sdtContent>
                 <w:r>
                   <w:rPr>
@@ -1540,10 +1557,8 @@
           <w:tcPr>
             <w:tcW w:w="524" w:type="dxa"/>
             <w:tcBorders>
-              <w:top w:val="single" w:sz="18" w:space="0" w:color="auto"/>
-              <w:left w:val="single" w:sz="18" w:space="0" w:color="auto"/>
-              <w:bottom w:val="single" w:sz="18" w:space="0" w:color="auto"/>
-              <w:right w:val="single" w:sz="18" w:space="0" w:color="auto"/>
+              <w:left w:val="single" w:sz="6" w:space="0" w:color="auto"/>
+              <w:right w:val="single" w:sz="6" w:space="0" w:color="auto"/>
             </w:tcBorders>
           </w:tcPr>
           <w:p>
@@ -1566,7 +1581,8 @@
             <w:tcW w:w="1861" w:type="dxa"/>
             <w:gridSpan w:val="4"/>
             <w:tcBorders>
-              <w:left w:val="single" w:sz="18" w:space="0" w:color="auto"/>
+              <w:left w:val="single" w:sz="6" w:space="0" w:color="auto"/>
+              <w:bottom w:val="single" w:sz="6" w:space="0" w:color="auto"/>
             </w:tcBorders>
             <w:tcMar>
               <w:right w:w="0" w:type="dxa"/>
@@ -1591,7 +1607,6 @@
                   <w14:uncheckedState w14:val="2610" w14:font="MS Gothic"/>
                 </w14:checkbox>
               </w:sdtPr>
-              <w:sdtEndPr/>
               <w:sdtContent>
                 <w:r>
                   <w:rPr>
@@ -1614,6 +1629,10 @@
           <w:tcPr>
             <w:tcW w:w="1865" w:type="dxa"/>
             <w:gridSpan w:val="6"/>
+            <w:tcBorders>
+              <w:bottom w:val="single" w:sz="6" w:space="0" w:color="auto"/>
+              <w:right w:val="single" w:sz="6" w:space="0" w:color="auto"/>
+            </w:tcBorders>
             <w:tcMar>
               <w:left w:w="0" w:type="dxa"/>
               <w:right w:w="0" w:type="dxa"/>
@@ -1638,7 +1657,6 @@
                   <w14:uncheckedState w14:val="2610" w14:font="MS Gothic"/>
                 </w14:checkbox>
               </w:sdtPr>
-              <w:sdtEndPr/>
               <w:sdtContent>
                 <w:r>
                   <w:rPr>
@@ -1660,6 +1678,11 @@
         <w:tc>
           <w:tcPr>
             <w:tcW w:w="577" w:type="dxa"/>
+            <w:tcBorders>
+              <w:left w:val="single" w:sz="6" w:space="0" w:color="auto"/>
+              <w:bottom w:val="single" w:sz="6" w:space="0" w:color="auto"/>
+              <w:right w:val="single" w:sz="6" w:space="0" w:color="auto"/>
+            </w:tcBorders>
           </w:tcPr>
           <w:p>
             <w:pPr>
@@ -1674,6 +1697,9 @@
           <w:tcPr>
             <w:tcW w:w="1571" w:type="dxa"/>
             <w:gridSpan w:val="3"/>
+            <w:tcBorders>
+              <w:left w:val="single" w:sz="6" w:space="0" w:color="auto"/>
+            </w:tcBorders>
           </w:tcPr>
           <w:p>
             <w:pPr>
@@ -1697,7 +1723,6 @@
                   <w14:uncheckedState w14:val="2610" w14:font="MS Gothic"/>
                 </w14:checkbox>
               </w:sdtPr>
-              <w:sdtEndPr/>
               <w:sdtContent>
                 <w:r>
                   <w:rPr>
@@ -1720,6 +1745,9 @@
           <w:tcPr>
             <w:tcW w:w="1969" w:type="dxa"/>
             <w:gridSpan w:val="3"/>
+            <w:tcBorders>
+              <w:right w:val="single" w:sz="6" w:space="0" w:color="auto"/>
+            </w:tcBorders>
           </w:tcPr>
           <w:p>
             <w:pPr>
@@ -1743,7 +1771,6 @@
                   <w14:uncheckedState w14:val="2610" w14:font="MS Gothic"/>
                 </w14:checkbox>
               </w:sdtPr>
-              <w:sdtEndPr/>
               <w:sdtContent>
                 <w:r>
                   <w:rPr>
@@ -1765,6 +1792,10 @@
         <w:tc>
           <w:tcPr>
             <w:tcW w:w="573" w:type="dxa"/>
+            <w:tcBorders>
+              <w:left w:val="single" w:sz="6" w:space="0" w:color="auto"/>
+              <w:right w:val="single" w:sz="6" w:space="0" w:color="auto"/>
+            </w:tcBorders>
           </w:tcPr>
           <w:p>
             <w:pPr>
@@ -1779,6 +1810,10 @@
           <w:tcPr>
             <w:tcW w:w="2691" w:type="dxa"/>
             <w:gridSpan w:val="2"/>
+            <w:tcBorders>
+              <w:left w:val="single" w:sz="6" w:space="0" w:color="auto"/>
+              <w:right w:val="single" w:sz="6" w:space="0" w:color="auto"/>
+            </w:tcBorders>
           </w:tcPr>
           <w:p>
             <w:pPr>
@@ -1802,7 +1837,6 @@
                   <w14:uncheckedState w14:val="2610" w14:font="MS Gothic"/>
                 </w14:checkbox>
               </w:sdtPr>
-              <w:sdtEndPr/>
               <w:sdtContent>
                 <w:r>
                   <w:rPr>
@@ -1832,6 +1866,10 @@
         <w:tc>
           <w:tcPr>
             <w:tcW w:w="568" w:type="dxa"/>
+            <w:tcBorders>
+              <w:left w:val="single" w:sz="6" w:space="0" w:color="auto"/>
+              <w:right w:val="single" w:sz="6" w:space="0" w:color="auto"/>
+            </w:tcBorders>
           </w:tcPr>
           <w:p>
             <w:pPr>
@@ -1852,10 +1890,7 @@
             <w:tcW w:w="1679" w:type="dxa"/>
             <w:gridSpan w:val="8"/>
             <w:tcBorders>
-              <w:top w:val="single" w:sz="18" w:space="0" w:color="auto"/>
-              <w:left w:val="single" w:sz="18" w:space="0" w:color="auto"/>
-              <w:bottom w:val="single" w:sz="18" w:space="0" w:color="auto"/>
-              <w:right w:val="single" w:sz="18" w:space="0" w:color="auto"/>
+              <w:left w:val="single" w:sz="6" w:space="0" w:color="auto"/>
             </w:tcBorders>
           </w:tcPr>
           <w:p>
@@ -1881,7 +1916,6 @@
                   <w14:uncheckedState w14:val="2610" w14:font="MS Gothic"/>
                 </w14:checkbox>
               </w:sdtPr>
-              <w:sdtEndPr/>
               <w:sdtContent>
                 <w:r>
                   <w:rPr>
@@ -1911,10 +1945,7 @@
             <w:tcW w:w="2566" w:type="dxa"/>
             <w:gridSpan w:val="12"/>
             <w:tcBorders>
-              <w:top w:val="single" w:sz="18" w:space="0" w:color="auto"/>
-              <w:left w:val="single" w:sz="18" w:space="0" w:color="auto"/>
-              <w:bottom w:val="single" w:sz="18" w:space="0" w:color="auto"/>
-              <w:right w:val="single" w:sz="18" w:space="0" w:color="auto"/>
+              <w:right w:val="single" w:sz="6" w:space="0" w:color="auto"/>
             </w:tcBorders>
           </w:tcPr>
           <w:p>
@@ -1940,7 +1971,6 @@
                   <w14:uncheckedState w14:val="2610" w14:font="MS Gothic"/>
                 </w14:checkbox>
               </w:sdtPr>
-              <w:sdtEndPr/>
               <w:sdtContent>
                 <w:r>
                   <w:rPr>
@@ -1963,10 +1993,8 @@
           <w:tcPr>
             <w:tcW w:w="524" w:type="dxa"/>
             <w:tcBorders>
-              <w:top w:val="single" w:sz="18" w:space="0" w:color="auto"/>
-              <w:left w:val="single" w:sz="18" w:space="0" w:color="auto"/>
-              <w:bottom w:val="single" w:sz="18" w:space="0" w:color="auto"/>
-              <w:right w:val="single" w:sz="18" w:space="0" w:color="auto"/>
+              <w:left w:val="single" w:sz="6" w:space="0" w:color="auto"/>
+              <w:right w:val="single" w:sz="6" w:space="0" w:color="auto"/>
             </w:tcBorders>
           </w:tcPr>
           <w:p>
@@ -1993,7 +2021,10 @@
             <w:tcW w:w="4303" w:type="dxa"/>
             <w:gridSpan w:val="11"/>
             <w:tcBorders>
-              <w:left w:val="single" w:sz="18" w:space="0" w:color="auto"/>
+              <w:top w:val="single" w:sz="6" w:space="0" w:color="auto"/>
+              <w:left w:val="single" w:sz="6" w:space="0" w:color="auto"/>
+              <w:bottom w:val="single" w:sz="6" w:space="0" w:color="auto"/>
+              <w:right w:val="single" w:sz="6" w:space="0" w:color="auto"/>
             </w:tcBorders>
             <w:shd w:val="clear" w:color="auto" w:fill="BFBFBF" w:themeFill="background1" w:themeFillShade="BF"/>
           </w:tcPr>
@@ -2017,6 +2048,10 @@
           <w:tcPr>
             <w:tcW w:w="3540" w:type="dxa"/>
             <w:gridSpan w:val="6"/>
+            <w:tcBorders>
+              <w:left w:val="single" w:sz="6" w:space="0" w:color="auto"/>
+              <w:right w:val="single" w:sz="6" w:space="0" w:color="auto"/>
+            </w:tcBorders>
           </w:tcPr>
           <w:p>
             <w:pPr>
@@ -2037,7 +2072,6 @@
                   <w14:uncheckedState w14:val="2610" w14:font="MS Gothic"/>
                 </w14:checkbox>
               </w:sdtPr>
-              <w:sdtEndPr/>
               <w:sdtContent>
                 <w:r>
                   <w:rPr>
@@ -2048,25 +2082,21 @@
                 </w:r>
               </w:sdtContent>
             </w:sdt>
-            <w:proofErr w:type="spellStart"/>
-            <w:r>
-              <w:rPr>
-                <w:szCs w:val="16"/>
-              </w:rPr>
-              <w:t>пароконвектоматы</w:t>
-            </w:r>
-            <w:proofErr w:type="spellEnd"/>
-            <w:r>
-              <w:rPr>
-                <w:szCs w:val="16"/>
-              </w:rPr>
-              <w:t xml:space="preserve"> </w:t>
+            <w:r>
+              <w:rPr>
+                <w:szCs w:val="16"/>
+              </w:rPr>
+              <w:t xml:space="preserve">пароконвектоматы </w:t>
             </w:r>
           </w:p>
         </w:tc>
         <w:tc>
           <w:tcPr>
             <w:tcW w:w="573" w:type="dxa"/>
+            <w:tcBorders>
+              <w:left w:val="single" w:sz="6" w:space="0" w:color="auto"/>
+              <w:right w:val="single" w:sz="6" w:space="0" w:color="auto"/>
+            </w:tcBorders>
           </w:tcPr>
           <w:p>
             <w:pPr>
@@ -2081,6 +2111,10 @@
           <w:tcPr>
             <w:tcW w:w="2691" w:type="dxa"/>
             <w:gridSpan w:val="2"/>
+            <w:tcBorders>
+              <w:left w:val="single" w:sz="6" w:space="0" w:color="auto"/>
+              <w:right w:val="single" w:sz="6" w:space="0" w:color="auto"/>
+            </w:tcBorders>
           </w:tcPr>
           <w:p>
             <w:pPr>
@@ -2101,7 +2135,6 @@
                   <w14:uncheckedState w14:val="2610" w14:font="MS Gothic"/>
                 </w14:checkbox>
               </w:sdtPr>
-              <w:sdtEndPr/>
               <w:sdtContent>
                 <w:r>
                   <w:rPr>
@@ -2123,6 +2156,10 @@
         <w:tc>
           <w:tcPr>
             <w:tcW w:w="568" w:type="dxa"/>
+            <w:tcBorders>
+              <w:left w:val="single" w:sz="6" w:space="0" w:color="auto"/>
+              <w:right w:val="single" w:sz="6" w:space="0" w:color="auto"/>
+            </w:tcBorders>
           </w:tcPr>
           <w:p>
             <w:pPr>
@@ -2143,10 +2180,8 @@
             <w:tcW w:w="4245" w:type="dxa"/>
             <w:gridSpan w:val="20"/>
             <w:tcBorders>
-              <w:top w:val="single" w:sz="18" w:space="0" w:color="auto"/>
-              <w:left w:val="single" w:sz="18" w:space="0" w:color="auto"/>
-              <w:bottom w:val="single" w:sz="18" w:space="0" w:color="auto"/>
-              <w:right w:val="single" w:sz="18" w:space="0" w:color="auto"/>
+              <w:left w:val="single" w:sz="6" w:space="0" w:color="auto"/>
+              <w:right w:val="single" w:sz="6" w:space="0" w:color="auto"/>
             </w:tcBorders>
           </w:tcPr>
           <w:p>
@@ -2168,7 +2203,6 @@
                   <w14:uncheckedState w14:val="2610" w14:font="MS Gothic"/>
                 </w14:checkbox>
               </w:sdtPr>
-              <w:sdtEndPr/>
               <w:sdtContent>
                 <w:r>
                   <w:rPr>
@@ -2197,10 +2231,8 @@
           <w:tcPr>
             <w:tcW w:w="524" w:type="dxa"/>
             <w:tcBorders>
-              <w:top w:val="single" w:sz="18" w:space="0" w:color="auto"/>
-              <w:left w:val="single" w:sz="18" w:space="0" w:color="auto"/>
-              <w:bottom w:val="single" w:sz="18" w:space="0" w:color="auto"/>
-              <w:right w:val="single" w:sz="18" w:space="0" w:color="auto"/>
+              <w:left w:val="single" w:sz="6" w:space="0" w:color="auto"/>
+              <w:right w:val="single" w:sz="6" w:space="0" w:color="auto"/>
             </w:tcBorders>
           </w:tcPr>
           <w:p>
@@ -2223,7 +2255,8 @@
             <w:tcW w:w="1240" w:type="dxa"/>
             <w:gridSpan w:val="2"/>
             <w:tcBorders>
-              <w:left w:val="single" w:sz="18" w:space="0" w:color="auto"/>
+              <w:top w:val="single" w:sz="6" w:space="0" w:color="auto"/>
+              <w:left w:val="single" w:sz="6" w:space="0" w:color="auto"/>
             </w:tcBorders>
           </w:tcPr>
           <w:p>
@@ -2245,7 +2278,6 @@
                   <w14:uncheckedState w14:val="2610" w14:font="MS Gothic"/>
                 </w14:checkbox>
               </w:sdtPr>
-              <w:sdtEndPr/>
               <w:sdtContent>
                 <w:r>
                   <w:rPr>
@@ -2268,6 +2300,9 @@
           <w:tcPr>
             <w:tcW w:w="1241" w:type="dxa"/>
             <w:gridSpan w:val="5"/>
+            <w:tcBorders>
+              <w:top w:val="single" w:sz="6" w:space="0" w:color="auto"/>
+            </w:tcBorders>
           </w:tcPr>
           <w:p>
             <w:pPr>
@@ -2288,7 +2323,6 @@
                   <w14:uncheckedState w14:val="2610" w14:font="MS Gothic"/>
                 </w14:checkbox>
               </w:sdtPr>
-              <w:sdtEndPr/>
               <w:sdtContent>
                 <w:r>
                   <w:rPr>
@@ -2311,6 +2345,10 @@
           <w:tcPr>
             <w:tcW w:w="1245" w:type="dxa"/>
             <w:gridSpan w:val="3"/>
+            <w:tcBorders>
+              <w:top w:val="single" w:sz="6" w:space="0" w:color="auto"/>
+              <w:right w:val="single" w:sz="6" w:space="0" w:color="auto"/>
+            </w:tcBorders>
           </w:tcPr>
           <w:p>
             <w:pPr>
@@ -2331,7 +2369,6 @@
                   <w14:uncheckedState w14:val="2610" w14:font="MS Gothic"/>
                 </w14:checkbox>
               </w:sdtPr>
-              <w:sdtEndPr/>
               <w:sdtContent>
                 <w:r>
                   <w:rPr>
@@ -2353,6 +2390,11 @@
         <w:tc>
           <w:tcPr>
             <w:tcW w:w="577" w:type="dxa"/>
+            <w:tcBorders>
+              <w:top w:val="single" w:sz="6" w:space="0" w:color="auto"/>
+              <w:left w:val="single" w:sz="6" w:space="0" w:color="auto"/>
+              <w:right w:val="single" w:sz="6" w:space="0" w:color="auto"/>
+            </w:tcBorders>
           </w:tcPr>
           <w:p>
             <w:pPr>
@@ -2373,6 +2415,9 @@
           <w:tcPr>
             <w:tcW w:w="1571" w:type="dxa"/>
             <w:gridSpan w:val="3"/>
+            <w:tcBorders>
+              <w:left w:val="single" w:sz="6" w:space="0" w:color="auto"/>
+            </w:tcBorders>
           </w:tcPr>
           <w:p>
             <w:pPr>
@@ -2393,7 +2438,6 @@
                   <w14:uncheckedState w14:val="2610" w14:font="MS Gothic"/>
                 </w14:checkbox>
               </w:sdtPr>
-              <w:sdtEndPr/>
               <w:sdtContent>
                 <w:r>
                   <w:rPr>
@@ -2416,6 +2460,9 @@
           <w:tcPr>
             <w:tcW w:w="1969" w:type="dxa"/>
             <w:gridSpan w:val="3"/>
+            <w:tcBorders>
+              <w:right w:val="single" w:sz="6" w:space="0" w:color="auto"/>
+            </w:tcBorders>
           </w:tcPr>
           <w:p>
             <w:pPr>
@@ -2436,7 +2483,6 @@
                   <w14:uncheckedState w14:val="2610" w14:font="MS Gothic"/>
                 </w14:checkbox>
               </w:sdtPr>
-              <w:sdtEndPr/>
               <w:sdtContent>
                 <w:r>
                   <w:rPr>
@@ -2458,6 +2504,10 @@
         <w:tc>
           <w:tcPr>
             <w:tcW w:w="573" w:type="dxa"/>
+            <w:tcBorders>
+              <w:left w:val="single" w:sz="6" w:space="0" w:color="auto"/>
+              <w:right w:val="single" w:sz="6" w:space="0" w:color="auto"/>
+            </w:tcBorders>
           </w:tcPr>
           <w:p>
             <w:pPr>
@@ -2478,6 +2528,10 @@
           <w:tcPr>
             <w:tcW w:w="2691" w:type="dxa"/>
             <w:gridSpan w:val="2"/>
+            <w:tcBorders>
+              <w:left w:val="single" w:sz="6" w:space="0" w:color="auto"/>
+              <w:right w:val="single" w:sz="6" w:space="0" w:color="auto"/>
+            </w:tcBorders>
           </w:tcPr>
           <w:p>
             <w:pPr>
@@ -2498,7 +2552,6 @@
                   <w14:uncheckedState w14:val="2610" w14:font="MS Gothic"/>
                 </w14:checkbox>
               </w:sdtPr>
-              <w:sdtEndPr/>
               <w:sdtContent>
                 <w:r>
                   <w:rPr>
@@ -2520,6 +2573,10 @@
         <w:tc>
           <w:tcPr>
             <w:tcW w:w="568" w:type="dxa"/>
+            <w:tcBorders>
+              <w:left w:val="single" w:sz="6" w:space="0" w:color="auto"/>
+              <w:right w:val="single" w:sz="6" w:space="0" w:color="auto"/>
+            </w:tcBorders>
           </w:tcPr>
           <w:p>
             <w:pPr>
@@ -2540,10 +2597,7 @@
             <w:tcW w:w="1828" w:type="dxa"/>
             <w:gridSpan w:val="10"/>
             <w:tcBorders>
-              <w:top w:val="single" w:sz="18" w:space="0" w:color="auto"/>
-              <w:left w:val="single" w:sz="18" w:space="0" w:color="auto"/>
-              <w:bottom w:val="single" w:sz="18" w:space="0" w:color="auto"/>
-              <w:right w:val="single" w:sz="18" w:space="0" w:color="auto"/>
+              <w:left w:val="single" w:sz="6" w:space="0" w:color="auto"/>
             </w:tcBorders>
           </w:tcPr>
           <w:p>
@@ -2565,7 +2619,6 @@
                   <w14:uncheckedState w14:val="2610" w14:font="MS Gothic"/>
                 </w14:checkbox>
               </w:sdtPr>
-              <w:sdtEndPr/>
               <w:sdtContent>
                 <w:r>
                   <w:rPr>
@@ -2595,10 +2648,7 @@
             <w:tcW w:w="2417" w:type="dxa"/>
             <w:gridSpan w:val="10"/>
             <w:tcBorders>
-              <w:top w:val="single" w:sz="18" w:space="0" w:color="auto"/>
-              <w:left w:val="single" w:sz="18" w:space="0" w:color="auto"/>
-              <w:bottom w:val="single" w:sz="18" w:space="0" w:color="auto"/>
-              <w:right w:val="single" w:sz="18" w:space="0" w:color="auto"/>
+              <w:right w:val="single" w:sz="6" w:space="0" w:color="auto"/>
             </w:tcBorders>
           </w:tcPr>
           <w:p>
@@ -2620,10 +2670,8 @@
           <w:tcPr>
             <w:tcW w:w="524" w:type="dxa"/>
             <w:tcBorders>
-              <w:top w:val="single" w:sz="18" w:space="0" w:color="auto"/>
-              <w:left w:val="single" w:sz="18" w:space="0" w:color="auto"/>
-              <w:bottom w:val="single" w:sz="18" w:space="0" w:color="auto"/>
-              <w:right w:val="single" w:sz="18" w:space="0" w:color="auto"/>
+              <w:left w:val="single" w:sz="6" w:space="0" w:color="auto"/>
+              <w:right w:val="single" w:sz="6" w:space="0" w:color="auto"/>
             </w:tcBorders>
           </w:tcPr>
           <w:p>
@@ -2646,7 +2694,7 @@
             <w:tcW w:w="1240" w:type="dxa"/>
             <w:gridSpan w:val="2"/>
             <w:tcBorders>
-              <w:left w:val="single" w:sz="18" w:space="0" w:color="auto"/>
+              <w:left w:val="single" w:sz="6" w:space="0" w:color="auto"/>
             </w:tcBorders>
           </w:tcPr>
           <w:p>
@@ -2668,7 +2716,6 @@
                   <w14:uncheckedState w14:val="2610" w14:font="MS Gothic"/>
                 </w14:checkbox>
               </w:sdtPr>
-              <w:sdtEndPr/>
               <w:sdtContent>
                 <w:r>
                   <w:rPr>
@@ -2711,7 +2758,6 @@
                   <w14:uncheckedState w14:val="2610" w14:font="MS Gothic"/>
                 </w14:checkbox>
               </w:sdtPr>
-              <w:sdtEndPr/>
               <w:sdtContent>
                 <w:r>
                   <w:rPr>
@@ -2742,6 +2788,9 @@
           <w:tcPr>
             <w:tcW w:w="1245" w:type="dxa"/>
             <w:gridSpan w:val="3"/>
+            <w:tcBorders>
+              <w:right w:val="single" w:sz="6" w:space="0" w:color="auto"/>
+            </w:tcBorders>
           </w:tcPr>
           <w:p>
             <w:pPr>
@@ -2762,7 +2811,6 @@
                   <w14:uncheckedState w14:val="2610" w14:font="MS Gothic"/>
                 </w14:checkbox>
               </w:sdtPr>
-              <w:sdtEndPr/>
               <w:sdtContent>
                 <w:r>
                   <w:rPr>
@@ -2784,6 +2832,10 @@
         <w:tc>
           <w:tcPr>
             <w:tcW w:w="577" w:type="dxa"/>
+            <w:tcBorders>
+              <w:left w:val="single" w:sz="6" w:space="0" w:color="auto"/>
+              <w:right w:val="single" w:sz="6" w:space="0" w:color="auto"/>
+            </w:tcBorders>
           </w:tcPr>
           <w:p>
             <w:pPr>
@@ -2804,6 +2856,10 @@
           <w:tcPr>
             <w:tcW w:w="3540" w:type="dxa"/>
             <w:gridSpan w:val="6"/>
+            <w:tcBorders>
+              <w:left w:val="single" w:sz="6" w:space="0" w:color="auto"/>
+              <w:right w:val="single" w:sz="6" w:space="0" w:color="auto"/>
+            </w:tcBorders>
           </w:tcPr>
           <w:p>
             <w:pPr>
@@ -2826,7 +2882,6 @@
                   <w14:uncheckedState w14:val="2610" w14:font="MS Gothic"/>
                 </w14:checkbox>
               </w:sdtPr>
-              <w:sdtEndPr/>
               <w:sdtContent>
                 <w:r>
                   <w:rPr>
@@ -2856,6 +2911,10 @@
         <w:tc>
           <w:tcPr>
             <w:tcW w:w="573" w:type="dxa"/>
+            <w:tcBorders>
+              <w:left w:val="single" w:sz="6" w:space="0" w:color="auto"/>
+              <w:right w:val="single" w:sz="6" w:space="0" w:color="auto"/>
+            </w:tcBorders>
           </w:tcPr>
           <w:p>
             <w:pPr>
@@ -2870,6 +2929,10 @@
           <w:tcPr>
             <w:tcW w:w="2691" w:type="dxa"/>
             <w:gridSpan w:val="2"/>
+            <w:tcBorders>
+              <w:left w:val="single" w:sz="6" w:space="0" w:color="auto"/>
+              <w:right w:val="single" w:sz="6" w:space="0" w:color="auto"/>
+            </w:tcBorders>
           </w:tcPr>
           <w:p>
             <w:pPr>
@@ -2890,7 +2953,6 @@
                   <w14:uncheckedState w14:val="2610" w14:font="MS Gothic"/>
                 </w14:checkbox>
               </w:sdtPr>
-              <w:sdtEndPr/>
               <w:sdtContent>
                 <w:r>
                   <w:rPr>
@@ -2932,6 +2994,10 @@
         <w:tc>
           <w:tcPr>
             <w:tcW w:w="568" w:type="dxa"/>
+            <w:tcBorders>
+              <w:left w:val="single" w:sz="6" w:space="0" w:color="auto"/>
+              <w:right w:val="single" w:sz="6" w:space="0" w:color="auto"/>
+            </w:tcBorders>
           </w:tcPr>
           <w:p>
             <w:pPr>
@@ -2952,10 +3018,7 @@
             <w:tcW w:w="1679" w:type="dxa"/>
             <w:gridSpan w:val="8"/>
             <w:tcBorders>
-              <w:top w:val="single" w:sz="18" w:space="0" w:color="auto"/>
-              <w:left w:val="single" w:sz="18" w:space="0" w:color="auto"/>
-              <w:bottom w:val="single" w:sz="18" w:space="0" w:color="auto"/>
-              <w:right w:val="single" w:sz="18" w:space="0" w:color="auto"/>
+              <w:left w:val="single" w:sz="6" w:space="0" w:color="auto"/>
             </w:tcBorders>
           </w:tcPr>
           <w:p>
@@ -2977,7 +3040,6 @@
                   <w14:uncheckedState w14:val="2610" w14:font="MS Gothic"/>
                 </w14:checkbox>
               </w:sdtPr>
-              <w:sdtEndPr/>
               <w:sdtContent>
                 <w:r>
                   <w:rPr>
@@ -3007,10 +3069,7 @@
             <w:tcW w:w="2566" w:type="dxa"/>
             <w:gridSpan w:val="12"/>
             <w:tcBorders>
-              <w:top w:val="single" w:sz="18" w:space="0" w:color="auto"/>
-              <w:left w:val="single" w:sz="18" w:space="0" w:color="auto"/>
-              <w:bottom w:val="single" w:sz="18" w:space="0" w:color="auto"/>
-              <w:right w:val="single" w:sz="18" w:space="0" w:color="auto"/>
+              <w:right w:val="single" w:sz="6" w:space="0" w:color="auto"/>
             </w:tcBorders>
           </w:tcPr>
           <w:p>
@@ -3052,10 +3111,8 @@
           <w:tcPr>
             <w:tcW w:w="524" w:type="dxa"/>
             <w:tcBorders>
-              <w:top w:val="single" w:sz="18" w:space="0" w:color="auto"/>
-              <w:left w:val="single" w:sz="18" w:space="0" w:color="auto"/>
-              <w:bottom w:val="single" w:sz="18" w:space="0" w:color="auto"/>
-              <w:right w:val="single" w:sz="18" w:space="0" w:color="auto"/>
+              <w:left w:val="single" w:sz="6" w:space="0" w:color="auto"/>
+              <w:right w:val="single" w:sz="6" w:space="0" w:color="auto"/>
             </w:tcBorders>
           </w:tcPr>
           <w:p>
@@ -3078,7 +3135,7 @@
             <w:tcW w:w="1240" w:type="dxa"/>
             <w:gridSpan w:val="2"/>
             <w:tcBorders>
-              <w:left w:val="single" w:sz="18" w:space="0" w:color="auto"/>
+              <w:left w:val="single" w:sz="6" w:space="0" w:color="auto"/>
             </w:tcBorders>
           </w:tcPr>
           <w:p>
@@ -3100,7 +3157,6 @@
                   <w14:uncheckedState w14:val="2610" w14:font="MS Gothic"/>
                 </w14:checkbox>
               </w:sdtPr>
-              <w:sdtEndPr/>
               <w:sdtContent>
                 <w:r>
                   <w:rPr>
@@ -3143,7 +3199,6 @@
                   <w14:uncheckedState w14:val="2610" w14:font="MS Gothic"/>
                 </w14:checkbox>
               </w:sdtPr>
-              <w:sdtEndPr/>
               <w:sdtContent>
                 <w:r>
                   <w:rPr>
@@ -3166,6 +3221,9 @@
           <w:tcPr>
             <w:tcW w:w="1245" w:type="dxa"/>
             <w:gridSpan w:val="3"/>
+            <w:tcBorders>
+              <w:right w:val="single" w:sz="6" w:space="0" w:color="auto"/>
+            </w:tcBorders>
           </w:tcPr>
           <w:p>
             <w:pPr>
@@ -3186,7 +3244,6 @@
                   <w14:uncheckedState w14:val="2610" w14:font="MS Gothic"/>
                 </w14:checkbox>
               </w:sdtPr>
-              <w:sdtEndPr/>
               <w:sdtContent>
                 <w:r>
                   <w:rPr>
@@ -3208,6 +3265,10 @@
         <w:tc>
           <w:tcPr>
             <w:tcW w:w="577" w:type="dxa"/>
+            <w:tcBorders>
+              <w:left w:val="single" w:sz="6" w:space="0" w:color="auto"/>
+              <w:right w:val="single" w:sz="6" w:space="0" w:color="auto"/>
+            </w:tcBorders>
           </w:tcPr>
           <w:p>
             <w:pPr>
@@ -3222,6 +3283,11 @@
           <w:tcPr>
             <w:tcW w:w="3540" w:type="dxa"/>
             <w:gridSpan w:val="6"/>
+            <w:tcBorders>
+              <w:left w:val="single" w:sz="6" w:space="0" w:color="auto"/>
+              <w:bottom w:val="single" w:sz="6" w:space="0" w:color="auto"/>
+              <w:right w:val="single" w:sz="6" w:space="0" w:color="auto"/>
+            </w:tcBorders>
           </w:tcPr>
           <w:p>
             <w:pPr>
@@ -3242,7 +3308,6 @@
                   <w14:uncheckedState w14:val="2610" w14:font="MS Gothic"/>
                 </w14:checkbox>
               </w:sdtPr>
-              <w:sdtEndPr/>
               <w:sdtContent>
                 <w:r>
                   <w:rPr>
@@ -3264,6 +3329,11 @@
         <w:tc>
           <w:tcPr>
             <w:tcW w:w="573" w:type="dxa"/>
+            <w:tcBorders>
+              <w:left w:val="single" w:sz="6" w:space="0" w:color="auto"/>
+              <w:bottom w:val="single" w:sz="6" w:space="0" w:color="auto"/>
+              <w:right w:val="single" w:sz="6" w:space="0" w:color="auto"/>
+            </w:tcBorders>
           </w:tcPr>
           <w:p>
             <w:pPr>
@@ -3278,6 +3348,11 @@
           <w:tcPr>
             <w:tcW w:w="2691" w:type="dxa"/>
             <w:gridSpan w:val="2"/>
+            <w:tcBorders>
+              <w:left w:val="single" w:sz="6" w:space="0" w:color="auto"/>
+              <w:bottom w:val="single" w:sz="6" w:space="0" w:color="auto"/>
+              <w:right w:val="single" w:sz="6" w:space="0" w:color="auto"/>
+            </w:tcBorders>
           </w:tcPr>
           <w:p>
             <w:pPr>
@@ -3298,7 +3373,6 @@
                   <w14:uncheckedState w14:val="2610" w14:font="MS Gothic"/>
                 </w14:checkbox>
               </w:sdtPr>
-              <w:sdtEndPr/>
               <w:sdtContent>
                 <w:r>
                   <w:rPr>
@@ -3327,6 +3401,11 @@
         <w:tc>
           <w:tcPr>
             <w:tcW w:w="568" w:type="dxa"/>
+            <w:tcBorders>
+              <w:left w:val="single" w:sz="6" w:space="0" w:color="auto"/>
+              <w:bottom w:val="single" w:sz="6" w:space="0" w:color="auto"/>
+              <w:right w:val="single" w:sz="6" w:space="0" w:color="auto"/>
+            </w:tcBorders>
           </w:tcPr>
           <w:p>
             <w:pPr>
@@ -3347,10 +3426,7 @@
             <w:tcW w:w="2391" w:type="dxa"/>
             <w:gridSpan w:val="15"/>
             <w:tcBorders>
-              <w:top w:val="single" w:sz="18" w:space="0" w:color="auto"/>
-              <w:left w:val="single" w:sz="18" w:space="0" w:color="auto"/>
-              <w:bottom w:val="single" w:sz="18" w:space="0" w:color="auto"/>
-              <w:right w:val="single" w:sz="18" w:space="0" w:color="auto"/>
+              <w:left w:val="single" w:sz="6" w:space="0" w:color="auto"/>
             </w:tcBorders>
           </w:tcPr>
           <w:p>
@@ -3372,7 +3448,6 @@
                   <w14:uncheckedState w14:val="2610" w14:font="MS Gothic"/>
                 </w14:checkbox>
               </w:sdtPr>
-              <w:sdtEndPr/>
               <w:sdtContent>
                 <w:r>
                   <w:rPr>
@@ -3396,10 +3471,7 @@
             <w:tcW w:w="1854" w:type="dxa"/>
             <w:gridSpan w:val="5"/>
             <w:tcBorders>
-              <w:top w:val="single" w:sz="18" w:space="0" w:color="auto"/>
-              <w:left w:val="single" w:sz="18" w:space="0" w:color="auto"/>
-              <w:bottom w:val="single" w:sz="18" w:space="0" w:color="auto"/>
-              <w:right w:val="single" w:sz="18" w:space="0" w:color="auto"/>
+              <w:right w:val="single" w:sz="6" w:space="0" w:color="auto"/>
             </w:tcBorders>
           </w:tcPr>
           <w:p>
@@ -3421,7 +3493,6 @@
                   <w14:uncheckedState w14:val="2610" w14:font="MS Gothic"/>
                 </w14:checkbox>
               </w:sdtPr>
-              <w:sdtEndPr/>
               <w:sdtContent>
                 <w:r>
                   <w:rPr>
@@ -3444,10 +3515,8 @@
           <w:tcPr>
             <w:tcW w:w="524" w:type="dxa"/>
             <w:tcBorders>
-              <w:top w:val="single" w:sz="18" w:space="0" w:color="auto"/>
-              <w:left w:val="single" w:sz="18" w:space="0" w:color="auto"/>
-              <w:bottom w:val="single" w:sz="18" w:space="0" w:color="auto"/>
-              <w:right w:val="single" w:sz="18" w:space="0" w:color="auto"/>
+              <w:left w:val="single" w:sz="6" w:space="0" w:color="auto"/>
+              <w:right w:val="single" w:sz="6" w:space="0" w:color="auto"/>
             </w:tcBorders>
           </w:tcPr>
           <w:p>
@@ -3470,7 +3539,8 @@
             <w:tcW w:w="3726" w:type="dxa"/>
             <w:gridSpan w:val="10"/>
             <w:tcBorders>
-              <w:left w:val="single" w:sz="18" w:space="0" w:color="auto"/>
+              <w:left w:val="single" w:sz="6" w:space="0" w:color="auto"/>
+              <w:right w:val="single" w:sz="6" w:space="0" w:color="auto"/>
             </w:tcBorders>
           </w:tcPr>
           <w:p>
@@ -3492,7 +3562,6 @@
                   <w14:uncheckedState w14:val="2610" w14:font="MS Gothic"/>
                 </w14:checkbox>
               </w:sdtPr>
-              <w:sdtEndPr/>
               <w:sdtContent>
                 <w:r>
                   <w:rPr>
@@ -3516,6 +3585,10 @@
         <w:tc>
           <w:tcPr>
             <w:tcW w:w="577" w:type="dxa"/>
+            <w:tcBorders>
+              <w:left w:val="single" w:sz="6" w:space="0" w:color="auto"/>
+              <w:right w:val="single" w:sz="6" w:space="0" w:color="auto"/>
+            </w:tcBorders>
           </w:tcPr>
           <w:p>
             <w:pPr>
@@ -3536,6 +3609,12 @@
           <w:tcPr>
             <w:tcW w:w="4113" w:type="dxa"/>
             <w:gridSpan w:val="7"/>
+            <w:tcBorders>
+              <w:top w:val="single" w:sz="6" w:space="0" w:color="auto"/>
+              <w:left w:val="single" w:sz="6" w:space="0" w:color="auto"/>
+              <w:bottom w:val="single" w:sz="6" w:space="0" w:color="auto"/>
+              <w:right w:val="single" w:sz="6" w:space="0" w:color="auto"/>
+            </w:tcBorders>
             <w:shd w:val="clear" w:color="auto" w:fill="BFBFBF" w:themeFill="background1" w:themeFillShade="BF"/>
           </w:tcPr>
           <w:p>
@@ -3558,6 +3637,11 @@
           <w:tcPr>
             <w:tcW w:w="2691" w:type="dxa"/>
             <w:gridSpan w:val="2"/>
+            <w:tcBorders>
+              <w:top w:val="single" w:sz="6" w:space="0" w:color="auto"/>
+              <w:left w:val="single" w:sz="6" w:space="0" w:color="auto"/>
+              <w:bottom w:val="single" w:sz="6" w:space="0" w:color="auto"/>
+            </w:tcBorders>
             <w:shd w:val="clear" w:color="auto" w:fill="BFBFBF" w:themeFill="background1" w:themeFillShade="BF"/>
           </w:tcPr>
           <w:p>
@@ -3572,6 +3656,11 @@
         <w:tc>
           <w:tcPr>
             <w:tcW w:w="568" w:type="dxa"/>
+            <w:tcBorders>
+              <w:top w:val="single" w:sz="6" w:space="0" w:color="auto"/>
+              <w:bottom w:val="single" w:sz="6" w:space="0" w:color="auto"/>
+              <w:right w:val="single" w:sz="6" w:space="0" w:color="auto"/>
+            </w:tcBorders>
           </w:tcPr>
           <w:p>
             <w:pPr>
@@ -3592,10 +3681,8 @@
             <w:tcW w:w="2391" w:type="dxa"/>
             <w:gridSpan w:val="15"/>
             <w:tcBorders>
-              <w:top w:val="single" w:sz="18" w:space="0" w:color="auto"/>
-              <w:left w:val="single" w:sz="18" w:space="0" w:color="auto"/>
-              <w:bottom w:val="single" w:sz="18" w:space="0" w:color="auto"/>
-              <w:right w:val="single" w:sz="18" w:space="0" w:color="auto"/>
+              <w:top w:val="single" w:sz="6" w:space="0" w:color="auto"/>
+              <w:left w:val="single" w:sz="6" w:space="0" w:color="auto"/>
             </w:tcBorders>
           </w:tcPr>
           <w:p>
@@ -3617,7 +3704,6 @@
                   <w14:uncheckedState w14:val="2610" w14:font="MS Gothic"/>
                 </w14:checkbox>
               </w:sdtPr>
-              <w:sdtEndPr/>
               <w:sdtContent>
                 <w:r>
                   <w:rPr>
@@ -3641,10 +3727,8 @@
             <w:tcW w:w="1854" w:type="dxa"/>
             <w:gridSpan w:val="5"/>
             <w:tcBorders>
-              <w:top w:val="single" w:sz="18" w:space="0" w:color="auto"/>
-              <w:left w:val="single" w:sz="18" w:space="0" w:color="auto"/>
-              <w:bottom w:val="single" w:sz="18" w:space="0" w:color="auto"/>
-              <w:right w:val="single" w:sz="18" w:space="0" w:color="auto"/>
+              <w:top w:val="single" w:sz="6" w:space="0" w:color="auto"/>
+              <w:right w:val="single" w:sz="6" w:space="0" w:color="auto"/>
             </w:tcBorders>
           </w:tcPr>
           <w:p>
@@ -3667,7 +3751,6 @@
                   <w14:uncheckedState w14:val="2610" w14:font="MS Gothic"/>
                 </w14:checkbox>
               </w:sdtPr>
-              <w:sdtEndPr/>
               <w:sdtContent>
                 <w:r>
                   <w:rPr>
@@ -3690,10 +3773,9 @@
           <w:tcPr>
             <w:tcW w:w="524" w:type="dxa"/>
             <w:tcBorders>
-              <w:top w:val="single" w:sz="18" w:space="0" w:color="auto"/>
-              <w:left w:val="single" w:sz="18" w:space="0" w:color="auto"/>
-              <w:bottom w:val="single" w:sz="18" w:space="0" w:color="auto"/>
-              <w:right w:val="single" w:sz="18" w:space="0" w:color="auto"/>
+              <w:top w:val="single" w:sz="6" w:space="0" w:color="auto"/>
+              <w:left w:val="single" w:sz="6" w:space="0" w:color="auto"/>
+              <w:right w:val="single" w:sz="6" w:space="0" w:color="auto"/>
             </w:tcBorders>
           </w:tcPr>
           <w:p>
@@ -3716,7 +3798,9 @@
             <w:tcW w:w="3726" w:type="dxa"/>
             <w:gridSpan w:val="10"/>
             <w:tcBorders>
-              <w:left w:val="single" w:sz="18" w:space="0" w:color="auto"/>
+              <w:top w:val="single" w:sz="6" w:space="0" w:color="auto"/>
+              <w:left w:val="single" w:sz="6" w:space="0" w:color="auto"/>
+              <w:right w:val="single" w:sz="6" w:space="0" w:color="auto"/>
             </w:tcBorders>
           </w:tcPr>
           <w:p>
@@ -3738,7 +3822,6 @@
                   <w14:uncheckedState w14:val="2610" w14:font="MS Gothic"/>
                 </w14:checkbox>
               </w:sdtPr>
-              <w:sdtEndPr/>
               <w:sdtContent>
                 <w:r>
                   <w:rPr>
@@ -3767,7 +3850,6 @@
                   <w14:uncheckedState w14:val="2610" w14:font="MS Gothic"/>
                 </w14:checkbox>
               </w:sdtPr>
-              <w:sdtEndPr/>
               <w:sdtContent>
                 <w:r>
                   <w:rPr>
@@ -3796,7 +3878,6 @@
                   <w14:uncheckedState w14:val="2610" w14:font="MS Gothic"/>
                 </w14:checkbox>
               </w:sdtPr>
-              <w:sdtEndPr/>
               <w:sdtContent>
                 <w:r>
                   <w:rPr>
@@ -3825,7 +3906,6 @@
                   <w14:uncheckedState w14:val="2610" w14:font="MS Gothic"/>
                 </w14:checkbox>
               </w:sdtPr>
-              <w:sdtEndPr/>
               <w:sdtContent>
                 <w:r>
                   <w:rPr>
@@ -3847,6 +3927,11 @@
         <w:tc>
           <w:tcPr>
             <w:tcW w:w="577" w:type="dxa"/>
+            <w:tcBorders>
+              <w:top w:val="single" w:sz="6" w:space="0" w:color="auto"/>
+              <w:left w:val="single" w:sz="6" w:space="0" w:color="auto"/>
+              <w:right w:val="single" w:sz="6" w:space="0" w:color="auto"/>
+            </w:tcBorders>
           </w:tcPr>
           <w:p>
             <w:pPr>
@@ -3867,6 +3952,11 @@
           <w:tcPr>
             <w:tcW w:w="3540" w:type="dxa"/>
             <w:gridSpan w:val="6"/>
+            <w:tcBorders>
+              <w:top w:val="single" w:sz="6" w:space="0" w:color="auto"/>
+              <w:left w:val="single" w:sz="6" w:space="0" w:color="auto"/>
+              <w:right w:val="single" w:sz="6" w:space="0" w:color="auto"/>
+            </w:tcBorders>
           </w:tcPr>
           <w:p>
             <w:pPr>
@@ -3890,7 +3980,6 @@
                   <w14:uncheckedState w14:val="2610" w14:font="MS Gothic"/>
                 </w14:checkbox>
               </w:sdtPr>
-              <w:sdtEndPr/>
               <w:sdtContent>
                 <w:r>
                   <w:rPr>
@@ -3919,7 +4008,6 @@
                   <w14:uncheckedState w14:val="2610" w14:font="MS Gothic"/>
                 </w14:checkbox>
               </w:sdtPr>
-              <w:sdtEndPr/>
               <w:sdtContent>
                 <w:r>
                   <w:rPr>
@@ -3948,7 +4036,6 @@
                   <w14:uncheckedState w14:val="2610" w14:font="MS Gothic"/>
                 </w14:checkbox>
               </w:sdtPr>
-              <w:sdtEndPr/>
               <w:sdtContent>
                 <w:r>
                   <w:rPr>
@@ -3970,6 +4057,11 @@
         <w:tc>
           <w:tcPr>
             <w:tcW w:w="573" w:type="dxa"/>
+            <w:tcBorders>
+              <w:top w:val="single" w:sz="6" w:space="0" w:color="auto"/>
+              <w:left w:val="single" w:sz="6" w:space="0" w:color="auto"/>
+              <w:right w:val="single" w:sz="6" w:space="0" w:color="auto"/>
+            </w:tcBorders>
           </w:tcPr>
           <w:p>
             <w:pPr>
@@ -3998,12 +4090,16 @@
               <w14:uncheckedState w14:val="2610" w14:font="MS Gothic"/>
             </w14:checkbox>
           </w:sdtPr>
-          <w:sdtEndPr/>
           <w:sdtContent>
             <w:tc>
               <w:tcPr>
                 <w:tcW w:w="2691" w:type="dxa"/>
                 <w:gridSpan w:val="2"/>
+                <w:tcBorders>
+                  <w:top w:val="single" w:sz="6" w:space="0" w:color="auto"/>
+                  <w:left w:val="single" w:sz="6" w:space="0" w:color="auto"/>
+                  <w:right w:val="single" w:sz="6" w:space="0" w:color="auto"/>
+                </w:tcBorders>
               </w:tcPr>
               <w:p>
                 <w:pPr>
@@ -4026,6 +4122,11 @@
         <w:tc>
           <w:tcPr>
             <w:tcW w:w="568" w:type="dxa"/>
+            <w:tcBorders>
+              <w:top w:val="single" w:sz="6" w:space="0" w:color="auto"/>
+              <w:left w:val="single" w:sz="6" w:space="0" w:color="auto"/>
+              <w:right w:val="single" w:sz="6" w:space="0" w:color="auto"/>
+            </w:tcBorders>
           </w:tcPr>
           <w:p>
             <w:pPr>
@@ -4046,10 +4147,8 @@
             <w:tcW w:w="4245" w:type="dxa"/>
             <w:gridSpan w:val="20"/>
             <w:tcBorders>
-              <w:top w:val="single" w:sz="18" w:space="0" w:color="auto"/>
-              <w:left w:val="single" w:sz="18" w:space="0" w:color="auto"/>
-              <w:bottom w:val="single" w:sz="18" w:space="0" w:color="auto"/>
-              <w:right w:val="single" w:sz="18" w:space="0" w:color="auto"/>
+              <w:left w:val="single" w:sz="6" w:space="0" w:color="auto"/>
+              <w:right w:val="single" w:sz="6" w:space="0" w:color="auto"/>
             </w:tcBorders>
           </w:tcPr>
           <w:p>
@@ -4071,7 +4170,6 @@
                   <w14:uncheckedState w14:val="2610" w14:font="MS Gothic"/>
                 </w14:checkbox>
               </w:sdtPr>
-              <w:sdtEndPr/>
               <w:sdtContent>
                 <w:r>
                   <w:rPr>
@@ -4094,10 +4192,8 @@
           <w:tcPr>
             <w:tcW w:w="524" w:type="dxa"/>
             <w:tcBorders>
-              <w:top w:val="single" w:sz="18" w:space="0" w:color="auto"/>
-              <w:left w:val="single" w:sz="18" w:space="0" w:color="auto"/>
-              <w:bottom w:val="single" w:sz="18" w:space="0" w:color="auto"/>
-              <w:right w:val="single" w:sz="18" w:space="0" w:color="auto"/>
+              <w:left w:val="single" w:sz="6" w:space="0" w:color="auto"/>
+              <w:right w:val="single" w:sz="6" w:space="0" w:color="auto"/>
             </w:tcBorders>
           </w:tcPr>
           <w:p>
@@ -4120,7 +4216,8 @@
             <w:tcW w:w="3726" w:type="dxa"/>
             <w:gridSpan w:val="10"/>
             <w:tcBorders>
-              <w:left w:val="single" w:sz="18" w:space="0" w:color="auto"/>
+              <w:left w:val="single" w:sz="6" w:space="0" w:color="auto"/>
+              <w:right w:val="single" w:sz="6" w:space="0" w:color="auto"/>
             </w:tcBorders>
           </w:tcPr>
           <w:p>
@@ -4142,7 +4239,6 @@
                   <w14:uncheckedState w14:val="2610" w14:font="MS Gothic"/>
                 </w14:checkbox>
               </w:sdtPr>
-              <w:sdtEndPr/>
               <w:sdtContent>
                 <w:r>
                   <w:rPr>
@@ -4171,7 +4267,6 @@
                   <w14:uncheckedState w14:val="2610" w14:font="MS Gothic"/>
                 </w14:checkbox>
               </w:sdtPr>
-              <w:sdtEndPr/>
               <w:sdtContent>
                 <w:r>
                   <w:rPr>
@@ -4200,7 +4295,6 @@
                   <w14:uncheckedState w14:val="2610" w14:font="MS Gothic"/>
                 </w14:checkbox>
               </w:sdtPr>
-              <w:sdtEndPr/>
               <w:sdtContent>
                 <w:r>
                   <w:rPr>
@@ -4222,6 +4316,10 @@
         <w:tc>
           <w:tcPr>
             <w:tcW w:w="577" w:type="dxa"/>
+            <w:tcBorders>
+              <w:left w:val="single" w:sz="6" w:space="0" w:color="auto"/>
+              <w:right w:val="single" w:sz="6" w:space="0" w:color="auto"/>
+            </w:tcBorders>
           </w:tcPr>
           <w:p>
             <w:pPr>
@@ -4242,6 +4340,10 @@
           <w:tcPr>
             <w:tcW w:w="3540" w:type="dxa"/>
             <w:gridSpan w:val="6"/>
+            <w:tcBorders>
+              <w:left w:val="single" w:sz="6" w:space="0" w:color="auto"/>
+              <w:right w:val="single" w:sz="6" w:space="0" w:color="auto"/>
+            </w:tcBorders>
           </w:tcPr>
           <w:p>
             <w:pPr>
@@ -4262,7 +4364,6 @@
                   <w14:uncheckedState w14:val="2610" w14:font="MS Gothic"/>
                 </w14:checkbox>
               </w:sdtPr>
-              <w:sdtEndPr/>
               <w:sdtContent>
                 <w:r>
                   <w:rPr>
@@ -4291,7 +4392,6 @@
                   <w14:uncheckedState w14:val="2610" w14:font="MS Gothic"/>
                 </w14:checkbox>
               </w:sdtPr>
-              <w:sdtEndPr/>
               <w:sdtContent>
                 <w:r>
                   <w:rPr>
@@ -4320,7 +4420,6 @@
                   <w14:uncheckedState w14:val="2610" w14:font="MS Gothic"/>
                 </w14:checkbox>
               </w:sdtPr>
-              <w:sdtEndPr/>
               <w:sdtContent>
                 <w:r>
                   <w:rPr>
@@ -4342,6 +4441,10 @@
         <w:tc>
           <w:tcPr>
             <w:tcW w:w="573" w:type="dxa"/>
+            <w:tcBorders>
+              <w:left w:val="single" w:sz="6" w:space="0" w:color="auto"/>
+              <w:right w:val="single" w:sz="6" w:space="0" w:color="auto"/>
+            </w:tcBorders>
           </w:tcPr>
           <w:p>
             <w:pPr>
@@ -4370,12 +4473,15 @@
               <w14:uncheckedState w14:val="2610" w14:font="MS Gothic"/>
             </w14:checkbox>
           </w:sdtPr>
-          <w:sdtEndPr/>
           <w:sdtContent>
             <w:tc>
               <w:tcPr>
                 <w:tcW w:w="2691" w:type="dxa"/>
                 <w:gridSpan w:val="2"/>
+                <w:tcBorders>
+                  <w:left w:val="single" w:sz="6" w:space="0" w:color="auto"/>
+                  <w:right w:val="single" w:sz="6" w:space="0" w:color="auto"/>
+                </w:tcBorders>
               </w:tcPr>
               <w:p>
                 <w:pPr>
@@ -4398,6 +4504,10 @@
         <w:tc>
           <w:tcPr>
             <w:tcW w:w="568" w:type="dxa"/>
+            <w:tcBorders>
+              <w:left w:val="single" w:sz="6" w:space="0" w:color="auto"/>
+              <w:right w:val="single" w:sz="6" w:space="0" w:color="auto"/>
+            </w:tcBorders>
           </w:tcPr>
           <w:p>
             <w:pPr>
@@ -4418,10 +4528,7 @@
             <w:tcW w:w="1522" w:type="dxa"/>
             <w:gridSpan w:val="6"/>
             <w:tcBorders>
-              <w:top w:val="single" w:sz="18" w:space="0" w:color="auto"/>
-              <w:left w:val="single" w:sz="18" w:space="0" w:color="auto"/>
-              <w:bottom w:val="single" w:sz="18" w:space="0" w:color="auto"/>
-              <w:right w:val="single" w:sz="18" w:space="0" w:color="auto"/>
+              <w:left w:val="single" w:sz="6" w:space="0" w:color="auto"/>
             </w:tcBorders>
           </w:tcPr>
           <w:p>
@@ -4443,7 +4550,6 @@
                   <w14:uncheckedState w14:val="2610" w14:font="MS Gothic"/>
                 </w14:checkbox>
               </w:sdtPr>
-              <w:sdtEndPr/>
               <w:sdtContent>
                 <w:r>
                   <w:rPr>
@@ -4466,12 +4572,6 @@
           <w:tcPr>
             <w:tcW w:w="1092" w:type="dxa"/>
             <w:gridSpan w:val="10"/>
-            <w:tcBorders>
-              <w:top w:val="single" w:sz="18" w:space="0" w:color="auto"/>
-              <w:left w:val="single" w:sz="18" w:space="0" w:color="auto"/>
-              <w:bottom w:val="single" w:sz="18" w:space="0" w:color="auto"/>
-              <w:right w:val="single" w:sz="18" w:space="0" w:color="auto"/>
-            </w:tcBorders>
           </w:tcPr>
           <w:p>
             <w:pPr>
@@ -4492,7 +4592,6 @@
                   <w14:uncheckedState w14:val="2610" w14:font="MS Gothic"/>
                 </w14:checkbox>
               </w:sdtPr>
-              <w:sdtEndPr/>
               <w:sdtContent>
                 <w:r>
                   <w:rPr>
@@ -4516,10 +4615,7 @@
             <w:tcW w:w="1631" w:type="dxa"/>
             <w:gridSpan w:val="4"/>
             <w:tcBorders>
-              <w:top w:val="single" w:sz="18" w:space="0" w:color="auto"/>
-              <w:left w:val="single" w:sz="18" w:space="0" w:color="auto"/>
-              <w:bottom w:val="single" w:sz="18" w:space="0" w:color="auto"/>
-              <w:right w:val="single" w:sz="18" w:space="0" w:color="auto"/>
+              <w:right w:val="single" w:sz="6" w:space="0" w:color="auto"/>
             </w:tcBorders>
           </w:tcPr>
           <w:p>
@@ -4541,7 +4637,6 @@
                   <w14:uncheckedState w14:val="2610" w14:font="MS Gothic"/>
                 </w14:checkbox>
               </w:sdtPr>
-              <w:sdtEndPr/>
               <w:sdtContent>
                 <w:r>
                   <w:rPr>
@@ -4564,10 +4659,8 @@
           <w:tcPr>
             <w:tcW w:w="524" w:type="dxa"/>
             <w:tcBorders>
-              <w:top w:val="single" w:sz="18" w:space="0" w:color="auto"/>
-              <w:left w:val="single" w:sz="18" w:space="0" w:color="auto"/>
-              <w:bottom w:val="single" w:sz="18" w:space="0" w:color="auto"/>
-              <w:right w:val="single" w:sz="18" w:space="0" w:color="auto"/>
+              <w:left w:val="single" w:sz="6" w:space="0" w:color="auto"/>
+              <w:right w:val="single" w:sz="6" w:space="0" w:color="auto"/>
             </w:tcBorders>
           </w:tcPr>
           <w:p>
@@ -4590,7 +4683,8 @@
             <w:tcW w:w="3726" w:type="dxa"/>
             <w:gridSpan w:val="10"/>
             <w:tcBorders>
-              <w:left w:val="single" w:sz="18" w:space="0" w:color="auto"/>
+              <w:left w:val="single" w:sz="6" w:space="0" w:color="auto"/>
+              <w:right w:val="single" w:sz="6" w:space="0" w:color="auto"/>
             </w:tcBorders>
           </w:tcPr>
           <w:p>
@@ -4612,7 +4706,6 @@
                   <w14:uncheckedState w14:val="2610" w14:font="MS Gothic"/>
                 </w14:checkbox>
               </w:sdtPr>
-              <w:sdtEndPr/>
               <w:sdtContent>
                 <w:r>
                   <w:rPr>
@@ -4641,7 +4734,6 @@
                   <w14:uncheckedState w14:val="2610" w14:font="MS Gothic"/>
                 </w14:checkbox>
               </w:sdtPr>
-              <w:sdtEndPr/>
               <w:sdtContent>
                 <w:r>
                   <w:rPr>
@@ -4670,7 +4762,6 @@
                   <w14:uncheckedState w14:val="2610" w14:font="MS Gothic"/>
                 </w14:checkbox>
               </w:sdtPr>
-              <w:sdtEndPr/>
               <w:sdtContent>
                 <w:r>
                   <w:rPr>
@@ -4692,6 +4783,10 @@
         <w:tc>
           <w:tcPr>
             <w:tcW w:w="577" w:type="dxa"/>
+            <w:tcBorders>
+              <w:left w:val="single" w:sz="6" w:space="0" w:color="auto"/>
+              <w:right w:val="single" w:sz="6" w:space="0" w:color="auto"/>
+            </w:tcBorders>
           </w:tcPr>
           <w:p>
             <w:pPr>
@@ -4712,6 +4807,10 @@
           <w:tcPr>
             <w:tcW w:w="1429" w:type="dxa"/>
             <w:gridSpan w:val="2"/>
+            <w:tcBorders>
+              <w:left w:val="single" w:sz="6" w:space="0" w:color="auto"/>
+              <w:right w:val="single" w:sz="6" w:space="0" w:color="auto"/>
+            </w:tcBorders>
             <w:vAlign w:val="bottom"/>
           </w:tcPr>
           <w:p>
@@ -4733,7 +4832,6 @@
                   <w14:uncheckedState w14:val="2610" w14:font="MS Gothic"/>
                 </w14:checkbox>
               </w:sdtPr>
-              <w:sdtEndPr/>
               <w:sdtContent>
                 <w:r>
                   <w:rPr>
@@ -4756,6 +4854,10 @@
           <w:tcPr>
             <w:tcW w:w="2111" w:type="dxa"/>
             <w:gridSpan w:val="4"/>
+            <w:tcBorders>
+              <w:left w:val="single" w:sz="6" w:space="0" w:color="auto"/>
+              <w:right w:val="single" w:sz="6" w:space="0" w:color="auto"/>
+            </w:tcBorders>
             <w:vAlign w:val="bottom"/>
           </w:tcPr>
           <w:p>
@@ -4777,7 +4879,6 @@
                   <w14:uncheckedState w14:val="2610" w14:font="MS Gothic"/>
                 </w14:checkbox>
               </w:sdtPr>
-              <w:sdtEndPr/>
               <w:sdtContent>
                 <w:r>
                   <w:rPr>
@@ -4799,6 +4900,10 @@
         <w:tc>
           <w:tcPr>
             <w:tcW w:w="573" w:type="dxa"/>
+            <w:tcBorders>
+              <w:left w:val="single" w:sz="6" w:space="0" w:color="auto"/>
+              <w:right w:val="single" w:sz="6" w:space="0" w:color="auto"/>
+            </w:tcBorders>
           </w:tcPr>
           <w:p>
             <w:pPr>
@@ -4827,12 +4932,15 @@
               <w14:uncheckedState w14:val="2610" w14:font="MS Gothic"/>
             </w14:checkbox>
           </w:sdtPr>
-          <w:sdtEndPr/>
           <w:sdtContent>
             <w:tc>
               <w:tcPr>
                 <w:tcW w:w="2691" w:type="dxa"/>
                 <w:gridSpan w:val="2"/>
+                <w:tcBorders>
+                  <w:left w:val="single" w:sz="6" w:space="0" w:color="auto"/>
+                  <w:right w:val="single" w:sz="6" w:space="0" w:color="auto"/>
+                </w:tcBorders>
               </w:tcPr>
               <w:p>
                 <w:pPr>
@@ -4855,6 +4963,10 @@
         <w:tc>
           <w:tcPr>
             <w:tcW w:w="568" w:type="dxa"/>
+            <w:tcBorders>
+              <w:left w:val="single" w:sz="6" w:space="0" w:color="auto"/>
+              <w:right w:val="single" w:sz="6" w:space="0" w:color="auto"/>
+            </w:tcBorders>
           </w:tcPr>
           <w:p>
             <w:pPr>
@@ -4875,10 +4987,7 @@
             <w:tcW w:w="1686" w:type="dxa"/>
             <w:gridSpan w:val="9"/>
             <w:tcBorders>
-              <w:top w:val="single" w:sz="18" w:space="0" w:color="auto"/>
-              <w:left w:val="single" w:sz="18" w:space="0" w:color="auto"/>
-              <w:bottom w:val="single" w:sz="18" w:space="0" w:color="auto"/>
-              <w:right w:val="single" w:sz="18" w:space="0" w:color="auto"/>
+              <w:left w:val="single" w:sz="6" w:space="0" w:color="auto"/>
             </w:tcBorders>
           </w:tcPr>
           <w:p>
@@ -4900,7 +5009,6 @@
                   <w14:uncheckedState w14:val="2610" w14:font="MS Gothic"/>
                 </w14:checkbox>
               </w:sdtPr>
-              <w:sdtEndPr/>
               <w:sdtContent>
                 <w:r>
                   <w:rPr>
@@ -4924,10 +5032,7 @@
             <w:tcW w:w="2559" w:type="dxa"/>
             <w:gridSpan w:val="11"/>
             <w:tcBorders>
-              <w:top w:val="single" w:sz="18" w:space="0" w:color="auto"/>
-              <w:left w:val="single" w:sz="18" w:space="0" w:color="auto"/>
-              <w:bottom w:val="single" w:sz="18" w:space="0" w:color="auto"/>
-              <w:right w:val="single" w:sz="18" w:space="0" w:color="auto"/>
+              <w:right w:val="single" w:sz="6" w:space="0" w:color="auto"/>
             </w:tcBorders>
           </w:tcPr>
           <w:p>
@@ -4949,7 +5054,6 @@
                   <w14:uncheckedState w14:val="2610" w14:font="MS Gothic"/>
                 </w14:checkbox>
               </w:sdtPr>
-              <w:sdtEndPr/>
               <w:sdtContent>
                 <w:r>
                   <w:rPr>
@@ -4972,10 +5076,8 @@
           <w:tcPr>
             <w:tcW w:w="524" w:type="dxa"/>
             <w:tcBorders>
-              <w:top w:val="single" w:sz="18" w:space="0" w:color="auto"/>
-              <w:left w:val="single" w:sz="18" w:space="0" w:color="auto"/>
-              <w:bottom w:val="single" w:sz="18" w:space="0" w:color="auto"/>
-              <w:right w:val="single" w:sz="18" w:space="0" w:color="auto"/>
+              <w:left w:val="single" w:sz="6" w:space="0" w:color="auto"/>
+              <w:right w:val="single" w:sz="6" w:space="0" w:color="auto"/>
             </w:tcBorders>
           </w:tcPr>
           <w:p>
@@ -4998,7 +5100,8 @@
             <w:tcW w:w="3726" w:type="dxa"/>
             <w:gridSpan w:val="10"/>
             <w:tcBorders>
-              <w:left w:val="single" w:sz="18" w:space="0" w:color="auto"/>
+              <w:left w:val="single" w:sz="6" w:space="0" w:color="auto"/>
+              <w:right w:val="single" w:sz="6" w:space="0" w:color="auto"/>
             </w:tcBorders>
           </w:tcPr>
           <w:p>
@@ -5020,7 +5123,6 @@
                   <w14:uncheckedState w14:val="2610" w14:font="MS Gothic"/>
                 </w14:checkbox>
               </w:sdtPr>
-              <w:sdtEndPr/>
               <w:sdtContent>
                 <w:r>
                   <w:rPr>
@@ -5050,6 +5152,10 @@
         <w:tc>
           <w:tcPr>
             <w:tcW w:w="577" w:type="dxa"/>
+            <w:tcBorders>
+              <w:left w:val="single" w:sz="6" w:space="0" w:color="auto"/>
+              <w:right w:val="single" w:sz="6" w:space="0" w:color="auto"/>
+            </w:tcBorders>
           </w:tcPr>
           <w:p>
             <w:pPr>
@@ -5070,6 +5176,9 @@
           <w:tcPr>
             <w:tcW w:w="1571" w:type="dxa"/>
             <w:gridSpan w:val="3"/>
+            <w:tcBorders>
+              <w:left w:val="single" w:sz="6" w:space="0" w:color="auto"/>
+            </w:tcBorders>
             <w:vAlign w:val="center"/>
           </w:tcPr>
           <w:p>
@@ -5091,7 +5200,6 @@
                   <w14:uncheckedState w14:val="2610" w14:font="MS Gothic"/>
                 </w14:checkbox>
               </w:sdtPr>
-              <w:sdtEndPr/>
               <w:sdtContent>
                 <w:r>
                   <w:rPr>
@@ -5122,6 +5230,9 @@
           <w:tcPr>
             <w:tcW w:w="1969" w:type="dxa"/>
             <w:gridSpan w:val="3"/>
+            <w:tcBorders>
+              <w:right w:val="single" w:sz="6" w:space="0" w:color="auto"/>
+            </w:tcBorders>
             <w:tcMar>
               <w:left w:w="0" w:type="dxa"/>
               <w:right w:w="0" w:type="dxa"/>
@@ -5147,7 +5258,6 @@
                   <w14:uncheckedState w14:val="2610" w14:font="MS Gothic"/>
                 </w14:checkbox>
               </w:sdtPr>
-              <w:sdtEndPr/>
               <w:sdtContent>
                 <w:r>
                   <w:rPr>
@@ -5169,6 +5279,10 @@
         <w:tc>
           <w:tcPr>
             <w:tcW w:w="573" w:type="dxa"/>
+            <w:tcBorders>
+              <w:left w:val="single" w:sz="6" w:space="0" w:color="auto"/>
+              <w:right w:val="single" w:sz="6" w:space="0" w:color="auto"/>
+            </w:tcBorders>
           </w:tcPr>
           <w:p>
             <w:pPr>
@@ -5200,12 +5314,15 @@
               <w14:uncheckedState w14:val="2610" w14:font="MS Gothic"/>
             </w14:checkbox>
           </w:sdtPr>
-          <w:sdtEndPr/>
           <w:sdtContent>
             <w:tc>
               <w:tcPr>
                 <w:tcW w:w="2691" w:type="dxa"/>
                 <w:gridSpan w:val="2"/>
+                <w:tcBorders>
+                  <w:left w:val="single" w:sz="6" w:space="0" w:color="auto"/>
+                  <w:right w:val="single" w:sz="6" w:space="0" w:color="auto"/>
+                </w:tcBorders>
               </w:tcPr>
               <w:p>
                 <w:pPr>
@@ -5228,6 +5345,10 @@
         <w:tc>
           <w:tcPr>
             <w:tcW w:w="568" w:type="dxa"/>
+            <w:tcBorders>
+              <w:left w:val="single" w:sz="6" w:space="0" w:color="auto"/>
+              <w:right w:val="single" w:sz="6" w:space="0" w:color="auto"/>
+            </w:tcBorders>
           </w:tcPr>
           <w:p>
             <w:pPr>
@@ -5248,10 +5369,7 @@
             <w:tcW w:w="1635" w:type="dxa"/>
             <w:gridSpan w:val="7"/>
             <w:tcBorders>
-              <w:top w:val="single" w:sz="18" w:space="0" w:color="auto"/>
-              <w:left w:val="single" w:sz="18" w:space="0" w:color="auto"/>
-              <w:bottom w:val="single" w:sz="18" w:space="0" w:color="auto"/>
-              <w:right w:val="single" w:sz="18" w:space="0" w:color="auto"/>
+              <w:left w:val="single" w:sz="6" w:space="0" w:color="auto"/>
             </w:tcBorders>
           </w:tcPr>
           <w:p>
@@ -5276,7 +5394,6 @@
                   <w14:uncheckedState w14:val="2610" w14:font="MS Gothic"/>
                 </w14:checkbox>
               </w:sdtPr>
-              <w:sdtEndPr/>
               <w:sdtContent>
                 <w:r>
                   <w:rPr>
@@ -5300,10 +5417,7 @@
             <w:tcW w:w="2610" w:type="dxa"/>
             <w:gridSpan w:val="13"/>
             <w:tcBorders>
-              <w:top w:val="single" w:sz="18" w:space="0" w:color="auto"/>
-              <w:left w:val="single" w:sz="18" w:space="0" w:color="auto"/>
-              <w:bottom w:val="single" w:sz="18" w:space="0" w:color="auto"/>
-              <w:right w:val="single" w:sz="18" w:space="0" w:color="auto"/>
+              <w:right w:val="single" w:sz="6" w:space="0" w:color="auto"/>
             </w:tcBorders>
           </w:tcPr>
           <w:p>
@@ -5329,7 +5443,6 @@
                   <w14:uncheckedState w14:val="2610" w14:font="MS Gothic"/>
                 </w14:checkbox>
               </w:sdtPr>
-              <w:sdtEndPr/>
               <w:sdtContent>
                 <w:r>
                   <w:rPr>
@@ -5352,10 +5465,8 @@
           <w:tcPr>
             <w:tcW w:w="524" w:type="dxa"/>
             <w:tcBorders>
-              <w:top w:val="single" w:sz="18" w:space="0" w:color="auto"/>
-              <w:left w:val="single" w:sz="18" w:space="0" w:color="auto"/>
-              <w:bottom w:val="single" w:sz="18" w:space="0" w:color="auto"/>
-              <w:right w:val="single" w:sz="18" w:space="0" w:color="auto"/>
+              <w:left w:val="single" w:sz="6" w:space="0" w:color="auto"/>
+              <w:right w:val="single" w:sz="6" w:space="0" w:color="auto"/>
             </w:tcBorders>
           </w:tcPr>
           <w:p>
@@ -5381,7 +5492,8 @@
             <w:tcW w:w="3726" w:type="dxa"/>
             <w:gridSpan w:val="10"/>
             <w:tcBorders>
-              <w:left w:val="single" w:sz="18" w:space="0" w:color="auto"/>
+              <w:left w:val="single" w:sz="6" w:space="0" w:color="auto"/>
+              <w:right w:val="single" w:sz="6" w:space="0" w:color="auto"/>
             </w:tcBorders>
           </w:tcPr>
           <w:p>
@@ -5403,7 +5515,6 @@
                   <w14:uncheckedState w14:val="2610" w14:font="MS Gothic"/>
                 </w14:checkbox>
               </w:sdtPr>
-              <w:sdtEndPr/>
               <w:sdtContent>
                 <w:r>
                   <w:rPr>
@@ -5425,6 +5536,10 @@
         <w:tc>
           <w:tcPr>
             <w:tcW w:w="577" w:type="dxa"/>
+            <w:tcBorders>
+              <w:left w:val="single" w:sz="6" w:space="0" w:color="auto"/>
+              <w:right w:val="single" w:sz="6" w:space="0" w:color="auto"/>
+            </w:tcBorders>
           </w:tcPr>
           <w:p>
             <w:pPr>
@@ -5445,6 +5560,9 @@
           <w:tcPr>
             <w:tcW w:w="1571" w:type="dxa"/>
             <w:gridSpan w:val="3"/>
+            <w:tcBorders>
+              <w:left w:val="single" w:sz="6" w:space="0" w:color="auto"/>
+            </w:tcBorders>
             <w:vAlign w:val="bottom"/>
           </w:tcPr>
           <w:p>
@@ -5466,7 +5584,6 @@
                   <w14:uncheckedState w14:val="2610" w14:font="MS Gothic"/>
                 </w14:checkbox>
               </w:sdtPr>
-              <w:sdtEndPr/>
               <w:sdtContent>
                 <w:r>
                   <w:rPr>
@@ -5489,6 +5606,9 @@
           <w:tcPr>
             <w:tcW w:w="1969" w:type="dxa"/>
             <w:gridSpan w:val="3"/>
+            <w:tcBorders>
+              <w:right w:val="single" w:sz="6" w:space="0" w:color="auto"/>
+            </w:tcBorders>
             <w:vAlign w:val="bottom"/>
           </w:tcPr>
           <w:p>
@@ -5510,7 +5630,6 @@
                   <w14:uncheckedState w14:val="2610" w14:font="MS Gothic"/>
                 </w14:checkbox>
               </w:sdtPr>
-              <w:sdtEndPr/>
               <w:sdtContent>
                 <w:r>
                   <w:rPr>
@@ -5540,6 +5659,10 @@
         <w:tc>
           <w:tcPr>
             <w:tcW w:w="573" w:type="dxa"/>
+            <w:tcBorders>
+              <w:left w:val="single" w:sz="6" w:space="0" w:color="auto"/>
+              <w:right w:val="single" w:sz="6" w:space="0" w:color="auto"/>
+            </w:tcBorders>
           </w:tcPr>
           <w:p>
             <w:pPr>
@@ -5568,12 +5691,15 @@
               <w14:uncheckedState w14:val="2610" w14:font="MS Gothic"/>
             </w14:checkbox>
           </w:sdtPr>
-          <w:sdtEndPr/>
           <w:sdtContent>
             <w:tc>
               <w:tcPr>
                 <w:tcW w:w="2691" w:type="dxa"/>
                 <w:gridSpan w:val="2"/>
+                <w:tcBorders>
+                  <w:left w:val="single" w:sz="6" w:space="0" w:color="auto"/>
+                  <w:right w:val="single" w:sz="6" w:space="0" w:color="auto"/>
+                </w:tcBorders>
               </w:tcPr>
               <w:p>
                 <w:pPr>
@@ -5599,6 +5725,10 @@
         <w:tc>
           <w:tcPr>
             <w:tcW w:w="568" w:type="dxa"/>
+            <w:tcBorders>
+              <w:left w:val="single" w:sz="6" w:space="0" w:color="auto"/>
+              <w:right w:val="single" w:sz="6" w:space="0" w:color="auto"/>
+            </w:tcBorders>
           </w:tcPr>
           <w:p>
             <w:pPr>
@@ -5619,10 +5749,7 @@
             <w:tcW w:w="2391" w:type="dxa"/>
             <w:gridSpan w:val="15"/>
             <w:tcBorders>
-              <w:top w:val="single" w:sz="18" w:space="0" w:color="auto"/>
-              <w:left w:val="single" w:sz="18" w:space="0" w:color="auto"/>
-              <w:bottom w:val="single" w:sz="18" w:space="0" w:color="auto"/>
-              <w:right w:val="single" w:sz="18" w:space="0" w:color="auto"/>
+              <w:left w:val="single" w:sz="6" w:space="0" w:color="auto"/>
             </w:tcBorders>
           </w:tcPr>
           <w:p>
@@ -5644,7 +5771,6 @@
                   <w14:uncheckedState w14:val="2610" w14:font="MS Gothic"/>
                 </w14:checkbox>
               </w:sdtPr>
-              <w:sdtEndPr/>
               <w:sdtContent>
                 <w:r>
                   <w:rPr>
@@ -5674,10 +5800,7 @@
             <w:tcW w:w="1854" w:type="dxa"/>
             <w:gridSpan w:val="5"/>
             <w:tcBorders>
-              <w:top w:val="single" w:sz="18" w:space="0" w:color="auto"/>
-              <w:left w:val="single" w:sz="18" w:space="0" w:color="auto"/>
-              <w:bottom w:val="single" w:sz="18" w:space="0" w:color="auto"/>
-              <w:right w:val="single" w:sz="18" w:space="0" w:color="auto"/>
+              <w:right w:val="single" w:sz="6" w:space="0" w:color="auto"/>
             </w:tcBorders>
           </w:tcPr>
           <w:p>
@@ -5699,7 +5822,6 @@
                   <w14:uncheckedState w14:val="2610" w14:font="MS Gothic"/>
                 </w14:checkbox>
               </w:sdtPr>
-              <w:sdtEndPr/>
               <w:sdtContent>
                 <w:r>
                   <w:rPr>
@@ -5722,10 +5844,8 @@
           <w:tcPr>
             <w:tcW w:w="524" w:type="dxa"/>
             <w:tcBorders>
-              <w:top w:val="single" w:sz="18" w:space="0" w:color="auto"/>
-              <w:left w:val="single" w:sz="18" w:space="0" w:color="auto"/>
-              <w:bottom w:val="single" w:sz="18" w:space="0" w:color="auto"/>
-              <w:right w:val="single" w:sz="18" w:space="0" w:color="auto"/>
+              <w:left w:val="single" w:sz="6" w:space="0" w:color="auto"/>
+              <w:right w:val="single" w:sz="6" w:space="0" w:color="auto"/>
             </w:tcBorders>
           </w:tcPr>
           <w:p>
@@ -5748,7 +5868,7 @@
             <w:tcW w:w="1609" w:type="dxa"/>
             <w:gridSpan w:val="3"/>
             <w:tcBorders>
-              <w:left w:val="single" w:sz="18" w:space="0" w:color="auto"/>
+              <w:left w:val="single" w:sz="6" w:space="0" w:color="auto"/>
             </w:tcBorders>
           </w:tcPr>
           <w:p>
@@ -5770,7 +5890,6 @@
                   <w14:uncheckedState w14:val="2610" w14:font="MS Gothic"/>
                 </w14:checkbox>
               </w:sdtPr>
-              <w:sdtEndPr/>
               <w:sdtContent>
                 <w:r>
                   <w:rPr>
@@ -5801,6 +5920,9 @@
           <w:tcPr>
             <w:tcW w:w="2117" w:type="dxa"/>
             <w:gridSpan w:val="7"/>
+            <w:tcBorders>
+              <w:right w:val="single" w:sz="6" w:space="0" w:color="auto"/>
+            </w:tcBorders>
           </w:tcPr>
           <w:p>
             <w:pPr>
@@ -5821,7 +5943,6 @@
                   <w14:uncheckedState w14:val="2610" w14:font="MS Gothic"/>
                 </w14:checkbox>
               </w:sdtPr>
-              <w:sdtEndPr/>
               <w:sdtContent>
                 <w:r>
                   <w:rPr>
@@ -5843,6 +5964,10 @@
         <w:tc>
           <w:tcPr>
             <w:tcW w:w="577" w:type="dxa"/>
+            <w:tcBorders>
+              <w:left w:val="single" w:sz="6" w:space="0" w:color="auto"/>
+              <w:right w:val="single" w:sz="6" w:space="0" w:color="auto"/>
+            </w:tcBorders>
           </w:tcPr>
           <w:p>
             <w:pPr>
@@ -5863,6 +5988,9 @@
           <w:tcPr>
             <w:tcW w:w="1713" w:type="dxa"/>
             <w:gridSpan w:val="4"/>
+            <w:tcBorders>
+              <w:left w:val="single" w:sz="6" w:space="0" w:color="auto"/>
+            </w:tcBorders>
             <w:tcMar>
               <w:right w:w="0" w:type="dxa"/>
             </w:tcMar>
@@ -5887,7 +6015,6 @@
                   <w14:uncheckedState w14:val="2610" w14:font="MS Gothic"/>
                 </w14:checkbox>
               </w:sdtPr>
-              <w:sdtEndPr/>
               <w:sdtContent>
                 <w:r>
                   <w:rPr>
@@ -5918,6 +6045,9 @@
           <w:tcPr>
             <w:tcW w:w="1827" w:type="dxa"/>
             <w:gridSpan w:val="2"/>
+            <w:tcBorders>
+              <w:right w:val="single" w:sz="6" w:space="0" w:color="auto"/>
+            </w:tcBorders>
             <w:tcMar>
               <w:left w:w="0" w:type="dxa"/>
               <w:right w:w="0" w:type="dxa"/>
@@ -5943,7 +6073,6 @@
                   <w14:uncheckedState w14:val="2610" w14:font="MS Gothic"/>
                 </w14:checkbox>
               </w:sdtPr>
-              <w:sdtEndPr/>
               <w:sdtContent>
                 <w:r>
                   <w:rPr>
@@ -5967,6 +6096,10 @@
         <w:tc>
           <w:tcPr>
             <w:tcW w:w="573" w:type="dxa"/>
+            <w:tcBorders>
+              <w:left w:val="single" w:sz="6" w:space="0" w:color="auto"/>
+              <w:right w:val="single" w:sz="6" w:space="0" w:color="auto"/>
+            </w:tcBorders>
           </w:tcPr>
           <w:p>
             <w:pPr>
@@ -5995,12 +6128,15 @@
               <w14:uncheckedState w14:val="2610" w14:font="MS Gothic"/>
             </w14:checkbox>
           </w:sdtPr>
-          <w:sdtEndPr/>
           <w:sdtContent>
             <w:tc>
               <w:tcPr>
                 <w:tcW w:w="2691" w:type="dxa"/>
                 <w:gridSpan w:val="2"/>
+                <w:tcBorders>
+                  <w:left w:val="single" w:sz="6" w:space="0" w:color="auto"/>
+                  <w:right w:val="single" w:sz="6" w:space="0" w:color="auto"/>
+                </w:tcBorders>
                 <w:vAlign w:val="center"/>
               </w:tcPr>
               <w:p>
@@ -6024,6 +6160,10 @@
         <w:tc>
           <w:tcPr>
             <w:tcW w:w="568" w:type="dxa"/>
+            <w:tcBorders>
+              <w:left w:val="single" w:sz="6" w:space="0" w:color="auto"/>
+              <w:right w:val="single" w:sz="6" w:space="0" w:color="auto"/>
+            </w:tcBorders>
           </w:tcPr>
           <w:p>
             <w:pPr>
@@ -6044,10 +6184,7 @@
             <w:tcW w:w="1123" w:type="dxa"/>
             <w:gridSpan w:val="3"/>
             <w:tcBorders>
-              <w:top w:val="single" w:sz="18" w:space="0" w:color="auto"/>
-              <w:left w:val="single" w:sz="18" w:space="0" w:color="auto"/>
-              <w:bottom w:val="single" w:sz="18" w:space="0" w:color="auto"/>
-              <w:right w:val="single" w:sz="18" w:space="0" w:color="auto"/>
+              <w:left w:val="single" w:sz="6" w:space="0" w:color="auto"/>
             </w:tcBorders>
           </w:tcPr>
           <w:p>
@@ -6069,7 +6206,6 @@
                   <w14:uncheckedState w14:val="2610" w14:font="MS Gothic"/>
                 </w14:checkbox>
               </w:sdtPr>
-              <w:sdtEndPr/>
               <w:sdtContent>
                 <w:r>
                   <w:rPr>
@@ -6099,10 +6235,7 @@
             <w:tcW w:w="3122" w:type="dxa"/>
             <w:gridSpan w:val="17"/>
             <w:tcBorders>
-              <w:top w:val="single" w:sz="18" w:space="0" w:color="auto"/>
-              <w:left w:val="single" w:sz="18" w:space="0" w:color="auto"/>
-              <w:bottom w:val="single" w:sz="18" w:space="0" w:color="auto"/>
-              <w:right w:val="single" w:sz="18" w:space="0" w:color="auto"/>
+              <w:right w:val="single" w:sz="6" w:space="0" w:color="auto"/>
             </w:tcBorders>
           </w:tcPr>
           <w:p>
@@ -6124,7 +6257,6 @@
                   <w14:uncheckedState w14:val="2610" w14:font="MS Gothic"/>
                 </w14:checkbox>
               </w:sdtPr>
-              <w:sdtEndPr/>
               <w:sdtContent>
                 <w:r>
                   <w:rPr>
@@ -6139,16 +6271,8 @@
               <w:rPr>
                 <w:szCs w:val="16"/>
               </w:rPr>
-              <w:t xml:space="preserve"> ворота/</w:t>
-            </w:r>
-            <w:proofErr w:type="spellStart"/>
-            <w:r>
-              <w:rPr>
-                <w:szCs w:val="16"/>
-              </w:rPr>
-              <w:t>роллета</w:t>
-            </w:r>
-            <w:proofErr w:type="spellEnd"/>
+              <w:t xml:space="preserve"> ворота/роллета</w:t>
+            </w:r>
             <w:r>
               <w:rPr>
                 <w:szCs w:val="16"/>
@@ -6161,10 +6285,8 @@
           <w:tcPr>
             <w:tcW w:w="524" w:type="dxa"/>
             <w:tcBorders>
-              <w:top w:val="single" w:sz="18" w:space="0" w:color="auto"/>
-              <w:left w:val="single" w:sz="18" w:space="0" w:color="auto"/>
-              <w:bottom w:val="single" w:sz="18" w:space="0" w:color="auto"/>
-              <w:right w:val="single" w:sz="18" w:space="0" w:color="auto"/>
+              <w:left w:val="single" w:sz="6" w:space="0" w:color="auto"/>
+              <w:right w:val="single" w:sz="6" w:space="0" w:color="auto"/>
             </w:tcBorders>
           </w:tcPr>
           <w:p>
@@ -6187,7 +6309,8 @@
             <w:tcW w:w="3726" w:type="dxa"/>
             <w:gridSpan w:val="10"/>
             <w:tcBorders>
-              <w:left w:val="single" w:sz="18" w:space="0" w:color="auto"/>
+              <w:left w:val="single" w:sz="6" w:space="0" w:color="auto"/>
+              <w:right w:val="single" w:sz="6" w:space="0" w:color="auto"/>
             </w:tcBorders>
           </w:tcPr>
           <w:p>
@@ -6209,7 +6332,6 @@
                   <w14:uncheckedState w14:val="2610" w14:font="MS Gothic"/>
                 </w14:checkbox>
               </w:sdtPr>
-              <w:sdtEndPr/>
               <w:sdtContent>
                 <w:r>
                   <w:rPr>
@@ -6239,6 +6361,10 @@
         <w:tc>
           <w:tcPr>
             <w:tcW w:w="577" w:type="dxa"/>
+            <w:tcBorders>
+              <w:left w:val="single" w:sz="6" w:space="0" w:color="auto"/>
+              <w:right w:val="single" w:sz="6" w:space="0" w:color="auto"/>
+            </w:tcBorders>
           </w:tcPr>
           <w:p>
             <w:pPr>
@@ -6259,6 +6385,10 @@
           <w:tcPr>
             <w:tcW w:w="3540" w:type="dxa"/>
             <w:gridSpan w:val="6"/>
+            <w:tcBorders>
+              <w:left w:val="single" w:sz="6" w:space="0" w:color="auto"/>
+              <w:right w:val="single" w:sz="6" w:space="0" w:color="auto"/>
+            </w:tcBorders>
             <w:vAlign w:val="center"/>
           </w:tcPr>
           <w:p>
@@ -6280,7 +6410,6 @@
                   <w14:uncheckedState w14:val="2610" w14:font="MS Gothic"/>
                 </w14:checkbox>
               </w:sdtPr>
-              <w:sdtEndPr/>
               <w:sdtContent>
                 <w:r>
                   <w:rPr>
@@ -6302,6 +6431,10 @@
         <w:tc>
           <w:tcPr>
             <w:tcW w:w="573" w:type="dxa"/>
+            <w:tcBorders>
+              <w:left w:val="single" w:sz="6" w:space="0" w:color="auto"/>
+              <w:right w:val="single" w:sz="6" w:space="0" w:color="auto"/>
+            </w:tcBorders>
           </w:tcPr>
           <w:p>
             <w:pPr>
@@ -6316,6 +6449,10 @@
           <w:tcPr>
             <w:tcW w:w="2691" w:type="dxa"/>
             <w:gridSpan w:val="2"/>
+            <w:tcBorders>
+              <w:left w:val="single" w:sz="6" w:space="0" w:color="auto"/>
+              <w:right w:val="single" w:sz="6" w:space="0" w:color="auto"/>
+            </w:tcBorders>
             <w:vAlign w:val="center"/>
           </w:tcPr>
           <w:p>
@@ -6337,7 +6474,6 @@
                   <w14:uncheckedState w14:val="2610" w14:font="MS Gothic"/>
                 </w14:checkbox>
               </w:sdtPr>
-              <w:sdtEndPr/>
               <w:sdtContent>
                 <w:r>
                   <w:rPr>
@@ -6353,6 +6489,10 @@
         <w:tc>
           <w:tcPr>
             <w:tcW w:w="568" w:type="dxa"/>
+            <w:tcBorders>
+              <w:left w:val="single" w:sz="6" w:space="0" w:color="auto"/>
+              <w:right w:val="single" w:sz="6" w:space="0" w:color="auto"/>
+            </w:tcBorders>
           </w:tcPr>
           <w:p>
             <w:pPr>
@@ -6373,10 +6513,7 @@
             <w:tcW w:w="1686" w:type="dxa"/>
             <w:gridSpan w:val="9"/>
             <w:tcBorders>
-              <w:top w:val="single" w:sz="18" w:space="0" w:color="auto"/>
-              <w:left w:val="single" w:sz="18" w:space="0" w:color="auto"/>
-              <w:bottom w:val="single" w:sz="18" w:space="0" w:color="auto"/>
-              <w:right w:val="single" w:sz="18" w:space="0" w:color="auto"/>
+              <w:left w:val="single" w:sz="6" w:space="0" w:color="auto"/>
             </w:tcBorders>
           </w:tcPr>
           <w:p>
@@ -6398,7 +6535,6 @@
                   <w14:uncheckedState w14:val="2610" w14:font="MS Gothic"/>
                 </w14:checkbox>
               </w:sdtPr>
-              <w:sdtEndPr/>
               <w:sdtContent>
                 <w:r>
                   <w:rPr>
@@ -6428,10 +6564,7 @@
             <w:tcW w:w="2559" w:type="dxa"/>
             <w:gridSpan w:val="11"/>
             <w:tcBorders>
-              <w:top w:val="single" w:sz="18" w:space="0" w:color="auto"/>
-              <w:left w:val="single" w:sz="18" w:space="0" w:color="auto"/>
-              <w:bottom w:val="single" w:sz="18" w:space="0" w:color="auto"/>
-              <w:right w:val="single" w:sz="18" w:space="0" w:color="auto"/>
+              <w:right w:val="single" w:sz="6" w:space="0" w:color="auto"/>
             </w:tcBorders>
           </w:tcPr>
           <w:p>
@@ -6453,7 +6586,6 @@
                   <w14:uncheckedState w14:val="2610" w14:font="MS Gothic"/>
                 </w14:checkbox>
               </w:sdtPr>
-              <w:sdtEndPr/>
               <w:sdtContent>
                 <w:r>
                   <w:rPr>
@@ -6476,10 +6608,8 @@
           <w:tcPr>
             <w:tcW w:w="524" w:type="dxa"/>
             <w:tcBorders>
-              <w:top w:val="single" w:sz="18" w:space="0" w:color="auto"/>
-              <w:left w:val="single" w:sz="18" w:space="0" w:color="auto"/>
-              <w:bottom w:val="single" w:sz="18" w:space="0" w:color="auto"/>
-              <w:right w:val="single" w:sz="18" w:space="0" w:color="auto"/>
+              <w:left w:val="single" w:sz="6" w:space="0" w:color="auto"/>
+              <w:right w:val="single" w:sz="6" w:space="0" w:color="auto"/>
             </w:tcBorders>
           </w:tcPr>
           <w:p>
@@ -6496,7 +6626,8 @@
             <w:tcW w:w="3726" w:type="dxa"/>
             <w:gridSpan w:val="10"/>
             <w:tcBorders>
-              <w:left w:val="single" w:sz="18" w:space="0" w:color="auto"/>
+              <w:left w:val="single" w:sz="6" w:space="0" w:color="auto"/>
+              <w:right w:val="single" w:sz="6" w:space="0" w:color="auto"/>
             </w:tcBorders>
           </w:tcPr>
           <w:p>
@@ -6518,7 +6649,6 @@
                   <w14:uncheckedState w14:val="2610" w14:font="MS Gothic"/>
                 </w14:checkbox>
               </w:sdtPr>
-              <w:sdtEndPr/>
               <w:sdtContent>
                 <w:r>
                   <w:rPr>
@@ -6533,27 +6663,17 @@
               <w:rPr>
                 <w:szCs w:val="16"/>
               </w:rPr>
-              <w:t xml:space="preserve">корзины для </w:t>
-            </w:r>
-            <w:proofErr w:type="spellStart"/>
-            <w:r>
-              <w:rPr>
-                <w:szCs w:val="16"/>
-              </w:rPr>
-              <w:t>расстойки</w:t>
-            </w:r>
-            <w:proofErr w:type="spellEnd"/>
-            <w:r>
-              <w:rPr>
-                <w:szCs w:val="16"/>
-              </w:rPr>
-              <w:t xml:space="preserve"> теста</w:t>
+              <w:t>корзины для расстойки теста</w:t>
             </w:r>
           </w:p>
         </w:tc>
         <w:tc>
           <w:tcPr>
             <w:tcW w:w="577" w:type="dxa"/>
+            <w:tcBorders>
+              <w:left w:val="single" w:sz="6" w:space="0" w:color="auto"/>
+              <w:right w:val="single" w:sz="6" w:space="0" w:color="auto"/>
+            </w:tcBorders>
           </w:tcPr>
           <w:p>
             <w:pPr>
@@ -6568,6 +6688,10 @@
           <w:tcPr>
             <w:tcW w:w="3540" w:type="dxa"/>
             <w:gridSpan w:val="6"/>
+            <w:tcBorders>
+              <w:left w:val="single" w:sz="6" w:space="0" w:color="auto"/>
+              <w:right w:val="single" w:sz="6" w:space="0" w:color="auto"/>
+            </w:tcBorders>
             <w:vAlign w:val="center"/>
           </w:tcPr>
           <w:p>
@@ -6589,7 +6713,6 @@
                   <w14:uncheckedState w14:val="2610" w14:font="MS Gothic"/>
                 </w14:checkbox>
               </w:sdtPr>
-              <w:sdtEndPr/>
               <w:sdtContent>
                 <w:r>
                   <w:rPr>
@@ -6613,6 +6736,10 @@
         <w:tc>
           <w:tcPr>
             <w:tcW w:w="573" w:type="dxa"/>
+            <w:tcBorders>
+              <w:left w:val="single" w:sz="6" w:space="0" w:color="auto"/>
+              <w:right w:val="single" w:sz="6" w:space="0" w:color="auto"/>
+            </w:tcBorders>
           </w:tcPr>
           <w:p>
             <w:pPr>
@@ -6627,6 +6754,10 @@
           <w:tcPr>
             <w:tcW w:w="2691" w:type="dxa"/>
             <w:gridSpan w:val="2"/>
+            <w:tcBorders>
+              <w:left w:val="single" w:sz="6" w:space="0" w:color="auto"/>
+              <w:right w:val="single" w:sz="6" w:space="0" w:color="auto"/>
+            </w:tcBorders>
             <w:vAlign w:val="center"/>
           </w:tcPr>
           <w:p>
@@ -6648,7 +6779,6 @@
                   <w14:uncheckedState w14:val="2610" w14:font="MS Gothic"/>
                 </w14:checkbox>
               </w:sdtPr>
-              <w:sdtEndPr/>
               <w:sdtContent>
                 <w:r>
                   <w:rPr>
@@ -6664,6 +6794,10 @@
         <w:tc>
           <w:tcPr>
             <w:tcW w:w="568" w:type="dxa"/>
+            <w:tcBorders>
+              <w:left w:val="single" w:sz="6" w:space="0" w:color="auto"/>
+              <w:right w:val="single" w:sz="6" w:space="0" w:color="auto"/>
+            </w:tcBorders>
           </w:tcPr>
           <w:p>
             <w:pPr>
@@ -6684,10 +6818,8 @@
             <w:tcW w:w="4245" w:type="dxa"/>
             <w:gridSpan w:val="20"/>
             <w:tcBorders>
-              <w:top w:val="single" w:sz="18" w:space="0" w:color="auto"/>
-              <w:left w:val="single" w:sz="18" w:space="0" w:color="auto"/>
-              <w:bottom w:val="single" w:sz="18" w:space="0" w:color="auto"/>
-              <w:right w:val="single" w:sz="18" w:space="0" w:color="auto"/>
+              <w:left w:val="single" w:sz="6" w:space="0" w:color="auto"/>
+              <w:right w:val="single" w:sz="6" w:space="0" w:color="auto"/>
             </w:tcBorders>
           </w:tcPr>
           <w:p>
@@ -6709,7 +6841,6 @@
                   <w14:uncheckedState w14:val="2610" w14:font="MS Gothic"/>
                 </w14:checkbox>
               </w:sdtPr>
-              <w:sdtEndPr/>
               <w:sdtContent>
                 <w:r>
                   <w:rPr>
@@ -6746,10 +6877,8 @@
           <w:tcPr>
             <w:tcW w:w="524" w:type="dxa"/>
             <w:tcBorders>
-              <w:top w:val="single" w:sz="18" w:space="0" w:color="auto"/>
-              <w:left w:val="single" w:sz="18" w:space="0" w:color="auto"/>
-              <w:bottom w:val="single" w:sz="18" w:space="0" w:color="auto"/>
-              <w:right w:val="single" w:sz="18" w:space="0" w:color="auto"/>
+              <w:left w:val="single" w:sz="6" w:space="0" w:color="auto"/>
+              <w:right w:val="single" w:sz="6" w:space="0" w:color="auto"/>
             </w:tcBorders>
           </w:tcPr>
           <w:p>
@@ -6766,7 +6895,8 @@
             <w:tcW w:w="3726" w:type="dxa"/>
             <w:gridSpan w:val="10"/>
             <w:tcBorders>
-              <w:left w:val="single" w:sz="18" w:space="0" w:color="auto"/>
+              <w:left w:val="single" w:sz="6" w:space="0" w:color="auto"/>
+              <w:right w:val="single" w:sz="6" w:space="0" w:color="auto"/>
             </w:tcBorders>
           </w:tcPr>
           <w:p>
@@ -6788,7 +6918,6 @@
                   <w14:uncheckedState w14:val="2610" w14:font="MS Gothic"/>
                 </w14:checkbox>
               </w:sdtPr>
-              <w:sdtEndPr/>
               <w:sdtContent>
                 <w:r>
                   <w:rPr>
@@ -6810,6 +6939,10 @@
         <w:tc>
           <w:tcPr>
             <w:tcW w:w="577" w:type="dxa"/>
+            <w:tcBorders>
+              <w:left w:val="single" w:sz="6" w:space="0" w:color="auto"/>
+              <w:right w:val="single" w:sz="6" w:space="0" w:color="auto"/>
+            </w:tcBorders>
           </w:tcPr>
           <w:p>
             <w:pPr>
@@ -6830,6 +6963,10 @@
           <w:tcPr>
             <w:tcW w:w="3540" w:type="dxa"/>
             <w:gridSpan w:val="6"/>
+            <w:tcBorders>
+              <w:left w:val="single" w:sz="6" w:space="0" w:color="auto"/>
+              <w:right w:val="single" w:sz="6" w:space="0" w:color="auto"/>
+            </w:tcBorders>
             <w:vAlign w:val="center"/>
           </w:tcPr>
           <w:p>
@@ -6851,7 +6988,6 @@
                   <w14:uncheckedState w14:val="2610" w14:font="MS Gothic"/>
                 </w14:checkbox>
               </w:sdtPr>
-              <w:sdtEndPr/>
               <w:sdtContent>
                 <w:r>
                   <w:rPr>
@@ -6873,6 +7009,10 @@
         <w:tc>
           <w:tcPr>
             <w:tcW w:w="573" w:type="dxa"/>
+            <w:tcBorders>
+              <w:left w:val="single" w:sz="6" w:space="0" w:color="auto"/>
+              <w:right w:val="single" w:sz="6" w:space="0" w:color="auto"/>
+            </w:tcBorders>
           </w:tcPr>
           <w:p>
             <w:pPr>
@@ -6887,6 +7027,10 @@
           <w:tcPr>
             <w:tcW w:w="2691" w:type="dxa"/>
             <w:gridSpan w:val="2"/>
+            <w:tcBorders>
+              <w:left w:val="single" w:sz="6" w:space="0" w:color="auto"/>
+              <w:right w:val="single" w:sz="6" w:space="0" w:color="auto"/>
+            </w:tcBorders>
             <w:vAlign w:val="center"/>
           </w:tcPr>
           <w:p>
@@ -6908,7 +7052,6 @@
                   <w14:uncheckedState w14:val="2610" w14:font="MS Gothic"/>
                 </w14:checkbox>
               </w:sdtPr>
-              <w:sdtEndPr/>
               <w:sdtContent>
                 <w:r>
                   <w:rPr>
@@ -6924,6 +7067,10 @@
         <w:tc>
           <w:tcPr>
             <w:tcW w:w="568" w:type="dxa"/>
+            <w:tcBorders>
+              <w:left w:val="single" w:sz="6" w:space="0" w:color="auto"/>
+              <w:right w:val="single" w:sz="6" w:space="0" w:color="auto"/>
+            </w:tcBorders>
           </w:tcPr>
           <w:p>
             <w:pPr>
@@ -6944,10 +7091,7 @@
             <w:tcW w:w="1262" w:type="dxa"/>
             <w:gridSpan w:val="5"/>
             <w:tcBorders>
-              <w:top w:val="single" w:sz="18" w:space="0" w:color="auto"/>
-              <w:left w:val="single" w:sz="18" w:space="0" w:color="auto"/>
-              <w:bottom w:val="single" w:sz="18" w:space="0" w:color="auto"/>
-              <w:right w:val="single" w:sz="18" w:space="0" w:color="auto"/>
+              <w:left w:val="single" w:sz="6" w:space="0" w:color="auto"/>
             </w:tcBorders>
           </w:tcPr>
           <w:p>
@@ -6969,7 +7113,6 @@
                   <w14:uncheckedState w14:val="2610" w14:font="MS Gothic"/>
                 </w14:checkbox>
               </w:sdtPr>
-              <w:sdtEndPr/>
               <w:sdtContent>
                 <w:r>
                   <w:rPr>
@@ -6992,12 +7135,6 @@
           <w:tcPr>
             <w:tcW w:w="1129" w:type="dxa"/>
             <w:gridSpan w:val="10"/>
-            <w:tcBorders>
-              <w:top w:val="single" w:sz="18" w:space="0" w:color="auto"/>
-              <w:left w:val="single" w:sz="18" w:space="0" w:color="auto"/>
-              <w:bottom w:val="single" w:sz="18" w:space="0" w:color="auto"/>
-              <w:right w:val="single" w:sz="18" w:space="0" w:color="auto"/>
-            </w:tcBorders>
           </w:tcPr>
           <w:p>
             <w:pPr>
@@ -7018,7 +7155,6 @@
                   <w14:uncheckedState w14:val="2610" w14:font="MS Gothic"/>
                 </w14:checkbox>
               </w:sdtPr>
-              <w:sdtEndPr/>
               <w:sdtContent>
                 <w:r>
                   <w:rPr>
@@ -7042,10 +7178,7 @@
             <w:tcW w:w="1854" w:type="dxa"/>
             <w:gridSpan w:val="5"/>
             <w:tcBorders>
-              <w:top w:val="single" w:sz="18" w:space="0" w:color="auto"/>
-              <w:left w:val="single" w:sz="18" w:space="0" w:color="auto"/>
-              <w:bottom w:val="single" w:sz="18" w:space="0" w:color="auto"/>
-              <w:right w:val="single" w:sz="18" w:space="0" w:color="auto"/>
+              <w:right w:val="single" w:sz="6" w:space="0" w:color="auto"/>
             </w:tcBorders>
           </w:tcPr>
           <w:p>
@@ -7067,10 +7200,8 @@
           <w:tcPr>
             <w:tcW w:w="524" w:type="dxa"/>
             <w:tcBorders>
-              <w:top w:val="single" w:sz="18" w:space="0" w:color="auto"/>
-              <w:left w:val="single" w:sz="18" w:space="0" w:color="auto"/>
-              <w:bottom w:val="single" w:sz="18" w:space="0" w:color="auto"/>
-              <w:right w:val="single" w:sz="18" w:space="0" w:color="auto"/>
+              <w:left w:val="single" w:sz="6" w:space="0" w:color="auto"/>
+              <w:right w:val="single" w:sz="6" w:space="0" w:color="auto"/>
             </w:tcBorders>
           </w:tcPr>
           <w:p>
@@ -7093,7 +7224,7 @@
             <w:tcW w:w="1861" w:type="dxa"/>
             <w:gridSpan w:val="4"/>
             <w:tcBorders>
-              <w:left w:val="single" w:sz="18" w:space="0" w:color="auto"/>
+              <w:left w:val="single" w:sz="6" w:space="0" w:color="auto"/>
             </w:tcBorders>
           </w:tcPr>
           <w:p>
@@ -7115,7 +7246,6 @@
                   <w14:uncheckedState w14:val="2610" w14:font="MS Gothic"/>
                 </w14:checkbox>
               </w:sdtPr>
-              <w:sdtEndPr/>
               <w:sdtContent>
                 <w:r>
                   <w:rPr>
@@ -7138,6 +7268,9 @@
           <w:tcPr>
             <w:tcW w:w="1865" w:type="dxa"/>
             <w:gridSpan w:val="6"/>
+            <w:tcBorders>
+              <w:right w:val="single" w:sz="6" w:space="0" w:color="auto"/>
+            </w:tcBorders>
           </w:tcPr>
           <w:p>
             <w:pPr>
@@ -7158,7 +7291,6 @@
                   <w14:uncheckedState w14:val="2610" w14:font="MS Gothic"/>
                 </w14:checkbox>
               </w:sdtPr>
-              <w:sdtEndPr/>
               <w:sdtContent>
                 <w:r>
                   <w:rPr>
@@ -7180,6 +7312,10 @@
         <w:tc>
           <w:tcPr>
             <w:tcW w:w="577" w:type="dxa"/>
+            <w:tcBorders>
+              <w:left w:val="single" w:sz="6" w:space="0" w:color="auto"/>
+              <w:right w:val="single" w:sz="6" w:space="0" w:color="auto"/>
+            </w:tcBorders>
           </w:tcPr>
           <w:p>
             <w:pPr>
@@ -7200,6 +7336,9 @@
           <w:tcPr>
             <w:tcW w:w="1770" w:type="dxa"/>
             <w:gridSpan w:val="5"/>
+            <w:tcBorders>
+              <w:left w:val="single" w:sz="6" w:space="0" w:color="auto"/>
+            </w:tcBorders>
             <w:vAlign w:val="bottom"/>
           </w:tcPr>
           <w:p>
@@ -7221,7 +7360,6 @@
                   <w14:uncheckedState w14:val="2610" w14:font="MS Gothic"/>
                 </w14:checkbox>
               </w:sdtPr>
-              <w:sdtEndPr/>
               <w:sdtContent>
                 <w:r>
                   <w:rPr>
@@ -7243,6 +7381,9 @@
         <w:tc>
           <w:tcPr>
             <w:tcW w:w="1770" w:type="dxa"/>
+            <w:tcBorders>
+              <w:right w:val="single" w:sz="6" w:space="0" w:color="auto"/>
+            </w:tcBorders>
             <w:vAlign w:val="bottom"/>
           </w:tcPr>
           <w:p>
@@ -7264,7 +7405,6 @@
                   <w14:uncheckedState w14:val="2610" w14:font="MS Gothic"/>
                 </w14:checkbox>
               </w:sdtPr>
-              <w:sdtEndPr/>
               <w:sdtContent>
                 <w:r>
                   <w:rPr>
@@ -7286,6 +7426,10 @@
         <w:tc>
           <w:tcPr>
             <w:tcW w:w="573" w:type="dxa"/>
+            <w:tcBorders>
+              <w:left w:val="single" w:sz="6" w:space="0" w:color="auto"/>
+              <w:right w:val="single" w:sz="6" w:space="0" w:color="auto"/>
+            </w:tcBorders>
           </w:tcPr>
           <w:p>
             <w:pPr>
@@ -7300,6 +7444,10 @@
           <w:tcPr>
             <w:tcW w:w="2691" w:type="dxa"/>
             <w:gridSpan w:val="2"/>
+            <w:tcBorders>
+              <w:left w:val="single" w:sz="6" w:space="0" w:color="auto"/>
+              <w:right w:val="single" w:sz="6" w:space="0" w:color="auto"/>
+            </w:tcBorders>
             <w:vAlign w:val="center"/>
           </w:tcPr>
           <w:p>
@@ -7321,7 +7469,6 @@
                   <w14:uncheckedState w14:val="2610" w14:font="MS Gothic"/>
                 </w14:checkbox>
               </w:sdtPr>
-              <w:sdtEndPr/>
               <w:sdtContent>
                 <w:r>
                   <w:rPr>
@@ -7337,6 +7484,10 @@
         <w:tc>
           <w:tcPr>
             <w:tcW w:w="568" w:type="dxa"/>
+            <w:tcBorders>
+              <w:left w:val="single" w:sz="6" w:space="0" w:color="auto"/>
+              <w:right w:val="single" w:sz="6" w:space="0" w:color="auto"/>
+            </w:tcBorders>
           </w:tcPr>
           <w:p>
             <w:pPr>
@@ -7357,10 +7508,7 @@
             <w:tcW w:w="1968" w:type="dxa"/>
             <w:gridSpan w:val="11"/>
             <w:tcBorders>
-              <w:top w:val="single" w:sz="18" w:space="0" w:color="auto"/>
-              <w:left w:val="single" w:sz="18" w:space="0" w:color="auto"/>
-              <w:bottom w:val="single" w:sz="18" w:space="0" w:color="auto"/>
-              <w:right w:val="single" w:sz="18" w:space="0" w:color="auto"/>
+              <w:left w:val="single" w:sz="6" w:space="0" w:color="auto"/>
             </w:tcBorders>
           </w:tcPr>
           <w:p>
@@ -7382,7 +7530,6 @@
                   <w14:uncheckedState w14:val="2610" w14:font="MS Gothic"/>
                 </w14:checkbox>
               </w:sdtPr>
-              <w:sdtEndPr/>
               <w:sdtContent>
                 <w:r>
                   <w:rPr>
@@ -7406,10 +7553,7 @@
             <w:tcW w:w="2277" w:type="dxa"/>
             <w:gridSpan w:val="9"/>
             <w:tcBorders>
-              <w:top w:val="single" w:sz="18" w:space="0" w:color="auto"/>
-              <w:left w:val="single" w:sz="18" w:space="0" w:color="auto"/>
-              <w:bottom w:val="single" w:sz="18" w:space="0" w:color="auto"/>
-              <w:right w:val="single" w:sz="18" w:space="0" w:color="auto"/>
+              <w:right w:val="single" w:sz="6" w:space="0" w:color="auto"/>
             </w:tcBorders>
           </w:tcPr>
           <w:p>
@@ -7431,7 +7575,6 @@
                   <w14:uncheckedState w14:val="2610" w14:font="MS Gothic"/>
                 </w14:checkbox>
               </w:sdtPr>
-              <w:sdtEndPr/>
               <w:sdtContent>
                 <w:r>
                   <w:rPr>
@@ -7454,10 +7597,8 @@
           <w:tcPr>
             <w:tcW w:w="524" w:type="dxa"/>
             <w:tcBorders>
-              <w:top w:val="single" w:sz="18" w:space="0" w:color="auto"/>
-              <w:left w:val="single" w:sz="18" w:space="0" w:color="auto"/>
-              <w:bottom w:val="single" w:sz="18" w:space="0" w:color="auto"/>
-              <w:right w:val="single" w:sz="18" w:space="0" w:color="auto"/>
+              <w:left w:val="single" w:sz="6" w:space="0" w:color="auto"/>
+              <w:right w:val="single" w:sz="6" w:space="0" w:color="auto"/>
             </w:tcBorders>
           </w:tcPr>
           <w:p>
@@ -7480,7 +7621,8 @@
             <w:tcW w:w="3726" w:type="dxa"/>
             <w:gridSpan w:val="10"/>
             <w:tcBorders>
-              <w:left w:val="single" w:sz="18" w:space="0" w:color="auto"/>
+              <w:left w:val="single" w:sz="6" w:space="0" w:color="auto"/>
+              <w:right w:val="single" w:sz="6" w:space="0" w:color="auto"/>
             </w:tcBorders>
           </w:tcPr>
           <w:p>
@@ -7502,7 +7644,6 @@
                   <w14:uncheckedState w14:val="2610" w14:font="MS Gothic"/>
                 </w14:checkbox>
               </w:sdtPr>
-              <w:sdtEndPr/>
               <w:sdtContent>
                 <w:r>
                   <w:rPr>
@@ -7517,21 +7658,17 @@
               <w:rPr>
                 <w:szCs w:val="16"/>
               </w:rPr>
-              <w:t xml:space="preserve">тележки </w:t>
-            </w:r>
-            <w:proofErr w:type="spellStart"/>
-            <w:r>
-              <w:rPr>
-                <w:szCs w:val="16"/>
-              </w:rPr>
-              <w:t>подкатные</w:t>
-            </w:r>
-            <w:proofErr w:type="spellEnd"/>
+              <w:t>тележки подкатные</w:t>
+            </w:r>
           </w:p>
         </w:tc>
         <w:tc>
           <w:tcPr>
             <w:tcW w:w="577" w:type="dxa"/>
+            <w:tcBorders>
+              <w:left w:val="single" w:sz="6" w:space="0" w:color="auto"/>
+              <w:right w:val="single" w:sz="6" w:space="0" w:color="auto"/>
+            </w:tcBorders>
           </w:tcPr>
           <w:p>
             <w:pPr>
@@ -7552,6 +7689,10 @@
           <w:tcPr>
             <w:tcW w:w="3540" w:type="dxa"/>
             <w:gridSpan w:val="6"/>
+            <w:tcBorders>
+              <w:left w:val="single" w:sz="6" w:space="0" w:color="auto"/>
+              <w:right w:val="single" w:sz="6" w:space="0" w:color="auto"/>
+            </w:tcBorders>
             <w:vAlign w:val="center"/>
           </w:tcPr>
           <w:p>
@@ -7573,7 +7714,6 @@
                   <w14:uncheckedState w14:val="2610" w14:font="MS Gothic"/>
                 </w14:checkbox>
               </w:sdtPr>
-              <w:sdtEndPr/>
               <w:sdtContent>
                 <w:r>
                   <w:rPr>
@@ -7609,6 +7749,10 @@
         <w:tc>
           <w:tcPr>
             <w:tcW w:w="573" w:type="dxa"/>
+            <w:tcBorders>
+              <w:left w:val="single" w:sz="6" w:space="0" w:color="auto"/>
+              <w:right w:val="single" w:sz="6" w:space="0" w:color="auto"/>
+            </w:tcBorders>
           </w:tcPr>
           <w:p>
             <w:pPr>
@@ -7623,6 +7767,10 @@
           <w:tcPr>
             <w:tcW w:w="2691" w:type="dxa"/>
             <w:gridSpan w:val="2"/>
+            <w:tcBorders>
+              <w:left w:val="single" w:sz="6" w:space="0" w:color="auto"/>
+              <w:right w:val="single" w:sz="6" w:space="0" w:color="auto"/>
+            </w:tcBorders>
             <w:vAlign w:val="center"/>
           </w:tcPr>
           <w:p>
@@ -7644,7 +7792,6 @@
                   <w14:uncheckedState w14:val="2610" w14:font="MS Gothic"/>
                 </w14:checkbox>
               </w:sdtPr>
-              <w:sdtEndPr/>
               <w:sdtContent>
                 <w:r>
                   <w:rPr>
@@ -7660,6 +7807,10 @@
         <w:tc>
           <w:tcPr>
             <w:tcW w:w="568" w:type="dxa"/>
+            <w:tcBorders>
+              <w:left w:val="single" w:sz="6" w:space="0" w:color="auto"/>
+              <w:right w:val="single" w:sz="6" w:space="0" w:color="auto"/>
+            </w:tcBorders>
           </w:tcPr>
           <w:p>
             <w:pPr>
@@ -7679,10 +7830,7 @@
           <w:tcPr>
             <w:tcW w:w="852" w:type="dxa"/>
             <w:tcBorders>
-              <w:top w:val="single" w:sz="18" w:space="0" w:color="auto"/>
-              <w:left w:val="single" w:sz="18" w:space="0" w:color="auto"/>
-              <w:bottom w:val="single" w:sz="18" w:space="0" w:color="auto"/>
-              <w:right w:val="single" w:sz="18" w:space="0" w:color="auto"/>
+              <w:left w:val="single" w:sz="6" w:space="0" w:color="auto"/>
             </w:tcBorders>
           </w:tcPr>
           <w:p>
@@ -7704,7 +7852,6 @@
                   <w14:uncheckedState w14:val="2610" w14:font="MS Gothic"/>
                 </w14:checkbox>
               </w:sdtPr>
-              <w:sdtEndPr/>
               <w:sdtContent>
                 <w:r>
                   <w:rPr>
@@ -7727,12 +7874,6 @@
           <w:tcPr>
             <w:tcW w:w="1269" w:type="dxa"/>
             <w:gridSpan w:val="11"/>
-            <w:tcBorders>
-              <w:top w:val="single" w:sz="18" w:space="0" w:color="auto"/>
-              <w:left w:val="single" w:sz="18" w:space="0" w:color="auto"/>
-              <w:bottom w:val="single" w:sz="18" w:space="0" w:color="auto"/>
-              <w:right w:val="single" w:sz="18" w:space="0" w:color="auto"/>
-            </w:tcBorders>
           </w:tcPr>
           <w:p>
             <w:pPr>
@@ -7753,7 +7894,6 @@
                   <w14:uncheckedState w14:val="2610" w14:font="MS Gothic"/>
                 </w14:checkbox>
               </w:sdtPr>
-              <w:sdtEndPr/>
               <w:sdtContent>
                 <w:r>
                   <w:rPr>
@@ -7777,10 +7917,7 @@
             <w:tcW w:w="2124" w:type="dxa"/>
             <w:gridSpan w:val="8"/>
             <w:tcBorders>
-              <w:top w:val="single" w:sz="18" w:space="0" w:color="auto"/>
-              <w:left w:val="single" w:sz="18" w:space="0" w:color="auto"/>
-              <w:bottom w:val="single" w:sz="18" w:space="0" w:color="auto"/>
-              <w:right w:val="single" w:sz="18" w:space="0" w:color="auto"/>
+              <w:right w:val="single" w:sz="6" w:space="0" w:color="auto"/>
             </w:tcBorders>
           </w:tcPr>
           <w:p>
@@ -7802,7 +7939,6 @@
                   <w14:uncheckedState w14:val="2610" w14:font="MS Gothic"/>
                 </w14:checkbox>
               </w:sdtPr>
-              <w:sdtEndPr/>
               <w:sdtContent>
                 <w:r>
                   <w:rPr>
@@ -7825,10 +7961,8 @@
           <w:tcPr>
             <w:tcW w:w="524" w:type="dxa"/>
             <w:tcBorders>
-              <w:top w:val="single" w:sz="18" w:space="0" w:color="auto"/>
-              <w:left w:val="single" w:sz="18" w:space="0" w:color="auto"/>
-              <w:bottom w:val="single" w:sz="18" w:space="0" w:color="auto"/>
-              <w:right w:val="single" w:sz="18" w:space="0" w:color="auto"/>
+              <w:left w:val="single" w:sz="6" w:space="0" w:color="auto"/>
+              <w:right w:val="single" w:sz="6" w:space="0" w:color="auto"/>
             </w:tcBorders>
           </w:tcPr>
           <w:p>
@@ -7851,7 +7985,8 @@
             <w:tcW w:w="3726" w:type="dxa"/>
             <w:gridSpan w:val="10"/>
             <w:tcBorders>
-              <w:left w:val="single" w:sz="18" w:space="0" w:color="auto"/>
+              <w:left w:val="single" w:sz="6" w:space="0" w:color="auto"/>
+              <w:right w:val="single" w:sz="6" w:space="0" w:color="auto"/>
             </w:tcBorders>
           </w:tcPr>
           <w:p>
@@ -7873,7 +8008,6 @@
                   <w14:uncheckedState w14:val="2610" w14:font="MS Gothic"/>
                 </w14:checkbox>
               </w:sdtPr>
-              <w:sdtEndPr/>
               <w:sdtContent>
                 <w:r>
                   <w:rPr>
@@ -7895,6 +8029,10 @@
         <w:tc>
           <w:tcPr>
             <w:tcW w:w="577" w:type="dxa"/>
+            <w:tcBorders>
+              <w:left w:val="single" w:sz="6" w:space="0" w:color="auto"/>
+              <w:right w:val="single" w:sz="6" w:space="0" w:color="auto"/>
+            </w:tcBorders>
           </w:tcPr>
           <w:p>
             <w:pPr>
@@ -7909,6 +8047,10 @@
           <w:tcPr>
             <w:tcW w:w="3540" w:type="dxa"/>
             <w:gridSpan w:val="6"/>
+            <w:tcBorders>
+              <w:left w:val="single" w:sz="6" w:space="0" w:color="auto"/>
+              <w:right w:val="single" w:sz="6" w:space="0" w:color="auto"/>
+            </w:tcBorders>
             <w:vAlign w:val="center"/>
           </w:tcPr>
           <w:p>
@@ -7930,7 +8072,6 @@
                   <w14:uncheckedState w14:val="2610" w14:font="MS Gothic"/>
                 </w14:checkbox>
               </w:sdtPr>
-              <w:sdtEndPr/>
               <w:sdtContent>
                 <w:r>
                   <w:rPr>
@@ -7952,6 +8093,10 @@
         <w:tc>
           <w:tcPr>
             <w:tcW w:w="573" w:type="dxa"/>
+            <w:tcBorders>
+              <w:left w:val="single" w:sz="6" w:space="0" w:color="auto"/>
+              <w:right w:val="single" w:sz="6" w:space="0" w:color="auto"/>
+            </w:tcBorders>
           </w:tcPr>
           <w:p>
             <w:pPr>
@@ -7966,6 +8111,10 @@
           <w:tcPr>
             <w:tcW w:w="2691" w:type="dxa"/>
             <w:gridSpan w:val="2"/>
+            <w:tcBorders>
+              <w:left w:val="single" w:sz="6" w:space="0" w:color="auto"/>
+              <w:right w:val="single" w:sz="6" w:space="0" w:color="auto"/>
+            </w:tcBorders>
             <w:vAlign w:val="center"/>
           </w:tcPr>
           <w:p>
@@ -7987,7 +8136,6 @@
                   <w14:uncheckedState w14:val="2610" w14:font="MS Gothic"/>
                 </w14:checkbox>
               </w:sdtPr>
-              <w:sdtEndPr/>
               <w:sdtContent>
                 <w:r>
                   <w:rPr>
@@ -8003,6 +8151,10 @@
         <w:tc>
           <w:tcPr>
             <w:tcW w:w="568" w:type="dxa"/>
+            <w:tcBorders>
+              <w:left w:val="single" w:sz="6" w:space="0" w:color="auto"/>
+              <w:right w:val="single" w:sz="6" w:space="0" w:color="auto"/>
+            </w:tcBorders>
           </w:tcPr>
           <w:p>
             <w:pPr>
@@ -8023,10 +8175,7 @@
             <w:tcW w:w="2391" w:type="dxa"/>
             <w:gridSpan w:val="15"/>
             <w:tcBorders>
-              <w:top w:val="single" w:sz="18" w:space="0" w:color="auto"/>
-              <w:left w:val="single" w:sz="18" w:space="0" w:color="auto"/>
-              <w:bottom w:val="single" w:sz="18" w:space="0" w:color="auto"/>
-              <w:right w:val="single" w:sz="18" w:space="0" w:color="auto"/>
+              <w:left w:val="single" w:sz="6" w:space="0" w:color="auto"/>
             </w:tcBorders>
           </w:tcPr>
           <w:p>
@@ -8048,7 +8197,6 @@
                   <w14:uncheckedState w14:val="2610" w14:font="MS Gothic"/>
                 </w14:checkbox>
               </w:sdtPr>
-              <w:sdtEndPr/>
               <w:sdtContent>
                 <w:r>
                   <w:rPr>
@@ -8072,10 +8220,7 @@
             <w:tcW w:w="1854" w:type="dxa"/>
             <w:gridSpan w:val="5"/>
             <w:tcBorders>
-              <w:top w:val="single" w:sz="18" w:space="0" w:color="auto"/>
-              <w:left w:val="single" w:sz="18" w:space="0" w:color="auto"/>
-              <w:bottom w:val="single" w:sz="18" w:space="0" w:color="auto"/>
-              <w:right w:val="single" w:sz="18" w:space="0" w:color="auto"/>
+              <w:right w:val="single" w:sz="6" w:space="0" w:color="auto"/>
             </w:tcBorders>
           </w:tcPr>
           <w:p>
@@ -8097,7 +8242,6 @@
                   <w14:uncheckedState w14:val="2610" w14:font="MS Gothic"/>
                 </w14:checkbox>
               </w:sdtPr>
-              <w:sdtEndPr/>
               <w:sdtContent>
                 <w:r>
                   <w:rPr>
@@ -8120,10 +8264,8 @@
           <w:tcPr>
             <w:tcW w:w="524" w:type="dxa"/>
             <w:tcBorders>
-              <w:top w:val="single" w:sz="18" w:space="0" w:color="auto"/>
-              <w:left w:val="single" w:sz="18" w:space="0" w:color="auto"/>
-              <w:bottom w:val="single" w:sz="18" w:space="0" w:color="auto"/>
-              <w:right w:val="single" w:sz="18" w:space="0" w:color="auto"/>
+              <w:left w:val="single" w:sz="6" w:space="0" w:color="auto"/>
+              <w:right w:val="single" w:sz="6" w:space="0" w:color="auto"/>
             </w:tcBorders>
           </w:tcPr>
           <w:p>
@@ -8140,7 +8282,8 @@
             <w:tcW w:w="3726" w:type="dxa"/>
             <w:gridSpan w:val="10"/>
             <w:tcBorders>
-              <w:left w:val="single" w:sz="18" w:space="0" w:color="auto"/>
+              <w:left w:val="single" w:sz="6" w:space="0" w:color="auto"/>
+              <w:right w:val="single" w:sz="6" w:space="0" w:color="auto"/>
             </w:tcBorders>
           </w:tcPr>
           <w:p>
@@ -8162,7 +8305,6 @@
                   <w14:uncheckedState w14:val="2610" w14:font="MS Gothic"/>
                 </w14:checkbox>
               </w:sdtPr>
-              <w:sdtEndPr/>
               <w:sdtContent>
                 <w:r>
                   <w:rPr>
@@ -8198,6 +8340,10 @@
         <w:tc>
           <w:tcPr>
             <w:tcW w:w="577" w:type="dxa"/>
+            <w:tcBorders>
+              <w:left w:val="single" w:sz="6" w:space="0" w:color="auto"/>
+              <w:right w:val="single" w:sz="6" w:space="0" w:color="auto"/>
+            </w:tcBorders>
           </w:tcPr>
           <w:p>
             <w:pPr>
@@ -8212,6 +8358,10 @@
           <w:tcPr>
             <w:tcW w:w="3540" w:type="dxa"/>
             <w:gridSpan w:val="6"/>
+            <w:tcBorders>
+              <w:left w:val="single" w:sz="6" w:space="0" w:color="auto"/>
+              <w:right w:val="single" w:sz="6" w:space="0" w:color="auto"/>
+            </w:tcBorders>
             <w:vAlign w:val="center"/>
           </w:tcPr>
           <w:p>
@@ -8233,7 +8383,6 @@
                   <w14:uncheckedState w14:val="2610" w14:font="MS Gothic"/>
                 </w14:checkbox>
               </w:sdtPr>
-              <w:sdtEndPr/>
               <w:sdtContent>
                 <w:r>
                   <w:rPr>
@@ -8255,6 +8404,10 @@
         <w:tc>
           <w:tcPr>
             <w:tcW w:w="573" w:type="dxa"/>
+            <w:tcBorders>
+              <w:left w:val="single" w:sz="6" w:space="0" w:color="auto"/>
+              <w:right w:val="single" w:sz="6" w:space="0" w:color="auto"/>
+            </w:tcBorders>
           </w:tcPr>
           <w:p>
             <w:pPr>
@@ -8275,6 +8428,10 @@
           <w:tcPr>
             <w:tcW w:w="2691" w:type="dxa"/>
             <w:gridSpan w:val="2"/>
+            <w:tcBorders>
+              <w:left w:val="single" w:sz="6" w:space="0" w:color="auto"/>
+              <w:right w:val="single" w:sz="6" w:space="0" w:color="auto"/>
+            </w:tcBorders>
             <w:vAlign w:val="center"/>
           </w:tcPr>
           <w:p>
@@ -8296,7 +8453,6 @@
                   <w14:uncheckedState w14:val="2610" w14:font="MS Gothic"/>
                 </w14:checkbox>
               </w:sdtPr>
-              <w:sdtEndPr/>
               <w:sdtContent>
                 <w:r>
                   <w:rPr>
@@ -8312,6 +8468,10 @@
         <w:tc>
           <w:tcPr>
             <w:tcW w:w="568" w:type="dxa"/>
+            <w:tcBorders>
+              <w:left w:val="single" w:sz="6" w:space="0" w:color="auto"/>
+              <w:right w:val="single" w:sz="6" w:space="0" w:color="auto"/>
+            </w:tcBorders>
           </w:tcPr>
           <w:p>
             <w:pPr>
@@ -8332,10 +8492,8 @@
             <w:tcW w:w="4245" w:type="dxa"/>
             <w:gridSpan w:val="20"/>
             <w:tcBorders>
-              <w:top w:val="single" w:sz="18" w:space="0" w:color="auto"/>
-              <w:left w:val="single" w:sz="18" w:space="0" w:color="auto"/>
-              <w:bottom w:val="single" w:sz="18" w:space="0" w:color="auto"/>
-              <w:right w:val="single" w:sz="18" w:space="0" w:color="auto"/>
+              <w:left w:val="single" w:sz="6" w:space="0" w:color="auto"/>
+              <w:right w:val="single" w:sz="6" w:space="0" w:color="auto"/>
             </w:tcBorders>
           </w:tcPr>
           <w:p>
@@ -8360,7 +8518,6 @@
                   <w14:uncheckedState w14:val="2610" w14:font="MS Gothic"/>
                 </w14:checkbox>
               </w:sdtPr>
-              <w:sdtEndPr/>
               <w:sdtContent>
                 <w:r>
                   <w:rPr>
@@ -8383,10 +8540,8 @@
           <w:tcPr>
             <w:tcW w:w="524" w:type="dxa"/>
             <w:tcBorders>
-              <w:top w:val="single" w:sz="18" w:space="0" w:color="auto"/>
-              <w:left w:val="single" w:sz="18" w:space="0" w:color="auto"/>
-              <w:bottom w:val="single" w:sz="18" w:space="0" w:color="auto"/>
-              <w:right w:val="single" w:sz="18" w:space="0" w:color="auto"/>
+              <w:left w:val="single" w:sz="6" w:space="0" w:color="auto"/>
+              <w:right w:val="single" w:sz="6" w:space="0" w:color="auto"/>
             </w:tcBorders>
           </w:tcPr>
           <w:p>
@@ -8406,7 +8561,8 @@
             <w:tcW w:w="3726" w:type="dxa"/>
             <w:gridSpan w:val="10"/>
             <w:tcBorders>
-              <w:left w:val="single" w:sz="18" w:space="0" w:color="auto"/>
+              <w:left w:val="single" w:sz="6" w:space="0" w:color="auto"/>
+              <w:right w:val="single" w:sz="6" w:space="0" w:color="auto"/>
             </w:tcBorders>
           </w:tcPr>
           <w:p>
@@ -8429,7 +8585,6 @@
                   <w14:uncheckedState w14:val="2610" w14:font="MS Gothic"/>
                 </w14:checkbox>
               </w:sdtPr>
-              <w:sdtEndPr/>
               <w:sdtContent>
                 <w:r>
                   <w:rPr>
@@ -8470,6 +8625,10 @@
         <w:tc>
           <w:tcPr>
             <w:tcW w:w="577" w:type="dxa"/>
+            <w:tcBorders>
+              <w:left w:val="single" w:sz="6" w:space="0" w:color="auto"/>
+              <w:right w:val="single" w:sz="6" w:space="0" w:color="auto"/>
+            </w:tcBorders>
           </w:tcPr>
           <w:p>
             <w:pPr>
@@ -8484,6 +8643,10 @@
           <w:tcPr>
             <w:tcW w:w="3540" w:type="dxa"/>
             <w:gridSpan w:val="6"/>
+            <w:tcBorders>
+              <w:left w:val="single" w:sz="6" w:space="0" w:color="auto"/>
+              <w:right w:val="single" w:sz="6" w:space="0" w:color="auto"/>
+            </w:tcBorders>
             <w:vAlign w:val="center"/>
           </w:tcPr>
           <w:p>
@@ -8505,7 +8668,6 @@
                   <w14:uncheckedState w14:val="2610" w14:font="MS Gothic"/>
                 </w14:checkbox>
               </w:sdtPr>
-              <w:sdtEndPr/>
               <w:sdtContent>
                 <w:r>
                   <w:rPr>
@@ -8535,6 +8697,10 @@
         <w:tc>
           <w:tcPr>
             <w:tcW w:w="573" w:type="dxa"/>
+            <w:tcBorders>
+              <w:left w:val="single" w:sz="6" w:space="0" w:color="auto"/>
+              <w:right w:val="single" w:sz="6" w:space="0" w:color="auto"/>
+            </w:tcBorders>
           </w:tcPr>
           <w:p>
             <w:pPr>
@@ -8549,6 +8715,10 @@
           <w:tcPr>
             <w:tcW w:w="2691" w:type="dxa"/>
             <w:gridSpan w:val="2"/>
+            <w:tcBorders>
+              <w:left w:val="single" w:sz="6" w:space="0" w:color="auto"/>
+              <w:right w:val="single" w:sz="6" w:space="0" w:color="auto"/>
+            </w:tcBorders>
             <w:vAlign w:val="center"/>
           </w:tcPr>
           <w:p>
@@ -8570,7 +8740,6 @@
                   <w14:uncheckedState w14:val="2610" w14:font="MS Gothic"/>
                 </w14:checkbox>
               </w:sdtPr>
-              <w:sdtEndPr/>
               <w:sdtContent>
                 <w:r>
                   <w:rPr>
@@ -8586,6 +8755,10 @@
         <w:tc>
           <w:tcPr>
             <w:tcW w:w="568" w:type="dxa"/>
+            <w:tcBorders>
+              <w:left w:val="single" w:sz="6" w:space="0" w:color="auto"/>
+              <w:right w:val="single" w:sz="6" w:space="0" w:color="auto"/>
+            </w:tcBorders>
           </w:tcPr>
           <w:p>
             <w:pPr>
@@ -8606,10 +8779,7 @@
             <w:tcW w:w="2121" w:type="dxa"/>
             <w:gridSpan w:val="12"/>
             <w:tcBorders>
-              <w:top w:val="single" w:sz="18" w:space="0" w:color="auto"/>
-              <w:left w:val="single" w:sz="18" w:space="0" w:color="auto"/>
-              <w:bottom w:val="single" w:sz="18" w:space="0" w:color="auto"/>
-              <w:right w:val="single" w:sz="18" w:space="0" w:color="auto"/>
+              <w:left w:val="single" w:sz="6" w:space="0" w:color="auto"/>
             </w:tcBorders>
           </w:tcPr>
           <w:p>
@@ -8634,7 +8804,6 @@
                   <w14:uncheckedState w14:val="2610" w14:font="MS Gothic"/>
                 </w14:checkbox>
               </w:sdtPr>
-              <w:sdtEndPr/>
               <w:sdtContent>
                 <w:r>
                   <w:rPr>
@@ -8658,10 +8827,7 @@
             <w:tcW w:w="2124" w:type="dxa"/>
             <w:gridSpan w:val="8"/>
             <w:tcBorders>
-              <w:top w:val="single" w:sz="18" w:space="0" w:color="auto"/>
-              <w:left w:val="single" w:sz="18" w:space="0" w:color="auto"/>
-              <w:bottom w:val="single" w:sz="18" w:space="0" w:color="auto"/>
-              <w:right w:val="single" w:sz="18" w:space="0" w:color="auto"/>
+              <w:right w:val="single" w:sz="6" w:space="0" w:color="auto"/>
             </w:tcBorders>
           </w:tcPr>
           <w:p>
@@ -8686,7 +8852,6 @@
                   <w14:uncheckedState w14:val="2610" w14:font="MS Gothic"/>
                 </w14:checkbox>
               </w:sdtPr>
-              <w:sdtEndPr/>
               <w:sdtContent>
                 <w:r>
                   <w:rPr>
@@ -8709,10 +8874,8 @@
           <w:tcPr>
             <w:tcW w:w="524" w:type="dxa"/>
             <w:tcBorders>
-              <w:top w:val="single" w:sz="18" w:space="0" w:color="auto"/>
-              <w:left w:val="single" w:sz="18" w:space="0" w:color="auto"/>
-              <w:bottom w:val="single" w:sz="18" w:space="0" w:color="auto"/>
-              <w:right w:val="single" w:sz="18" w:space="0" w:color="auto"/>
+              <w:left w:val="single" w:sz="6" w:space="0" w:color="auto"/>
+              <w:right w:val="single" w:sz="6" w:space="0" w:color="auto"/>
             </w:tcBorders>
           </w:tcPr>
           <w:p>
@@ -8738,7 +8901,9 @@
             <w:tcW w:w="3726" w:type="dxa"/>
             <w:gridSpan w:val="10"/>
             <w:tcBorders>
-              <w:left w:val="single" w:sz="18" w:space="0" w:color="auto"/>
+              <w:left w:val="single" w:sz="6" w:space="0" w:color="auto"/>
+              <w:bottom w:val="single" w:sz="6" w:space="0" w:color="auto"/>
+              <w:right w:val="single" w:sz="6" w:space="0" w:color="auto"/>
             </w:tcBorders>
           </w:tcPr>
           <w:p>
@@ -8760,7 +8925,6 @@
                   <w14:uncheckedState w14:val="2610" w14:font="MS Gothic"/>
                 </w14:checkbox>
               </w:sdtPr>
-              <w:sdtEndPr/>
               <w:sdtContent>
                 <w:r>
                   <w:rPr>
@@ -8782,6 +8946,11 @@
         <w:tc>
           <w:tcPr>
             <w:tcW w:w="577" w:type="dxa"/>
+            <w:tcBorders>
+              <w:left w:val="single" w:sz="6" w:space="0" w:color="auto"/>
+              <w:bottom w:val="single" w:sz="6" w:space="0" w:color="auto"/>
+              <w:right w:val="single" w:sz="6" w:space="0" w:color="auto"/>
+            </w:tcBorders>
           </w:tcPr>
           <w:p>
             <w:pPr>
@@ -8796,6 +8965,10 @@
           <w:tcPr>
             <w:tcW w:w="3540" w:type="dxa"/>
             <w:gridSpan w:val="6"/>
+            <w:tcBorders>
+              <w:left w:val="single" w:sz="6" w:space="0" w:color="auto"/>
+              <w:right w:val="single" w:sz="6" w:space="0" w:color="auto"/>
+            </w:tcBorders>
             <w:vAlign w:val="center"/>
           </w:tcPr>
           <w:p>
@@ -8817,7 +8990,6 @@
                   <w14:uncheckedState w14:val="2610" w14:font="MS Gothic"/>
                 </w14:checkbox>
               </w:sdtPr>
-              <w:sdtEndPr/>
               <w:sdtContent>
                 <w:r>
                   <w:rPr>
@@ -8839,6 +9011,10 @@
         <w:tc>
           <w:tcPr>
             <w:tcW w:w="573" w:type="dxa"/>
+            <w:tcBorders>
+              <w:left w:val="single" w:sz="6" w:space="0" w:color="auto"/>
+              <w:right w:val="single" w:sz="6" w:space="0" w:color="auto"/>
+            </w:tcBorders>
           </w:tcPr>
           <w:p>
             <w:pPr>
@@ -8853,6 +9029,10 @@
           <w:tcPr>
             <w:tcW w:w="2691" w:type="dxa"/>
             <w:gridSpan w:val="2"/>
+            <w:tcBorders>
+              <w:left w:val="single" w:sz="6" w:space="0" w:color="auto"/>
+              <w:right w:val="single" w:sz="6" w:space="0" w:color="auto"/>
+            </w:tcBorders>
             <w:vAlign w:val="center"/>
           </w:tcPr>
           <w:p>
@@ -8874,7 +9054,6 @@
                   <w14:uncheckedState w14:val="2610" w14:font="MS Gothic"/>
                 </w14:checkbox>
               </w:sdtPr>
-              <w:sdtEndPr/>
               <w:sdtContent>
                 <w:r>
                   <w:rPr>
@@ -8890,6 +9069,10 @@
         <w:tc>
           <w:tcPr>
             <w:tcW w:w="568" w:type="dxa"/>
+            <w:tcBorders>
+              <w:left w:val="single" w:sz="6" w:space="0" w:color="auto"/>
+              <w:right w:val="single" w:sz="6" w:space="0" w:color="auto"/>
+            </w:tcBorders>
           </w:tcPr>
           <w:p>
             <w:pPr>
@@ -8910,10 +9093,7 @@
             <w:tcW w:w="2121" w:type="dxa"/>
             <w:gridSpan w:val="12"/>
             <w:tcBorders>
-              <w:top w:val="single" w:sz="18" w:space="0" w:color="auto"/>
-              <w:left w:val="single" w:sz="18" w:space="0" w:color="auto"/>
-              <w:bottom w:val="single" w:sz="18" w:space="0" w:color="auto"/>
-              <w:right w:val="single" w:sz="18" w:space="0" w:color="auto"/>
+              <w:left w:val="single" w:sz="6" w:space="0" w:color="auto"/>
             </w:tcBorders>
           </w:tcPr>
           <w:p>
@@ -8938,7 +9118,6 @@
                   <w14:uncheckedState w14:val="2610" w14:font="MS Gothic"/>
                 </w14:checkbox>
               </w:sdtPr>
-              <w:sdtEndPr/>
               <w:sdtContent>
                 <w:r>
                   <w:rPr>
@@ -8962,10 +9141,7 @@
             <w:tcW w:w="2124" w:type="dxa"/>
             <w:gridSpan w:val="8"/>
             <w:tcBorders>
-              <w:top w:val="single" w:sz="18" w:space="0" w:color="auto"/>
-              <w:left w:val="single" w:sz="18" w:space="0" w:color="auto"/>
-              <w:bottom w:val="single" w:sz="18" w:space="0" w:color="auto"/>
-              <w:right w:val="single" w:sz="18" w:space="0" w:color="auto"/>
+              <w:right w:val="single" w:sz="6" w:space="0" w:color="auto"/>
             </w:tcBorders>
           </w:tcPr>
           <w:p>
@@ -8990,7 +9166,6 @@
                   <w14:uncheckedState w14:val="2610" w14:font="MS Gothic"/>
                 </w14:checkbox>
               </w:sdtPr>
-              <w:sdtEndPr/>
               <w:sdtContent>
                 <w:r>
                   <w:rPr>
@@ -9013,10 +9188,8 @@
           <w:tcPr>
             <w:tcW w:w="524" w:type="dxa"/>
             <w:tcBorders>
-              <w:top w:val="single" w:sz="18" w:space="0" w:color="auto"/>
-              <w:left w:val="single" w:sz="18" w:space="0" w:color="auto"/>
-              <w:bottom w:val="single" w:sz="18" w:space="0" w:color="auto"/>
-              <w:right w:val="single" w:sz="18" w:space="0" w:color="auto"/>
+              <w:left w:val="single" w:sz="6" w:space="0" w:color="auto"/>
+              <w:right w:val="single" w:sz="6" w:space="0" w:color="auto"/>
             </w:tcBorders>
           </w:tcPr>
           <w:p>
@@ -9042,7 +9215,10 @@
             <w:tcW w:w="4303" w:type="dxa"/>
             <w:gridSpan w:val="11"/>
             <w:tcBorders>
-              <w:left w:val="single" w:sz="18" w:space="0" w:color="auto"/>
+              <w:top w:val="single" w:sz="6" w:space="0" w:color="auto"/>
+              <w:left w:val="single" w:sz="6" w:space="0" w:color="auto"/>
+              <w:bottom w:val="single" w:sz="6" w:space="0" w:color="auto"/>
+              <w:right w:val="single" w:sz="6" w:space="0" w:color="auto"/>
             </w:tcBorders>
             <w:shd w:val="clear" w:color="auto" w:fill="D9D9D9" w:themeFill="background1" w:themeFillShade="D9"/>
           </w:tcPr>
@@ -9070,6 +9246,10 @@
           <w:tcPr>
             <w:tcW w:w="3540" w:type="dxa"/>
             <w:gridSpan w:val="6"/>
+            <w:tcBorders>
+              <w:left w:val="single" w:sz="6" w:space="0" w:color="auto"/>
+              <w:right w:val="single" w:sz="6" w:space="0" w:color="auto"/>
+            </w:tcBorders>
             <w:vAlign w:val="bottom"/>
           </w:tcPr>
           <w:p>
@@ -9091,7 +9271,6 @@
                   <w14:uncheckedState w14:val="2610" w14:font="MS Gothic"/>
                 </w14:checkbox>
               </w:sdtPr>
-              <w:sdtEndPr/>
               <w:sdtContent>
                 <w:r>
                   <w:rPr>
@@ -9113,6 +9292,10 @@
         <w:tc>
           <w:tcPr>
             <w:tcW w:w="573" w:type="dxa"/>
+            <w:tcBorders>
+              <w:left w:val="single" w:sz="6" w:space="0" w:color="auto"/>
+              <w:right w:val="single" w:sz="6" w:space="0" w:color="auto"/>
+            </w:tcBorders>
           </w:tcPr>
           <w:p>
             <w:pPr>
@@ -9133,6 +9316,10 @@
           <w:tcPr>
             <w:tcW w:w="2691" w:type="dxa"/>
             <w:gridSpan w:val="2"/>
+            <w:tcBorders>
+              <w:left w:val="single" w:sz="6" w:space="0" w:color="auto"/>
+              <w:right w:val="single" w:sz="6" w:space="0" w:color="auto"/>
+            </w:tcBorders>
             <w:vAlign w:val="center"/>
           </w:tcPr>
           <w:p>
@@ -9154,7 +9341,6 @@
                   <w14:uncheckedState w14:val="2610" w14:font="MS Gothic"/>
                 </w14:checkbox>
               </w:sdtPr>
-              <w:sdtEndPr/>
               <w:sdtContent>
                 <w:r>
                   <w:rPr>
@@ -9170,6 +9356,10 @@
         <w:tc>
           <w:tcPr>
             <w:tcW w:w="568" w:type="dxa"/>
+            <w:tcBorders>
+              <w:left w:val="single" w:sz="6" w:space="0" w:color="auto"/>
+              <w:right w:val="single" w:sz="6" w:space="0" w:color="auto"/>
+            </w:tcBorders>
           </w:tcPr>
           <w:p>
             <w:pPr>
@@ -9189,10 +9379,7 @@
           <w:tcPr>
             <w:tcW w:w="852" w:type="dxa"/>
             <w:tcBorders>
-              <w:top w:val="single" w:sz="18" w:space="0" w:color="auto"/>
-              <w:left w:val="single" w:sz="18" w:space="0" w:color="auto"/>
-              <w:bottom w:val="single" w:sz="18" w:space="0" w:color="auto"/>
-              <w:right w:val="single" w:sz="18" w:space="0" w:color="auto"/>
+              <w:left w:val="single" w:sz="6" w:space="0" w:color="auto"/>
             </w:tcBorders>
           </w:tcPr>
           <w:p>
@@ -9217,7 +9404,6 @@
                   <w14:uncheckedState w14:val="2610" w14:font="MS Gothic"/>
                 </w14:checkbox>
               </w:sdtPr>
-              <w:sdtEndPr/>
               <w:sdtContent>
                 <w:r>
                   <w:rPr>
@@ -9241,10 +9427,7 @@
             <w:tcW w:w="3393" w:type="dxa"/>
             <w:gridSpan w:val="19"/>
             <w:tcBorders>
-              <w:top w:val="single" w:sz="18" w:space="0" w:color="auto"/>
-              <w:left w:val="single" w:sz="18" w:space="0" w:color="auto"/>
-              <w:bottom w:val="single" w:sz="18" w:space="0" w:color="auto"/>
-              <w:right w:val="single" w:sz="18" w:space="0" w:color="auto"/>
+              <w:right w:val="single" w:sz="6" w:space="0" w:color="auto"/>
             </w:tcBorders>
           </w:tcPr>
           <w:p>
@@ -9269,7 +9452,6 @@
                   <w14:uncheckedState w14:val="2610" w14:font="MS Gothic"/>
                 </w14:checkbox>
               </w:sdtPr>
-              <w:sdtEndPr/>
               <w:sdtContent>
                 <w:r>
                   <w:rPr>
@@ -9292,10 +9474,8 @@
           <w:tcPr>
             <w:tcW w:w="524" w:type="dxa"/>
             <w:tcBorders>
-              <w:top w:val="single" w:sz="18" w:space="0" w:color="auto"/>
-              <w:left w:val="single" w:sz="18" w:space="0" w:color="auto"/>
-              <w:bottom w:val="single" w:sz="18" w:space="0" w:color="auto"/>
-              <w:right w:val="single" w:sz="18" w:space="0" w:color="auto"/>
+              <w:left w:val="single" w:sz="6" w:space="0" w:color="auto"/>
+              <w:right w:val="single" w:sz="6" w:space="0" w:color="auto"/>
             </w:tcBorders>
           </w:tcPr>
           <w:p>
@@ -9320,7 +9500,8 @@
           <w:tcPr>
             <w:tcW w:w="929" w:type="dxa"/>
             <w:tcBorders>
-              <w:left w:val="single" w:sz="18" w:space="0" w:color="auto"/>
+              <w:top w:val="single" w:sz="6" w:space="0" w:color="auto"/>
+              <w:left w:val="single" w:sz="6" w:space="0" w:color="auto"/>
             </w:tcBorders>
           </w:tcPr>
           <w:p>
@@ -9342,7 +9523,6 @@
                   <w14:uncheckedState w14:val="2610" w14:font="MS Gothic"/>
                 </w14:checkbox>
               </w:sdtPr>
-              <w:sdtEndPr/>
               <w:sdtContent>
                 <w:r>
                   <w:rPr>
@@ -9379,6 +9559,9 @@
           <w:tcPr>
             <w:tcW w:w="932" w:type="dxa"/>
             <w:gridSpan w:val="3"/>
+            <w:tcBorders>
+              <w:top w:val="single" w:sz="6" w:space="0" w:color="auto"/>
+            </w:tcBorders>
             <w:tcMar>
               <w:left w:w="0" w:type="dxa"/>
             </w:tcMar>
@@ -9402,7 +9585,6 @@
                   <w14:uncheckedState w14:val="2610" w14:font="MS Gothic"/>
                 </w14:checkbox>
               </w:sdtPr>
-              <w:sdtEndPr/>
               <w:sdtContent>
                 <w:r>
                   <w:rPr>
@@ -9425,6 +9607,9 @@
           <w:tcPr>
             <w:tcW w:w="931" w:type="dxa"/>
             <w:gridSpan w:val="4"/>
+            <w:tcBorders>
+              <w:top w:val="single" w:sz="6" w:space="0" w:color="auto"/>
+            </w:tcBorders>
           </w:tcPr>
           <w:p>
             <w:pPr>
@@ -9445,7 +9630,6 @@
                   <w14:uncheckedState w14:val="2610" w14:font="MS Gothic"/>
                 </w14:checkbox>
               </w:sdtPr>
-              <w:sdtEndPr/>
               <w:sdtContent>
                 <w:r>
                   <w:rPr>
@@ -9468,6 +9652,10 @@
           <w:tcPr>
             <w:tcW w:w="934" w:type="dxa"/>
             <w:gridSpan w:val="2"/>
+            <w:tcBorders>
+              <w:top w:val="single" w:sz="6" w:space="0" w:color="auto"/>
+              <w:right w:val="single" w:sz="6" w:space="0" w:color="auto"/>
+            </w:tcBorders>
           </w:tcPr>
           <w:p>
             <w:pPr>
@@ -9488,7 +9676,6 @@
                   <w14:uncheckedState w14:val="2610" w14:font="MS Gothic"/>
                 </w14:checkbox>
               </w:sdtPr>
-              <w:sdtEndPr/>
               <w:sdtContent>
                 <w:r>
                   <w:rPr>
@@ -9510,7 +9697,11 @@
         <w:tc>
           <w:tcPr>
             <w:tcW w:w="577" w:type="dxa"/>
-            <w:shd w:val="clear" w:color="auto" w:fill="BFBFBF" w:themeFill="background1" w:themeFillShade="BF"/>
+            <w:tcBorders>
+              <w:top w:val="single" w:sz="6" w:space="0" w:color="auto"/>
+              <w:left w:val="single" w:sz="6" w:space="0" w:color="auto"/>
+              <w:right w:val="single" w:sz="6" w:space="0" w:color="auto"/>
+            </w:tcBorders>
           </w:tcPr>
           <w:p>
             <w:pPr>
@@ -9525,6 +9716,10 @@
           <w:tcPr>
             <w:tcW w:w="3540" w:type="dxa"/>
             <w:gridSpan w:val="6"/>
+            <w:tcBorders>
+              <w:left w:val="single" w:sz="6" w:space="0" w:color="auto"/>
+              <w:right w:val="single" w:sz="6" w:space="0" w:color="auto"/>
+            </w:tcBorders>
             <w:vAlign w:val="center"/>
           </w:tcPr>
           <w:p>
@@ -9546,7 +9741,6 @@
                   <w14:uncheckedState w14:val="2610" w14:font="MS Gothic"/>
                 </w14:checkbox>
               </w:sdtPr>
-              <w:sdtEndPr/>
               <w:sdtContent>
                 <w:r>
                   <w:rPr>
@@ -9583,7 +9777,6 @@
                   <w14:uncheckedState w14:val="2610" w14:font="MS Gothic"/>
                 </w14:checkbox>
               </w:sdtPr>
-              <w:sdtEndPr/>
               <w:sdtContent>
                 <w:r>
                   <w:rPr>
@@ -9612,7 +9805,6 @@
                   <w14:uncheckedState w14:val="2610" w14:font="MS Gothic"/>
                 </w14:checkbox>
               </w:sdtPr>
-              <w:sdtEndPr/>
               <w:sdtContent>
                 <w:r>
                   <w:rPr>
@@ -9634,6 +9826,10 @@
         <w:tc>
           <w:tcPr>
             <w:tcW w:w="573" w:type="dxa"/>
+            <w:tcBorders>
+              <w:left w:val="single" w:sz="6" w:space="0" w:color="auto"/>
+              <w:right w:val="single" w:sz="6" w:space="0" w:color="auto"/>
+            </w:tcBorders>
           </w:tcPr>
           <w:p>
             <w:pPr>
@@ -9648,6 +9844,10 @@
           <w:tcPr>
             <w:tcW w:w="2691" w:type="dxa"/>
             <w:gridSpan w:val="2"/>
+            <w:tcBorders>
+              <w:left w:val="single" w:sz="6" w:space="0" w:color="auto"/>
+              <w:right w:val="single" w:sz="6" w:space="0" w:color="auto"/>
+            </w:tcBorders>
             <w:vAlign w:val="center"/>
           </w:tcPr>
           <w:p>
@@ -9669,7 +9869,6 @@
                   <w14:uncheckedState w14:val="2610" w14:font="MS Gothic"/>
                 </w14:checkbox>
               </w:sdtPr>
-              <w:sdtEndPr/>
               <w:sdtContent>
                 <w:r>
                   <w:rPr>
@@ -9685,6 +9884,10 @@
         <w:tc>
           <w:tcPr>
             <w:tcW w:w="568" w:type="dxa"/>
+            <w:tcBorders>
+              <w:left w:val="single" w:sz="6" w:space="0" w:color="auto"/>
+              <w:right w:val="single" w:sz="6" w:space="0" w:color="auto"/>
+            </w:tcBorders>
           </w:tcPr>
           <w:p>
             <w:pPr>
@@ -9705,10 +9908,8 @@
             <w:tcW w:w="4245" w:type="dxa"/>
             <w:gridSpan w:val="20"/>
             <w:tcBorders>
-              <w:top w:val="single" w:sz="18" w:space="0" w:color="auto"/>
-              <w:left w:val="single" w:sz="18" w:space="0" w:color="auto"/>
-              <w:bottom w:val="single" w:sz="18" w:space="0" w:color="auto"/>
-              <w:right w:val="single" w:sz="18" w:space="0" w:color="auto"/>
+              <w:left w:val="single" w:sz="6" w:space="0" w:color="auto"/>
+              <w:right w:val="single" w:sz="6" w:space="0" w:color="auto"/>
             </w:tcBorders>
           </w:tcPr>
           <w:p>
@@ -9733,7 +9934,6 @@
                   <w14:uncheckedState w14:val="2610" w14:font="MS Gothic"/>
                 </w14:checkbox>
               </w:sdtPr>
-              <w:sdtEndPr/>
               <w:sdtContent>
                 <w:r>
                   <w:rPr>
@@ -9756,10 +9956,8 @@
           <w:tcPr>
             <w:tcW w:w="524" w:type="dxa"/>
             <w:tcBorders>
-              <w:top w:val="single" w:sz="18" w:space="0" w:color="auto"/>
-              <w:left w:val="single" w:sz="18" w:space="0" w:color="auto"/>
-              <w:bottom w:val="single" w:sz="18" w:space="0" w:color="auto"/>
-              <w:right w:val="single" w:sz="18" w:space="0" w:color="auto"/>
+              <w:left w:val="single" w:sz="6" w:space="0" w:color="auto"/>
+              <w:right w:val="single" w:sz="6" w:space="0" w:color="auto"/>
             </w:tcBorders>
           </w:tcPr>
           <w:p>
@@ -9778,7 +9976,7 @@
           <w:tcPr>
             <w:tcW w:w="929" w:type="dxa"/>
             <w:tcBorders>
-              <w:left w:val="single" w:sz="18" w:space="0" w:color="auto"/>
+              <w:left w:val="single" w:sz="6" w:space="0" w:color="auto"/>
             </w:tcBorders>
           </w:tcPr>
           <w:p>
@@ -9800,7 +9998,6 @@
                   <w14:uncheckedState w14:val="2610" w14:font="MS Gothic"/>
                 </w14:checkbox>
               </w:sdtPr>
-              <w:sdtEndPr/>
               <w:sdtContent>
                 <w:r>
                   <w:rPr>
@@ -9847,7 +10044,6 @@
                   <w14:uncheckedState w14:val="2610" w14:font="MS Gothic"/>
                 </w14:checkbox>
               </w:sdtPr>
-              <w:sdtEndPr/>
               <w:sdtContent>
                 <w:r>
                   <w:rPr>
@@ -9869,6 +10065,9 @@
         <w:tc>
           <w:tcPr>
             <w:tcW w:w="842" w:type="dxa"/>
+            <w:tcBorders>
+              <w:right w:val="single" w:sz="6" w:space="0" w:color="auto"/>
+            </w:tcBorders>
             <w:tcMar>
               <w:left w:w="0" w:type="dxa"/>
               <w:right w:w="0" w:type="dxa"/>
@@ -9893,7 +10092,6 @@
                   <w14:uncheckedState w14:val="2610" w14:font="MS Gothic"/>
                 </w14:checkbox>
               </w:sdtPr>
-              <w:sdtEndPr/>
               <w:sdtContent>
                 <w:r>
                   <w:rPr>
@@ -9915,6 +10113,10 @@
         <w:tc>
           <w:tcPr>
             <w:tcW w:w="577" w:type="dxa"/>
+            <w:tcBorders>
+              <w:left w:val="single" w:sz="6" w:space="0" w:color="auto"/>
+              <w:right w:val="single" w:sz="6" w:space="0" w:color="auto"/>
+            </w:tcBorders>
           </w:tcPr>
           <w:p>
             <w:pPr>
@@ -9929,6 +10131,9 @@
           <w:tcPr>
             <w:tcW w:w="1770" w:type="dxa"/>
             <w:gridSpan w:val="5"/>
+            <w:tcBorders>
+              <w:left w:val="single" w:sz="6" w:space="0" w:color="auto"/>
+            </w:tcBorders>
             <w:vAlign w:val="center"/>
           </w:tcPr>
           <w:p>
@@ -9950,7 +10155,6 @@
                   <w14:uncheckedState w14:val="2610" w14:font="MS Gothic"/>
                 </w14:checkbox>
               </w:sdtPr>
-              <w:sdtEndPr/>
               <w:sdtContent>
                 <w:r>
                   <w:rPr>
@@ -9980,6 +10184,9 @@
         <w:tc>
           <w:tcPr>
             <w:tcW w:w="1770" w:type="dxa"/>
+            <w:tcBorders>
+              <w:right w:val="single" w:sz="6" w:space="0" w:color="auto"/>
+            </w:tcBorders>
             <w:vAlign w:val="center"/>
           </w:tcPr>
           <w:p>
@@ -10001,7 +10208,6 @@
                   <w14:uncheckedState w14:val="2610" w14:font="MS Gothic"/>
                 </w14:checkbox>
               </w:sdtPr>
-              <w:sdtEndPr/>
               <w:sdtContent>
                 <w:r>
                   <w:rPr>
@@ -10025,6 +10231,10 @@
         <w:tc>
           <w:tcPr>
             <w:tcW w:w="573" w:type="dxa"/>
+            <w:tcBorders>
+              <w:left w:val="single" w:sz="6" w:space="0" w:color="auto"/>
+              <w:right w:val="single" w:sz="6" w:space="0" w:color="auto"/>
+            </w:tcBorders>
           </w:tcPr>
           <w:p>
             <w:pPr>
@@ -10047,12 +10257,15 @@
               <w14:uncheckedState w14:val="2610" w14:font="MS Gothic"/>
             </w14:checkbox>
           </w:sdtPr>
-          <w:sdtEndPr/>
           <w:sdtContent>
             <w:tc>
               <w:tcPr>
                 <w:tcW w:w="2691" w:type="dxa"/>
                 <w:gridSpan w:val="2"/>
+                <w:tcBorders>
+                  <w:left w:val="single" w:sz="6" w:space="0" w:color="auto"/>
+                  <w:right w:val="single" w:sz="6" w:space="0" w:color="auto"/>
+                </w:tcBorders>
                 <w:vAlign w:val="center"/>
               </w:tcPr>
               <w:p>
@@ -10076,6 +10289,10 @@
         <w:tc>
           <w:tcPr>
             <w:tcW w:w="568" w:type="dxa"/>
+            <w:tcBorders>
+              <w:left w:val="single" w:sz="6" w:space="0" w:color="auto"/>
+              <w:right w:val="single" w:sz="6" w:space="0" w:color="auto"/>
+            </w:tcBorders>
           </w:tcPr>
           <w:p>
             <w:pPr>
@@ -10096,10 +10313,9 @@
             <w:tcW w:w="4245" w:type="dxa"/>
             <w:gridSpan w:val="20"/>
             <w:tcBorders>
-              <w:top w:val="single" w:sz="18" w:space="0" w:color="auto"/>
-              <w:left w:val="single" w:sz="18" w:space="0" w:color="auto"/>
-              <w:bottom w:val="single" w:sz="18" w:space="0" w:color="auto"/>
-              <w:right w:val="single" w:sz="18" w:space="0" w:color="auto"/>
+              <w:left w:val="single" w:sz="6" w:space="0" w:color="auto"/>
+              <w:bottom w:val="single" w:sz="6" w:space="0" w:color="auto"/>
+              <w:right w:val="single" w:sz="6" w:space="0" w:color="auto"/>
             </w:tcBorders>
           </w:tcPr>
           <w:p>
@@ -10124,7 +10340,6 @@
                   <w14:uncheckedState w14:val="2610" w14:font="MS Gothic"/>
                 </w14:checkbox>
               </w:sdtPr>
-              <w:sdtEndPr/>
               <w:sdtContent>
                 <w:r>
                   <w:rPr>
@@ -10147,10 +10362,9 @@
           <w:tcPr>
             <w:tcW w:w="524" w:type="dxa"/>
             <w:tcBorders>
-              <w:top w:val="single" w:sz="18" w:space="0" w:color="auto"/>
-              <w:left w:val="single" w:sz="18" w:space="0" w:color="auto"/>
-              <w:bottom w:val="single" w:sz="18" w:space="0" w:color="auto"/>
-              <w:right w:val="single" w:sz="18" w:space="0" w:color="auto"/>
+              <w:left w:val="single" w:sz="6" w:space="0" w:color="auto"/>
+              <w:bottom w:val="single" w:sz="6" w:space="0" w:color="auto"/>
+              <w:right w:val="single" w:sz="6" w:space="0" w:color="auto"/>
             </w:tcBorders>
           </w:tcPr>
           <w:p>
@@ -10176,7 +10390,8 @@
             <w:tcW w:w="2198" w:type="dxa"/>
             <w:gridSpan w:val="5"/>
             <w:tcBorders>
-              <w:left w:val="single" w:sz="18" w:space="0" w:color="auto"/>
+              <w:left w:val="single" w:sz="6" w:space="0" w:color="auto"/>
+              <w:bottom w:val="single" w:sz="6" w:space="0" w:color="auto"/>
             </w:tcBorders>
           </w:tcPr>
           <w:p>
@@ -10198,7 +10413,6 @@
                   <w14:uncheckedState w14:val="2610" w14:font="MS Gothic"/>
                 </w14:checkbox>
               </w:sdtPr>
-              <w:sdtEndPr/>
               <w:sdtContent>
                 <w:r>
                   <w:rPr>
@@ -10221,6 +10435,10 @@
           <w:tcPr>
             <w:tcW w:w="1528" w:type="dxa"/>
             <w:gridSpan w:val="5"/>
+            <w:tcBorders>
+              <w:bottom w:val="single" w:sz="6" w:space="0" w:color="auto"/>
+              <w:right w:val="single" w:sz="6" w:space="0" w:color="auto"/>
+            </w:tcBorders>
           </w:tcPr>
           <w:p>
             <w:pPr>
@@ -10241,7 +10459,6 @@
                   <w14:uncheckedState w14:val="2610" w14:font="MS Gothic"/>
                 </w14:checkbox>
               </w:sdtPr>
-              <w:sdtEndPr/>
               <w:sdtContent>
                 <w:r>
                   <w:rPr>
@@ -10263,6 +10480,11 @@
         <w:tc>
           <w:tcPr>
             <w:tcW w:w="577" w:type="dxa"/>
+            <w:tcBorders>
+              <w:left w:val="single" w:sz="6" w:space="0" w:color="auto"/>
+              <w:bottom w:val="single" w:sz="6" w:space="0" w:color="auto"/>
+              <w:right w:val="single" w:sz="6" w:space="0" w:color="auto"/>
+            </w:tcBorders>
           </w:tcPr>
           <w:p>
             <w:pPr>
@@ -10277,6 +10499,10 @@
           <w:tcPr>
             <w:tcW w:w="3540" w:type="dxa"/>
             <w:gridSpan w:val="6"/>
+            <w:tcBorders>
+              <w:left w:val="single" w:sz="6" w:space="0" w:color="auto"/>
+              <w:right w:val="single" w:sz="6" w:space="0" w:color="auto"/>
+            </w:tcBorders>
             <w:vAlign w:val="bottom"/>
           </w:tcPr>
           <w:p>
@@ -10298,7 +10524,6 @@
                   <w14:uncheckedState w14:val="2610" w14:font="MS Gothic"/>
                 </w14:checkbox>
               </w:sdtPr>
-              <w:sdtEndPr/>
               <w:sdtContent>
                 <w:r>
                   <w:rPr>
@@ -10320,6 +10545,10 @@
         <w:tc>
           <w:tcPr>
             <w:tcW w:w="573" w:type="dxa"/>
+            <w:tcBorders>
+              <w:left w:val="single" w:sz="6" w:space="0" w:color="auto"/>
+              <w:right w:val="single" w:sz="6" w:space="0" w:color="auto"/>
+            </w:tcBorders>
           </w:tcPr>
           <w:p>
             <w:pPr>
@@ -10342,12 +10571,15 @@
               <w14:uncheckedState w14:val="2610" w14:font="MS Gothic"/>
             </w14:checkbox>
           </w:sdtPr>
-          <w:sdtEndPr/>
           <w:sdtContent>
             <w:tc>
               <w:tcPr>
                 <w:tcW w:w="2691" w:type="dxa"/>
                 <w:gridSpan w:val="2"/>
+                <w:tcBorders>
+                  <w:left w:val="single" w:sz="6" w:space="0" w:color="auto"/>
+                  <w:right w:val="single" w:sz="6" w:space="0" w:color="auto"/>
+                </w:tcBorders>
                 <w:vAlign w:val="center"/>
               </w:tcPr>
               <w:p>
@@ -10371,6 +10603,10 @@
         <w:tc>
           <w:tcPr>
             <w:tcW w:w="568" w:type="dxa"/>
+            <w:tcBorders>
+              <w:left w:val="single" w:sz="6" w:space="0" w:color="auto"/>
+              <w:right w:val="single" w:sz="6" w:space="0" w:color="auto"/>
+            </w:tcBorders>
           </w:tcPr>
           <w:p>
             <w:pPr>
@@ -10391,10 +10627,10 @@
             <w:tcW w:w="4769" w:type="dxa"/>
             <w:gridSpan w:val="21"/>
             <w:tcBorders>
-              <w:top w:val="single" w:sz="18" w:space="0" w:color="auto"/>
-              <w:left w:val="single" w:sz="18" w:space="0" w:color="auto"/>
-              <w:bottom w:val="single" w:sz="18" w:space="0" w:color="auto"/>
-              <w:right w:val="single" w:sz="18" w:space="0" w:color="auto"/>
+              <w:top w:val="single" w:sz="6" w:space="0" w:color="auto"/>
+              <w:left w:val="single" w:sz="6" w:space="0" w:color="auto"/>
+              <w:bottom w:val="single" w:sz="6" w:space="0" w:color="auto"/>
+              <w:right w:val="single" w:sz="6" w:space="0" w:color="auto"/>
             </w:tcBorders>
             <w:shd w:val="clear" w:color="auto" w:fill="D9D9D9" w:themeFill="background1" w:themeFillShade="D9"/>
           </w:tcPr>
@@ -10422,7 +10658,10 @@
             <w:tcW w:w="4303" w:type="dxa"/>
             <w:gridSpan w:val="11"/>
             <w:tcBorders>
-              <w:left w:val="single" w:sz="18" w:space="0" w:color="auto"/>
+              <w:top w:val="single" w:sz="6" w:space="0" w:color="auto"/>
+              <w:left w:val="single" w:sz="6" w:space="0" w:color="auto"/>
+              <w:bottom w:val="single" w:sz="6" w:space="0" w:color="auto"/>
+              <w:right w:val="single" w:sz="6" w:space="0" w:color="auto"/>
             </w:tcBorders>
             <w:shd w:val="clear" w:color="auto" w:fill="BFBFBF" w:themeFill="background1" w:themeFillShade="BF"/>
           </w:tcPr>
@@ -10446,6 +10685,10 @@
           <w:tcPr>
             <w:tcW w:w="3540" w:type="dxa"/>
             <w:gridSpan w:val="6"/>
+            <w:tcBorders>
+              <w:left w:val="single" w:sz="6" w:space="0" w:color="auto"/>
+              <w:right w:val="single" w:sz="6" w:space="0" w:color="auto"/>
+            </w:tcBorders>
             <w:vAlign w:val="bottom"/>
           </w:tcPr>
           <w:p>
@@ -10467,7 +10710,6 @@
                   <w14:uncheckedState w14:val="2610" w14:font="MS Gothic"/>
                 </w14:checkbox>
               </w:sdtPr>
-              <w:sdtEndPr/>
               <w:sdtContent>
                 <w:r>
                   <w:rPr>
@@ -10489,6 +10731,10 @@
         <w:tc>
           <w:tcPr>
             <w:tcW w:w="573" w:type="dxa"/>
+            <w:tcBorders>
+              <w:left w:val="single" w:sz="6" w:space="0" w:color="auto"/>
+              <w:right w:val="single" w:sz="6" w:space="0" w:color="auto"/>
+            </w:tcBorders>
           </w:tcPr>
           <w:p>
             <w:pPr>
@@ -10511,12 +10757,15 @@
               <w14:uncheckedState w14:val="2610" w14:font="MS Gothic"/>
             </w14:checkbox>
           </w:sdtPr>
-          <w:sdtEndPr/>
           <w:sdtContent>
             <w:tc>
               <w:tcPr>
                 <w:tcW w:w="2691" w:type="dxa"/>
                 <w:gridSpan w:val="2"/>
+                <w:tcBorders>
+                  <w:left w:val="single" w:sz="6" w:space="0" w:color="auto"/>
+                  <w:right w:val="single" w:sz="6" w:space="0" w:color="auto"/>
+                </w:tcBorders>
                 <w:vAlign w:val="center"/>
               </w:tcPr>
               <w:p>
@@ -10540,6 +10789,10 @@
         <w:tc>
           <w:tcPr>
             <w:tcW w:w="568" w:type="dxa"/>
+            <w:tcBorders>
+              <w:left w:val="single" w:sz="6" w:space="0" w:color="auto"/>
+              <w:right w:val="single" w:sz="6" w:space="0" w:color="auto"/>
+            </w:tcBorders>
           </w:tcPr>
           <w:p>
             <w:pPr>
@@ -10560,10 +10813,8 @@
             <w:tcW w:w="1262" w:type="dxa"/>
             <w:gridSpan w:val="5"/>
             <w:tcBorders>
-              <w:top w:val="single" w:sz="18" w:space="0" w:color="auto"/>
-              <w:left w:val="single" w:sz="18" w:space="0" w:color="auto"/>
-              <w:bottom w:val="single" w:sz="18" w:space="0" w:color="auto"/>
-              <w:right w:val="single" w:sz="18" w:space="0" w:color="auto"/>
+              <w:top w:val="single" w:sz="6" w:space="0" w:color="auto"/>
+              <w:left w:val="single" w:sz="6" w:space="0" w:color="auto"/>
             </w:tcBorders>
             <w:tcMar>
               <w:left w:w="108" w:type="dxa"/>
@@ -10593,7 +10844,6 @@
                   <w14:uncheckedState w14:val="2610" w14:font="MS Gothic"/>
                 </w14:checkbox>
               </w:sdtPr>
-              <w:sdtEndPr/>
               <w:sdtContent>
                 <w:r>
                   <w:rPr>
@@ -10617,10 +10867,7 @@
             <w:tcW w:w="1129" w:type="dxa"/>
             <w:gridSpan w:val="10"/>
             <w:tcBorders>
-              <w:top w:val="single" w:sz="18" w:space="0" w:color="auto"/>
-              <w:left w:val="single" w:sz="18" w:space="0" w:color="auto"/>
-              <w:bottom w:val="single" w:sz="18" w:space="0" w:color="auto"/>
-              <w:right w:val="single" w:sz="18" w:space="0" w:color="auto"/>
+              <w:top w:val="single" w:sz="6" w:space="0" w:color="auto"/>
             </w:tcBorders>
             <w:tcMar>
               <w:left w:w="0" w:type="dxa"/>
@@ -10651,7 +10898,6 @@
                   <w14:uncheckedState w14:val="2610" w14:font="MS Gothic"/>
                 </w14:checkbox>
               </w:sdtPr>
-              <w:sdtEndPr/>
               <w:sdtContent>
                 <w:r>
                   <w:rPr>
@@ -10675,10 +10921,7 @@
             <w:tcW w:w="865" w:type="dxa"/>
             <w:gridSpan w:val="4"/>
             <w:tcBorders>
-              <w:top w:val="single" w:sz="18" w:space="0" w:color="auto"/>
-              <w:left w:val="single" w:sz="18" w:space="0" w:color="auto"/>
-              <w:bottom w:val="single" w:sz="18" w:space="0" w:color="auto"/>
-              <w:right w:val="single" w:sz="18" w:space="0" w:color="auto"/>
+              <w:top w:val="single" w:sz="6" w:space="0" w:color="auto"/>
             </w:tcBorders>
             <w:tcMar>
               <w:left w:w="0" w:type="dxa"/>
@@ -10709,7 +10952,6 @@
                   <w14:uncheckedState w14:val="2610" w14:font="MS Gothic"/>
                 </w14:checkbox>
               </w:sdtPr>
-              <w:sdtEndPr/>
               <w:sdtContent>
                 <w:r>
                   <w:rPr>
@@ -10732,10 +10974,8 @@
           <w:tcPr>
             <w:tcW w:w="989" w:type="dxa"/>
             <w:tcBorders>
-              <w:top w:val="single" w:sz="18" w:space="0" w:color="auto"/>
-              <w:left w:val="single" w:sz="18" w:space="0" w:color="auto"/>
-              <w:bottom w:val="single" w:sz="18" w:space="0" w:color="auto"/>
-              <w:right w:val="single" w:sz="18" w:space="0" w:color="auto"/>
+              <w:top w:val="single" w:sz="6" w:space="0" w:color="auto"/>
+              <w:right w:val="single" w:sz="6" w:space="0" w:color="auto"/>
             </w:tcBorders>
             <w:tcMar>
               <w:left w:w="0" w:type="dxa"/>
@@ -10766,7 +11006,6 @@
                   <w14:uncheckedState w14:val="2610" w14:font="MS Gothic"/>
                 </w14:checkbox>
               </w:sdtPr>
-              <w:sdtEndPr/>
               <w:sdtContent>
                 <w:r>
                   <w:rPr>
@@ -10789,10 +11028,9 @@
           <w:tcPr>
             <w:tcW w:w="524" w:type="dxa"/>
             <w:tcBorders>
-              <w:top w:val="single" w:sz="18" w:space="0" w:color="auto"/>
-              <w:left w:val="single" w:sz="18" w:space="0" w:color="auto"/>
-              <w:bottom w:val="single" w:sz="18" w:space="0" w:color="auto"/>
-              <w:right w:val="single" w:sz="18" w:space="0" w:color="auto"/>
+              <w:top w:val="single" w:sz="6" w:space="0" w:color="auto"/>
+              <w:left w:val="single" w:sz="6" w:space="0" w:color="auto"/>
+              <w:right w:val="single" w:sz="6" w:space="0" w:color="auto"/>
             </w:tcBorders>
           </w:tcPr>
           <w:p>
@@ -10809,10 +11047,10 @@
         </w:tc>
         <w:tc>
           <w:tcPr>
-            <w:tcW w:w="4303" w:type="dxa"/>
-            <w:gridSpan w:val="11"/>
-            <w:tcBorders>
-              <w:left w:val="single" w:sz="18" w:space="0" w:color="auto"/>
+            <w:tcW w:w="3724" w:type="dxa"/>
+            <w:gridSpan w:val="10"/>
+            <w:tcBorders>
+              <w:left w:val="single" w:sz="6" w:space="0" w:color="auto"/>
             </w:tcBorders>
           </w:tcPr>
           <w:p>
@@ -10834,7 +11072,6 @@
                   <w14:uncheckedState w14:val="2610" w14:font="MS Gothic"/>
                 </w14:checkbox>
               </w:sdtPr>
-              <w:sdtEndPr/>
               <w:sdtContent>
                 <w:r>
                   <w:rPr>
@@ -10863,7 +11100,6 @@
                   <w14:uncheckedState w14:val="2610" w14:font="MS Gothic"/>
                 </w14:checkbox>
               </w:sdtPr>
-              <w:sdtEndPr/>
               <w:sdtContent>
                 <w:r>
                   <w:rPr>
@@ -10892,7 +11128,6 @@
                   <w14:uncheckedState w14:val="2610" w14:font="MS Gothic"/>
                 </w14:checkbox>
               </w:sdtPr>
-              <w:sdtEndPr/>
               <w:sdtContent>
                 <w:r>
                   <w:rPr>
@@ -10913,8 +11148,30 @@
         </w:tc>
         <w:tc>
           <w:tcPr>
+            <w:tcW w:w="579" w:type="dxa"/>
+            <w:tcBorders>
+              <w:top w:val="single" w:sz="6" w:space="0" w:color="auto"/>
+              <w:left w:val="single" w:sz="6" w:space="0" w:color="auto"/>
+              <w:right w:val="single" w:sz="6" w:space="0" w:color="auto"/>
+            </w:tcBorders>
+          </w:tcPr>
+          <w:p>
+            <w:pPr>
+              <w:pStyle w:val="--2"/>
+              <w:rPr>
+                <w:szCs w:val="16"/>
+              </w:rPr>
+            </w:pPr>
+          </w:p>
+        </w:tc>
+        <w:tc>
+          <w:tcPr>
             <w:tcW w:w="3540" w:type="dxa"/>
             <w:gridSpan w:val="6"/>
+            <w:tcBorders>
+              <w:left w:val="single" w:sz="6" w:space="0" w:color="auto"/>
+              <w:right w:val="single" w:sz="6" w:space="0" w:color="auto"/>
+            </w:tcBorders>
             <w:vAlign w:val="bottom"/>
           </w:tcPr>
           <w:p>
@@ -10936,7 +11193,6 @@
                   <w14:uncheckedState w14:val="2610" w14:font="MS Gothic"/>
                 </w14:checkbox>
               </w:sdtPr>
-              <w:sdtEndPr/>
               <w:sdtContent>
                 <w:r>
                   <w:rPr>
@@ -10958,6 +11214,10 @@
         <w:tc>
           <w:tcPr>
             <w:tcW w:w="573" w:type="dxa"/>
+            <w:tcBorders>
+              <w:left w:val="single" w:sz="6" w:space="0" w:color="auto"/>
+              <w:right w:val="single" w:sz="6" w:space="0" w:color="auto"/>
+            </w:tcBorders>
           </w:tcPr>
           <w:p>
             <w:pPr>
@@ -10980,12 +11240,15 @@
               <w14:uncheckedState w14:val="2610" w14:font="MS Gothic"/>
             </w14:checkbox>
           </w:sdtPr>
-          <w:sdtEndPr/>
           <w:sdtContent>
             <w:tc>
               <w:tcPr>
                 <w:tcW w:w="2691" w:type="dxa"/>
                 <w:gridSpan w:val="2"/>
+                <w:tcBorders>
+                  <w:left w:val="single" w:sz="6" w:space="0" w:color="auto"/>
+                  <w:right w:val="single" w:sz="6" w:space="0" w:color="auto"/>
+                </w:tcBorders>
                 <w:vAlign w:val="center"/>
               </w:tcPr>
               <w:p>
@@ -11009,6 +11272,10 @@
         <w:tc>
           <w:tcPr>
             <w:tcW w:w="568" w:type="dxa"/>
+            <w:tcBorders>
+              <w:left w:val="single" w:sz="6" w:space="0" w:color="auto"/>
+              <w:right w:val="single" w:sz="6" w:space="0" w:color="auto"/>
+            </w:tcBorders>
           </w:tcPr>
           <w:p>
             <w:pPr>
@@ -11029,10 +11296,7 @@
             <w:tcW w:w="1679" w:type="dxa"/>
             <w:gridSpan w:val="8"/>
             <w:tcBorders>
-              <w:top w:val="single" w:sz="18" w:space="0" w:color="auto"/>
-              <w:left w:val="single" w:sz="18" w:space="0" w:color="auto"/>
-              <w:bottom w:val="single" w:sz="18" w:space="0" w:color="auto"/>
-              <w:right w:val="single" w:sz="18" w:space="0" w:color="auto"/>
+              <w:left w:val="single" w:sz="6" w:space="0" w:color="auto"/>
             </w:tcBorders>
           </w:tcPr>
           <w:p>
@@ -11057,7 +11321,6 @@
                   <w14:uncheckedState w14:val="2610" w14:font="MS Gothic"/>
                 </w14:checkbox>
               </w:sdtPr>
-              <w:sdtEndPr/>
               <w:sdtContent>
                 <w:r>
                   <w:rPr>
@@ -11081,10 +11344,7 @@
             <w:tcW w:w="2566" w:type="dxa"/>
             <w:gridSpan w:val="12"/>
             <w:tcBorders>
-              <w:top w:val="single" w:sz="18" w:space="0" w:color="auto"/>
-              <w:left w:val="single" w:sz="18" w:space="0" w:color="auto"/>
-              <w:bottom w:val="single" w:sz="18" w:space="0" w:color="auto"/>
-              <w:right w:val="single" w:sz="18" w:space="0" w:color="auto"/>
+              <w:right w:val="single" w:sz="6" w:space="0" w:color="auto"/>
             </w:tcBorders>
           </w:tcPr>
           <w:p>
@@ -11109,7 +11369,6 @@
                   <w14:uncheckedState w14:val="2610" w14:font="MS Gothic"/>
                 </w14:checkbox>
               </w:sdtPr>
-              <w:sdtEndPr/>
               <w:sdtContent>
                 <w:r>
                   <w:rPr>
@@ -11132,10 +11391,8 @@
           <w:tcPr>
             <w:tcW w:w="524" w:type="dxa"/>
             <w:tcBorders>
-              <w:top w:val="single" w:sz="18" w:space="0" w:color="auto"/>
-              <w:left w:val="single" w:sz="18" w:space="0" w:color="auto"/>
-              <w:bottom w:val="single" w:sz="18" w:space="0" w:color="auto"/>
-              <w:right w:val="single" w:sz="18" w:space="0" w:color="auto"/>
+              <w:left w:val="single" w:sz="6" w:space="0" w:color="auto"/>
+              <w:right w:val="single" w:sz="6" w:space="0" w:color="auto"/>
             </w:tcBorders>
           </w:tcPr>
           <w:p>
@@ -11155,7 +11412,8 @@
             <w:tcW w:w="3726" w:type="dxa"/>
             <w:gridSpan w:val="10"/>
             <w:tcBorders>
-              <w:left w:val="single" w:sz="18" w:space="0" w:color="auto"/>
+              <w:left w:val="single" w:sz="6" w:space="0" w:color="auto"/>
+              <w:right w:val="single" w:sz="6" w:space="0" w:color="auto"/>
             </w:tcBorders>
           </w:tcPr>
           <w:p>
@@ -11177,7 +11435,6 @@
                   <w14:uncheckedState w14:val="2610" w14:font="MS Gothic"/>
                 </w14:checkbox>
               </w:sdtPr>
-              <w:sdtEndPr/>
               <w:sdtContent>
                 <w:r>
                   <w:rPr>
@@ -11207,6 +11464,10 @@
         <w:tc>
           <w:tcPr>
             <w:tcW w:w="577" w:type="dxa"/>
+            <w:tcBorders>
+              <w:left w:val="single" w:sz="6" w:space="0" w:color="auto"/>
+              <w:right w:val="single" w:sz="6" w:space="0" w:color="auto"/>
+            </w:tcBorders>
           </w:tcPr>
           <w:p>
             <w:pPr>
@@ -11221,6 +11482,9 @@
           <w:tcPr>
             <w:tcW w:w="1770" w:type="dxa"/>
             <w:gridSpan w:val="5"/>
+            <w:tcBorders>
+              <w:left w:val="single" w:sz="6" w:space="0" w:color="auto"/>
+            </w:tcBorders>
             <w:vAlign w:val="bottom"/>
           </w:tcPr>
           <w:p>
@@ -11242,7 +11506,6 @@
                   <w14:uncheckedState w14:val="2610" w14:font="MS Gothic"/>
                 </w14:checkbox>
               </w:sdtPr>
-              <w:sdtEndPr/>
               <w:sdtContent>
                 <w:r>
                   <w:rPr>
@@ -11264,6 +11527,9 @@
         <w:tc>
           <w:tcPr>
             <w:tcW w:w="1770" w:type="dxa"/>
+            <w:tcBorders>
+              <w:right w:val="single" w:sz="6" w:space="0" w:color="auto"/>
+            </w:tcBorders>
             <w:vAlign w:val="bottom"/>
           </w:tcPr>
           <w:p>
@@ -11285,7 +11551,6 @@
                   <w14:uncheckedState w14:val="2610" w14:font="MS Gothic"/>
                 </w14:checkbox>
               </w:sdtPr>
-              <w:sdtEndPr/>
               <w:sdtContent>
                 <w:r>
                   <w:rPr>
@@ -11307,6 +11572,10 @@
         <w:tc>
           <w:tcPr>
             <w:tcW w:w="573" w:type="dxa"/>
+            <w:tcBorders>
+              <w:left w:val="single" w:sz="6" w:space="0" w:color="auto"/>
+              <w:right w:val="single" w:sz="6" w:space="0" w:color="auto"/>
+            </w:tcBorders>
           </w:tcPr>
           <w:p>
             <w:pPr>
@@ -11329,12 +11598,15 @@
               <w14:uncheckedState w14:val="2610" w14:font="MS Gothic"/>
             </w14:checkbox>
           </w:sdtPr>
-          <w:sdtEndPr/>
           <w:sdtContent>
             <w:tc>
               <w:tcPr>
                 <w:tcW w:w="2691" w:type="dxa"/>
                 <w:gridSpan w:val="2"/>
+                <w:tcBorders>
+                  <w:left w:val="single" w:sz="6" w:space="0" w:color="auto"/>
+                  <w:right w:val="single" w:sz="6" w:space="0" w:color="auto"/>
+                </w:tcBorders>
                 <w:vAlign w:val="center"/>
               </w:tcPr>
               <w:p>
@@ -11358,6 +11630,10 @@
         <w:tc>
           <w:tcPr>
             <w:tcW w:w="568" w:type="dxa"/>
+            <w:tcBorders>
+              <w:left w:val="single" w:sz="6" w:space="0" w:color="auto"/>
+              <w:right w:val="single" w:sz="6" w:space="0" w:color="auto"/>
+            </w:tcBorders>
           </w:tcPr>
           <w:p>
             <w:pPr>
@@ -11378,10 +11654,9 @@
             <w:tcW w:w="4245" w:type="dxa"/>
             <w:gridSpan w:val="20"/>
             <w:tcBorders>
-              <w:top w:val="single" w:sz="18" w:space="0" w:color="auto"/>
-              <w:left w:val="single" w:sz="18" w:space="0" w:color="auto"/>
-              <w:bottom w:val="single" w:sz="18" w:space="0" w:color="auto"/>
-              <w:right w:val="single" w:sz="18" w:space="0" w:color="auto"/>
+              <w:left w:val="single" w:sz="6" w:space="0" w:color="auto"/>
+              <w:bottom w:val="single" w:sz="6" w:space="0" w:color="auto"/>
+              <w:right w:val="single" w:sz="6" w:space="0" w:color="auto"/>
             </w:tcBorders>
           </w:tcPr>
           <w:p>
@@ -11403,7 +11678,6 @@
                   <w14:uncheckedState w14:val="2610" w14:font="MS Gothic"/>
                 </w14:checkbox>
               </w:sdtPr>
-              <w:sdtEndPr/>
               <w:sdtContent>
                 <w:r>
                   <w:rPr>
@@ -11426,10 +11700,9 @@
           <w:tcPr>
             <w:tcW w:w="524" w:type="dxa"/>
             <w:tcBorders>
-              <w:top w:val="single" w:sz="18" w:space="0" w:color="auto"/>
-              <w:left w:val="single" w:sz="18" w:space="0" w:color="auto"/>
-              <w:bottom w:val="single" w:sz="18" w:space="0" w:color="auto"/>
-              <w:right w:val="single" w:sz="18" w:space="0" w:color="auto"/>
+              <w:left w:val="single" w:sz="6" w:space="0" w:color="auto"/>
+              <w:bottom w:val="single" w:sz="6" w:space="0" w:color="auto"/>
+              <w:right w:val="single" w:sz="6" w:space="0" w:color="auto"/>
             </w:tcBorders>
           </w:tcPr>
           <w:p>
@@ -11462,14 +11735,15 @@
               <w14:uncheckedState w14:val="2610" w14:font="MS Gothic"/>
             </w14:checkbox>
           </w:sdtPr>
-          <w:sdtEndPr/>
           <w:sdtContent>
             <w:tc>
               <w:tcPr>
                 <w:tcW w:w="3726" w:type="dxa"/>
                 <w:gridSpan w:val="10"/>
                 <w:tcBorders>
-                  <w:left w:val="single" w:sz="18" w:space="0" w:color="auto"/>
+                  <w:left w:val="single" w:sz="6" w:space="0" w:color="auto"/>
+                  <w:bottom w:val="single" w:sz="6" w:space="0" w:color="auto"/>
+                  <w:right w:val="single" w:sz="6" w:space="0" w:color="auto"/>
                 </w:tcBorders>
               </w:tcPr>
               <w:p>
@@ -11493,6 +11767,11 @@
         <w:tc>
           <w:tcPr>
             <w:tcW w:w="577" w:type="dxa"/>
+            <w:tcBorders>
+              <w:left w:val="single" w:sz="6" w:space="0" w:color="auto"/>
+              <w:bottom w:val="single" w:sz="6" w:space="0" w:color="auto"/>
+              <w:right w:val="single" w:sz="6" w:space="0" w:color="auto"/>
+            </w:tcBorders>
           </w:tcPr>
           <w:p>
             <w:pPr>
@@ -11507,6 +11786,9 @@
           <w:tcPr>
             <w:tcW w:w="1770" w:type="dxa"/>
             <w:gridSpan w:val="5"/>
+            <w:tcBorders>
+              <w:left w:val="single" w:sz="6" w:space="0" w:color="auto"/>
+            </w:tcBorders>
             <w:vAlign w:val="bottom"/>
           </w:tcPr>
           <w:p>
@@ -11528,7 +11810,6 @@
                   <w14:uncheckedState w14:val="2610" w14:font="MS Gothic"/>
                 </w14:checkbox>
               </w:sdtPr>
-              <w:sdtEndPr/>
               <w:sdtContent>
                 <w:r>
                   <w:rPr>
@@ -11550,6 +11831,9 @@
         <w:tc>
           <w:tcPr>
             <w:tcW w:w="1770" w:type="dxa"/>
+            <w:tcBorders>
+              <w:right w:val="single" w:sz="6" w:space="0" w:color="auto"/>
+            </w:tcBorders>
             <w:vAlign w:val="bottom"/>
           </w:tcPr>
           <w:p>
@@ -11571,7 +11855,6 @@
                   <w14:uncheckedState w14:val="2610" w14:font="MS Gothic"/>
                 </w14:checkbox>
               </w:sdtPr>
-              <w:sdtEndPr/>
               <w:sdtContent>
                 <w:r>
                   <w:rPr>
@@ -11595,6 +11878,10 @@
         <w:tc>
           <w:tcPr>
             <w:tcW w:w="573" w:type="dxa"/>
+            <w:tcBorders>
+              <w:left w:val="single" w:sz="6" w:space="0" w:color="auto"/>
+              <w:right w:val="single" w:sz="6" w:space="0" w:color="auto"/>
+            </w:tcBorders>
           </w:tcPr>
           <w:p>
             <w:pPr>
@@ -11623,12 +11910,15 @@
               <w14:uncheckedState w14:val="2610" w14:font="MS Gothic"/>
             </w14:checkbox>
           </w:sdtPr>
-          <w:sdtEndPr/>
           <w:sdtContent>
             <w:tc>
               <w:tcPr>
                 <w:tcW w:w="2691" w:type="dxa"/>
                 <w:gridSpan w:val="2"/>
+                <w:tcBorders>
+                  <w:left w:val="single" w:sz="6" w:space="0" w:color="auto"/>
+                  <w:right w:val="single" w:sz="6" w:space="0" w:color="auto"/>
+                </w:tcBorders>
                 <w:vAlign w:val="center"/>
               </w:tcPr>
               <w:p>
@@ -11652,6 +11942,10 @@
         <w:tc>
           <w:tcPr>
             <w:tcW w:w="568" w:type="dxa"/>
+            <w:tcBorders>
+              <w:left w:val="single" w:sz="6" w:space="0" w:color="auto"/>
+              <w:right w:val="single" w:sz="6" w:space="0" w:color="auto"/>
+            </w:tcBorders>
           </w:tcPr>
           <w:p>
             <w:pPr>
@@ -11672,10 +11966,10 @@
             <w:tcW w:w="4769" w:type="dxa"/>
             <w:gridSpan w:val="21"/>
             <w:tcBorders>
-              <w:top w:val="single" w:sz="18" w:space="0" w:color="auto"/>
-              <w:left w:val="single" w:sz="18" w:space="0" w:color="auto"/>
-              <w:bottom w:val="single" w:sz="18" w:space="0" w:color="auto"/>
-              <w:right w:val="single" w:sz="18" w:space="0" w:color="auto"/>
+              <w:top w:val="single" w:sz="6" w:space="0" w:color="auto"/>
+              <w:left w:val="single" w:sz="6" w:space="0" w:color="auto"/>
+              <w:bottom w:val="single" w:sz="6" w:space="0" w:color="auto"/>
+              <w:right w:val="single" w:sz="6" w:space="0" w:color="auto"/>
             </w:tcBorders>
             <w:shd w:val="clear" w:color="auto" w:fill="BFBFBF" w:themeFill="background1" w:themeFillShade="BF"/>
           </w:tcPr>
@@ -11703,7 +11997,10 @@
             <w:tcW w:w="4303" w:type="dxa"/>
             <w:gridSpan w:val="11"/>
             <w:tcBorders>
-              <w:left w:val="single" w:sz="18" w:space="0" w:color="auto"/>
+              <w:top w:val="single" w:sz="6" w:space="0" w:color="auto"/>
+              <w:left w:val="single" w:sz="6" w:space="0" w:color="auto"/>
+              <w:bottom w:val="single" w:sz="6" w:space="0" w:color="auto"/>
+              <w:right w:val="single" w:sz="6" w:space="0" w:color="auto"/>
             </w:tcBorders>
             <w:shd w:val="clear" w:color="auto" w:fill="BFBFBF" w:themeFill="background1" w:themeFillShade="BF"/>
           </w:tcPr>
@@ -11727,6 +12024,10 @@
           <w:tcPr>
             <w:tcW w:w="3540" w:type="dxa"/>
             <w:gridSpan w:val="6"/>
+            <w:tcBorders>
+              <w:left w:val="single" w:sz="6" w:space="0" w:color="auto"/>
+              <w:right w:val="single" w:sz="6" w:space="0" w:color="auto"/>
+            </w:tcBorders>
             <w:vAlign w:val="bottom"/>
           </w:tcPr>
           <w:p>
@@ -11748,7 +12049,6 @@
                   <w14:uncheckedState w14:val="2610" w14:font="MS Gothic"/>
                 </w14:checkbox>
               </w:sdtPr>
-              <w:sdtEndPr/>
               <w:sdtContent>
                 <w:r>
                   <w:rPr>
@@ -11770,6 +12070,10 @@
         <w:tc>
           <w:tcPr>
             <w:tcW w:w="573" w:type="dxa"/>
+            <w:tcBorders>
+              <w:left w:val="single" w:sz="6" w:space="0" w:color="auto"/>
+              <w:right w:val="single" w:sz="6" w:space="0" w:color="auto"/>
+            </w:tcBorders>
           </w:tcPr>
           <w:p>
             <w:pPr>
@@ -11792,12 +12096,15 @@
               <w14:uncheckedState w14:val="2610" w14:font="MS Gothic"/>
             </w14:checkbox>
           </w:sdtPr>
-          <w:sdtEndPr/>
           <w:sdtContent>
             <w:tc>
               <w:tcPr>
                 <w:tcW w:w="2691" w:type="dxa"/>
                 <w:gridSpan w:val="2"/>
+                <w:tcBorders>
+                  <w:left w:val="single" w:sz="6" w:space="0" w:color="auto"/>
+                  <w:right w:val="single" w:sz="6" w:space="0" w:color="auto"/>
+                </w:tcBorders>
                 <w:vAlign w:val="center"/>
               </w:tcPr>
               <w:p>
@@ -11821,6 +12128,10 @@
         <w:tc>
           <w:tcPr>
             <w:tcW w:w="568" w:type="dxa"/>
+            <w:tcBorders>
+              <w:left w:val="single" w:sz="6" w:space="0" w:color="auto"/>
+              <w:right w:val="single" w:sz="6" w:space="0" w:color="auto"/>
+            </w:tcBorders>
           </w:tcPr>
           <w:p>
             <w:pPr>
@@ -11841,11 +12152,12 @@
             <w:tcW w:w="1686" w:type="dxa"/>
             <w:gridSpan w:val="9"/>
             <w:tcBorders>
-              <w:top w:val="single" w:sz="18" w:space="0" w:color="auto"/>
-              <w:left w:val="single" w:sz="18" w:space="0" w:color="auto"/>
-              <w:bottom w:val="single" w:sz="18" w:space="0" w:color="auto"/>
-              <w:right w:val="single" w:sz="18" w:space="0" w:color="auto"/>
-            </w:tcBorders>
+              <w:top w:val="single" w:sz="6" w:space="0" w:color="auto"/>
+              <w:left w:val="single" w:sz="6" w:space="0" w:color="auto"/>
+            </w:tcBorders>
+            <w:tcMar>
+              <w:right w:w="0" w:type="dxa"/>
+            </w:tcMar>
           </w:tcPr>
           <w:p>
             <w:pPr>
@@ -11866,7 +12178,6 @@
                   <w14:uncheckedState w14:val="2610" w14:font="MS Gothic"/>
                 </w14:checkbox>
               </w:sdtPr>
-              <w:sdtEndPr/>
               <w:sdtContent>
                 <w:r>
                   <w:rPr>
@@ -11890,10 +12201,8 @@
             <w:tcW w:w="2559" w:type="dxa"/>
             <w:gridSpan w:val="11"/>
             <w:tcBorders>
-              <w:top w:val="single" w:sz="18" w:space="0" w:color="auto"/>
-              <w:left w:val="single" w:sz="18" w:space="0" w:color="auto"/>
-              <w:bottom w:val="single" w:sz="18" w:space="0" w:color="auto"/>
-              <w:right w:val="single" w:sz="18" w:space="0" w:color="auto"/>
+              <w:top w:val="single" w:sz="6" w:space="0" w:color="auto"/>
+              <w:right w:val="single" w:sz="6" w:space="0" w:color="auto"/>
             </w:tcBorders>
             <w:tcMar>
               <w:left w:w="0" w:type="dxa"/>
@@ -11919,7 +12228,6 @@
                   <w14:uncheckedState w14:val="2610" w14:font="MS Gothic"/>
                 </w14:checkbox>
               </w:sdtPr>
-              <w:sdtEndPr/>
               <w:sdtContent>
                 <w:r>
                   <w:rPr>
@@ -11942,10 +12250,9 @@
           <w:tcPr>
             <w:tcW w:w="524" w:type="dxa"/>
             <w:tcBorders>
-              <w:top w:val="single" w:sz="18" w:space="0" w:color="auto"/>
-              <w:left w:val="single" w:sz="18" w:space="0" w:color="auto"/>
-              <w:bottom w:val="single" w:sz="18" w:space="0" w:color="auto"/>
-              <w:right w:val="single" w:sz="18" w:space="0" w:color="auto"/>
+              <w:top w:val="single" w:sz="6" w:space="0" w:color="auto"/>
+              <w:left w:val="single" w:sz="6" w:space="0" w:color="auto"/>
+              <w:right w:val="single" w:sz="6" w:space="0" w:color="auto"/>
             </w:tcBorders>
           </w:tcPr>
           <w:p>
@@ -11971,7 +12278,8 @@
             <w:tcW w:w="3726" w:type="dxa"/>
             <w:gridSpan w:val="10"/>
             <w:tcBorders>
-              <w:left w:val="single" w:sz="18" w:space="0" w:color="auto"/>
+              <w:left w:val="single" w:sz="6" w:space="0" w:color="auto"/>
+              <w:right w:val="single" w:sz="6" w:space="0" w:color="auto"/>
             </w:tcBorders>
           </w:tcPr>
           <w:p>
@@ -11993,7 +12301,6 @@
                   <w14:uncheckedState w14:val="2610" w14:font="MS Gothic"/>
                 </w14:checkbox>
               </w:sdtPr>
-              <w:sdtEndPr/>
               <w:sdtContent>
                 <w:r>
                   <w:rPr>
@@ -12022,7 +12329,6 @@
                   <w14:uncheckedState w14:val="2610" w14:font="MS Gothic"/>
                 </w14:checkbox>
               </w:sdtPr>
-              <w:sdtEndPr/>
               <w:sdtContent>
                 <w:r>
                   <w:rPr>
@@ -12051,7 +12357,6 @@
                   <w14:uncheckedState w14:val="2610" w14:font="MS Gothic"/>
                 </w14:checkbox>
               </w:sdtPr>
-              <w:sdtEndPr/>
               <w:sdtContent>
                 <w:r>
                   <w:rPr>
@@ -12080,7 +12385,6 @@
                   <w14:uncheckedState w14:val="2610" w14:font="MS Gothic"/>
                 </w14:checkbox>
               </w:sdtPr>
-              <w:sdtEndPr/>
               <w:sdtContent>
                 <w:r>
                   <w:rPr>
@@ -12102,6 +12406,11 @@
         <w:tc>
           <w:tcPr>
             <w:tcW w:w="577" w:type="dxa"/>
+            <w:tcBorders>
+              <w:top w:val="single" w:sz="6" w:space="0" w:color="auto"/>
+              <w:left w:val="single" w:sz="6" w:space="0" w:color="auto"/>
+              <w:right w:val="single" w:sz="6" w:space="0" w:color="auto"/>
+            </w:tcBorders>
           </w:tcPr>
           <w:p>
             <w:pPr>
@@ -12122,6 +12431,10 @@
           <w:tcPr>
             <w:tcW w:w="3540" w:type="dxa"/>
             <w:gridSpan w:val="6"/>
+            <w:tcBorders>
+              <w:left w:val="single" w:sz="6" w:space="0" w:color="auto"/>
+              <w:right w:val="single" w:sz="6" w:space="0" w:color="auto"/>
+            </w:tcBorders>
             <w:vAlign w:val="bottom"/>
           </w:tcPr>
           <w:p>
@@ -12143,7 +12456,6 @@
                   <w14:uncheckedState w14:val="2610" w14:font="MS Gothic"/>
                 </w14:checkbox>
               </w:sdtPr>
-              <w:sdtEndPr/>
               <w:sdtContent>
                 <w:r>
                   <w:rPr>
@@ -12165,6 +12477,10 @@
         <w:tc>
           <w:tcPr>
             <w:tcW w:w="573" w:type="dxa"/>
+            <w:tcBorders>
+              <w:left w:val="single" w:sz="6" w:space="0" w:color="auto"/>
+              <w:right w:val="single" w:sz="6" w:space="0" w:color="auto"/>
+            </w:tcBorders>
           </w:tcPr>
           <w:p>
             <w:pPr>
@@ -12187,12 +12503,15 @@
               <w14:uncheckedState w14:val="2610" w14:font="MS Gothic"/>
             </w14:checkbox>
           </w:sdtPr>
-          <w:sdtEndPr/>
           <w:sdtContent>
             <w:tc>
               <w:tcPr>
                 <w:tcW w:w="2691" w:type="dxa"/>
                 <w:gridSpan w:val="2"/>
+                <w:tcBorders>
+                  <w:left w:val="single" w:sz="6" w:space="0" w:color="auto"/>
+                  <w:right w:val="single" w:sz="6" w:space="0" w:color="auto"/>
+                </w:tcBorders>
                 <w:vAlign w:val="center"/>
               </w:tcPr>
               <w:p>
@@ -12216,6 +12535,10 @@
         <w:tc>
           <w:tcPr>
             <w:tcW w:w="568" w:type="dxa"/>
+            <w:tcBorders>
+              <w:left w:val="single" w:sz="6" w:space="0" w:color="auto"/>
+              <w:right w:val="single" w:sz="6" w:space="0" w:color="auto"/>
+            </w:tcBorders>
           </w:tcPr>
           <w:p>
             <w:pPr>
@@ -12236,10 +12559,8 @@
             <w:tcW w:w="4245" w:type="dxa"/>
             <w:gridSpan w:val="20"/>
             <w:tcBorders>
-              <w:top w:val="single" w:sz="18" w:space="0" w:color="auto"/>
-              <w:left w:val="single" w:sz="18" w:space="0" w:color="auto"/>
-              <w:bottom w:val="single" w:sz="18" w:space="0" w:color="auto"/>
-              <w:right w:val="single" w:sz="18" w:space="0" w:color="auto"/>
+              <w:left w:val="single" w:sz="6" w:space="0" w:color="auto"/>
+              <w:right w:val="single" w:sz="6" w:space="0" w:color="auto"/>
             </w:tcBorders>
             <w:tcMar>
               <w:left w:w="108" w:type="dxa"/>
@@ -12265,7 +12586,6 @@
                   <w14:uncheckedState w14:val="2610" w14:font="MS Gothic"/>
                 </w14:checkbox>
               </w:sdtPr>
-              <w:sdtEndPr/>
               <w:sdtContent>
                 <w:r>
                   <w:rPr>
@@ -12288,10 +12608,8 @@
           <w:tcPr>
             <w:tcW w:w="524" w:type="dxa"/>
             <w:tcBorders>
-              <w:top w:val="single" w:sz="18" w:space="0" w:color="auto"/>
-              <w:left w:val="single" w:sz="18" w:space="0" w:color="auto"/>
-              <w:bottom w:val="single" w:sz="18" w:space="0" w:color="auto"/>
-              <w:right w:val="single" w:sz="18" w:space="0" w:color="auto"/>
+              <w:left w:val="single" w:sz="6" w:space="0" w:color="auto"/>
+              <w:right w:val="single" w:sz="6" w:space="0" w:color="auto"/>
             </w:tcBorders>
             <w:tcMar>
               <w:left w:w="108" w:type="dxa"/>
@@ -12321,7 +12639,8 @@
             <w:tcW w:w="3726" w:type="dxa"/>
             <w:gridSpan w:val="10"/>
             <w:tcBorders>
-              <w:left w:val="single" w:sz="18" w:space="0" w:color="auto"/>
+              <w:left w:val="single" w:sz="6" w:space="0" w:color="auto"/>
+              <w:right w:val="single" w:sz="6" w:space="0" w:color="auto"/>
             </w:tcBorders>
             <w:tcMar>
               <w:left w:w="108" w:type="dxa"/>
@@ -12347,7 +12666,6 @@
                   <w14:uncheckedState w14:val="2610" w14:font="MS Gothic"/>
                 </w14:checkbox>
               </w:sdtPr>
-              <w:sdtEndPr/>
               <w:sdtContent>
                 <w:r>
                   <w:rPr>
@@ -12369,6 +12687,10 @@
         <w:tc>
           <w:tcPr>
             <w:tcW w:w="577" w:type="dxa"/>
+            <w:tcBorders>
+              <w:left w:val="single" w:sz="6" w:space="0" w:color="auto"/>
+              <w:right w:val="single" w:sz="6" w:space="0" w:color="auto"/>
+            </w:tcBorders>
             <w:tcMar>
               <w:left w:w="108" w:type="dxa"/>
               <w:right w:w="108" w:type="dxa"/>
@@ -12387,6 +12709,10 @@
           <w:tcPr>
             <w:tcW w:w="3540" w:type="dxa"/>
             <w:gridSpan w:val="6"/>
+            <w:tcBorders>
+              <w:left w:val="single" w:sz="6" w:space="0" w:color="auto"/>
+              <w:right w:val="single" w:sz="6" w:space="0" w:color="auto"/>
+            </w:tcBorders>
             <w:tcMar>
               <w:left w:w="108" w:type="dxa"/>
               <w:right w:w="108" w:type="dxa"/>
@@ -12411,7 +12737,6 @@
                   <w14:uncheckedState w14:val="2610" w14:font="MS Gothic"/>
                 </w14:checkbox>
               </w:sdtPr>
-              <w:sdtEndPr/>
               <w:sdtContent>
                 <w:r>
                   <w:rPr>
@@ -12433,6 +12758,10 @@
         <w:tc>
           <w:tcPr>
             <w:tcW w:w="573" w:type="dxa"/>
+            <w:tcBorders>
+              <w:left w:val="single" w:sz="6" w:space="0" w:color="auto"/>
+              <w:right w:val="single" w:sz="6" w:space="0" w:color="auto"/>
+            </w:tcBorders>
             <w:tcMar>
               <w:left w:w="108" w:type="dxa"/>
               <w:right w:w="108" w:type="dxa"/>
@@ -12459,12 +12788,15 @@
               <w14:uncheckedState w14:val="2610" w14:font="MS Gothic"/>
             </w14:checkbox>
           </w:sdtPr>
-          <w:sdtEndPr/>
           <w:sdtContent>
             <w:tc>
               <w:tcPr>
                 <w:tcW w:w="2691" w:type="dxa"/>
                 <w:gridSpan w:val="2"/>
+                <w:tcBorders>
+                  <w:left w:val="single" w:sz="6" w:space="0" w:color="auto"/>
+                  <w:right w:val="single" w:sz="6" w:space="0" w:color="auto"/>
+                </w:tcBorders>
                 <w:tcMar>
                   <w:left w:w="108" w:type="dxa"/>
                   <w:right w:w="108" w:type="dxa"/>
@@ -12492,6 +12824,10 @@
         <w:tc>
           <w:tcPr>
             <w:tcW w:w="568" w:type="dxa"/>
+            <w:tcBorders>
+              <w:left w:val="single" w:sz="6" w:space="0" w:color="auto"/>
+              <w:right w:val="single" w:sz="6" w:space="0" w:color="auto"/>
+            </w:tcBorders>
             <w:tcMar>
               <w:left w:w="108" w:type="dxa"/>
               <w:right w:w="108" w:type="dxa"/>
@@ -12516,10 +12852,8 @@
             <w:tcW w:w="4245" w:type="dxa"/>
             <w:gridSpan w:val="20"/>
             <w:tcBorders>
-              <w:top w:val="single" w:sz="18" w:space="0" w:color="auto"/>
-              <w:left w:val="single" w:sz="18" w:space="0" w:color="auto"/>
-              <w:bottom w:val="single" w:sz="18" w:space="0" w:color="auto"/>
-              <w:right w:val="single" w:sz="18" w:space="0" w:color="auto"/>
+              <w:left w:val="single" w:sz="6" w:space="0" w:color="auto"/>
+              <w:right w:val="single" w:sz="6" w:space="0" w:color="auto"/>
             </w:tcBorders>
           </w:tcPr>
           <w:p>
@@ -12541,7 +12875,6 @@
                   <w14:uncheckedState w14:val="2610" w14:font="MS Gothic"/>
                 </w14:checkbox>
               </w:sdtPr>
-              <w:sdtEndPr/>
               <w:sdtContent>
                 <w:r>
                   <w:rPr>
@@ -12564,10 +12897,8 @@
           <w:tcPr>
             <w:tcW w:w="524" w:type="dxa"/>
             <w:tcBorders>
-              <w:top w:val="single" w:sz="18" w:space="0" w:color="auto"/>
-              <w:left w:val="single" w:sz="18" w:space="0" w:color="auto"/>
-              <w:bottom w:val="single" w:sz="18" w:space="0" w:color="auto"/>
-              <w:right w:val="single" w:sz="18" w:space="0" w:color="auto"/>
+              <w:left w:val="single" w:sz="6" w:space="0" w:color="auto"/>
+              <w:right w:val="single" w:sz="6" w:space="0" w:color="auto"/>
             </w:tcBorders>
           </w:tcPr>
           <w:p>
@@ -12593,7 +12924,7 @@
             <w:tcW w:w="1609" w:type="dxa"/>
             <w:gridSpan w:val="3"/>
             <w:tcBorders>
-              <w:left w:val="single" w:sz="18" w:space="0" w:color="auto"/>
+              <w:left w:val="single" w:sz="6" w:space="0" w:color="auto"/>
             </w:tcBorders>
           </w:tcPr>
           <w:p>
@@ -12615,7 +12946,6 @@
                   <w14:uncheckedState w14:val="2610" w14:font="MS Gothic"/>
                 </w14:checkbox>
               </w:sdtPr>
-              <w:sdtEndPr/>
               <w:sdtContent>
                 <w:r>
                   <w:rPr>
@@ -12638,6 +12968,9 @@
           <w:tcPr>
             <w:tcW w:w="2117" w:type="dxa"/>
             <w:gridSpan w:val="7"/>
+            <w:tcBorders>
+              <w:right w:val="single" w:sz="6" w:space="0" w:color="auto"/>
+            </w:tcBorders>
           </w:tcPr>
           <w:p>
             <w:pPr>
@@ -12658,7 +12991,6 @@
                   <w14:uncheckedState w14:val="2610" w14:font="MS Gothic"/>
                 </w14:checkbox>
               </w:sdtPr>
-              <w:sdtEndPr/>
               <w:sdtContent>
                 <w:r>
                   <w:rPr>
@@ -12680,6 +13012,10 @@
         <w:tc>
           <w:tcPr>
             <w:tcW w:w="577" w:type="dxa"/>
+            <w:tcBorders>
+              <w:left w:val="single" w:sz="6" w:space="0" w:color="auto"/>
+              <w:right w:val="single" w:sz="6" w:space="0" w:color="auto"/>
+            </w:tcBorders>
           </w:tcPr>
           <w:p>
             <w:pPr>
@@ -12700,6 +13036,11 @@
           <w:tcPr>
             <w:tcW w:w="3540" w:type="dxa"/>
             <w:gridSpan w:val="6"/>
+            <w:tcBorders>
+              <w:left w:val="single" w:sz="6" w:space="0" w:color="auto"/>
+              <w:bottom w:val="single" w:sz="6" w:space="0" w:color="auto"/>
+              <w:right w:val="single" w:sz="6" w:space="0" w:color="auto"/>
+            </w:tcBorders>
             <w:vAlign w:val="bottom"/>
           </w:tcPr>
           <w:p>
@@ -12721,7 +13062,6 @@
                   <w14:uncheckedState w14:val="2610" w14:font="MS Gothic"/>
                 </w14:checkbox>
               </w:sdtPr>
-              <w:sdtEndPr/>
               <w:sdtContent>
                 <w:r>
                   <w:rPr>
@@ -12743,6 +13083,11 @@
         <w:tc>
           <w:tcPr>
             <w:tcW w:w="573" w:type="dxa"/>
+            <w:tcBorders>
+              <w:left w:val="single" w:sz="6" w:space="0" w:color="auto"/>
+              <w:bottom w:val="single" w:sz="6" w:space="0" w:color="auto"/>
+              <w:right w:val="single" w:sz="6" w:space="0" w:color="auto"/>
+            </w:tcBorders>
             <w:vAlign w:val="bottom"/>
           </w:tcPr>
           <w:p>
@@ -12766,12 +13111,16 @@
               <w14:uncheckedState w14:val="2610" w14:font="MS Gothic"/>
             </w14:checkbox>
           </w:sdtPr>
-          <w:sdtEndPr/>
           <w:sdtContent>
             <w:tc>
               <w:tcPr>
                 <w:tcW w:w="2691" w:type="dxa"/>
                 <w:gridSpan w:val="2"/>
+                <w:tcBorders>
+                  <w:left w:val="single" w:sz="6" w:space="0" w:color="auto"/>
+                  <w:bottom w:val="single" w:sz="6" w:space="0" w:color="auto"/>
+                  <w:right w:val="single" w:sz="6" w:space="0" w:color="auto"/>
+                </w:tcBorders>
                 <w:vAlign w:val="bottom"/>
               </w:tcPr>
               <w:p>
@@ -12795,6 +13144,11 @@
         <w:tc>
           <w:tcPr>
             <w:tcW w:w="568" w:type="dxa"/>
+            <w:tcBorders>
+              <w:left w:val="single" w:sz="6" w:space="0" w:color="auto"/>
+              <w:bottom w:val="single" w:sz="6" w:space="0" w:color="auto"/>
+              <w:right w:val="single" w:sz="6" w:space="0" w:color="auto"/>
+            </w:tcBorders>
             <w:vAlign w:val="bottom"/>
           </w:tcPr>
           <w:p>
@@ -12816,10 +13170,7 @@
             <w:tcW w:w="1679" w:type="dxa"/>
             <w:gridSpan w:val="8"/>
             <w:tcBorders>
-              <w:top w:val="single" w:sz="18" w:space="0" w:color="auto"/>
-              <w:left w:val="single" w:sz="18" w:space="0" w:color="auto"/>
-              <w:bottom w:val="single" w:sz="18" w:space="0" w:color="auto"/>
-              <w:right w:val="single" w:sz="18" w:space="0" w:color="auto"/>
+              <w:left w:val="single" w:sz="6" w:space="0" w:color="auto"/>
             </w:tcBorders>
           </w:tcPr>
           <w:p>
@@ -12841,7 +13192,6 @@
                   <w14:uncheckedState w14:val="2610" w14:font="MS Gothic"/>
                 </w14:checkbox>
               </w:sdtPr>
-              <w:sdtEndPr/>
               <w:sdtContent>
                 <w:r>
                   <w:rPr>
@@ -12865,10 +13215,7 @@
             <w:tcW w:w="2566" w:type="dxa"/>
             <w:gridSpan w:val="12"/>
             <w:tcBorders>
-              <w:top w:val="single" w:sz="18" w:space="0" w:color="auto"/>
-              <w:left w:val="single" w:sz="18" w:space="0" w:color="auto"/>
-              <w:bottom w:val="single" w:sz="18" w:space="0" w:color="auto"/>
-              <w:right w:val="single" w:sz="18" w:space="0" w:color="auto"/>
+              <w:right w:val="single" w:sz="6" w:space="0" w:color="auto"/>
             </w:tcBorders>
           </w:tcPr>
           <w:p>
@@ -12890,7 +13237,6 @@
                   <w14:uncheckedState w14:val="2610" w14:font="MS Gothic"/>
                 </w14:checkbox>
               </w:sdtPr>
-              <w:sdtEndPr/>
               <w:sdtContent>
                 <w:r>
                   <w:rPr>
@@ -12913,10 +13259,8 @@
           <w:tcPr>
             <w:tcW w:w="524" w:type="dxa"/>
             <w:tcBorders>
-              <w:top w:val="single" w:sz="18" w:space="0" w:color="auto"/>
-              <w:left w:val="single" w:sz="18" w:space="0" w:color="auto"/>
-              <w:bottom w:val="single" w:sz="18" w:space="0" w:color="auto"/>
-              <w:right w:val="single" w:sz="18" w:space="0" w:color="auto"/>
+              <w:left w:val="single" w:sz="6" w:space="0" w:color="auto"/>
+              <w:right w:val="single" w:sz="6" w:space="0" w:color="auto"/>
             </w:tcBorders>
           </w:tcPr>
           <w:p>
@@ -12942,7 +13286,9 @@
             <w:tcW w:w="3726" w:type="dxa"/>
             <w:gridSpan w:val="10"/>
             <w:tcBorders>
-              <w:left w:val="single" w:sz="18" w:space="0" w:color="auto"/>
+              <w:left w:val="single" w:sz="6" w:space="0" w:color="auto"/>
+              <w:bottom w:val="single" w:sz="6" w:space="0" w:color="auto"/>
+              <w:right w:val="single" w:sz="6" w:space="0" w:color="auto"/>
             </w:tcBorders>
           </w:tcPr>
           <w:p>
@@ -12964,7 +13310,6 @@
                   <w14:uncheckedState w14:val="2610" w14:font="MS Gothic"/>
                 </w14:checkbox>
               </w:sdtPr>
-              <w:sdtEndPr/>
               <w:sdtContent>
                 <w:r>
                   <w:rPr>
@@ -12986,20 +13331,31 @@
         <w:tc>
           <w:tcPr>
             <w:tcW w:w="577" w:type="dxa"/>
-          </w:tcPr>
-          <w:p>
-            <w:pPr>
-              <w:pStyle w:val="--2"/>
-              <w:rPr>
-                <w:szCs w:val="16"/>
-              </w:rPr>
-            </w:pPr>
-          </w:p>
-        </w:tc>
-        <w:tc>
-          <w:tcPr>
-            <w:tcW w:w="3540" w:type="dxa"/>
-            <w:gridSpan w:val="6"/>
+            <w:tcBorders>
+              <w:left w:val="single" w:sz="6" w:space="0" w:color="auto"/>
+              <w:bottom w:val="single" w:sz="6" w:space="0" w:color="auto"/>
+              <w:right w:val="single" w:sz="6" w:space="0" w:color="auto"/>
+            </w:tcBorders>
+          </w:tcPr>
+          <w:p>
+            <w:pPr>
+              <w:pStyle w:val="--2"/>
+              <w:rPr>
+                <w:szCs w:val="16"/>
+              </w:rPr>
+            </w:pPr>
+          </w:p>
+        </w:tc>
+        <w:tc>
+          <w:tcPr>
+            <w:tcW w:w="4113" w:type="dxa"/>
+            <w:gridSpan w:val="7"/>
+            <w:tcBorders>
+              <w:top w:val="single" w:sz="6" w:space="0" w:color="auto"/>
+              <w:left w:val="single" w:sz="6" w:space="0" w:color="auto"/>
+              <w:bottom w:val="single" w:sz="6" w:space="0" w:color="auto"/>
+              <w:right w:val="single" w:sz="6" w:space="0" w:color="auto"/>
+            </w:tcBorders>
             <w:shd w:val="clear" w:color="auto" w:fill="BFBFBF" w:themeFill="background1" w:themeFillShade="BF"/>
             <w:vAlign w:val="bottom"/>
           </w:tcPr>
@@ -13021,38 +13377,16 @@
         </w:tc>
         <w:tc>
           <w:tcPr>
-            <w:tcW w:w="573" w:type="dxa"/>
-            <w:shd w:val="clear" w:color="auto" w:fill="BFBFBF" w:themeFill="background1" w:themeFillShade="BF"/>
-          </w:tcPr>
-          <w:p>
-            <w:pPr>
-              <w:pStyle w:val="--2"/>
-              <w:rPr>
-                <w:szCs w:val="16"/>
-              </w:rPr>
-            </w:pPr>
-          </w:p>
-        </w:tc>
-        <w:tc>
-          <w:tcPr>
-            <w:tcW w:w="2691" w:type="dxa"/>
-            <w:gridSpan w:val="2"/>
+            <w:tcW w:w="3259" w:type="dxa"/>
+            <w:gridSpan w:val="3"/>
+            <w:tcBorders>
+              <w:top w:val="single" w:sz="6" w:space="0" w:color="auto"/>
+              <w:left w:val="single" w:sz="6" w:space="0" w:color="auto"/>
+              <w:bottom w:val="single" w:sz="6" w:space="0" w:color="auto"/>
+              <w:right w:val="single" w:sz="6" w:space="0" w:color="auto"/>
+            </w:tcBorders>
             <w:shd w:val="clear" w:color="auto" w:fill="BFBFBF" w:themeFill="background1" w:themeFillShade="BF"/>
             <w:vAlign w:val="center"/>
-          </w:tcPr>
-          <w:p>
-            <w:pPr>
-              <w:pStyle w:val="--2"/>
-              <w:rPr>
-                <w:szCs w:val="16"/>
-              </w:rPr>
-            </w:pPr>
-          </w:p>
-        </w:tc>
-        <w:tc>
-          <w:tcPr>
-            <w:tcW w:w="568" w:type="dxa"/>
-            <w:shd w:val="clear" w:color="auto" w:fill="BFBFBF" w:themeFill="background1" w:themeFillShade="BF"/>
           </w:tcPr>
           <w:p>
             <w:pPr>
@@ -13073,10 +13407,7 @@
             <w:tcW w:w="2320" w:type="dxa"/>
             <w:gridSpan w:val="14"/>
             <w:tcBorders>
-              <w:top w:val="single" w:sz="18" w:space="0" w:color="auto"/>
-              <w:left w:val="single" w:sz="18" w:space="0" w:color="auto"/>
-              <w:bottom w:val="single" w:sz="18" w:space="0" w:color="auto"/>
-              <w:right w:val="single" w:sz="18" w:space="0" w:color="auto"/>
+              <w:left w:val="single" w:sz="6" w:space="0" w:color="auto"/>
             </w:tcBorders>
           </w:tcPr>
           <w:p>
@@ -13098,7 +13429,6 @@
                   <w14:uncheckedState w14:val="2610" w14:font="MS Gothic"/>
                 </w14:checkbox>
               </w:sdtPr>
-              <w:sdtEndPr/>
               <w:sdtContent>
                 <w:r>
                   <w:rPr>
@@ -13122,10 +13452,7 @@
             <w:tcW w:w="1925" w:type="dxa"/>
             <w:gridSpan w:val="6"/>
             <w:tcBorders>
-              <w:top w:val="single" w:sz="18" w:space="0" w:color="auto"/>
-              <w:left w:val="single" w:sz="18" w:space="0" w:color="auto"/>
-              <w:bottom w:val="single" w:sz="18" w:space="0" w:color="auto"/>
-              <w:right w:val="single" w:sz="18" w:space="0" w:color="auto"/>
+              <w:right w:val="single" w:sz="6" w:space="0" w:color="auto"/>
             </w:tcBorders>
           </w:tcPr>
           <w:p>
@@ -13147,7 +13474,6 @@
                   <w14:uncheckedState w14:val="2610" w14:font="MS Gothic"/>
                 </w14:checkbox>
               </w:sdtPr>
-              <w:sdtEndPr/>
               <w:sdtContent>
                 <w:r>
                   <w:rPr>
@@ -13170,10 +13496,8 @@
           <w:tcPr>
             <w:tcW w:w="524" w:type="dxa"/>
             <w:tcBorders>
-              <w:top w:val="single" w:sz="18" w:space="0" w:color="auto"/>
-              <w:left w:val="single" w:sz="18" w:space="0" w:color="auto"/>
-              <w:bottom w:val="single" w:sz="18" w:space="0" w:color="auto"/>
-              <w:right w:val="single" w:sz="18" w:space="0" w:color="auto"/>
+              <w:left w:val="single" w:sz="6" w:space="0" w:color="auto"/>
+              <w:right w:val="single" w:sz="6" w:space="0" w:color="auto"/>
             </w:tcBorders>
           </w:tcPr>
           <w:p>
@@ -13193,7 +13517,10 @@
             <w:tcW w:w="4303" w:type="dxa"/>
             <w:gridSpan w:val="11"/>
             <w:tcBorders>
-              <w:left w:val="single" w:sz="18" w:space="0" w:color="auto"/>
+              <w:top w:val="single" w:sz="6" w:space="0" w:color="auto"/>
+              <w:left w:val="single" w:sz="6" w:space="0" w:color="auto"/>
+              <w:bottom w:val="single" w:sz="6" w:space="0" w:color="auto"/>
+              <w:right w:val="single" w:sz="6" w:space="0" w:color="auto"/>
             </w:tcBorders>
             <w:shd w:val="clear" w:color="auto" w:fill="BFBFBF" w:themeFill="background1" w:themeFillShade="BF"/>
           </w:tcPr>
@@ -13228,6 +13555,11 @@
           <w:tcPr>
             <w:tcW w:w="3540" w:type="dxa"/>
             <w:gridSpan w:val="6"/>
+            <w:tcBorders>
+              <w:top w:val="single" w:sz="6" w:space="0" w:color="auto"/>
+              <w:left w:val="single" w:sz="6" w:space="0" w:color="auto"/>
+              <w:right w:val="single" w:sz="6" w:space="0" w:color="auto"/>
+            </w:tcBorders>
             <w:vAlign w:val="bottom"/>
           </w:tcPr>
           <w:p>
@@ -13242,6 +13574,11 @@
         <w:tc>
           <w:tcPr>
             <w:tcW w:w="573" w:type="dxa"/>
+            <w:tcBorders>
+              <w:top w:val="single" w:sz="6" w:space="0" w:color="auto"/>
+              <w:left w:val="single" w:sz="6" w:space="0" w:color="auto"/>
+              <w:right w:val="single" w:sz="6" w:space="0" w:color="auto"/>
+            </w:tcBorders>
           </w:tcPr>
           <w:p>
             <w:pPr>
@@ -13256,6 +13593,11 @@
           <w:tcPr>
             <w:tcW w:w="2691" w:type="dxa"/>
             <w:gridSpan w:val="2"/>
+            <w:tcBorders>
+              <w:top w:val="single" w:sz="6" w:space="0" w:color="auto"/>
+              <w:left w:val="single" w:sz="6" w:space="0" w:color="auto"/>
+              <w:right w:val="single" w:sz="6" w:space="0" w:color="auto"/>
+            </w:tcBorders>
             <w:vAlign w:val="center"/>
           </w:tcPr>
           <w:p>
@@ -13270,6 +13612,11 @@
         <w:tc>
           <w:tcPr>
             <w:tcW w:w="568" w:type="dxa"/>
+            <w:tcBorders>
+              <w:top w:val="single" w:sz="6" w:space="0" w:color="auto"/>
+              <w:left w:val="single" w:sz="6" w:space="0" w:color="auto"/>
+              <w:right w:val="single" w:sz="6" w:space="0" w:color="auto"/>
+            </w:tcBorders>
           </w:tcPr>
           <w:p>
             <w:pPr>
@@ -13290,10 +13637,9 @@
             <w:tcW w:w="4245" w:type="dxa"/>
             <w:gridSpan w:val="20"/>
             <w:tcBorders>
-              <w:top w:val="single" w:sz="18" w:space="0" w:color="auto"/>
-              <w:left w:val="single" w:sz="18" w:space="0" w:color="auto"/>
-              <w:bottom w:val="single" w:sz="18" w:space="0" w:color="auto"/>
-              <w:right w:val="single" w:sz="18" w:space="0" w:color="auto"/>
+              <w:left w:val="single" w:sz="6" w:space="0" w:color="auto"/>
+              <w:bottom w:val="single" w:sz="6" w:space="0" w:color="auto"/>
+              <w:right w:val="single" w:sz="6" w:space="0" w:color="auto"/>
             </w:tcBorders>
           </w:tcPr>
           <w:p>
@@ -13317,7 +13663,6 @@
                   <w14:uncheckedState w14:val="2610" w14:font="MS Gothic"/>
                 </w14:checkbox>
               </w:sdtPr>
-              <w:sdtEndPr/>
               <w:sdtContent>
                 <w:r>
                   <w:rPr>
@@ -13340,10 +13685,9 @@
           <w:tcPr>
             <w:tcW w:w="524" w:type="dxa"/>
             <w:tcBorders>
-              <w:top w:val="single" w:sz="18" w:space="0" w:color="auto"/>
-              <w:left w:val="single" w:sz="18" w:space="0" w:color="auto"/>
-              <w:bottom w:val="single" w:sz="18" w:space="0" w:color="auto"/>
-              <w:right w:val="single" w:sz="18" w:space="0" w:color="auto"/>
+              <w:left w:val="single" w:sz="6" w:space="0" w:color="auto"/>
+              <w:bottom w:val="single" w:sz="6" w:space="0" w:color="auto"/>
+              <w:right w:val="single" w:sz="6" w:space="0" w:color="auto"/>
             </w:tcBorders>
           </w:tcPr>
           <w:p>
@@ -13363,7 +13707,9 @@
             <w:tcW w:w="3726" w:type="dxa"/>
             <w:gridSpan w:val="10"/>
             <w:tcBorders>
-              <w:left w:val="single" w:sz="18" w:space="0" w:color="auto"/>
+              <w:top w:val="single" w:sz="6" w:space="0" w:color="auto"/>
+              <w:left w:val="single" w:sz="6" w:space="0" w:color="auto"/>
+              <w:right w:val="single" w:sz="6" w:space="0" w:color="auto"/>
             </w:tcBorders>
           </w:tcPr>
           <w:p>
@@ -13384,6 +13730,11 @@
         <w:tc>
           <w:tcPr>
             <w:tcW w:w="577" w:type="dxa"/>
+            <w:tcBorders>
+              <w:top w:val="single" w:sz="6" w:space="0" w:color="auto"/>
+              <w:left w:val="single" w:sz="6" w:space="0" w:color="auto"/>
+              <w:right w:val="single" w:sz="6" w:space="0" w:color="auto"/>
+            </w:tcBorders>
           </w:tcPr>
           <w:p>
             <w:pPr>
@@ -13398,6 +13749,10 @@
           <w:tcPr>
             <w:tcW w:w="3540" w:type="dxa"/>
             <w:gridSpan w:val="6"/>
+            <w:tcBorders>
+              <w:left w:val="single" w:sz="6" w:space="0" w:color="auto"/>
+              <w:right w:val="single" w:sz="6" w:space="0" w:color="auto"/>
+            </w:tcBorders>
             <w:vAlign w:val="bottom"/>
           </w:tcPr>
           <w:p>
@@ -13412,6 +13767,10 @@
         <w:tc>
           <w:tcPr>
             <w:tcW w:w="573" w:type="dxa"/>
+            <w:tcBorders>
+              <w:left w:val="single" w:sz="6" w:space="0" w:color="auto"/>
+              <w:right w:val="single" w:sz="6" w:space="0" w:color="auto"/>
+            </w:tcBorders>
           </w:tcPr>
           <w:p>
             <w:pPr>
@@ -13426,6 +13785,10 @@
           <w:tcPr>
             <w:tcW w:w="2691" w:type="dxa"/>
             <w:gridSpan w:val="2"/>
+            <w:tcBorders>
+              <w:left w:val="single" w:sz="6" w:space="0" w:color="auto"/>
+              <w:right w:val="single" w:sz="6" w:space="0" w:color="auto"/>
+            </w:tcBorders>
             <w:vAlign w:val="center"/>
           </w:tcPr>
           <w:p>
@@ -13440,6 +13803,10 @@
         <w:tc>
           <w:tcPr>
             <w:tcW w:w="568" w:type="dxa"/>
+            <w:tcBorders>
+              <w:left w:val="single" w:sz="6" w:space="0" w:color="auto"/>
+              <w:right w:val="single" w:sz="6" w:space="0" w:color="auto"/>
+            </w:tcBorders>
           </w:tcPr>
           <w:p>
             <w:pPr>
@@ -13460,10 +13827,10 @@
             <w:tcW w:w="4769" w:type="dxa"/>
             <w:gridSpan w:val="21"/>
             <w:tcBorders>
-              <w:top w:val="single" w:sz="18" w:space="0" w:color="auto"/>
-              <w:left w:val="single" w:sz="18" w:space="0" w:color="auto"/>
-              <w:bottom w:val="single" w:sz="18" w:space="0" w:color="auto"/>
-              <w:right w:val="single" w:sz="18" w:space="0" w:color="auto"/>
+              <w:top w:val="single" w:sz="6" w:space="0" w:color="auto"/>
+              <w:left w:val="single" w:sz="6" w:space="0" w:color="auto"/>
+              <w:bottom w:val="single" w:sz="6" w:space="0" w:color="auto"/>
+              <w:right w:val="single" w:sz="6" w:space="0" w:color="auto"/>
             </w:tcBorders>
             <w:shd w:val="clear" w:color="auto" w:fill="BFBFBF" w:themeFill="background1" w:themeFillShade="BF"/>
           </w:tcPr>
@@ -13491,7 +13858,8 @@
             <w:tcW w:w="3726" w:type="dxa"/>
             <w:gridSpan w:val="10"/>
             <w:tcBorders>
-              <w:left w:val="single" w:sz="18" w:space="0" w:color="auto"/>
+              <w:left w:val="single" w:sz="6" w:space="0" w:color="auto"/>
+              <w:right w:val="single" w:sz="6" w:space="0" w:color="auto"/>
             </w:tcBorders>
           </w:tcPr>
           <w:p>
@@ -13526,6 +13894,10 @@
         <w:tc>
           <w:tcPr>
             <w:tcW w:w="577" w:type="dxa"/>
+            <w:tcBorders>
+              <w:left w:val="single" w:sz="6" w:space="0" w:color="auto"/>
+              <w:right w:val="single" w:sz="6" w:space="0" w:color="auto"/>
+            </w:tcBorders>
           </w:tcPr>
           <w:p>
             <w:pPr>
@@ -13540,6 +13912,10 @@
           <w:tcPr>
             <w:tcW w:w="3540" w:type="dxa"/>
             <w:gridSpan w:val="6"/>
+            <w:tcBorders>
+              <w:left w:val="single" w:sz="6" w:space="0" w:color="auto"/>
+              <w:right w:val="single" w:sz="6" w:space="0" w:color="auto"/>
+            </w:tcBorders>
             <w:vAlign w:val="bottom"/>
           </w:tcPr>
           <w:p>
@@ -13554,6 +13930,10 @@
         <w:tc>
           <w:tcPr>
             <w:tcW w:w="573" w:type="dxa"/>
+            <w:tcBorders>
+              <w:left w:val="single" w:sz="6" w:space="0" w:color="auto"/>
+              <w:right w:val="single" w:sz="6" w:space="0" w:color="auto"/>
+            </w:tcBorders>
           </w:tcPr>
           <w:p>
             <w:pPr>
@@ -13568,6 +13948,10 @@
           <w:tcPr>
             <w:tcW w:w="2691" w:type="dxa"/>
             <w:gridSpan w:val="2"/>
+            <w:tcBorders>
+              <w:left w:val="single" w:sz="6" w:space="0" w:color="auto"/>
+              <w:right w:val="single" w:sz="6" w:space="0" w:color="auto"/>
+            </w:tcBorders>
             <w:vAlign w:val="center"/>
           </w:tcPr>
           <w:p>
@@ -13582,6 +13966,10 @@
         <w:tc>
           <w:tcPr>
             <w:tcW w:w="568" w:type="dxa"/>
+            <w:tcBorders>
+              <w:left w:val="single" w:sz="6" w:space="0" w:color="auto"/>
+              <w:right w:val="single" w:sz="6" w:space="0" w:color="auto"/>
+            </w:tcBorders>
           </w:tcPr>
           <w:p>
             <w:pPr>
@@ -13602,10 +13990,8 @@
             <w:tcW w:w="1123" w:type="dxa"/>
             <w:gridSpan w:val="3"/>
             <w:tcBorders>
-              <w:top w:val="single" w:sz="18" w:space="0" w:color="auto"/>
-              <w:left w:val="single" w:sz="18" w:space="0" w:color="auto"/>
-              <w:bottom w:val="single" w:sz="18" w:space="0" w:color="auto"/>
-              <w:right w:val="single" w:sz="18" w:space="0" w:color="auto"/>
+              <w:top w:val="single" w:sz="6" w:space="0" w:color="auto"/>
+              <w:left w:val="single" w:sz="6" w:space="0" w:color="auto"/>
             </w:tcBorders>
             <w:tcMar>
               <w:right w:w="0" w:type="dxa"/>
@@ -13630,7 +14016,6 @@
                   <w14:uncheckedState w14:val="2610" w14:font="MS Gothic"/>
                 </w14:checkbox>
               </w:sdtPr>
-              <w:sdtEndPr/>
               <w:sdtContent>
                 <w:r>
                   <w:rPr>
@@ -13654,10 +14039,7 @@
             <w:tcW w:w="845" w:type="dxa"/>
             <w:gridSpan w:val="8"/>
             <w:tcBorders>
-              <w:top w:val="single" w:sz="18" w:space="0" w:color="auto"/>
-              <w:left w:val="single" w:sz="18" w:space="0" w:color="auto"/>
-              <w:bottom w:val="single" w:sz="18" w:space="0" w:color="auto"/>
-              <w:right w:val="single" w:sz="18" w:space="0" w:color="auto"/>
+              <w:top w:val="single" w:sz="6" w:space="0" w:color="auto"/>
             </w:tcBorders>
             <w:tcMar>
               <w:left w:w="0" w:type="dxa"/>
@@ -13683,7 +14065,6 @@
                   <w14:uncheckedState w14:val="2610" w14:font="MS Gothic"/>
                 </w14:checkbox>
               </w:sdtPr>
-              <w:sdtEndPr/>
               <w:sdtContent>
                 <w:r>
                   <w:rPr>
@@ -13707,10 +14088,7 @@
             <w:tcW w:w="1088" w:type="dxa"/>
             <w:gridSpan w:val="7"/>
             <w:tcBorders>
-              <w:top w:val="single" w:sz="18" w:space="0" w:color="auto"/>
-              <w:left w:val="single" w:sz="18" w:space="0" w:color="auto"/>
-              <w:bottom w:val="single" w:sz="18" w:space="0" w:color="auto"/>
-              <w:right w:val="single" w:sz="18" w:space="0" w:color="auto"/>
+              <w:top w:val="single" w:sz="6" w:space="0" w:color="auto"/>
             </w:tcBorders>
             <w:tcMar>
               <w:left w:w="0" w:type="dxa"/>
@@ -13736,7 +14114,6 @@
                   <w14:uncheckedState w14:val="2610" w14:font="MS Gothic"/>
                 </w14:checkbox>
               </w:sdtPr>
-              <w:sdtEndPr/>
               <w:sdtContent>
                 <w:r>
                   <w:rPr>
@@ -13760,10 +14137,8 @@
             <w:tcW w:w="1189" w:type="dxa"/>
             <w:gridSpan w:val="2"/>
             <w:tcBorders>
-              <w:top w:val="single" w:sz="18" w:space="0" w:color="auto"/>
-              <w:left w:val="single" w:sz="18" w:space="0" w:color="auto"/>
-              <w:bottom w:val="single" w:sz="18" w:space="0" w:color="auto"/>
-              <w:right w:val="single" w:sz="18" w:space="0" w:color="auto"/>
+              <w:top w:val="single" w:sz="6" w:space="0" w:color="auto"/>
+              <w:right w:val="single" w:sz="6" w:space="0" w:color="auto"/>
             </w:tcBorders>
             <w:tcMar>
               <w:left w:w="0" w:type="dxa"/>
@@ -13789,7 +14164,6 @@
                   <w14:uncheckedState w14:val="2610" w14:font="MS Gothic"/>
                 </w14:checkbox>
               </w:sdtPr>
-              <w:sdtEndPr/>
               <w:sdtContent>
                 <w:r>
                   <w:rPr>
@@ -13812,10 +14186,9 @@
           <w:tcPr>
             <w:tcW w:w="524" w:type="dxa"/>
             <w:tcBorders>
-              <w:top w:val="single" w:sz="18" w:space="0" w:color="auto"/>
-              <w:left w:val="single" w:sz="18" w:space="0" w:color="auto"/>
-              <w:bottom w:val="single" w:sz="18" w:space="0" w:color="auto"/>
-              <w:right w:val="single" w:sz="18" w:space="0" w:color="auto"/>
+              <w:top w:val="single" w:sz="6" w:space="0" w:color="auto"/>
+              <w:left w:val="single" w:sz="6" w:space="0" w:color="auto"/>
+              <w:right w:val="single" w:sz="6" w:space="0" w:color="auto"/>
             </w:tcBorders>
           </w:tcPr>
           <w:p>
@@ -13841,7 +14214,8 @@
             <w:tcW w:w="3726" w:type="dxa"/>
             <w:gridSpan w:val="10"/>
             <w:tcBorders>
-              <w:left w:val="single" w:sz="18" w:space="0" w:color="auto"/>
+              <w:left w:val="single" w:sz="6" w:space="0" w:color="auto"/>
+              <w:right w:val="single" w:sz="6" w:space="0" w:color="auto"/>
             </w:tcBorders>
           </w:tcPr>
           <w:p>
@@ -13856,6 +14230,10 @@
         <w:tc>
           <w:tcPr>
             <w:tcW w:w="577" w:type="dxa"/>
+            <w:tcBorders>
+              <w:left w:val="single" w:sz="6" w:space="0" w:color="auto"/>
+              <w:right w:val="single" w:sz="6" w:space="0" w:color="auto"/>
+            </w:tcBorders>
           </w:tcPr>
           <w:p>
             <w:pPr>
@@ -13870,6 +14248,10 @@
           <w:tcPr>
             <w:tcW w:w="3540" w:type="dxa"/>
             <w:gridSpan w:val="6"/>
+            <w:tcBorders>
+              <w:left w:val="single" w:sz="6" w:space="0" w:color="auto"/>
+              <w:right w:val="single" w:sz="6" w:space="0" w:color="auto"/>
+            </w:tcBorders>
             <w:vAlign w:val="bottom"/>
           </w:tcPr>
           <w:p>
@@ -13884,6 +14266,10 @@
         <w:tc>
           <w:tcPr>
             <w:tcW w:w="573" w:type="dxa"/>
+            <w:tcBorders>
+              <w:left w:val="single" w:sz="6" w:space="0" w:color="auto"/>
+              <w:right w:val="single" w:sz="6" w:space="0" w:color="auto"/>
+            </w:tcBorders>
           </w:tcPr>
           <w:p>
             <w:pPr>
@@ -13898,6 +14284,10 @@
           <w:tcPr>
             <w:tcW w:w="2691" w:type="dxa"/>
             <w:gridSpan w:val="2"/>
+            <w:tcBorders>
+              <w:left w:val="single" w:sz="6" w:space="0" w:color="auto"/>
+              <w:right w:val="single" w:sz="6" w:space="0" w:color="auto"/>
+            </w:tcBorders>
             <w:vAlign w:val="center"/>
           </w:tcPr>
           <w:p>
@@ -13912,6 +14302,10 @@
         <w:tc>
           <w:tcPr>
             <w:tcW w:w="568" w:type="dxa"/>
+            <w:tcBorders>
+              <w:left w:val="single" w:sz="6" w:space="0" w:color="auto"/>
+              <w:right w:val="single" w:sz="6" w:space="0" w:color="auto"/>
+            </w:tcBorders>
           </w:tcPr>
           <w:p>
             <w:pPr>
@@ -13932,10 +14326,7 @@
             <w:tcW w:w="986" w:type="dxa"/>
             <w:gridSpan w:val="2"/>
             <w:tcBorders>
-              <w:top w:val="single" w:sz="18" w:space="0" w:color="auto"/>
-              <w:left w:val="single" w:sz="18" w:space="0" w:color="auto"/>
-              <w:bottom w:val="single" w:sz="18" w:space="0" w:color="auto"/>
-              <w:right w:val="single" w:sz="18" w:space="0" w:color="auto"/>
+              <w:left w:val="single" w:sz="6" w:space="0" w:color="auto"/>
             </w:tcBorders>
             <w:tcMar>
               <w:left w:w="0" w:type="dxa"/>
@@ -13961,7 +14352,6 @@
                   <w14:uncheckedState w14:val="2610" w14:font="MS Gothic"/>
                 </w14:checkbox>
               </w:sdtPr>
-              <w:sdtEndPr/>
               <w:sdtContent>
                 <w:r>
                   <w:rPr>
@@ -13984,12 +14374,6 @@
           <w:tcPr>
             <w:tcW w:w="982" w:type="dxa"/>
             <w:gridSpan w:val="9"/>
-            <w:tcBorders>
-              <w:top w:val="single" w:sz="18" w:space="0" w:color="auto"/>
-              <w:left w:val="single" w:sz="18" w:space="0" w:color="auto"/>
-              <w:bottom w:val="single" w:sz="18" w:space="0" w:color="auto"/>
-              <w:right w:val="single" w:sz="18" w:space="0" w:color="auto"/>
-            </w:tcBorders>
             <w:tcMar>
               <w:left w:w="0" w:type="dxa"/>
               <w:right w:w="0" w:type="dxa"/>
@@ -14014,7 +14398,6 @@
                   <w14:uncheckedState w14:val="2610" w14:font="MS Gothic"/>
                 </w14:checkbox>
               </w:sdtPr>
-              <w:sdtEndPr/>
               <w:sdtContent>
                 <w:r>
                   <w:rPr>
@@ -14037,12 +14420,6 @@
           <w:tcPr>
             <w:tcW w:w="1288" w:type="dxa"/>
             <w:gridSpan w:val="8"/>
-            <w:tcBorders>
-              <w:top w:val="single" w:sz="18" w:space="0" w:color="auto"/>
-              <w:left w:val="single" w:sz="18" w:space="0" w:color="auto"/>
-              <w:bottom w:val="single" w:sz="18" w:space="0" w:color="auto"/>
-              <w:right w:val="single" w:sz="18" w:space="0" w:color="auto"/>
-            </w:tcBorders>
             <w:tcMar>
               <w:left w:w="0" w:type="dxa"/>
               <w:right w:w="0" w:type="dxa"/>
@@ -14067,7 +14444,6 @@
                   <w14:uncheckedState w14:val="2610" w14:font="MS Gothic"/>
                 </w14:checkbox>
               </w:sdtPr>
-              <w:sdtEndPr/>
               <w:sdtContent>
                 <w:r>
                   <w:rPr>
@@ -14090,10 +14466,7 @@
           <w:tcPr>
             <w:tcW w:w="989" w:type="dxa"/>
             <w:tcBorders>
-              <w:top w:val="single" w:sz="18" w:space="0" w:color="auto"/>
-              <w:left w:val="single" w:sz="18" w:space="0" w:color="auto"/>
-              <w:bottom w:val="single" w:sz="18" w:space="0" w:color="auto"/>
-              <w:right w:val="single" w:sz="18" w:space="0" w:color="auto"/>
+              <w:right w:val="single" w:sz="6" w:space="0" w:color="auto"/>
             </w:tcBorders>
             <w:tcMar>
               <w:left w:w="0" w:type="dxa"/>
@@ -14119,7 +14492,6 @@
                   <w14:uncheckedState w14:val="2610" w14:font="MS Gothic"/>
                 </w14:checkbox>
               </w:sdtPr>
-              <w:sdtEndPr/>
               <w:sdtContent>
                 <w:r>
                   <w:rPr>
@@ -14142,10 +14514,8 @@
           <w:tcPr>
             <w:tcW w:w="524" w:type="dxa"/>
             <w:tcBorders>
-              <w:top w:val="single" w:sz="18" w:space="0" w:color="auto"/>
-              <w:left w:val="single" w:sz="18" w:space="0" w:color="auto"/>
-              <w:bottom w:val="single" w:sz="18" w:space="0" w:color="auto"/>
-              <w:right w:val="single" w:sz="18" w:space="0" w:color="auto"/>
+              <w:left w:val="single" w:sz="6" w:space="0" w:color="auto"/>
+              <w:right w:val="single" w:sz="6" w:space="0" w:color="auto"/>
             </w:tcBorders>
           </w:tcPr>
           <w:p>
@@ -14171,7 +14541,9 @@
             <w:tcW w:w="3726" w:type="dxa"/>
             <w:gridSpan w:val="10"/>
             <w:tcBorders>
-              <w:left w:val="single" w:sz="18" w:space="0" w:color="auto"/>
+              <w:left w:val="single" w:sz="6" w:space="0" w:color="auto"/>
+              <w:bottom w:val="single" w:sz="6" w:space="0" w:color="auto"/>
+              <w:right w:val="single" w:sz="6" w:space="0" w:color="auto"/>
             </w:tcBorders>
           </w:tcPr>
           <w:p>
@@ -14186,6 +14558,11 @@
         <w:tc>
           <w:tcPr>
             <w:tcW w:w="577" w:type="dxa"/>
+            <w:tcBorders>
+              <w:left w:val="single" w:sz="6" w:space="0" w:color="auto"/>
+              <w:bottom w:val="single" w:sz="6" w:space="0" w:color="auto"/>
+              <w:right w:val="single" w:sz="6" w:space="0" w:color="auto"/>
+            </w:tcBorders>
           </w:tcPr>
           <w:p>
             <w:pPr>
@@ -14200,6 +14577,10 @@
           <w:tcPr>
             <w:tcW w:w="3540" w:type="dxa"/>
             <w:gridSpan w:val="6"/>
+            <w:tcBorders>
+              <w:left w:val="single" w:sz="6" w:space="0" w:color="auto"/>
+              <w:right w:val="single" w:sz="6" w:space="0" w:color="auto"/>
+            </w:tcBorders>
             <w:vAlign w:val="bottom"/>
           </w:tcPr>
           <w:p>
@@ -14214,6 +14595,10 @@
         <w:tc>
           <w:tcPr>
             <w:tcW w:w="573" w:type="dxa"/>
+            <w:tcBorders>
+              <w:left w:val="single" w:sz="6" w:space="0" w:color="auto"/>
+              <w:right w:val="single" w:sz="6" w:space="0" w:color="auto"/>
+            </w:tcBorders>
           </w:tcPr>
           <w:p>
             <w:pPr>
@@ -14228,6 +14613,10 @@
           <w:tcPr>
             <w:tcW w:w="2691" w:type="dxa"/>
             <w:gridSpan w:val="2"/>
+            <w:tcBorders>
+              <w:left w:val="single" w:sz="6" w:space="0" w:color="auto"/>
+              <w:right w:val="single" w:sz="6" w:space="0" w:color="auto"/>
+            </w:tcBorders>
             <w:vAlign w:val="center"/>
           </w:tcPr>
           <w:p>
@@ -14242,6 +14631,10 @@
         <w:tc>
           <w:tcPr>
             <w:tcW w:w="568" w:type="dxa"/>
+            <w:tcBorders>
+              <w:left w:val="single" w:sz="6" w:space="0" w:color="auto"/>
+              <w:right w:val="single" w:sz="6" w:space="0" w:color="auto"/>
+            </w:tcBorders>
           </w:tcPr>
           <w:p>
             <w:pPr>
@@ -14262,10 +14655,8 @@
             <w:tcW w:w="1968" w:type="dxa"/>
             <w:gridSpan w:val="11"/>
             <w:tcBorders>
-              <w:top w:val="single" w:sz="18" w:space="0" w:color="auto"/>
-              <w:left w:val="single" w:sz="18" w:space="0" w:color="auto"/>
-              <w:bottom w:val="single" w:sz="18" w:space="0" w:color="auto"/>
-              <w:right w:val="single" w:sz="18" w:space="0" w:color="auto"/>
+              <w:left w:val="single" w:sz="6" w:space="0" w:color="auto"/>
+              <w:bottom w:val="single" w:sz="6" w:space="0" w:color="auto"/>
             </w:tcBorders>
           </w:tcPr>
           <w:p>
@@ -14287,7 +14678,6 @@
                   <w14:uncheckedState w14:val="2610" w14:font="MS Gothic"/>
                 </w14:checkbox>
               </w:sdtPr>
-              <w:sdtEndPr/>
               <w:sdtContent>
                 <w:r>
                   <w:rPr>
@@ -14311,10 +14701,8 @@
             <w:tcW w:w="2277" w:type="dxa"/>
             <w:gridSpan w:val="9"/>
             <w:tcBorders>
-              <w:top w:val="single" w:sz="18" w:space="0" w:color="auto"/>
-              <w:left w:val="single" w:sz="18" w:space="0" w:color="auto"/>
-              <w:bottom w:val="single" w:sz="18" w:space="0" w:color="auto"/>
-              <w:right w:val="single" w:sz="18" w:space="0" w:color="auto"/>
+              <w:bottom w:val="single" w:sz="6" w:space="0" w:color="auto"/>
+              <w:right w:val="single" w:sz="6" w:space="0" w:color="auto"/>
             </w:tcBorders>
           </w:tcPr>
           <w:p>
@@ -14336,7 +14724,6 @@
                   <w14:uncheckedState w14:val="2610" w14:font="MS Gothic"/>
                 </w14:checkbox>
               </w:sdtPr>
-              <w:sdtEndPr/>
               <w:sdtContent>
                 <w:r>
                   <w:rPr>
@@ -14367,10 +14754,9 @@
           <w:tcPr>
             <w:tcW w:w="524" w:type="dxa"/>
             <w:tcBorders>
-              <w:top w:val="single" w:sz="18" w:space="0" w:color="auto"/>
-              <w:left w:val="single" w:sz="18" w:space="0" w:color="auto"/>
-              <w:bottom w:val="single" w:sz="18" w:space="0" w:color="auto"/>
-              <w:right w:val="single" w:sz="18" w:space="0" w:color="auto"/>
+              <w:left w:val="single" w:sz="6" w:space="0" w:color="auto"/>
+              <w:bottom w:val="single" w:sz="6" w:space="0" w:color="auto"/>
+              <w:right w:val="single" w:sz="6" w:space="0" w:color="auto"/>
             </w:tcBorders>
           </w:tcPr>
           <w:p>
@@ -14390,7 +14776,10 @@
             <w:tcW w:w="4303" w:type="dxa"/>
             <w:gridSpan w:val="11"/>
             <w:tcBorders>
-              <w:left w:val="single" w:sz="18" w:space="0" w:color="auto"/>
+              <w:top w:val="single" w:sz="6" w:space="0" w:color="auto"/>
+              <w:left w:val="single" w:sz="6" w:space="0" w:color="auto"/>
+              <w:bottom w:val="single" w:sz="6" w:space="0" w:color="auto"/>
+              <w:right w:val="single" w:sz="6" w:space="0" w:color="auto"/>
             </w:tcBorders>
             <w:shd w:val="clear" w:color="auto" w:fill="BFBFBF" w:themeFill="background1" w:themeFillShade="BF"/>
           </w:tcPr>
@@ -14414,6 +14803,10 @@
           <w:tcPr>
             <w:tcW w:w="3540" w:type="dxa"/>
             <w:gridSpan w:val="6"/>
+            <w:tcBorders>
+              <w:left w:val="single" w:sz="6" w:space="0" w:color="auto"/>
+              <w:right w:val="single" w:sz="6" w:space="0" w:color="auto"/>
+            </w:tcBorders>
             <w:vAlign w:val="bottom"/>
           </w:tcPr>
           <w:p>
@@ -14428,6 +14821,10 @@
         <w:tc>
           <w:tcPr>
             <w:tcW w:w="573" w:type="dxa"/>
+            <w:tcBorders>
+              <w:left w:val="single" w:sz="6" w:space="0" w:color="auto"/>
+              <w:right w:val="single" w:sz="6" w:space="0" w:color="auto"/>
+            </w:tcBorders>
           </w:tcPr>
           <w:p>
             <w:pPr>
@@ -14442,6 +14839,10 @@
           <w:tcPr>
             <w:tcW w:w="2691" w:type="dxa"/>
             <w:gridSpan w:val="2"/>
+            <w:tcBorders>
+              <w:left w:val="single" w:sz="6" w:space="0" w:color="auto"/>
+              <w:right w:val="single" w:sz="6" w:space="0" w:color="auto"/>
+            </w:tcBorders>
             <w:vAlign w:val="center"/>
           </w:tcPr>
           <w:p>
@@ -14456,6 +14857,10 @@
         <w:tc>
           <w:tcPr>
             <w:tcW w:w="568" w:type="dxa"/>
+            <w:tcBorders>
+              <w:left w:val="single" w:sz="6" w:space="0" w:color="auto"/>
+              <w:right w:val="single" w:sz="6" w:space="0" w:color="auto"/>
+            </w:tcBorders>
           </w:tcPr>
           <w:p>
             <w:pPr>
@@ -14476,10 +14881,10 @@
             <w:tcW w:w="4769" w:type="dxa"/>
             <w:gridSpan w:val="21"/>
             <w:tcBorders>
-              <w:top w:val="single" w:sz="18" w:space="0" w:color="auto"/>
-              <w:left w:val="single" w:sz="18" w:space="0" w:color="auto"/>
-              <w:bottom w:val="single" w:sz="18" w:space="0" w:color="auto"/>
-              <w:right w:val="single" w:sz="18" w:space="0" w:color="auto"/>
+              <w:top w:val="single" w:sz="6" w:space="0" w:color="auto"/>
+              <w:left w:val="single" w:sz="6" w:space="0" w:color="auto"/>
+              <w:bottom w:val="single" w:sz="6" w:space="0" w:color="auto"/>
+              <w:right w:val="single" w:sz="6" w:space="0" w:color="auto"/>
             </w:tcBorders>
             <w:shd w:val="clear" w:color="auto" w:fill="BFBFBF" w:themeFill="background1" w:themeFillShade="BF"/>
           </w:tcPr>
@@ -14507,7 +14912,9 @@
             <w:tcW w:w="3726" w:type="dxa"/>
             <w:gridSpan w:val="10"/>
             <w:tcBorders>
-              <w:left w:val="single" w:sz="18" w:space="0" w:color="auto"/>
+              <w:left w:val="single" w:sz="6" w:space="0" w:color="auto"/>
+              <w:bottom w:val="single" w:sz="6" w:space="0" w:color="auto"/>
+              <w:right w:val="single" w:sz="6" w:space="0" w:color="auto"/>
             </w:tcBorders>
           </w:tcPr>
           <w:p>
@@ -14522,6 +14929,12 @@
         <w:tc>
           <w:tcPr>
             <w:tcW w:w="577" w:type="dxa"/>
+            <w:tcBorders>
+              <w:top w:val="single" w:sz="6" w:space="0" w:color="auto"/>
+              <w:left w:val="single" w:sz="6" w:space="0" w:color="auto"/>
+              <w:bottom w:val="single" w:sz="6" w:space="0" w:color="auto"/>
+              <w:right w:val="single" w:sz="6" w:space="0" w:color="auto"/>
+            </w:tcBorders>
           </w:tcPr>
           <w:p>
             <w:pPr>
@@ -14536,6 +14949,10 @@
           <w:tcPr>
             <w:tcW w:w="3540" w:type="dxa"/>
             <w:gridSpan w:val="6"/>
+            <w:tcBorders>
+              <w:left w:val="single" w:sz="6" w:space="0" w:color="auto"/>
+              <w:right w:val="single" w:sz="6" w:space="0" w:color="auto"/>
+            </w:tcBorders>
             <w:vAlign w:val="bottom"/>
           </w:tcPr>
           <w:p>
@@ -14550,6 +14967,10 @@
         <w:tc>
           <w:tcPr>
             <w:tcW w:w="573" w:type="dxa"/>
+            <w:tcBorders>
+              <w:left w:val="single" w:sz="6" w:space="0" w:color="auto"/>
+              <w:right w:val="single" w:sz="6" w:space="0" w:color="auto"/>
+            </w:tcBorders>
           </w:tcPr>
           <w:p>
             <w:pPr>
@@ -14564,6 +14985,10 @@
           <w:tcPr>
             <w:tcW w:w="2691" w:type="dxa"/>
             <w:gridSpan w:val="2"/>
+            <w:tcBorders>
+              <w:left w:val="single" w:sz="6" w:space="0" w:color="auto"/>
+              <w:right w:val="single" w:sz="6" w:space="0" w:color="auto"/>
+            </w:tcBorders>
             <w:vAlign w:val="center"/>
           </w:tcPr>
           <w:p>
@@ -14578,6 +15003,10 @@
         <w:tc>
           <w:tcPr>
             <w:tcW w:w="568" w:type="dxa"/>
+            <w:tcBorders>
+              <w:left w:val="single" w:sz="6" w:space="0" w:color="auto"/>
+              <w:right w:val="single" w:sz="6" w:space="0" w:color="auto"/>
+            </w:tcBorders>
           </w:tcPr>
           <w:p>
             <w:pPr>
@@ -14598,10 +15027,8 @@
             <w:tcW w:w="1679" w:type="dxa"/>
             <w:gridSpan w:val="8"/>
             <w:tcBorders>
-              <w:top w:val="single" w:sz="18" w:space="0" w:color="auto"/>
-              <w:left w:val="single" w:sz="18" w:space="0" w:color="auto"/>
-              <w:bottom w:val="single" w:sz="18" w:space="0" w:color="auto"/>
-              <w:right w:val="single" w:sz="18" w:space="0" w:color="auto"/>
+              <w:top w:val="single" w:sz="6" w:space="0" w:color="auto"/>
+              <w:left w:val="single" w:sz="6" w:space="0" w:color="auto"/>
             </w:tcBorders>
           </w:tcPr>
           <w:p>
@@ -14626,7 +15053,6 @@
                   <w14:uncheckedState w14:val="2610" w14:font="MS Gothic"/>
                 </w14:checkbox>
               </w:sdtPr>
-              <w:sdtEndPr/>
               <w:sdtContent>
                 <w:r>
                   <w:rPr>
@@ -14650,10 +15076,8 @@
             <w:tcW w:w="2566" w:type="dxa"/>
             <w:gridSpan w:val="12"/>
             <w:tcBorders>
-              <w:top w:val="single" w:sz="18" w:space="0" w:color="auto"/>
-              <w:left w:val="single" w:sz="18" w:space="0" w:color="auto"/>
-              <w:bottom w:val="single" w:sz="18" w:space="0" w:color="auto"/>
-              <w:right w:val="single" w:sz="18" w:space="0" w:color="auto"/>
+              <w:top w:val="single" w:sz="6" w:space="0" w:color="auto"/>
+              <w:right w:val="single" w:sz="6" w:space="0" w:color="auto"/>
             </w:tcBorders>
           </w:tcPr>
           <w:p>
@@ -14678,7 +15102,6 @@
                   <w14:uncheckedState w14:val="2610" w14:font="MS Gothic"/>
                 </w14:checkbox>
               </w:sdtPr>
-              <w:sdtEndPr/>
               <w:sdtContent>
                 <w:r>
                   <w:rPr>
@@ -14701,10 +15124,9 @@
           <w:tcPr>
             <w:tcW w:w="524" w:type="dxa"/>
             <w:tcBorders>
-              <w:top w:val="single" w:sz="18" w:space="0" w:color="auto"/>
-              <w:left w:val="single" w:sz="18" w:space="0" w:color="auto"/>
-              <w:bottom w:val="single" w:sz="18" w:space="0" w:color="auto"/>
-              <w:right w:val="single" w:sz="18" w:space="0" w:color="auto"/>
+              <w:top w:val="single" w:sz="6" w:space="0" w:color="auto"/>
+              <w:left w:val="single" w:sz="6" w:space="0" w:color="auto"/>
+              <w:right w:val="single" w:sz="6" w:space="0" w:color="auto"/>
             </w:tcBorders>
           </w:tcPr>
           <w:p>
@@ -14724,7 +15146,10 @@
             <w:tcW w:w="4303" w:type="dxa"/>
             <w:gridSpan w:val="11"/>
             <w:tcBorders>
-              <w:left w:val="single" w:sz="18" w:space="0" w:color="auto"/>
+              <w:top w:val="single" w:sz="6" w:space="0" w:color="auto"/>
+              <w:left w:val="single" w:sz="6" w:space="0" w:color="auto"/>
+              <w:bottom w:val="single" w:sz="6" w:space="0" w:color="auto"/>
+              <w:right w:val="single" w:sz="6" w:space="0" w:color="auto"/>
             </w:tcBorders>
             <w:shd w:val="clear" w:color="auto" w:fill="BFBFBF" w:themeFill="background1" w:themeFillShade="BF"/>
           </w:tcPr>
@@ -14748,6 +15173,10 @@
           <w:tcPr>
             <w:tcW w:w="3540" w:type="dxa"/>
             <w:gridSpan w:val="6"/>
+            <w:tcBorders>
+              <w:left w:val="single" w:sz="6" w:space="0" w:color="auto"/>
+              <w:right w:val="single" w:sz="6" w:space="0" w:color="auto"/>
+            </w:tcBorders>
             <w:vAlign w:val="bottom"/>
           </w:tcPr>
           <w:p>
@@ -14762,6 +15191,10 @@
         <w:tc>
           <w:tcPr>
             <w:tcW w:w="573" w:type="dxa"/>
+            <w:tcBorders>
+              <w:left w:val="single" w:sz="6" w:space="0" w:color="auto"/>
+              <w:right w:val="single" w:sz="6" w:space="0" w:color="auto"/>
+            </w:tcBorders>
           </w:tcPr>
           <w:p>
             <w:pPr>
@@ -14776,6 +15209,10 @@
           <w:tcPr>
             <w:tcW w:w="2691" w:type="dxa"/>
             <w:gridSpan w:val="2"/>
+            <w:tcBorders>
+              <w:left w:val="single" w:sz="6" w:space="0" w:color="auto"/>
+              <w:right w:val="single" w:sz="6" w:space="0" w:color="auto"/>
+            </w:tcBorders>
             <w:vAlign w:val="center"/>
           </w:tcPr>
           <w:p>
@@ -14790,6 +15227,10 @@
         <w:tc>
           <w:tcPr>
             <w:tcW w:w="568" w:type="dxa"/>
+            <w:tcBorders>
+              <w:left w:val="single" w:sz="6" w:space="0" w:color="auto"/>
+              <w:right w:val="single" w:sz="6" w:space="0" w:color="auto"/>
+            </w:tcBorders>
           </w:tcPr>
           <w:p>
             <w:pPr>
@@ -14810,10 +15251,8 @@
             <w:tcW w:w="1679" w:type="dxa"/>
             <w:gridSpan w:val="8"/>
             <w:tcBorders>
-              <w:top w:val="single" w:sz="18" w:space="0" w:color="auto"/>
-              <w:left w:val="single" w:sz="18" w:space="0" w:color="auto"/>
-              <w:bottom w:val="single" w:sz="18" w:space="0" w:color="auto"/>
-              <w:right w:val="single" w:sz="18" w:space="0" w:color="auto"/>
+              <w:left w:val="single" w:sz="6" w:space="0" w:color="auto"/>
+              <w:bottom w:val="single" w:sz="6" w:space="0" w:color="auto"/>
             </w:tcBorders>
           </w:tcPr>
           <w:p>
@@ -14838,7 +15277,6 @@
                   <w14:uncheckedState w14:val="2610" w14:font="MS Gothic"/>
                 </w14:checkbox>
               </w:sdtPr>
-              <w:sdtEndPr/>
               <w:sdtContent>
                 <w:r>
                   <w:rPr>
@@ -14862,10 +15300,8 @@
             <w:tcW w:w="2566" w:type="dxa"/>
             <w:gridSpan w:val="12"/>
             <w:tcBorders>
-              <w:top w:val="single" w:sz="18" w:space="0" w:color="auto"/>
-              <w:left w:val="single" w:sz="18" w:space="0" w:color="auto"/>
-              <w:bottom w:val="single" w:sz="18" w:space="0" w:color="auto"/>
-              <w:right w:val="single" w:sz="18" w:space="0" w:color="auto"/>
+              <w:bottom w:val="single" w:sz="6" w:space="0" w:color="auto"/>
+              <w:right w:val="single" w:sz="6" w:space="0" w:color="auto"/>
             </w:tcBorders>
           </w:tcPr>
           <w:p>
@@ -14890,7 +15326,6 @@
                   <w14:uncheckedState w14:val="2610" w14:font="MS Gothic"/>
                 </w14:checkbox>
               </w:sdtPr>
-              <w:sdtEndPr/>
               <w:sdtContent>
                 <w:r>
                   <w:rPr>
@@ -14913,10 +15348,9 @@
           <w:tcPr>
             <w:tcW w:w="524" w:type="dxa"/>
             <w:tcBorders>
-              <w:top w:val="single" w:sz="18" w:space="0" w:color="auto"/>
-              <w:left w:val="single" w:sz="18" w:space="0" w:color="auto"/>
-              <w:bottom w:val="single" w:sz="18" w:space="0" w:color="auto"/>
-              <w:right w:val="single" w:sz="18" w:space="0" w:color="auto"/>
+              <w:left w:val="single" w:sz="6" w:space="0" w:color="auto"/>
+              <w:bottom w:val="single" w:sz="6" w:space="0" w:color="auto"/>
+              <w:right w:val="single" w:sz="6" w:space="0" w:color="auto"/>
             </w:tcBorders>
           </w:tcPr>
           <w:p>
@@ -14936,7 +15370,10 @@
             <w:tcW w:w="3726" w:type="dxa"/>
             <w:gridSpan w:val="10"/>
             <w:tcBorders>
-              <w:left w:val="single" w:sz="18" w:space="0" w:color="auto"/>
+              <w:top w:val="single" w:sz="6" w:space="0" w:color="auto"/>
+              <w:left w:val="single" w:sz="6" w:space="0" w:color="auto"/>
+              <w:bottom w:val="single" w:sz="6" w:space="0" w:color="auto"/>
+              <w:right w:val="single" w:sz="6" w:space="0" w:color="auto"/>
             </w:tcBorders>
           </w:tcPr>
           <w:p>
@@ -14951,6 +15388,12 @@
         <w:tc>
           <w:tcPr>
             <w:tcW w:w="577" w:type="dxa"/>
+            <w:tcBorders>
+              <w:top w:val="single" w:sz="6" w:space="0" w:color="auto"/>
+              <w:left w:val="single" w:sz="6" w:space="0" w:color="auto"/>
+              <w:bottom w:val="single" w:sz="6" w:space="0" w:color="auto"/>
+              <w:right w:val="single" w:sz="6" w:space="0" w:color="auto"/>
+            </w:tcBorders>
           </w:tcPr>
           <w:p>
             <w:pPr>
@@ -14965,6 +15408,10 @@
           <w:tcPr>
             <w:tcW w:w="3540" w:type="dxa"/>
             <w:gridSpan w:val="6"/>
+            <w:tcBorders>
+              <w:left w:val="single" w:sz="6" w:space="0" w:color="auto"/>
+              <w:right w:val="single" w:sz="6" w:space="0" w:color="auto"/>
+            </w:tcBorders>
             <w:vAlign w:val="bottom"/>
           </w:tcPr>
           <w:p>
@@ -14979,6 +15426,10 @@
         <w:tc>
           <w:tcPr>
             <w:tcW w:w="573" w:type="dxa"/>
+            <w:tcBorders>
+              <w:left w:val="single" w:sz="6" w:space="0" w:color="auto"/>
+              <w:right w:val="single" w:sz="6" w:space="0" w:color="auto"/>
+            </w:tcBorders>
           </w:tcPr>
           <w:p>
             <w:pPr>
@@ -14993,6 +15444,10 @@
           <w:tcPr>
             <w:tcW w:w="2691" w:type="dxa"/>
             <w:gridSpan w:val="2"/>
+            <w:tcBorders>
+              <w:left w:val="single" w:sz="6" w:space="0" w:color="auto"/>
+              <w:right w:val="single" w:sz="6" w:space="0" w:color="auto"/>
+            </w:tcBorders>
             <w:vAlign w:val="center"/>
           </w:tcPr>
           <w:p>
@@ -15007,6 +15462,10 @@
         <w:tc>
           <w:tcPr>
             <w:tcW w:w="568" w:type="dxa"/>
+            <w:tcBorders>
+              <w:left w:val="single" w:sz="6" w:space="0" w:color="auto"/>
+              <w:right w:val="single" w:sz="6" w:space="0" w:color="auto"/>
+            </w:tcBorders>
           </w:tcPr>
           <w:p>
             <w:pPr>
@@ -15027,10 +15486,10 @@
             <w:tcW w:w="4769" w:type="dxa"/>
             <w:gridSpan w:val="21"/>
             <w:tcBorders>
-              <w:top w:val="single" w:sz="18" w:space="0" w:color="auto"/>
-              <w:left w:val="single" w:sz="18" w:space="0" w:color="auto"/>
-              <w:bottom w:val="single" w:sz="18" w:space="0" w:color="auto"/>
-              <w:right w:val="single" w:sz="18" w:space="0" w:color="auto"/>
+              <w:top w:val="single" w:sz="6" w:space="0" w:color="auto"/>
+              <w:left w:val="single" w:sz="6" w:space="0" w:color="auto"/>
+              <w:bottom w:val="single" w:sz="6" w:space="0" w:color="auto"/>
+              <w:right w:val="single" w:sz="6" w:space="0" w:color="auto"/>
             </w:tcBorders>
             <w:shd w:val="clear" w:color="auto" w:fill="BFBFBF" w:themeFill="background1" w:themeFillShade="BF"/>
           </w:tcPr>
@@ -15058,7 +15517,10 @@
             <w:tcW w:w="4303" w:type="dxa"/>
             <w:gridSpan w:val="11"/>
             <w:tcBorders>
-              <w:left w:val="single" w:sz="18" w:space="0" w:color="auto"/>
+              <w:top w:val="single" w:sz="6" w:space="0" w:color="auto"/>
+              <w:left w:val="single" w:sz="6" w:space="0" w:color="auto"/>
+              <w:bottom w:val="single" w:sz="6" w:space="0" w:color="auto"/>
+              <w:right w:val="single" w:sz="6" w:space="0" w:color="auto"/>
             </w:tcBorders>
             <w:shd w:val="clear" w:color="auto" w:fill="BFBFBF" w:themeFill="background1" w:themeFillShade="BF"/>
           </w:tcPr>
@@ -15082,6 +15544,10 @@
           <w:tcPr>
             <w:tcW w:w="3540" w:type="dxa"/>
             <w:gridSpan w:val="6"/>
+            <w:tcBorders>
+              <w:left w:val="single" w:sz="6" w:space="0" w:color="auto"/>
+              <w:right w:val="single" w:sz="6" w:space="0" w:color="auto"/>
+            </w:tcBorders>
             <w:vAlign w:val="bottom"/>
           </w:tcPr>
           <w:p>
@@ -15096,6 +15562,10 @@
         <w:tc>
           <w:tcPr>
             <w:tcW w:w="573" w:type="dxa"/>
+            <w:tcBorders>
+              <w:left w:val="single" w:sz="6" w:space="0" w:color="auto"/>
+              <w:right w:val="single" w:sz="6" w:space="0" w:color="auto"/>
+            </w:tcBorders>
           </w:tcPr>
           <w:p>
             <w:pPr>
@@ -15110,6 +15580,10 @@
           <w:tcPr>
             <w:tcW w:w="2691" w:type="dxa"/>
             <w:gridSpan w:val="2"/>
+            <w:tcBorders>
+              <w:left w:val="single" w:sz="6" w:space="0" w:color="auto"/>
+              <w:right w:val="single" w:sz="6" w:space="0" w:color="auto"/>
+            </w:tcBorders>
             <w:vAlign w:val="center"/>
           </w:tcPr>
           <w:p>
@@ -15124,6 +15598,10 @@
         <w:tc>
           <w:tcPr>
             <w:tcW w:w="568" w:type="dxa"/>
+            <w:tcBorders>
+              <w:left w:val="single" w:sz="6" w:space="0" w:color="auto"/>
+              <w:right w:val="single" w:sz="6" w:space="0" w:color="auto"/>
+            </w:tcBorders>
           </w:tcPr>
           <w:p>
             <w:pPr>
@@ -15144,10 +15622,9 @@
             <w:tcW w:w="1131" w:type="dxa"/>
             <w:gridSpan w:val="4"/>
             <w:tcBorders>
-              <w:top w:val="single" w:sz="18" w:space="0" w:color="auto"/>
-              <w:left w:val="single" w:sz="18" w:space="0" w:color="auto"/>
-              <w:bottom w:val="single" w:sz="18" w:space="0" w:color="auto"/>
-              <w:right w:val="single" w:sz="18" w:space="0" w:color="auto"/>
+              <w:top w:val="single" w:sz="6" w:space="0" w:color="auto"/>
+              <w:left w:val="single" w:sz="6" w:space="0" w:color="auto"/>
+              <w:bottom w:val="single" w:sz="6" w:space="0" w:color="auto"/>
             </w:tcBorders>
             <w:tcMar>
               <w:left w:w="0" w:type="dxa"/>
@@ -15176,7 +15653,6 @@
                   <w14:uncheckedState w14:val="2610" w14:font="MS Gothic"/>
                 </w14:checkbox>
               </w:sdtPr>
-              <w:sdtEndPr/>
               <w:sdtContent>
                 <w:r>
                   <w:rPr>
@@ -15200,10 +15676,8 @@
             <w:tcW w:w="837" w:type="dxa"/>
             <w:gridSpan w:val="7"/>
             <w:tcBorders>
-              <w:top w:val="single" w:sz="18" w:space="0" w:color="auto"/>
-              <w:left w:val="single" w:sz="18" w:space="0" w:color="auto"/>
-              <w:bottom w:val="single" w:sz="18" w:space="0" w:color="auto"/>
-              <w:right w:val="single" w:sz="18" w:space="0" w:color="auto"/>
+              <w:top w:val="single" w:sz="6" w:space="0" w:color="auto"/>
+              <w:bottom w:val="single" w:sz="6" w:space="0" w:color="auto"/>
             </w:tcBorders>
             <w:tcMar>
               <w:left w:w="0" w:type="dxa"/>
@@ -15232,7 +15706,6 @@
                   <w14:uncheckedState w14:val="2610" w14:font="MS Gothic"/>
                 </w14:checkbox>
               </w:sdtPr>
-              <w:sdtEndPr/>
               <w:sdtContent>
                 <w:r>
                   <w:rPr>
@@ -15256,10 +15729,8 @@
             <w:tcW w:w="1005" w:type="dxa"/>
             <w:gridSpan w:val="6"/>
             <w:tcBorders>
-              <w:top w:val="single" w:sz="18" w:space="0" w:color="auto"/>
-              <w:left w:val="single" w:sz="18" w:space="0" w:color="auto"/>
-              <w:bottom w:val="single" w:sz="18" w:space="0" w:color="auto"/>
-              <w:right w:val="single" w:sz="18" w:space="0" w:color="auto"/>
+              <w:top w:val="single" w:sz="6" w:space="0" w:color="auto"/>
+              <w:bottom w:val="single" w:sz="6" w:space="0" w:color="auto"/>
             </w:tcBorders>
             <w:tcMar>
               <w:left w:w="0" w:type="dxa"/>
@@ -15288,7 +15759,6 @@
                   <w14:uncheckedState w14:val="2610" w14:font="MS Gothic"/>
                 </w14:checkbox>
               </w:sdtPr>
-              <w:sdtEndPr/>
               <w:sdtContent>
                 <w:r>
                   <w:rPr>
@@ -15312,10 +15782,9 @@
             <w:tcW w:w="1272" w:type="dxa"/>
             <w:gridSpan w:val="3"/>
             <w:tcBorders>
-              <w:top w:val="single" w:sz="18" w:space="0" w:color="auto"/>
-              <w:left w:val="single" w:sz="18" w:space="0" w:color="auto"/>
-              <w:bottom w:val="single" w:sz="18" w:space="0" w:color="auto"/>
-              <w:right w:val="single" w:sz="18" w:space="0" w:color="auto"/>
+              <w:top w:val="single" w:sz="6" w:space="0" w:color="auto"/>
+              <w:bottom w:val="single" w:sz="6" w:space="0" w:color="auto"/>
+              <w:right w:val="single" w:sz="6" w:space="0" w:color="auto"/>
             </w:tcBorders>
             <w:tcMar>
               <w:left w:w="0" w:type="dxa"/>
@@ -15344,7 +15813,6 @@
                   <w14:uncheckedState w14:val="2610" w14:font="MS Gothic"/>
                 </w14:checkbox>
               </w:sdtPr>
-              <w:sdtEndPr/>
               <w:sdtContent>
                 <w:r>
                   <w:rPr>
@@ -15367,10 +15835,10 @@
           <w:tcPr>
             <w:tcW w:w="524" w:type="dxa"/>
             <w:tcBorders>
-              <w:top w:val="single" w:sz="18" w:space="0" w:color="auto"/>
-              <w:left w:val="single" w:sz="18" w:space="0" w:color="auto"/>
-              <w:bottom w:val="single" w:sz="18" w:space="0" w:color="auto"/>
-              <w:right w:val="single" w:sz="18" w:space="0" w:color="auto"/>
+              <w:top w:val="single" w:sz="6" w:space="0" w:color="auto"/>
+              <w:left w:val="single" w:sz="6" w:space="0" w:color="auto"/>
+              <w:bottom w:val="single" w:sz="6" w:space="0" w:color="auto"/>
+              <w:right w:val="single" w:sz="6" w:space="0" w:color="auto"/>
             </w:tcBorders>
           </w:tcPr>
           <w:p>
@@ -15390,7 +15858,10 @@
             <w:tcW w:w="3726" w:type="dxa"/>
             <w:gridSpan w:val="10"/>
             <w:tcBorders>
-              <w:left w:val="single" w:sz="18" w:space="0" w:color="auto"/>
+              <w:top w:val="single" w:sz="6" w:space="0" w:color="auto"/>
+              <w:left w:val="single" w:sz="6" w:space="0" w:color="auto"/>
+              <w:bottom w:val="single" w:sz="6" w:space="0" w:color="auto"/>
+              <w:right w:val="single" w:sz="6" w:space="0" w:color="auto"/>
             </w:tcBorders>
           </w:tcPr>
           <w:p>
@@ -15405,6 +15876,12 @@
         <w:tc>
           <w:tcPr>
             <w:tcW w:w="577" w:type="dxa"/>
+            <w:tcBorders>
+              <w:top w:val="single" w:sz="6" w:space="0" w:color="auto"/>
+              <w:left w:val="single" w:sz="6" w:space="0" w:color="auto"/>
+              <w:bottom w:val="single" w:sz="6" w:space="0" w:color="auto"/>
+              <w:right w:val="single" w:sz="6" w:space="0" w:color="auto"/>
+            </w:tcBorders>
           </w:tcPr>
           <w:p>
             <w:pPr>
@@ -15419,6 +15896,11 @@
           <w:tcPr>
             <w:tcW w:w="3540" w:type="dxa"/>
             <w:gridSpan w:val="6"/>
+            <w:tcBorders>
+              <w:left w:val="single" w:sz="6" w:space="0" w:color="auto"/>
+              <w:bottom w:val="single" w:sz="6" w:space="0" w:color="auto"/>
+              <w:right w:val="single" w:sz="6" w:space="0" w:color="auto"/>
+            </w:tcBorders>
             <w:vAlign w:val="bottom"/>
           </w:tcPr>
           <w:p>
@@ -15433,6 +15915,11 @@
         <w:tc>
           <w:tcPr>
             <w:tcW w:w="573" w:type="dxa"/>
+            <w:tcBorders>
+              <w:left w:val="single" w:sz="6" w:space="0" w:color="auto"/>
+              <w:bottom w:val="single" w:sz="6" w:space="0" w:color="auto"/>
+              <w:right w:val="single" w:sz="6" w:space="0" w:color="auto"/>
+            </w:tcBorders>
           </w:tcPr>
           <w:p>
             <w:pPr>
@@ -15447,6 +15934,11 @@
           <w:tcPr>
             <w:tcW w:w="2691" w:type="dxa"/>
             <w:gridSpan w:val="2"/>
+            <w:tcBorders>
+              <w:left w:val="single" w:sz="6" w:space="0" w:color="auto"/>
+              <w:bottom w:val="single" w:sz="6" w:space="0" w:color="auto"/>
+              <w:right w:val="single" w:sz="6" w:space="0" w:color="auto"/>
+            </w:tcBorders>
             <w:vAlign w:val="center"/>
           </w:tcPr>
           <w:p>
@@ -15461,6 +15953,11 @@
         <w:tc>
           <w:tcPr>
             <w:tcW w:w="568" w:type="dxa"/>
+            <w:tcBorders>
+              <w:left w:val="single" w:sz="6" w:space="0" w:color="auto"/>
+              <w:bottom w:val="single" w:sz="6" w:space="0" w:color="auto"/>
+              <w:right w:val="single" w:sz="6" w:space="0" w:color="auto"/>
+            </w:tcBorders>
           </w:tcPr>
           <w:p>
             <w:pPr>
@@ -15476,8 +15973,10 @@
     <w:p>
       <w:pPr>
         <w:pStyle w:val="-0"/>
+        <w:jc w:val="left"/>
         <w:rPr>
-          <w:sz w:val="8"/>
+          <w:sz w:val="2"/>
+          <w:szCs w:val="2"/>
         </w:rPr>
       </w:pPr>
     </w:p>
@@ -15488,7 +15987,7 @@
       <w:footerReference w:type="first" r:id="rId11"/>
       <w:type w:val="oddPage"/>
       <w:pgSz w:w="16838" w:h="11906" w:orient="landscape" w:code="9"/>
-      <w:pgMar w:top="284" w:right="567" w:bottom="284" w:left="567" w:header="567" w:footer="567" w:gutter="0"/>
+      <w:pgMar w:top="284" w:right="567" w:bottom="284" w:left="567" w:header="510" w:footer="567" w:gutter="0"/>
       <w:pgNumType w:start="1"/>
       <w:cols w:space="708"/>
       <w:docGrid w:linePitch="360"/>
@@ -15498,7 +15997,7 @@
 </file>
 
 <file path=word/endnotes.xml><?xml version="1.0" encoding="utf-8"?>
-<w:endnotes xmlns:wpc="http://schemas.microsoft.com/office/word/2010/wordprocessingCanvas" xmlns:cx="http://schemas.microsoft.com/office/drawing/2014/chartex" xmlns:cx1="http://schemas.microsoft.com/office/drawing/2015/9/8/chartex" xmlns:cx2="http://schemas.microsoft.com/office/drawing/2015/10/21/chartex" xmlns:cx3="http://schemas.microsoft.com/office/drawing/2016/5/9/chartex" xmlns:cx4="http://schemas.microsoft.com/office/drawing/2016/5/10/chartex" xmlns:cx5="http://schemas.microsoft.com/office/drawing/2016/5/11/chartex" xmlns:cx6="http://schemas.microsoft.com/office/drawing/2016/5/12/chartex" xmlns:cx7="http://schemas.microsoft.com/office/drawing/2016/5/13/chartex" xmlns:cx8="http://schemas.microsoft.com/office/drawing/2016/5/14/chartex" xmlns:mc="http://schemas.openxmlformats.org/markup-compatibility/2006" xmlns:aink="http://schemas.microsoft.com/office/drawing/2016/ink" xmlns:am3d="http://schemas.microsoft.com/office/drawing/2017/model3d" xmlns:o="urn:schemas-microsoft-com:office:office" xmlns:r="http://schemas.openxmlformats.org/officeDocument/2006/relationships" xmlns:m="http://schemas.openxmlformats.org/officeDocument/2006/math" xmlns:v="urn:schemas-microsoft-com:vml" xmlns:wp14="http://schemas.microsoft.com/office/word/2010/wordprocessingDrawing" xmlns:wp="http://schemas.openxmlformats.org/drawingml/2006/wordprocessingDrawing" xmlns:w10="urn:schemas-microsoft-com:office:word" xmlns:w="http://schemas.openxmlformats.org/wordprocessingml/2006/main" xmlns:w14="http://schemas.microsoft.com/office/word/2010/wordml" xmlns:w15="http://schemas.microsoft.com/office/word/2012/wordml" xmlns:w16cex="http://schemas.microsoft.com/office/word/2018/wordml/cex" xmlns:w16cid="http://schemas.microsoft.com/office/word/2016/wordml/cid" xmlns:w16="http://schemas.microsoft.com/office/word/2018/wordml" xmlns:w16sdtdh="http://schemas.microsoft.com/office/word/2020/wordml/sdtdatahash" xmlns:w16se="http://schemas.microsoft.com/office/word/2015/wordml/symex" xmlns:wpg="http://schemas.microsoft.com/office/word/2010/wordprocessingGroup" xmlns:wpi="http://schemas.microsoft.com/office/word/2010/wordprocessingInk" xmlns:wne="http://schemas.microsoft.com/office/word/2006/wordml" xmlns:wps="http://schemas.microsoft.com/office/word/2010/wordprocessingShape" mc:Ignorable="w14 w15 w16se w16cid w16 w16cex w16sdtdh wp14">
+<w:endnotes xmlns:wpc="http://schemas.microsoft.com/office/word/2010/wordprocessingCanvas" xmlns:cx="http://schemas.microsoft.com/office/drawing/2014/chartex" xmlns:cx1="http://schemas.microsoft.com/office/drawing/2015/9/8/chartex" xmlns:cx2="http://schemas.microsoft.com/office/drawing/2015/10/21/chartex" xmlns:cx3="http://schemas.microsoft.com/office/drawing/2016/5/9/chartex" xmlns:cx4="http://schemas.microsoft.com/office/drawing/2016/5/10/chartex" xmlns:cx5="http://schemas.microsoft.com/office/drawing/2016/5/11/chartex" xmlns:cx6="http://schemas.microsoft.com/office/drawing/2016/5/12/chartex" xmlns:cx7="http://schemas.microsoft.com/office/drawing/2016/5/13/chartex" xmlns:cx8="http://schemas.microsoft.com/office/drawing/2016/5/14/chartex" xmlns:mc="http://schemas.openxmlformats.org/markup-compatibility/2006" xmlns:aink="http://schemas.microsoft.com/office/drawing/2016/ink" xmlns:am3d="http://schemas.microsoft.com/office/drawing/2017/model3d" xmlns:o="urn:schemas-microsoft-com:office:office" xmlns:oel="http://schemas.microsoft.com/office/2019/extlst" xmlns:r="http://schemas.openxmlformats.org/officeDocument/2006/relationships" xmlns:m="http://schemas.openxmlformats.org/officeDocument/2006/math" xmlns:v="urn:schemas-microsoft-com:vml" xmlns:wp14="http://schemas.microsoft.com/office/word/2010/wordprocessingDrawing" xmlns:wp="http://schemas.openxmlformats.org/drawingml/2006/wordprocessingDrawing" xmlns:w10="urn:schemas-microsoft-com:office:word" xmlns:w="http://schemas.openxmlformats.org/wordprocessingml/2006/main" xmlns:w14="http://schemas.microsoft.com/office/word/2010/wordml" xmlns:w15="http://schemas.microsoft.com/office/word/2012/wordml" xmlns:w16cex="http://schemas.microsoft.com/office/word/2018/wordml/cex" xmlns:w16cid="http://schemas.microsoft.com/office/word/2016/wordml/cid" xmlns:w16="http://schemas.microsoft.com/office/word/2018/wordml" xmlns:w16du="http://schemas.microsoft.com/office/word/2023/wordml/word16du" xmlns:w16sdtdh="http://schemas.microsoft.com/office/word/2020/wordml/sdtdatahash" xmlns:w16sdtfl="http://schemas.microsoft.com/office/word/2024/wordml/sdtformatlock" xmlns:w16se="http://schemas.microsoft.com/office/word/2015/wordml/symex" xmlns:wpg="http://schemas.microsoft.com/office/word/2010/wordprocessingGroup" xmlns:wpi="http://schemas.microsoft.com/office/word/2010/wordprocessingInk" xmlns:wne="http://schemas.microsoft.com/office/word/2006/wordml" xmlns:wps="http://schemas.microsoft.com/office/word/2010/wordprocessingShape" mc:Ignorable="w14 w15 w16se w16cid w16 w16cex w16sdtdh w16sdtfl w16du wp14">
   <w:endnote w:type="separator" w:id="-1">
     <w:p>
       <w:r>
@@ -15517,7 +16016,7 @@
 </file>
 
 <file path=word/footer1.xml><?xml version="1.0" encoding="utf-8"?>
-<w:ftr xmlns:wpc="http://schemas.microsoft.com/office/word/2010/wordprocessingCanvas" xmlns:cx="http://schemas.microsoft.com/office/drawing/2014/chartex" xmlns:cx1="http://schemas.microsoft.com/office/drawing/2015/9/8/chartex" xmlns:cx2="http://schemas.microsoft.com/office/drawing/2015/10/21/chartex" xmlns:cx3="http://schemas.microsoft.com/office/drawing/2016/5/9/chartex" xmlns:cx4="http://schemas.microsoft.com/office/drawing/2016/5/10/chartex" xmlns:cx5="http://schemas.microsoft.com/office/drawing/2016/5/11/chartex" xmlns:cx6="http://schemas.microsoft.com/office/drawing/2016/5/12/chartex" xmlns:cx7="http://schemas.microsoft.com/office/drawing/2016/5/13/chartex" xmlns:cx8="http://schemas.microsoft.com/office/drawing/2016/5/14/chartex" xmlns:mc="http://schemas.openxmlformats.org/markup-compatibility/2006" xmlns:aink="http://schemas.microsoft.com/office/drawing/2016/ink" xmlns:am3d="http://schemas.microsoft.com/office/drawing/2017/model3d" xmlns:o="urn:schemas-microsoft-com:office:office" xmlns:r="http://schemas.openxmlformats.org/officeDocument/2006/relationships" xmlns:m="http://schemas.openxmlformats.org/officeDocument/2006/math" xmlns:v="urn:schemas-microsoft-com:vml" xmlns:wp14="http://schemas.microsoft.com/office/word/2010/wordprocessingDrawing" xmlns:wp="http://schemas.openxmlformats.org/drawingml/2006/wordprocessingDrawing" xmlns:w10="urn:schemas-microsoft-com:office:word" xmlns:w="http://schemas.openxmlformats.org/wordprocessingml/2006/main" xmlns:w14="http://schemas.microsoft.com/office/word/2010/wordml" xmlns:w15="http://schemas.microsoft.com/office/word/2012/wordml" xmlns:w16cex="http://schemas.microsoft.com/office/word/2018/wordml/cex" xmlns:w16cid="http://schemas.microsoft.com/office/word/2016/wordml/cid" xmlns:w16="http://schemas.microsoft.com/office/word/2018/wordml" xmlns:w16sdtdh="http://schemas.microsoft.com/office/word/2020/wordml/sdtdatahash" xmlns:w16se="http://schemas.microsoft.com/office/word/2015/wordml/symex" xmlns:wpg="http://schemas.microsoft.com/office/word/2010/wordprocessingGroup" xmlns:wpi="http://schemas.microsoft.com/office/word/2010/wordprocessingInk" xmlns:wne="http://schemas.microsoft.com/office/word/2006/wordml" xmlns:wps="http://schemas.microsoft.com/office/word/2010/wordprocessingShape" mc:Ignorable="w14 w15 w16se w16cid w16 w16cex w16sdtdh wp14">
+<w:ftr xmlns:wpc="http://schemas.microsoft.com/office/word/2010/wordprocessingCanvas" xmlns:cx="http://schemas.microsoft.com/office/drawing/2014/chartex" xmlns:cx1="http://schemas.microsoft.com/office/drawing/2015/9/8/chartex" xmlns:cx2="http://schemas.microsoft.com/office/drawing/2015/10/21/chartex" xmlns:cx3="http://schemas.microsoft.com/office/drawing/2016/5/9/chartex" xmlns:cx4="http://schemas.microsoft.com/office/drawing/2016/5/10/chartex" xmlns:cx5="http://schemas.microsoft.com/office/drawing/2016/5/11/chartex" xmlns:cx6="http://schemas.microsoft.com/office/drawing/2016/5/12/chartex" xmlns:cx7="http://schemas.microsoft.com/office/drawing/2016/5/13/chartex" xmlns:cx8="http://schemas.microsoft.com/office/drawing/2016/5/14/chartex" xmlns:mc="http://schemas.openxmlformats.org/markup-compatibility/2006" xmlns:aink="http://schemas.microsoft.com/office/drawing/2016/ink" xmlns:am3d="http://schemas.microsoft.com/office/drawing/2017/model3d" xmlns:o="urn:schemas-microsoft-com:office:office" xmlns:oel="http://schemas.microsoft.com/office/2019/extlst" xmlns:r="http://schemas.openxmlformats.org/officeDocument/2006/relationships" xmlns:m="http://schemas.openxmlformats.org/officeDocument/2006/math" xmlns:v="urn:schemas-microsoft-com:vml" xmlns:wp14="http://schemas.microsoft.com/office/word/2010/wordprocessingDrawing" xmlns:wp="http://schemas.openxmlformats.org/drawingml/2006/wordprocessingDrawing" xmlns:w10="urn:schemas-microsoft-com:office:word" xmlns:w="http://schemas.openxmlformats.org/wordprocessingml/2006/main" xmlns:w14="http://schemas.microsoft.com/office/word/2010/wordml" xmlns:w15="http://schemas.microsoft.com/office/word/2012/wordml" xmlns:w16cex="http://schemas.microsoft.com/office/word/2018/wordml/cex" xmlns:w16cid="http://schemas.microsoft.com/office/word/2016/wordml/cid" xmlns:w16="http://schemas.microsoft.com/office/word/2018/wordml" xmlns:w16du="http://schemas.microsoft.com/office/word/2023/wordml/word16du" xmlns:w16sdtdh="http://schemas.microsoft.com/office/word/2020/wordml/sdtdatahash" xmlns:w16sdtfl="http://schemas.microsoft.com/office/word/2024/wordml/sdtformatlock" xmlns:w16se="http://schemas.microsoft.com/office/word/2015/wordml/symex" xmlns:wpg="http://schemas.microsoft.com/office/word/2010/wordprocessingGroup" xmlns:wpi="http://schemas.microsoft.com/office/word/2010/wordprocessingInk" xmlns:wne="http://schemas.microsoft.com/office/word/2006/wordml" xmlns:wps="http://schemas.microsoft.com/office/word/2010/wordprocessingShape" mc:Ignorable="w14 w15 w16se w16cid w16 w16cex w16sdtdh w16sdtfl w16du wp14">
   <w:p>
     <w:pPr>
       <w:pStyle w:val="a4"/>
@@ -15531,7 +16030,7 @@
 </file>
 
 <file path=word/footer2.xml><?xml version="1.0" encoding="utf-8"?>
-<w:ftr xmlns:wpc="http://schemas.microsoft.com/office/word/2010/wordprocessingCanvas" xmlns:cx="http://schemas.microsoft.com/office/drawing/2014/chartex" xmlns:cx1="http://schemas.microsoft.com/office/drawing/2015/9/8/chartex" xmlns:cx2="http://schemas.microsoft.com/office/drawing/2015/10/21/chartex" xmlns:cx3="http://schemas.microsoft.com/office/drawing/2016/5/9/chartex" xmlns:cx4="http://schemas.microsoft.com/office/drawing/2016/5/10/chartex" xmlns:cx5="http://schemas.microsoft.com/office/drawing/2016/5/11/chartex" xmlns:cx6="http://schemas.microsoft.com/office/drawing/2016/5/12/chartex" xmlns:cx7="http://schemas.microsoft.com/office/drawing/2016/5/13/chartex" xmlns:cx8="http://schemas.microsoft.com/office/drawing/2016/5/14/chartex" xmlns:mc="http://schemas.openxmlformats.org/markup-compatibility/2006" xmlns:aink="http://schemas.microsoft.com/office/drawing/2016/ink" xmlns:am3d="http://schemas.microsoft.com/office/drawing/2017/model3d" xmlns:o="urn:schemas-microsoft-com:office:office" xmlns:r="http://schemas.openxmlformats.org/officeDocument/2006/relationships" xmlns:m="http://schemas.openxmlformats.org/officeDocument/2006/math" xmlns:v="urn:schemas-microsoft-com:vml" xmlns:wp14="http://schemas.microsoft.com/office/word/2010/wordprocessingDrawing" xmlns:wp="http://schemas.openxmlformats.org/drawingml/2006/wordprocessingDrawing" xmlns:w10="urn:schemas-microsoft-com:office:word" xmlns:w="http://schemas.openxmlformats.org/wordprocessingml/2006/main" xmlns:w14="http://schemas.microsoft.com/office/word/2010/wordml" xmlns:w15="http://schemas.microsoft.com/office/word/2012/wordml" xmlns:w16cex="http://schemas.microsoft.com/office/word/2018/wordml/cex" xmlns:w16cid="http://schemas.microsoft.com/office/word/2016/wordml/cid" xmlns:w16="http://schemas.microsoft.com/office/word/2018/wordml" xmlns:w16sdtdh="http://schemas.microsoft.com/office/word/2020/wordml/sdtdatahash" xmlns:w16se="http://schemas.microsoft.com/office/word/2015/wordml/symex" xmlns:wpg="http://schemas.microsoft.com/office/word/2010/wordprocessingGroup" xmlns:wpi="http://schemas.microsoft.com/office/word/2010/wordprocessingInk" xmlns:wne="http://schemas.microsoft.com/office/word/2006/wordml" xmlns:wps="http://schemas.microsoft.com/office/word/2010/wordprocessingShape" mc:Ignorable="w14 w15 w16se w16cid w16 w16cex w16sdtdh wp14">
+<w:ftr xmlns:wpc="http://schemas.microsoft.com/office/word/2010/wordprocessingCanvas" xmlns:cx="http://schemas.microsoft.com/office/drawing/2014/chartex" xmlns:cx1="http://schemas.microsoft.com/office/drawing/2015/9/8/chartex" xmlns:cx2="http://schemas.microsoft.com/office/drawing/2015/10/21/chartex" xmlns:cx3="http://schemas.microsoft.com/office/drawing/2016/5/9/chartex" xmlns:cx4="http://schemas.microsoft.com/office/drawing/2016/5/10/chartex" xmlns:cx5="http://schemas.microsoft.com/office/drawing/2016/5/11/chartex" xmlns:cx6="http://schemas.microsoft.com/office/drawing/2016/5/12/chartex" xmlns:cx7="http://schemas.microsoft.com/office/drawing/2016/5/13/chartex" xmlns:cx8="http://schemas.microsoft.com/office/drawing/2016/5/14/chartex" xmlns:mc="http://schemas.openxmlformats.org/markup-compatibility/2006" xmlns:aink="http://schemas.microsoft.com/office/drawing/2016/ink" xmlns:am3d="http://schemas.microsoft.com/office/drawing/2017/model3d" xmlns:o="urn:schemas-microsoft-com:office:office" xmlns:oel="http://schemas.microsoft.com/office/2019/extlst" xmlns:r="http://schemas.openxmlformats.org/officeDocument/2006/relationships" xmlns:m="http://schemas.openxmlformats.org/officeDocument/2006/math" xmlns:v="urn:schemas-microsoft-com:vml" xmlns:wp14="http://schemas.microsoft.com/office/word/2010/wordprocessingDrawing" xmlns:wp="http://schemas.openxmlformats.org/drawingml/2006/wordprocessingDrawing" xmlns:w10="urn:schemas-microsoft-com:office:word" xmlns:w="http://schemas.openxmlformats.org/wordprocessingml/2006/main" xmlns:w14="http://schemas.microsoft.com/office/word/2010/wordml" xmlns:w15="http://schemas.microsoft.com/office/word/2012/wordml" xmlns:w16cex="http://schemas.microsoft.com/office/word/2018/wordml/cex" xmlns:w16cid="http://schemas.microsoft.com/office/word/2016/wordml/cid" xmlns:w16="http://schemas.microsoft.com/office/word/2018/wordml" xmlns:w16du="http://schemas.microsoft.com/office/word/2023/wordml/word16du" xmlns:w16sdtdh="http://schemas.microsoft.com/office/word/2020/wordml/sdtdatahash" xmlns:w16sdtfl="http://schemas.microsoft.com/office/word/2024/wordml/sdtformatlock" xmlns:w16se="http://schemas.microsoft.com/office/word/2015/wordml/symex" xmlns:wpg="http://schemas.microsoft.com/office/word/2010/wordprocessingGroup" xmlns:wpi="http://schemas.microsoft.com/office/word/2010/wordprocessingInk" xmlns:wne="http://schemas.microsoft.com/office/word/2006/wordml" xmlns:wps="http://schemas.microsoft.com/office/word/2010/wordprocessingShape" mc:Ignorable="w14 w15 w16se w16cid w16 w16cex w16sdtdh w16sdtfl w16du wp14">
   <w:p>
     <w:pPr>
       <w:pStyle w:val="a4"/>
@@ -15559,6 +16058,13 @@
         <w:sz w:val="14"/>
       </w:rPr>
       <w:t>РУ – ручной, З – замачивание, ПР – протирание, Ц – циркуляция, СПР – распыление, П – пена, МЕХ – механизированная обработка, АВД, О – орошение</w:t>
+    </w:r>
+    <w:r>
+      <w:rPr>
+        <w:spacing w:val="-6"/>
+        <w:sz w:val="14"/>
+      </w:rPr>
+      <w:t xml:space="preserve">. </w:t>
     </w:r>
   </w:p>
   <w:p>
@@ -15594,7 +16100,7 @@
 </file>
 
 <file path=word/footer3.xml><?xml version="1.0" encoding="utf-8"?>
-<w:ftr xmlns:wpc="http://schemas.microsoft.com/office/word/2010/wordprocessingCanvas" xmlns:cx="http://schemas.microsoft.com/office/drawing/2014/chartex" xmlns:cx1="http://schemas.microsoft.com/office/drawing/2015/9/8/chartex" xmlns:cx2="http://schemas.microsoft.com/office/drawing/2015/10/21/chartex" xmlns:cx3="http://schemas.microsoft.com/office/drawing/2016/5/9/chartex" xmlns:cx4="http://schemas.microsoft.com/office/drawing/2016/5/10/chartex" xmlns:cx5="http://schemas.microsoft.com/office/drawing/2016/5/11/chartex" xmlns:cx6="http://schemas.microsoft.com/office/drawing/2016/5/12/chartex" xmlns:cx7="http://schemas.microsoft.com/office/drawing/2016/5/13/chartex" xmlns:cx8="http://schemas.microsoft.com/office/drawing/2016/5/14/chartex" xmlns:mc="http://schemas.openxmlformats.org/markup-compatibility/2006" xmlns:aink="http://schemas.microsoft.com/office/drawing/2016/ink" xmlns:am3d="http://schemas.microsoft.com/office/drawing/2017/model3d" xmlns:o="urn:schemas-microsoft-com:office:office" xmlns:r="http://schemas.openxmlformats.org/officeDocument/2006/relationships" xmlns:m="http://schemas.openxmlformats.org/officeDocument/2006/math" xmlns:v="urn:schemas-microsoft-com:vml" xmlns:wp14="http://schemas.microsoft.com/office/word/2010/wordprocessingDrawing" xmlns:wp="http://schemas.openxmlformats.org/drawingml/2006/wordprocessingDrawing" xmlns:w10="urn:schemas-microsoft-com:office:word" xmlns:w="http://schemas.openxmlformats.org/wordprocessingml/2006/main" xmlns:w14="http://schemas.microsoft.com/office/word/2010/wordml" xmlns:w15="http://schemas.microsoft.com/office/word/2012/wordml" xmlns:w16cex="http://schemas.microsoft.com/office/word/2018/wordml/cex" xmlns:w16cid="http://schemas.microsoft.com/office/word/2016/wordml/cid" xmlns:w16="http://schemas.microsoft.com/office/word/2018/wordml" xmlns:w16sdtdh="http://schemas.microsoft.com/office/word/2020/wordml/sdtdatahash" xmlns:w16se="http://schemas.microsoft.com/office/word/2015/wordml/symex" xmlns:wpg="http://schemas.microsoft.com/office/word/2010/wordprocessingGroup" xmlns:wpi="http://schemas.microsoft.com/office/word/2010/wordprocessingInk" xmlns:wne="http://schemas.microsoft.com/office/word/2006/wordml" xmlns:wps="http://schemas.microsoft.com/office/word/2010/wordprocessingShape" mc:Ignorable="w14 w15 w16se w16cid w16 w16cex w16sdtdh wp14">
+<w:ftr xmlns:wpc="http://schemas.microsoft.com/office/word/2010/wordprocessingCanvas" xmlns:cx="http://schemas.microsoft.com/office/drawing/2014/chartex" xmlns:cx1="http://schemas.microsoft.com/office/drawing/2015/9/8/chartex" xmlns:cx2="http://schemas.microsoft.com/office/drawing/2015/10/21/chartex" xmlns:cx3="http://schemas.microsoft.com/office/drawing/2016/5/9/chartex" xmlns:cx4="http://schemas.microsoft.com/office/drawing/2016/5/10/chartex" xmlns:cx5="http://schemas.microsoft.com/office/drawing/2016/5/11/chartex" xmlns:cx6="http://schemas.microsoft.com/office/drawing/2016/5/12/chartex" xmlns:cx7="http://schemas.microsoft.com/office/drawing/2016/5/13/chartex" xmlns:cx8="http://schemas.microsoft.com/office/drawing/2016/5/14/chartex" xmlns:mc="http://schemas.openxmlformats.org/markup-compatibility/2006" xmlns:aink="http://schemas.microsoft.com/office/drawing/2016/ink" xmlns:am3d="http://schemas.microsoft.com/office/drawing/2017/model3d" xmlns:o="urn:schemas-microsoft-com:office:office" xmlns:oel="http://schemas.microsoft.com/office/2019/extlst" xmlns:r="http://schemas.openxmlformats.org/officeDocument/2006/relationships" xmlns:m="http://schemas.openxmlformats.org/officeDocument/2006/math" xmlns:v="urn:schemas-microsoft-com:vml" xmlns:wp14="http://schemas.microsoft.com/office/word/2010/wordprocessingDrawing" xmlns:wp="http://schemas.openxmlformats.org/drawingml/2006/wordprocessingDrawing" xmlns:w10="urn:schemas-microsoft-com:office:word" xmlns:w="http://schemas.openxmlformats.org/wordprocessingml/2006/main" xmlns:w14="http://schemas.microsoft.com/office/word/2010/wordml" xmlns:w15="http://schemas.microsoft.com/office/word/2012/wordml" xmlns:w16cex="http://schemas.microsoft.com/office/word/2018/wordml/cex" xmlns:w16cid="http://schemas.microsoft.com/office/word/2016/wordml/cid" xmlns:w16="http://schemas.microsoft.com/office/word/2018/wordml" xmlns:w16du="http://schemas.microsoft.com/office/word/2023/wordml/word16du" xmlns:w16sdtdh="http://schemas.microsoft.com/office/word/2020/wordml/sdtdatahash" xmlns:w16sdtfl="http://schemas.microsoft.com/office/word/2024/wordml/sdtformatlock" xmlns:w16se="http://schemas.microsoft.com/office/word/2015/wordml/symex" xmlns:wpg="http://schemas.microsoft.com/office/word/2010/wordprocessingGroup" xmlns:wpi="http://schemas.microsoft.com/office/word/2010/wordprocessingInk" xmlns:wne="http://schemas.microsoft.com/office/word/2006/wordml" xmlns:wps="http://schemas.microsoft.com/office/word/2010/wordprocessingShape" mc:Ignorable="w14 w15 w16se w16cid w16 w16cex w16sdtdh w16sdtfl w16du wp14">
   <w:p>
     <w:pPr>
       <w:pStyle w:val="a4"/>
@@ -15609,7 +16115,7 @@
 </file>
 
 <file path=word/footnotes.xml><?xml version="1.0" encoding="utf-8"?>
-<w:footnotes xmlns:wpc="http://schemas.microsoft.com/office/word/2010/wordprocessingCanvas" xmlns:cx="http://schemas.microsoft.com/office/drawing/2014/chartex" xmlns:cx1="http://schemas.microsoft.com/office/drawing/2015/9/8/chartex" xmlns:cx2="http://schemas.microsoft.com/office/drawing/2015/10/21/chartex" xmlns:cx3="http://schemas.microsoft.com/office/drawing/2016/5/9/chartex" xmlns:cx4="http://schemas.microsoft.com/office/drawing/2016/5/10/chartex" xmlns:cx5="http://schemas.microsoft.com/office/drawing/2016/5/11/chartex" xmlns:cx6="http://schemas.microsoft.com/office/drawing/2016/5/12/chartex" xmlns:cx7="http://schemas.microsoft.com/office/drawing/2016/5/13/chartex" xmlns:cx8="http://schemas.microsoft.com/office/drawing/2016/5/14/chartex" xmlns:mc="http://schemas.openxmlformats.org/markup-compatibility/2006" xmlns:aink="http://schemas.microsoft.com/office/drawing/2016/ink" xmlns:am3d="http://schemas.microsoft.com/office/drawing/2017/model3d" xmlns:o="urn:schemas-microsoft-com:office:office" xmlns:r="http://schemas.openxmlformats.org/officeDocument/2006/relationships" xmlns:m="http://schemas.openxmlformats.org/officeDocument/2006/math" xmlns:v="urn:schemas-microsoft-com:vml" xmlns:wp14="http://schemas.microsoft.com/office/word/2010/wordprocessingDrawing" xmlns:wp="http://schemas.openxmlformats.org/drawingml/2006/wordprocessingDrawing" xmlns:w10="urn:schemas-microsoft-com:office:word" xmlns:w="http://schemas.openxmlformats.org/wordprocessingml/2006/main" xmlns:w14="http://schemas.microsoft.com/office/word/2010/wordml" xmlns:w15="http://schemas.microsoft.com/office/word/2012/wordml" xmlns:w16cex="http://schemas.microsoft.com/office/word/2018/wordml/cex" xmlns:w16cid="http://schemas.microsoft.com/office/word/2016/wordml/cid" xmlns:w16="http://schemas.microsoft.com/office/word/2018/wordml" xmlns:w16sdtdh="http://schemas.microsoft.com/office/word/2020/wordml/sdtdatahash" xmlns:w16se="http://schemas.microsoft.com/office/word/2015/wordml/symex" xmlns:wpg="http://schemas.microsoft.com/office/word/2010/wordprocessingGroup" xmlns:wpi="http://schemas.microsoft.com/office/word/2010/wordprocessingInk" xmlns:wne="http://schemas.microsoft.com/office/word/2006/wordml" xmlns:wps="http://schemas.microsoft.com/office/word/2010/wordprocessingShape" mc:Ignorable="w14 w15 w16se w16cid w16 w16cex w16sdtdh wp14">
+<w:footnotes xmlns:wpc="http://schemas.microsoft.com/office/word/2010/wordprocessingCanvas" xmlns:cx="http://schemas.microsoft.com/office/drawing/2014/chartex" xmlns:cx1="http://schemas.microsoft.com/office/drawing/2015/9/8/chartex" xmlns:cx2="http://schemas.microsoft.com/office/drawing/2015/10/21/chartex" xmlns:cx3="http://schemas.microsoft.com/office/drawing/2016/5/9/chartex" xmlns:cx4="http://schemas.microsoft.com/office/drawing/2016/5/10/chartex" xmlns:cx5="http://schemas.microsoft.com/office/drawing/2016/5/11/chartex" xmlns:cx6="http://schemas.microsoft.com/office/drawing/2016/5/12/chartex" xmlns:cx7="http://schemas.microsoft.com/office/drawing/2016/5/13/chartex" xmlns:cx8="http://schemas.microsoft.com/office/drawing/2016/5/14/chartex" xmlns:mc="http://schemas.openxmlformats.org/markup-compatibility/2006" xmlns:aink="http://schemas.microsoft.com/office/drawing/2016/ink" xmlns:am3d="http://schemas.microsoft.com/office/drawing/2017/model3d" xmlns:o="urn:schemas-microsoft-com:office:office" xmlns:oel="http://schemas.microsoft.com/office/2019/extlst" xmlns:r="http://schemas.openxmlformats.org/officeDocument/2006/relationships" xmlns:m="http://schemas.openxmlformats.org/officeDocument/2006/math" xmlns:v="urn:schemas-microsoft-com:vml" xmlns:wp14="http://schemas.microsoft.com/office/word/2010/wordprocessingDrawing" xmlns:wp="http://schemas.openxmlformats.org/drawingml/2006/wordprocessingDrawing" xmlns:w10="urn:schemas-microsoft-com:office:word" xmlns:w="http://schemas.openxmlformats.org/wordprocessingml/2006/main" xmlns:w14="http://schemas.microsoft.com/office/word/2010/wordml" xmlns:w15="http://schemas.microsoft.com/office/word/2012/wordml" xmlns:w16cex="http://schemas.microsoft.com/office/word/2018/wordml/cex" xmlns:w16cid="http://schemas.microsoft.com/office/word/2016/wordml/cid" xmlns:w16="http://schemas.microsoft.com/office/word/2018/wordml" xmlns:w16du="http://schemas.microsoft.com/office/word/2023/wordml/word16du" xmlns:w16sdtdh="http://schemas.microsoft.com/office/word/2020/wordml/sdtdatahash" xmlns:w16sdtfl="http://schemas.microsoft.com/office/word/2024/wordml/sdtformatlock" xmlns:w16se="http://schemas.microsoft.com/office/word/2015/wordml/symex" xmlns:wpg="http://schemas.microsoft.com/office/word/2010/wordprocessingGroup" xmlns:wpi="http://schemas.microsoft.com/office/word/2010/wordprocessingInk" xmlns:wne="http://schemas.microsoft.com/office/word/2006/wordml" xmlns:wps="http://schemas.microsoft.com/office/word/2010/wordprocessingShape" mc:Ignorable="w14 w15 w16se w16cid w16 w16cex w16sdtdh w16sdtfl w16du wp14">
   <w:footnote w:type="separator" w:id="-1">
     <w:p>
       <w:r>
@@ -15628,7 +16134,7 @@
 </file>
 
 <file path=word/header1.xml><?xml version="1.0" encoding="utf-8"?>
-<w:hdr xmlns:wpc="http://schemas.microsoft.com/office/word/2010/wordprocessingCanvas" xmlns:cx="http://schemas.microsoft.com/office/drawing/2014/chartex" xmlns:cx1="http://schemas.microsoft.com/office/drawing/2015/9/8/chartex" xmlns:cx2="http://schemas.microsoft.com/office/drawing/2015/10/21/chartex" xmlns:cx3="http://schemas.microsoft.com/office/drawing/2016/5/9/chartex" xmlns:cx4="http://schemas.microsoft.com/office/drawing/2016/5/10/chartex" xmlns:cx5="http://schemas.microsoft.com/office/drawing/2016/5/11/chartex" xmlns:cx6="http://schemas.microsoft.com/office/drawing/2016/5/12/chartex" xmlns:cx7="http://schemas.microsoft.com/office/drawing/2016/5/13/chartex" xmlns:cx8="http://schemas.microsoft.com/office/drawing/2016/5/14/chartex" xmlns:mc="http://schemas.openxmlformats.org/markup-compatibility/2006" xmlns:aink="http://schemas.microsoft.com/office/drawing/2016/ink" xmlns:am3d="http://schemas.microsoft.com/office/drawing/2017/model3d" xmlns:o="urn:schemas-microsoft-com:office:office" xmlns:r="http://schemas.openxmlformats.org/officeDocument/2006/relationships" xmlns:m="http://schemas.openxmlformats.org/officeDocument/2006/math" xmlns:v="urn:schemas-microsoft-com:vml" xmlns:wp14="http://schemas.microsoft.com/office/word/2010/wordprocessingDrawing" xmlns:wp="http://schemas.openxmlformats.org/drawingml/2006/wordprocessingDrawing" xmlns:w10="urn:schemas-microsoft-com:office:word" xmlns:w="http://schemas.openxmlformats.org/wordprocessingml/2006/main" xmlns:w14="http://schemas.microsoft.com/office/word/2010/wordml" xmlns:w15="http://schemas.microsoft.com/office/word/2012/wordml" xmlns:w16cex="http://schemas.microsoft.com/office/word/2018/wordml/cex" xmlns:w16cid="http://schemas.microsoft.com/office/word/2016/wordml/cid" xmlns:w16="http://schemas.microsoft.com/office/word/2018/wordml" xmlns:w16sdtdh="http://schemas.microsoft.com/office/word/2020/wordml/sdtdatahash" xmlns:w16se="http://schemas.microsoft.com/office/word/2015/wordml/symex" xmlns:wpg="http://schemas.microsoft.com/office/word/2010/wordprocessingGroup" xmlns:wpi="http://schemas.microsoft.com/office/word/2010/wordprocessingInk" xmlns:wne="http://schemas.microsoft.com/office/word/2006/wordml" xmlns:wps="http://schemas.microsoft.com/office/word/2010/wordprocessingShape" mc:Ignorable="w14 w15 w16se w16cid w16 w16cex w16sdtdh wp14">
+<w:hdr xmlns:wpc="http://schemas.microsoft.com/office/word/2010/wordprocessingCanvas" xmlns:cx="http://schemas.microsoft.com/office/drawing/2014/chartex" xmlns:cx1="http://schemas.microsoft.com/office/drawing/2015/9/8/chartex" xmlns:cx2="http://schemas.microsoft.com/office/drawing/2015/10/21/chartex" xmlns:cx3="http://schemas.microsoft.com/office/drawing/2016/5/9/chartex" xmlns:cx4="http://schemas.microsoft.com/office/drawing/2016/5/10/chartex" xmlns:cx5="http://schemas.microsoft.com/office/drawing/2016/5/11/chartex" xmlns:cx6="http://schemas.microsoft.com/office/drawing/2016/5/12/chartex" xmlns:cx7="http://schemas.microsoft.com/office/drawing/2016/5/13/chartex" xmlns:cx8="http://schemas.microsoft.com/office/drawing/2016/5/14/chartex" xmlns:mc="http://schemas.openxmlformats.org/markup-compatibility/2006" xmlns:aink="http://schemas.microsoft.com/office/drawing/2016/ink" xmlns:am3d="http://schemas.microsoft.com/office/drawing/2017/model3d" xmlns:o="urn:schemas-microsoft-com:office:office" xmlns:oel="http://schemas.microsoft.com/office/2019/extlst" xmlns:r="http://schemas.openxmlformats.org/officeDocument/2006/relationships" xmlns:m="http://schemas.openxmlformats.org/officeDocument/2006/math" xmlns:v="urn:schemas-microsoft-com:vml" xmlns:wp14="http://schemas.microsoft.com/office/word/2010/wordprocessingDrawing" xmlns:wp="http://schemas.openxmlformats.org/drawingml/2006/wordprocessingDrawing" xmlns:w10="urn:schemas-microsoft-com:office:word" xmlns:w="http://schemas.openxmlformats.org/wordprocessingml/2006/main" xmlns:w14="http://schemas.microsoft.com/office/word/2010/wordml" xmlns:w15="http://schemas.microsoft.com/office/word/2012/wordml" xmlns:w16cex="http://schemas.microsoft.com/office/word/2018/wordml/cex" xmlns:w16cid="http://schemas.microsoft.com/office/word/2016/wordml/cid" xmlns:w16="http://schemas.microsoft.com/office/word/2018/wordml" xmlns:w16du="http://schemas.microsoft.com/office/word/2023/wordml/word16du" xmlns:w16sdtdh="http://schemas.microsoft.com/office/word/2020/wordml/sdtdatahash" xmlns:w16sdtfl="http://schemas.microsoft.com/office/word/2024/wordml/sdtformatlock" xmlns:w16se="http://schemas.microsoft.com/office/word/2015/wordml/symex" xmlns:wpg="http://schemas.microsoft.com/office/word/2010/wordprocessingGroup" xmlns:wpi="http://schemas.microsoft.com/office/word/2010/wordprocessingInk" xmlns:wne="http://schemas.microsoft.com/office/word/2006/wordml" xmlns:wps="http://schemas.microsoft.com/office/word/2010/wordprocessingShape" mc:Ignorable="w14 w15 w16se w16cid w16 w16cex w16sdtdh w16sdtfl w16du wp14">
   <w:p>
     <w:pPr>
       <w:pStyle w:val="a3"/>
@@ -15641,34 +16147,24 @@
         <w:lang w:val="en-US"/>
       </w:rPr>
     </w:pPr>
-    <w:r>
-      <w:fldChar w:fldCharType="begin"/>
-    </w:r>
-    <w:r>
-      <w:instrText xml:space="preserve"> TITLE   \* MERGEFORMAT </w:instrText>
-    </w:r>
-    <w:r>
-      <w:fldChar w:fldCharType="separate"/>
-    </w:r>
-    <w:r>
-      <w:rPr>
-        <w:rStyle w:val="a6"/>
-        <w:lang w:val="en-US"/>
-      </w:rPr>
-      <w:t>Ф-ХХ</w:t>
-    </w:r>
-    <w:r>
-      <w:t>.2024</w:t>
-    </w:r>
-    <w:r>
-      <w:fldChar w:fldCharType="end"/>
-    </w:r>
+    <w:fldSimple w:instr=" TITLE   \* MERGEFORMAT ">
+      <w:r>
+        <w:rPr>
+          <w:rStyle w:val="a6"/>
+          <w:lang w:val="en-US"/>
+        </w:rPr>
+        <w:t>Ф-ХХ</w:t>
+      </w:r>
+      <w:r>
+        <w:t>.2024</w:t>
+      </w:r>
+    </w:fldSimple>
   </w:p>
 </w:hdr>
 </file>
 
 <file path=word/numbering.xml><?xml version="1.0" encoding="utf-8"?>
-<w:numbering xmlns:wpc="http://schemas.microsoft.com/office/word/2010/wordprocessingCanvas" xmlns:cx="http://schemas.microsoft.com/office/drawing/2014/chartex" xmlns:cx1="http://schemas.microsoft.com/office/drawing/2015/9/8/chartex" xmlns:cx2="http://schemas.microsoft.com/office/drawing/2015/10/21/chartex" xmlns:cx3="http://schemas.microsoft.com/office/drawing/2016/5/9/chartex" xmlns:cx4="http://schemas.microsoft.com/office/drawing/2016/5/10/chartex" xmlns:cx5="http://schemas.microsoft.com/office/drawing/2016/5/11/chartex" xmlns:cx6="http://schemas.microsoft.com/office/drawing/2016/5/12/chartex" xmlns:cx7="http://schemas.microsoft.com/office/drawing/2016/5/13/chartex" xmlns:cx8="http://schemas.microsoft.com/office/drawing/2016/5/14/chartex" xmlns:mc="http://schemas.openxmlformats.org/markup-compatibility/2006" xmlns:aink="http://schemas.microsoft.com/office/drawing/2016/ink" xmlns:am3d="http://schemas.microsoft.com/office/drawing/2017/model3d" xmlns:o="urn:schemas-microsoft-com:office:office" xmlns:r="http://schemas.openxmlformats.org/officeDocument/2006/relationships" xmlns:m="http://schemas.openxmlformats.org/officeDocument/2006/math" xmlns:v="urn:schemas-microsoft-com:vml" xmlns:wp14="http://schemas.microsoft.com/office/word/2010/wordprocessingDrawing" xmlns:wp="http://schemas.openxmlformats.org/drawingml/2006/wordprocessingDrawing" xmlns:w10="urn:schemas-microsoft-com:office:word" xmlns:w="http://schemas.openxmlformats.org/wordprocessingml/2006/main" xmlns:w14="http://schemas.microsoft.com/office/word/2010/wordml" xmlns:w15="http://schemas.microsoft.com/office/word/2012/wordml" xmlns:w16cex="http://schemas.microsoft.com/office/word/2018/wordml/cex" xmlns:w16cid="http://schemas.microsoft.com/office/word/2016/wordml/cid" xmlns:w16="http://schemas.microsoft.com/office/word/2018/wordml" xmlns:w16sdtdh="http://schemas.microsoft.com/office/word/2020/wordml/sdtdatahash" xmlns:w16se="http://schemas.microsoft.com/office/word/2015/wordml/symex" xmlns:wpg="http://schemas.microsoft.com/office/word/2010/wordprocessingGroup" xmlns:wpi="http://schemas.microsoft.com/office/word/2010/wordprocessingInk" xmlns:wne="http://schemas.microsoft.com/office/word/2006/wordml" xmlns:wps="http://schemas.microsoft.com/office/word/2010/wordprocessingShape" mc:Ignorable="w14 w15 w16se w16cid w16 w16cex w16sdtdh wp14">
+<w:numbering xmlns:wpc="http://schemas.microsoft.com/office/word/2010/wordprocessingCanvas" xmlns:cx="http://schemas.microsoft.com/office/drawing/2014/chartex" xmlns:cx1="http://schemas.microsoft.com/office/drawing/2015/9/8/chartex" xmlns:cx2="http://schemas.microsoft.com/office/drawing/2015/10/21/chartex" xmlns:cx3="http://schemas.microsoft.com/office/drawing/2016/5/9/chartex" xmlns:cx4="http://schemas.microsoft.com/office/drawing/2016/5/10/chartex" xmlns:cx5="http://schemas.microsoft.com/office/drawing/2016/5/11/chartex" xmlns:cx6="http://schemas.microsoft.com/office/drawing/2016/5/12/chartex" xmlns:cx7="http://schemas.microsoft.com/office/drawing/2016/5/13/chartex" xmlns:cx8="http://schemas.microsoft.com/office/drawing/2016/5/14/chartex" xmlns:mc="http://schemas.openxmlformats.org/markup-compatibility/2006" xmlns:aink="http://schemas.microsoft.com/office/drawing/2016/ink" xmlns:am3d="http://schemas.microsoft.com/office/drawing/2017/model3d" xmlns:o="urn:schemas-microsoft-com:office:office" xmlns:oel="http://schemas.microsoft.com/office/2019/extlst" xmlns:r="http://schemas.openxmlformats.org/officeDocument/2006/relationships" xmlns:m="http://schemas.openxmlformats.org/officeDocument/2006/math" xmlns:v="urn:schemas-microsoft-com:vml" xmlns:wp14="http://schemas.microsoft.com/office/word/2010/wordprocessingDrawing" xmlns:wp="http://schemas.openxmlformats.org/drawingml/2006/wordprocessingDrawing" xmlns:w10="urn:schemas-microsoft-com:office:word" xmlns:w="http://schemas.openxmlformats.org/wordprocessingml/2006/main" xmlns:w14="http://schemas.microsoft.com/office/word/2010/wordml" xmlns:w15="http://schemas.microsoft.com/office/word/2012/wordml" xmlns:w16cex="http://schemas.microsoft.com/office/word/2018/wordml/cex" xmlns:w16cid="http://schemas.microsoft.com/office/word/2016/wordml/cid" xmlns:w16="http://schemas.microsoft.com/office/word/2018/wordml" xmlns:w16du="http://schemas.microsoft.com/office/word/2023/wordml/word16du" xmlns:w16sdtdh="http://schemas.microsoft.com/office/word/2020/wordml/sdtdatahash" xmlns:w16sdtfl="http://schemas.microsoft.com/office/word/2024/wordml/sdtformatlock" xmlns:w16se="http://schemas.microsoft.com/office/word/2015/wordml/symex" xmlns:wpg="http://schemas.microsoft.com/office/word/2010/wordprocessingGroup" xmlns:wpi="http://schemas.microsoft.com/office/word/2010/wordprocessingInk" xmlns:wne="http://schemas.microsoft.com/office/word/2006/wordml" xmlns:wps="http://schemas.microsoft.com/office/word/2010/wordprocessingShape" mc:Ignorable="w14 w15 w16se w16cid w16 w16cex w16sdtdh w16sdtfl w16du wp14">
   <w:abstractNum w:abstractNumId="0" w15:restartNumberingAfterBreak="0">
     <w:nsid w:val="FFFFFF7C"/>
     <w:multiLevelType w:val="singleLevel"/>
@@ -19568,131 +20064,131 @@
       </w:rPr>
     </w:lvl>
   </w:abstractNum>
-  <w:num w:numId="1">
+  <w:num w:numId="1" w16cid:durableId="1963607385">
     <w:abstractNumId w:val="20"/>
   </w:num>
-  <w:num w:numId="2">
+  <w:num w:numId="2" w16cid:durableId="1330711606">
     <w:abstractNumId w:val="36"/>
   </w:num>
-  <w:num w:numId="3">
+  <w:num w:numId="3" w16cid:durableId="1278290196">
     <w:abstractNumId w:val="27"/>
   </w:num>
-  <w:num w:numId="4">
+  <w:num w:numId="4" w16cid:durableId="361059735">
     <w:abstractNumId w:val="17"/>
   </w:num>
-  <w:num w:numId="5">
+  <w:num w:numId="5" w16cid:durableId="394208911">
     <w:abstractNumId w:val="16"/>
   </w:num>
-  <w:num w:numId="6">
+  <w:num w:numId="6" w16cid:durableId="124197214">
     <w:abstractNumId w:val="30"/>
   </w:num>
-  <w:num w:numId="7">
+  <w:num w:numId="7" w16cid:durableId="1915890248">
     <w:abstractNumId w:val="26"/>
   </w:num>
-  <w:num w:numId="8">
+  <w:num w:numId="8" w16cid:durableId="1226260180">
     <w:abstractNumId w:val="35"/>
   </w:num>
-  <w:num w:numId="9">
+  <w:num w:numId="9" w16cid:durableId="1885100645">
     <w:abstractNumId w:val="31"/>
   </w:num>
-  <w:num w:numId="10">
+  <w:num w:numId="10" w16cid:durableId="674647058">
     <w:abstractNumId w:val="15"/>
   </w:num>
-  <w:num w:numId="11">
+  <w:num w:numId="11" w16cid:durableId="1529296299">
     <w:abstractNumId w:val="24"/>
   </w:num>
-  <w:num w:numId="12">
+  <w:num w:numId="12" w16cid:durableId="1559363950">
     <w:abstractNumId w:val="29"/>
   </w:num>
-  <w:num w:numId="13">
+  <w:num w:numId="13" w16cid:durableId="1378041178">
     <w:abstractNumId w:val="38"/>
   </w:num>
-  <w:num w:numId="14">
+  <w:num w:numId="14" w16cid:durableId="1718240487">
     <w:abstractNumId w:val="23"/>
   </w:num>
-  <w:num w:numId="15">
+  <w:num w:numId="15" w16cid:durableId="1543635954">
     <w:abstractNumId w:val="19"/>
   </w:num>
-  <w:num w:numId="16">
+  <w:num w:numId="16" w16cid:durableId="1015890027">
     <w:abstractNumId w:val="11"/>
   </w:num>
-  <w:num w:numId="17">
+  <w:num w:numId="17" w16cid:durableId="355277824">
     <w:abstractNumId w:val="21"/>
   </w:num>
-  <w:num w:numId="18">
+  <w:num w:numId="18" w16cid:durableId="517626643">
     <w:abstractNumId w:val="22"/>
   </w:num>
-  <w:num w:numId="19">
+  <w:num w:numId="19" w16cid:durableId="247156033">
     <w:abstractNumId w:val="37"/>
   </w:num>
-  <w:num w:numId="20">
+  <w:num w:numId="20" w16cid:durableId="248464786">
     <w:abstractNumId w:val="32"/>
   </w:num>
-  <w:num w:numId="21">
+  <w:num w:numId="21" w16cid:durableId="1326278923">
     <w:abstractNumId w:val="12"/>
   </w:num>
-  <w:num w:numId="22">
+  <w:num w:numId="22" w16cid:durableId="555316398">
     <w:abstractNumId w:val="33"/>
   </w:num>
-  <w:num w:numId="23">
+  <w:num w:numId="23" w16cid:durableId="1273125228">
     <w:abstractNumId w:val="25"/>
   </w:num>
-  <w:num w:numId="24">
+  <w:num w:numId="24" w16cid:durableId="166864833">
     <w:abstractNumId w:val="13"/>
   </w:num>
-  <w:num w:numId="25">
+  <w:num w:numId="25" w16cid:durableId="1231424365">
     <w:abstractNumId w:val="28"/>
   </w:num>
-  <w:num w:numId="26">
+  <w:num w:numId="26" w16cid:durableId="999773749">
     <w:abstractNumId w:val="14"/>
   </w:num>
-  <w:num w:numId="27">
+  <w:num w:numId="27" w16cid:durableId="1790666540">
     <w:abstractNumId w:val="9"/>
   </w:num>
-  <w:num w:numId="28">
+  <w:num w:numId="28" w16cid:durableId="1854101965">
     <w:abstractNumId w:val="7"/>
   </w:num>
-  <w:num w:numId="29">
+  <w:num w:numId="29" w16cid:durableId="725884023">
     <w:abstractNumId w:val="6"/>
   </w:num>
-  <w:num w:numId="30">
+  <w:num w:numId="30" w16cid:durableId="1828782414">
     <w:abstractNumId w:val="5"/>
   </w:num>
-  <w:num w:numId="31">
+  <w:num w:numId="31" w16cid:durableId="1880317733">
     <w:abstractNumId w:val="4"/>
   </w:num>
-  <w:num w:numId="32">
+  <w:num w:numId="32" w16cid:durableId="400178202">
     <w:abstractNumId w:val="8"/>
   </w:num>
-  <w:num w:numId="33">
+  <w:num w:numId="33" w16cid:durableId="2013409786">
     <w:abstractNumId w:val="3"/>
   </w:num>
-  <w:num w:numId="34">
+  <w:num w:numId="34" w16cid:durableId="381171718">
     <w:abstractNumId w:val="2"/>
   </w:num>
-  <w:num w:numId="35">
+  <w:num w:numId="35" w16cid:durableId="306085374">
     <w:abstractNumId w:val="1"/>
   </w:num>
-  <w:num w:numId="36">
+  <w:num w:numId="36" w16cid:durableId="49420826">
     <w:abstractNumId w:val="0"/>
   </w:num>
-  <w:num w:numId="37">
+  <w:num w:numId="37" w16cid:durableId="1823547912">
     <w:abstractNumId w:val="13"/>
   </w:num>
-  <w:num w:numId="38">
+  <w:num w:numId="38" w16cid:durableId="457995767">
     <w:abstractNumId w:val="10"/>
   </w:num>
-  <w:num w:numId="39">
+  <w:num w:numId="39" w16cid:durableId="2019498718">
     <w:abstractNumId w:val="18"/>
   </w:num>
-  <w:num w:numId="40">
+  <w:num w:numId="40" w16cid:durableId="1123769771">
     <w:abstractNumId w:val="34"/>
   </w:num>
 </w:numbering>
 </file>
 
 <file path=word/styles.xml><?xml version="1.0" encoding="utf-8"?>
-<w:styles xmlns:mc="http://schemas.openxmlformats.org/markup-compatibility/2006" xmlns:r="http://schemas.openxmlformats.org/officeDocument/2006/relationships" xmlns:w="http://schemas.openxmlformats.org/wordprocessingml/2006/main" xmlns:w14="http://schemas.microsoft.com/office/word/2010/wordml" xmlns:w15="http://schemas.microsoft.com/office/word/2012/wordml" xmlns:w16cex="http://schemas.microsoft.com/office/word/2018/wordml/cex" xmlns:w16cid="http://schemas.microsoft.com/office/word/2016/wordml/cid" xmlns:w16="http://schemas.microsoft.com/office/word/2018/wordml" xmlns:w16sdtdh="http://schemas.microsoft.com/office/word/2020/wordml/sdtdatahash" xmlns:w16se="http://schemas.microsoft.com/office/word/2015/wordml/symex" mc:Ignorable="w14 w15 w16se w16cid w16 w16cex w16sdtdh">
+<w:styles xmlns:mc="http://schemas.openxmlformats.org/markup-compatibility/2006" xmlns:r="http://schemas.openxmlformats.org/officeDocument/2006/relationships" xmlns:w="http://schemas.openxmlformats.org/wordprocessingml/2006/main" xmlns:w14="http://schemas.microsoft.com/office/word/2010/wordml" xmlns:w15="http://schemas.microsoft.com/office/word/2012/wordml" xmlns:w16cex="http://schemas.microsoft.com/office/word/2018/wordml/cex" xmlns:w16cid="http://schemas.microsoft.com/office/word/2016/wordml/cid" xmlns:w16="http://schemas.microsoft.com/office/word/2018/wordml" xmlns:w16du="http://schemas.microsoft.com/office/word/2023/wordml/word16du" xmlns:w16sdtdh="http://schemas.microsoft.com/office/word/2020/wordml/sdtdatahash" xmlns:w16sdtfl="http://schemas.microsoft.com/office/word/2024/wordml/sdtformatlock" xmlns:w16se="http://schemas.microsoft.com/office/word/2015/wordml/symex" mc:Ignorable="w14 w15 w16se w16cid w16 w16cex w16sdtdh w16sdtfl w16du">
   <w:docDefaults>
     <w:rPrDefault>
       <w:rPr>
@@ -20972,7 +21468,7 @@
 </file>
 
 <file path=word/glossary/document.xml><?xml version="1.0" encoding="utf-8"?>
-<w:glossaryDocument xmlns:wpc="http://schemas.microsoft.com/office/word/2010/wordprocessingCanvas" xmlns:cx="http://schemas.microsoft.com/office/drawing/2014/chartex" xmlns:cx1="http://schemas.microsoft.com/office/drawing/2015/9/8/chartex" xmlns:cx2="http://schemas.microsoft.com/office/drawing/2015/10/21/chartex" xmlns:cx3="http://schemas.microsoft.com/office/drawing/2016/5/9/chartex" xmlns:cx4="http://schemas.microsoft.com/office/drawing/2016/5/10/chartex" xmlns:cx5="http://schemas.microsoft.com/office/drawing/2016/5/11/chartex" xmlns:cx6="http://schemas.microsoft.com/office/drawing/2016/5/12/chartex" xmlns:cx7="http://schemas.microsoft.com/office/drawing/2016/5/13/chartex" xmlns:cx8="http://schemas.microsoft.com/office/drawing/2016/5/14/chartex" xmlns:mc="http://schemas.openxmlformats.org/markup-compatibility/2006" xmlns:aink="http://schemas.microsoft.com/office/drawing/2016/ink" xmlns:am3d="http://schemas.microsoft.com/office/drawing/2017/model3d" xmlns:o="urn:schemas-microsoft-com:office:office" xmlns:r="http://schemas.openxmlformats.org/officeDocument/2006/relationships" xmlns:m="http://schemas.openxmlformats.org/officeDocument/2006/math" xmlns:v="urn:schemas-microsoft-com:vml" xmlns:wp14="http://schemas.microsoft.com/office/word/2010/wordprocessingDrawing" xmlns:wp="http://schemas.openxmlformats.org/drawingml/2006/wordprocessingDrawing" xmlns:w10="urn:schemas-microsoft-com:office:word" xmlns:w="http://schemas.openxmlformats.org/wordprocessingml/2006/main" xmlns:w14="http://schemas.microsoft.com/office/word/2010/wordml" xmlns:w15="http://schemas.microsoft.com/office/word/2012/wordml" xmlns:w16cex="http://schemas.microsoft.com/office/word/2018/wordml/cex" xmlns:w16cid="http://schemas.microsoft.com/office/word/2016/wordml/cid" xmlns:w16="http://schemas.microsoft.com/office/word/2018/wordml" xmlns:w16sdtdh="http://schemas.microsoft.com/office/word/2020/wordml/sdtdatahash" xmlns:w16se="http://schemas.microsoft.com/office/word/2015/wordml/symex" xmlns:wpg="http://schemas.microsoft.com/office/word/2010/wordprocessingGroup" xmlns:wpi="http://schemas.microsoft.com/office/word/2010/wordprocessingInk" xmlns:wne="http://schemas.microsoft.com/office/word/2006/wordml" xmlns:wps="http://schemas.microsoft.com/office/word/2010/wordprocessingShape" mc:Ignorable="w14 w15 w16se w16cid w16 w16cex w16sdtdh wp14">
+<w:glossaryDocument xmlns:wpc="http://schemas.microsoft.com/office/word/2010/wordprocessingCanvas" xmlns:cx="http://schemas.microsoft.com/office/drawing/2014/chartex" xmlns:cx1="http://schemas.microsoft.com/office/drawing/2015/9/8/chartex" xmlns:cx2="http://schemas.microsoft.com/office/drawing/2015/10/21/chartex" xmlns:cx3="http://schemas.microsoft.com/office/drawing/2016/5/9/chartex" xmlns:cx4="http://schemas.microsoft.com/office/drawing/2016/5/10/chartex" xmlns:cx5="http://schemas.microsoft.com/office/drawing/2016/5/11/chartex" xmlns:cx6="http://schemas.microsoft.com/office/drawing/2016/5/12/chartex" xmlns:cx7="http://schemas.microsoft.com/office/drawing/2016/5/13/chartex" xmlns:cx8="http://schemas.microsoft.com/office/drawing/2016/5/14/chartex" xmlns:mc="http://schemas.openxmlformats.org/markup-compatibility/2006" xmlns:aink="http://schemas.microsoft.com/office/drawing/2016/ink" xmlns:am3d="http://schemas.microsoft.com/office/drawing/2017/model3d" xmlns:o="urn:schemas-microsoft-com:office:office" xmlns:oel="http://schemas.microsoft.com/office/2019/extlst" xmlns:r="http://schemas.openxmlformats.org/officeDocument/2006/relationships" xmlns:m="http://schemas.openxmlformats.org/officeDocument/2006/math" xmlns:v="urn:schemas-microsoft-com:vml" xmlns:wp14="http://schemas.microsoft.com/office/word/2010/wordprocessingDrawing" xmlns:wp="http://schemas.openxmlformats.org/drawingml/2006/wordprocessingDrawing" xmlns:w10="urn:schemas-microsoft-com:office:word" xmlns:w="http://schemas.openxmlformats.org/wordprocessingml/2006/main" xmlns:w14="http://schemas.microsoft.com/office/word/2010/wordml" xmlns:w15="http://schemas.microsoft.com/office/word/2012/wordml" xmlns:w16cex="http://schemas.microsoft.com/office/word/2018/wordml/cex" xmlns:w16cid="http://schemas.microsoft.com/office/word/2016/wordml/cid" xmlns:w16="http://schemas.microsoft.com/office/word/2018/wordml" xmlns:w16du="http://schemas.microsoft.com/office/word/2023/wordml/word16du" xmlns:w16sdtdh="http://schemas.microsoft.com/office/word/2020/wordml/sdtdatahash" xmlns:w16sdtfl="http://schemas.microsoft.com/office/word/2024/wordml/sdtformatlock" xmlns:w16se="http://schemas.microsoft.com/office/word/2015/wordml/symex" xmlns:wpg="http://schemas.microsoft.com/office/word/2010/wordprocessingGroup" xmlns:wpi="http://schemas.microsoft.com/office/word/2010/wordprocessingInk" xmlns:wne="http://schemas.microsoft.com/office/word/2006/wordml" xmlns:wps="http://schemas.microsoft.com/office/word/2010/wordprocessingShape" mc:Ignorable="w14 w15 w16se w16cid w16 w16cex w16sdtdh w16sdtfl w16du wp14">
   <w:docParts>
     <w:docPart>
       <w:docPartPr>
@@ -21008,7 +21504,7 @@
 </file>
 
 <file path=word/glossary/fontTable.xml><?xml version="1.0" encoding="utf-8"?>
-<w:fonts xmlns:mc="http://schemas.openxmlformats.org/markup-compatibility/2006" xmlns:r="http://schemas.openxmlformats.org/officeDocument/2006/relationships" xmlns:w="http://schemas.openxmlformats.org/wordprocessingml/2006/main" xmlns:w14="http://schemas.microsoft.com/office/word/2010/wordml" xmlns:w15="http://schemas.microsoft.com/office/word/2012/wordml" xmlns:w16cex="http://schemas.microsoft.com/office/word/2018/wordml/cex" xmlns:w16cid="http://schemas.microsoft.com/office/word/2016/wordml/cid" xmlns:w16="http://schemas.microsoft.com/office/word/2018/wordml" xmlns:w16sdtdh="http://schemas.microsoft.com/office/word/2020/wordml/sdtdatahash" xmlns:w16se="http://schemas.microsoft.com/office/word/2015/wordml/symex" mc:Ignorable="w14 w15 w16se w16cid w16 w16cex w16sdtdh">
+<w:fonts xmlns:mc="http://schemas.openxmlformats.org/markup-compatibility/2006" xmlns:r="http://schemas.openxmlformats.org/officeDocument/2006/relationships" xmlns:w="http://schemas.openxmlformats.org/wordprocessingml/2006/main" xmlns:w14="http://schemas.microsoft.com/office/word/2010/wordml" xmlns:w15="http://schemas.microsoft.com/office/word/2012/wordml" xmlns:w16cex="http://schemas.microsoft.com/office/word/2018/wordml/cex" xmlns:w16cid="http://schemas.microsoft.com/office/word/2016/wordml/cid" xmlns:w16="http://schemas.microsoft.com/office/word/2018/wordml" xmlns:w16du="http://schemas.microsoft.com/office/word/2023/wordml/word16du" xmlns:w16sdtdh="http://schemas.microsoft.com/office/word/2020/wordml/sdtdatahash" xmlns:w16sdtfl="http://schemas.microsoft.com/office/word/2024/wordml/sdtformatlock" xmlns:w16se="http://schemas.microsoft.com/office/word/2015/wordml/symex" mc:Ignorable="w14 w15 w16se w16cid w16 w16cex w16sdtdh w16sdtfl w16du">
   <w:font w:name="Symbol">
     <w:panose1 w:val="05050102010706020507"/>
     <w:charset w:val="02"/>
@@ -21091,7 +21587,7 @@
 </file>
 
 <file path=word/glossary/settings.xml><?xml version="1.0" encoding="utf-8"?>
-<w:settings xmlns:mc="http://schemas.openxmlformats.org/markup-compatibility/2006" xmlns:o="urn:schemas-microsoft-com:office:office" xmlns:r="http://schemas.openxmlformats.org/officeDocument/2006/relationships" xmlns:m="http://schemas.openxmlformats.org/officeDocument/2006/math" xmlns:v="urn:schemas-microsoft-com:vml" xmlns:w10="urn:schemas-microsoft-com:office:word" xmlns:w="http://schemas.openxmlformats.org/wordprocessingml/2006/main" xmlns:w14="http://schemas.microsoft.com/office/word/2010/wordml" xmlns:w15="http://schemas.microsoft.com/office/word/2012/wordml" xmlns:w16cex="http://schemas.microsoft.com/office/word/2018/wordml/cex" xmlns:w16cid="http://schemas.microsoft.com/office/word/2016/wordml/cid" xmlns:w16="http://schemas.microsoft.com/office/word/2018/wordml" xmlns:w16sdtdh="http://schemas.microsoft.com/office/word/2020/wordml/sdtdatahash" xmlns:w16se="http://schemas.microsoft.com/office/word/2015/wordml/symex" xmlns:sl="http://schemas.openxmlformats.org/schemaLibrary/2006/main" mc:Ignorable="w14 w15 w16se w16cid w16 w16cex w16sdtdh">
+<w:settings xmlns:mc="http://schemas.openxmlformats.org/markup-compatibility/2006" xmlns:o="urn:schemas-microsoft-com:office:office" xmlns:r="http://schemas.openxmlformats.org/officeDocument/2006/relationships" xmlns:m="http://schemas.openxmlformats.org/officeDocument/2006/math" xmlns:v="urn:schemas-microsoft-com:vml" xmlns:w10="urn:schemas-microsoft-com:office:word" xmlns:w="http://schemas.openxmlformats.org/wordprocessingml/2006/main" xmlns:w14="http://schemas.microsoft.com/office/word/2010/wordml" xmlns:w15="http://schemas.microsoft.com/office/word/2012/wordml" xmlns:w16cex="http://schemas.microsoft.com/office/word/2018/wordml/cex" xmlns:w16cid="http://schemas.microsoft.com/office/word/2016/wordml/cid" xmlns:w16="http://schemas.microsoft.com/office/word/2018/wordml" xmlns:w16du="http://schemas.microsoft.com/office/word/2023/wordml/word16du" xmlns:w16sdtdh="http://schemas.microsoft.com/office/word/2020/wordml/sdtdatahash" xmlns:w16sdtfl="http://schemas.microsoft.com/office/word/2024/wordml/sdtformatlock" xmlns:w16se="http://schemas.microsoft.com/office/word/2015/wordml/symex" xmlns:sl="http://schemas.openxmlformats.org/schemaLibrary/2006/main" mc:Ignorable="w14 w15 w16se w16cid w16 w16cex w16sdtdh w16sdtfl w16du">
   <w:view w:val="normal"/>
   <w:defaultTabStop w:val="708"/>
   <w:characterSpacingControl w:val="doNotCompress"/>
@@ -21110,7 +21606,10 @@
     <w:rsid w:val="00383E49"/>
     <w:rsid w:val="006E0DC2"/>
     <w:rsid w:val="00745DD8"/>
+    <w:rsid w:val="007D2596"/>
     <w:rsid w:val="009624B5"/>
+    <w:rsid w:val="00963635"/>
+    <w:rsid w:val="00B4130E"/>
     <w:rsid w:val="00EE2989"/>
   </w:rsids>
   <m:mathPr>
@@ -21135,7 +21634,7 @@
 </file>
 
 <file path=word/glossary/styles.xml><?xml version="1.0" encoding="utf-8"?>
-<w:styles xmlns:mc="http://schemas.openxmlformats.org/markup-compatibility/2006" xmlns:r="http://schemas.openxmlformats.org/officeDocument/2006/relationships" xmlns:w="http://schemas.openxmlformats.org/wordprocessingml/2006/main" xmlns:w14="http://schemas.microsoft.com/office/word/2010/wordml" xmlns:w15="http://schemas.microsoft.com/office/word/2012/wordml" xmlns:w16cex="http://schemas.microsoft.com/office/word/2018/wordml/cex" xmlns:w16cid="http://schemas.microsoft.com/office/word/2016/wordml/cid" xmlns:w16="http://schemas.microsoft.com/office/word/2018/wordml" xmlns:w16sdtdh="http://schemas.microsoft.com/office/word/2020/wordml/sdtdatahash" xmlns:w16se="http://schemas.microsoft.com/office/word/2015/wordml/symex" mc:Ignorable="w14 w15 w16se w16cid w16 w16cex w16sdtdh">
+<w:styles xmlns:mc="http://schemas.openxmlformats.org/markup-compatibility/2006" xmlns:r="http://schemas.openxmlformats.org/officeDocument/2006/relationships" xmlns:w="http://schemas.openxmlformats.org/wordprocessingml/2006/main" xmlns:w14="http://schemas.microsoft.com/office/word/2010/wordml" xmlns:w15="http://schemas.microsoft.com/office/word/2012/wordml" xmlns:w16cex="http://schemas.microsoft.com/office/word/2018/wordml/cex" xmlns:w16cid="http://schemas.microsoft.com/office/word/2016/wordml/cid" xmlns:w16="http://schemas.microsoft.com/office/word/2018/wordml" xmlns:w16du="http://schemas.microsoft.com/office/word/2023/wordml/word16du" xmlns:w16sdtdh="http://schemas.microsoft.com/office/word/2020/wordml/sdtdatahash" xmlns:w16sdtfl="http://schemas.microsoft.com/office/word/2024/wordml/sdtformatlock" xmlns:w16se="http://schemas.microsoft.com/office/word/2015/wordml/symex" mc:Ignorable="w14 w15 w16se w16cid w16 w16cex w16sdtdh w16sdtfl w16du">
   <w:docDefaults>
     <w:rPrDefault>
       <w:rPr>
@@ -21588,7 +22087,7 @@
 </file>
 
 <file path=word/glossary/webSettings.xml><?xml version="1.0" encoding="utf-8"?>
-<w:webSettings xmlns:mc="http://schemas.openxmlformats.org/markup-compatibility/2006" xmlns:r="http://schemas.openxmlformats.org/officeDocument/2006/relationships" xmlns:w="http://schemas.openxmlformats.org/wordprocessingml/2006/main" xmlns:w14="http://schemas.microsoft.com/office/word/2010/wordml" xmlns:w15="http://schemas.microsoft.com/office/word/2012/wordml" xmlns:w16cex="http://schemas.microsoft.com/office/word/2018/wordml/cex" xmlns:w16cid="http://schemas.microsoft.com/office/word/2016/wordml/cid" xmlns:w16="http://schemas.microsoft.com/office/word/2018/wordml" xmlns:w16sdtdh="http://schemas.microsoft.com/office/word/2020/wordml/sdtdatahash" xmlns:w16se="http://schemas.microsoft.com/office/word/2015/wordml/symex" mc:Ignorable="w14 w15 w16se w16cid w16 w16cex w16sdtdh">
+<w:webSettings xmlns:mc="http://schemas.openxmlformats.org/markup-compatibility/2006" xmlns:r="http://schemas.openxmlformats.org/officeDocument/2006/relationships" xmlns:w="http://schemas.openxmlformats.org/wordprocessingml/2006/main" xmlns:w14="http://schemas.microsoft.com/office/word/2010/wordml" xmlns:w15="http://schemas.microsoft.com/office/word/2012/wordml" xmlns:w16cex="http://schemas.microsoft.com/office/word/2018/wordml/cex" xmlns:w16cid="http://schemas.microsoft.com/office/word/2016/wordml/cid" xmlns:w16="http://schemas.microsoft.com/office/word/2018/wordml" xmlns:w16du="http://schemas.microsoft.com/office/word/2023/wordml/word16du" xmlns:w16sdtdh="http://schemas.microsoft.com/office/word/2020/wordml/sdtdatahash" xmlns:w16sdtfl="http://schemas.microsoft.com/office/word/2024/wordml/sdtformatlock" xmlns:w16se="http://schemas.microsoft.com/office/word/2015/wordml/symex" mc:Ignorable="w14 w15 w16se w16cid w16 w16cex w16sdtdh w16sdtfl w16du">
   <w:optimizeForBrowser/>
   <w:allowPNG/>
 </w:webSettings>

--- a/checklists/Эталонный.docx
+++ b/checklists/Эталонный.docx
@@ -150,7 +150,7 @@
                   <w:rPr>
                     <w:szCs w:val="16"/>
                   </w:rPr>
-                  <w:t>Складское</w:t>
+                  <w:t>Вспомогательное</w:t>
                 </w:r>
               </w:p>
             </w:tc>
@@ -812,19 +812,11 @@
                 </w:r>
               </w:sdtContent>
             </w:sdt>
-            <w:proofErr w:type="spellStart"/>
-            <w:r>
-              <w:rPr>
-                <w:szCs w:val="16"/>
-              </w:rPr>
-              <w:t>индук</w:t>
-            </w:r>
-            <w:proofErr w:type="spellEnd"/>
-            <w:r>
-              <w:rPr>
-                <w:szCs w:val="16"/>
-              </w:rPr>
-              <w:t xml:space="preserve">. </w:t>
+            <w:r>
+              <w:rPr>
+                <w:szCs w:val="16"/>
+              </w:rPr>
+              <w:t xml:space="preserve">индук. </w:t>
             </w:r>
             <w:sdt>
               <w:sdtPr>
@@ -852,21 +844,7 @@
               <w:rPr>
                 <w:szCs w:val="16"/>
               </w:rPr>
-              <w:t xml:space="preserve"> </w:t>
-            </w:r>
-            <w:proofErr w:type="spellStart"/>
-            <w:r>
-              <w:rPr>
-                <w:szCs w:val="16"/>
-              </w:rPr>
-              <w:t>элек</w:t>
-            </w:r>
-            <w:proofErr w:type="spellEnd"/>
-            <w:r>
-              <w:rPr>
-                <w:szCs w:val="16"/>
-              </w:rPr>
-              <w:t xml:space="preserve">. </w:t>
+              <w:t xml:space="preserve"> элек. </w:t>
             </w:r>
             <w:sdt>
               <w:sdtPr>
@@ -1060,7 +1038,7 @@
                 </w:rPr>
                 <w:id w:val="159207103"/>
                 <w14:checkbox>
-                  <w14:checked w14:val="0"/>
+                  <w14:checked w14:val="1"/>
                   <w14:checkedState w14:val="2612" w14:font="MS Gothic"/>
                   <w14:uncheckedState w14:val="2610" w14:font="MS Gothic"/>
                 </w14:checkbox>
@@ -1071,7 +1049,7 @@
                     <w:rFonts w:ascii="MS Gothic" w:eastAsia="MS Gothic" w:hAnsi="MS Gothic" w:hint="eastAsia"/>
                     <w:szCs w:val="16"/>
                   </w:rPr>
-                  <w:t>☐</w:t>
+                  <w:t>☒</w:t>
                 </w:r>
               </w:sdtContent>
             </w:sdt>
@@ -1088,7 +1066,7 @@
                 </w:rPr>
                 <w:id w:val="-1974674375"/>
                 <w14:checkbox>
-                  <w14:checked w14:val="0"/>
+                  <w14:checked w14:val="1"/>
                   <w14:checkedState w14:val="2612" w14:font="MS Gothic"/>
                   <w14:uncheckedState w14:val="2610" w14:font="MS Gothic"/>
                 </w14:checkbox>
@@ -1099,7 +1077,7 @@
                     <w:rFonts w:ascii="MS Gothic" w:eastAsia="MS Gothic" w:hAnsi="MS Gothic" w:hint="eastAsia"/>
                     <w:szCs w:val="16"/>
                   </w:rPr>
-                  <w:t>☐</w:t>
+                  <w:t>☒</w:t>
                 </w:r>
               </w:sdtContent>
             </w:sdt>
@@ -1479,7 +1457,7 @@
                 </w:rPr>
                 <w:id w:val="-1412927262"/>
                 <w14:checkbox>
-                  <w14:checked w14:val="0"/>
+                  <w14:checked w14:val="1"/>
                   <w14:checkedState w14:val="2612" w14:font="MS Gothic"/>
                   <w14:uncheckedState w14:val="2610" w14:font="MS Gothic"/>
                 </w14:checkbox>
@@ -1490,7 +1468,7 @@
                     <w:rFonts w:ascii="MS Gothic" w:eastAsia="MS Gothic" w:hAnsi="MS Gothic" w:hint="eastAsia"/>
                     <w:szCs w:val="16"/>
                   </w:rPr>
-                  <w:t>☐</w:t>
+                  <w:t>☒</w:t>
                 </w:r>
               </w:sdtContent>
             </w:sdt>
@@ -1847,19 +1825,11 @@
                 </w:r>
               </w:sdtContent>
             </w:sdt>
-            <w:proofErr w:type="spellStart"/>
-            <w:r>
-              <w:rPr>
-                <w:szCs w:val="16"/>
-              </w:rPr>
-              <w:t>этикетировщики</w:t>
-            </w:r>
-            <w:proofErr w:type="spellEnd"/>
-            <w:r>
-              <w:rPr>
-                <w:szCs w:val="16"/>
-              </w:rPr>
-              <w:t xml:space="preserve"> </w:t>
+            <w:r>
+              <w:rPr>
+                <w:szCs w:val="16"/>
+              </w:rPr>
+              <w:t xml:space="preserve">этикетировщики </w:t>
             </w:r>
           </w:p>
         </w:tc>
@@ -2772,16 +2742,8 @@
               <w:rPr>
                 <w:szCs w:val="16"/>
               </w:rPr>
-              <w:t xml:space="preserve"> </w:t>
-            </w:r>
-            <w:proofErr w:type="spellStart"/>
-            <w:r>
-              <w:rPr>
-                <w:szCs w:val="16"/>
-              </w:rPr>
-              <w:t>мусаты</w:t>
-            </w:r>
-            <w:proofErr w:type="spellEnd"/>
+              <w:t xml:space="preserve"> мусаты</w:t>
+            </w:r>
           </w:p>
         </w:tc>
         <w:tc>
@@ -2892,19 +2854,11 @@
                 </w:r>
               </w:sdtContent>
             </w:sdt>
-            <w:proofErr w:type="spellStart"/>
-            <w:r>
-              <w:rPr>
-                <w:szCs w:val="16"/>
-              </w:rPr>
-              <w:t>расстоечные</w:t>
-            </w:r>
-            <w:proofErr w:type="spellEnd"/>
-            <w:r>
-              <w:rPr>
-                <w:szCs w:val="16"/>
-              </w:rPr>
-              <w:t xml:space="preserve"> шкафы</w:t>
+            <w:r>
+              <w:rPr>
+                <w:szCs w:val="16"/>
+              </w:rPr>
+              <w:t>расстоечные шкафы</w:t>
             </w:r>
           </w:p>
         </w:tc>
@@ -2979,16 +2933,8 @@
               <w:rPr>
                 <w:szCs w:val="16"/>
               </w:rPr>
-              <w:t xml:space="preserve"> </w:t>
-            </w:r>
-            <w:proofErr w:type="spellStart"/>
-            <w:r>
-              <w:rPr>
-                <w:szCs w:val="16"/>
-              </w:rPr>
-              <w:t>клипсаторы</w:t>
-            </w:r>
-            <w:proofErr w:type="spellEnd"/>
+              <w:t xml:space="preserve"> клипсаторы</w:t>
+            </w:r>
           </w:p>
         </w:tc>
         <w:tc>
@@ -3085,25 +3031,7 @@
                 <w:sz w:val="14"/>
                 <w:szCs w:val="14"/>
               </w:rPr>
-              <w:t xml:space="preserve">плитка, </w:t>
-            </w:r>
-            <w:proofErr w:type="spellStart"/>
-            <w:proofErr w:type="gramStart"/>
-            <w:r>
-              <w:rPr>
-                <w:sz w:val="14"/>
-                <w:szCs w:val="14"/>
-              </w:rPr>
-              <w:t>метл.лист</w:t>
-            </w:r>
-            <w:proofErr w:type="spellEnd"/>
-            <w:proofErr w:type="gramEnd"/>
-            <w:r>
-              <w:rPr>
-                <w:sz w:val="14"/>
-                <w:szCs w:val="14"/>
-              </w:rPr>
-              <w:t>, сэндвич-панель</w:t>
+              <w:t>плитка, метл.лист, сэндвич-панель</w:t>
             </w:r>
           </w:p>
         </w:tc>
@@ -3443,7 +3371,7 @@
                 </w:rPr>
                 <w:id w:val="-901434554"/>
                 <w14:checkbox>
-                  <w14:checked w14:val="0"/>
+                  <w14:checked w14:val="1"/>
                   <w14:checkedState w14:val="2612" w14:font="MS Gothic"/>
                   <w14:uncheckedState w14:val="2610" w14:font="MS Gothic"/>
                 </w14:checkbox>
@@ -3454,7 +3382,7 @@
                     <w:rFonts w:ascii="MS Gothic" w:eastAsia="MS Gothic" w:hAnsi="MS Gothic" w:hint="eastAsia"/>
                     <w:szCs w:val="16"/>
                   </w:rPr>
-                  <w:t>☐</w:t>
+                  <w:t>☒</w:t>
                 </w:r>
               </w:sdtContent>
             </w:sdt>
@@ -3572,14 +3500,12 @@
                 </w:r>
               </w:sdtContent>
             </w:sdt>
-            <w:proofErr w:type="spellStart"/>
             <w:r>
               <w:rPr>
                 <w:szCs w:val="16"/>
               </w:rPr>
               <w:t>гастроёмкости</w:t>
             </w:r>
-            <w:proofErr w:type="spellEnd"/>
           </w:p>
         </w:tc>
         <w:tc>
@@ -5133,19 +5059,11 @@
                 </w:r>
               </w:sdtContent>
             </w:sdt>
-            <w:proofErr w:type="spellStart"/>
-            <w:r>
-              <w:rPr>
-                <w:szCs w:val="16"/>
-              </w:rPr>
-              <w:t>силапеновые</w:t>
-            </w:r>
-            <w:proofErr w:type="spellEnd"/>
-            <w:r>
-              <w:rPr>
-                <w:szCs w:val="16"/>
-              </w:rPr>
-              <w:t xml:space="preserve"> коврики</w:t>
+            <w:r>
+              <w:rPr>
+                <w:szCs w:val="16"/>
+              </w:rPr>
+              <w:t>силапеновые коврики</w:t>
             </w:r>
           </w:p>
         </w:tc>
@@ -5210,19 +5128,11 @@
                 </w:r>
               </w:sdtContent>
             </w:sdt>
-            <w:proofErr w:type="spellStart"/>
-            <w:r>
-              <w:rPr>
-                <w:szCs w:val="16"/>
-              </w:rPr>
-              <w:t>бисквиторезки</w:t>
-            </w:r>
-            <w:proofErr w:type="spellEnd"/>
-            <w:r>
-              <w:rPr>
-                <w:szCs w:val="16"/>
-              </w:rPr>
-              <w:t xml:space="preserve"> </w:t>
+            <w:r>
+              <w:rPr>
+                <w:szCs w:val="16"/>
+              </w:rPr>
+              <w:t xml:space="preserve">бисквиторезки </w:t>
             </w:r>
           </w:p>
         </w:tc>
@@ -5644,16 +5554,8 @@
               <w:rPr>
                 <w:szCs w:val="16"/>
               </w:rPr>
-              <w:t xml:space="preserve"> </w:t>
-            </w:r>
-            <w:proofErr w:type="spellStart"/>
-            <w:r>
-              <w:rPr>
-                <w:szCs w:val="16"/>
-              </w:rPr>
-              <w:t>тестоделители</w:t>
-            </w:r>
-            <w:proofErr w:type="spellEnd"/>
+              <w:t xml:space="preserve"> тестоделители</w:t>
+            </w:r>
           </w:p>
         </w:tc>
         <w:tc>
@@ -5900,19 +5802,11 @@
                 </w:r>
               </w:sdtContent>
             </w:sdt>
-            <w:proofErr w:type="spellStart"/>
-            <w:r>
-              <w:rPr>
-                <w:szCs w:val="16"/>
-              </w:rPr>
-              <w:t>дежи</w:t>
-            </w:r>
-            <w:proofErr w:type="spellEnd"/>
-            <w:r>
-              <w:rPr>
-                <w:szCs w:val="16"/>
-              </w:rPr>
-              <w:t xml:space="preserve"> </w:t>
+            <w:r>
+              <w:rPr>
+                <w:szCs w:val="16"/>
+              </w:rPr>
+              <w:t xml:space="preserve">дежи </w:t>
             </w:r>
           </w:p>
         </w:tc>
@@ -6025,19 +5919,11 @@
                 </w:r>
               </w:sdtContent>
             </w:sdt>
-            <w:proofErr w:type="spellStart"/>
-            <w:r>
-              <w:rPr>
-                <w:szCs w:val="16"/>
-              </w:rPr>
-              <w:t>тестоокруглители</w:t>
-            </w:r>
-            <w:proofErr w:type="spellEnd"/>
-            <w:r>
-              <w:rPr>
-                <w:szCs w:val="16"/>
-              </w:rPr>
-              <w:t xml:space="preserve"> </w:t>
+            <w:r>
+              <w:rPr>
+                <w:szCs w:val="16"/>
+              </w:rPr>
+              <w:t xml:space="preserve">тестоокруглители </w:t>
             </w:r>
           </w:p>
         </w:tc>
@@ -6083,14 +5969,12 @@
                 </w:r>
               </w:sdtContent>
             </w:sdt>
-            <w:proofErr w:type="spellStart"/>
             <w:r>
               <w:rPr>
                 <w:szCs w:val="16"/>
               </w:rPr>
               <w:t>тестораскатки</w:t>
             </w:r>
-            <w:proofErr w:type="spellEnd"/>
           </w:p>
         </w:tc>
         <w:tc>
@@ -6346,16 +6230,8 @@
               <w:rPr>
                 <w:szCs w:val="16"/>
               </w:rPr>
-              <w:t xml:space="preserve">ёмкости для </w:t>
-            </w:r>
-            <w:proofErr w:type="spellStart"/>
-            <w:r>
-              <w:rPr>
-                <w:szCs w:val="16"/>
-              </w:rPr>
-              <w:t>перетаривания</w:t>
-            </w:r>
-            <w:proofErr w:type="spellEnd"/>
+              <w:t>ёмкости для перетаривания</w:t>
+            </w:r>
           </w:p>
         </w:tc>
         <w:tc>
@@ -6723,14 +6599,12 @@
                 </w:r>
               </w:sdtContent>
             </w:sdt>
-            <w:proofErr w:type="spellStart"/>
             <w:r>
               <w:rPr>
                 <w:szCs w:val="16"/>
               </w:rPr>
               <w:t>тарталетницы</w:t>
             </w:r>
-            <w:proofErr w:type="spellEnd"/>
           </w:p>
         </w:tc>
         <w:tc>
@@ -6857,19 +6731,11 @@
               </w:rPr>
               <w:t xml:space="preserve"> </w:t>
             </w:r>
-            <w:proofErr w:type="spellStart"/>
-            <w:r>
-              <w:rPr>
-                <w:szCs w:val="16"/>
-              </w:rPr>
-              <w:t>демосистема</w:t>
-            </w:r>
-            <w:proofErr w:type="spellEnd"/>
-            <w:r>
-              <w:rPr>
-                <w:szCs w:val="16"/>
-              </w:rPr>
-              <w:t xml:space="preserve"> (контактная поверхность)</w:t>
+            <w:r>
+              <w:rPr>
+                <w:szCs w:val="16"/>
+              </w:rPr>
+              <w:t>демосистема (контактная поверхность)</w:t>
             </w:r>
           </w:p>
         </w:tc>
@@ -7728,21 +7594,7 @@
               <w:rPr>
                 <w:szCs w:val="16"/>
               </w:rPr>
-              <w:t xml:space="preserve">машина для резки </w:t>
-            </w:r>
-            <w:proofErr w:type="spellStart"/>
-            <w:r>
-              <w:rPr>
-                <w:szCs w:val="16"/>
-              </w:rPr>
-              <w:t>конд</w:t>
-            </w:r>
-            <w:proofErr w:type="spellEnd"/>
-            <w:r>
-              <w:rPr>
-                <w:szCs w:val="16"/>
-              </w:rPr>
-              <w:t>. изделий</w:t>
+              <w:t>машина для резки конд. изделий</w:t>
             </w:r>
           </w:p>
         </w:tc>
@@ -8319,21 +8171,7 @@
               <w:rPr>
                 <w:szCs w:val="16"/>
               </w:rPr>
-              <w:t>изотермические контейнеры (</w:t>
-            </w:r>
-            <w:proofErr w:type="spellStart"/>
-            <w:r>
-              <w:rPr>
-                <w:szCs w:val="16"/>
-              </w:rPr>
-              <w:t>bigbox</w:t>
-            </w:r>
-            <w:proofErr w:type="spellEnd"/>
-            <w:r>
-              <w:rPr>
-                <w:szCs w:val="16"/>
-              </w:rPr>
-              <w:t>)</w:t>
+              <w:t>изотермические контейнеры (bigbox)</w:t>
             </w:r>
           </w:p>
         </w:tc>
@@ -8595,31 +8433,13 @@
                 </w:r>
               </w:sdtContent>
             </w:sdt>
-            <w:proofErr w:type="spellStart"/>
             <w:r>
               <w:rPr>
                 <w:rFonts w:eastAsia="Times New Roman"/>
                 <w:szCs w:val="16"/>
               </w:rPr>
-              <w:t>расстоечные</w:t>
-            </w:r>
-            <w:proofErr w:type="spellEnd"/>
-            <w:r>
-              <w:rPr>
-                <w:rFonts w:eastAsia="Times New Roman"/>
-                <w:szCs w:val="16"/>
-              </w:rPr>
-              <w:t xml:space="preserve"> </w:t>
-            </w:r>
-            <w:proofErr w:type="spellStart"/>
-            <w:r>
-              <w:rPr>
-                <w:rFonts w:eastAsia="Times New Roman"/>
-                <w:szCs w:val="16"/>
-              </w:rPr>
-              <w:t>термочехлы</w:t>
-            </w:r>
-            <w:proofErr w:type="spellEnd"/>
+              <w:t>расстоечные термочехлы</w:t>
+            </w:r>
           </w:p>
         </w:tc>
         <w:tc>
@@ -8678,19 +8498,11 @@
                 </w:r>
               </w:sdtContent>
             </w:sdt>
-            <w:proofErr w:type="spellStart"/>
-            <w:r>
-              <w:rPr>
-                <w:szCs w:val="16"/>
-              </w:rPr>
-              <w:t>минифилы</w:t>
-            </w:r>
-            <w:proofErr w:type="spellEnd"/>
-            <w:r>
-              <w:rPr>
-                <w:szCs w:val="16"/>
-              </w:rPr>
-              <w:t xml:space="preserve"> (дозаторы крема)</w:t>
+            <w:r>
+              <w:rPr>
+                <w:szCs w:val="16"/>
+              </w:rPr>
+              <w:t>минифилы (дозаторы крема)</w:t>
             </w:r>
           </w:p>
         </w:tc>
@@ -9537,21 +9349,7 @@
               <w:rPr>
                 <w:szCs w:val="16"/>
               </w:rPr>
-              <w:t xml:space="preserve"> </w:t>
-            </w:r>
-            <w:proofErr w:type="spellStart"/>
-            <w:r>
-              <w:rPr>
-                <w:szCs w:val="16"/>
-              </w:rPr>
-              <w:t>мопы</w:t>
-            </w:r>
-            <w:proofErr w:type="spellEnd"/>
-            <w:r>
-              <w:rPr>
-                <w:szCs w:val="16"/>
-              </w:rPr>
-              <w:t xml:space="preserve"> </w:t>
+              <w:t xml:space="preserve"> мопы </w:t>
             </w:r>
           </w:p>
         </w:tc>
@@ -9751,19 +9549,11 @@
                 </w:r>
               </w:sdtContent>
             </w:sdt>
-            <w:proofErr w:type="spellStart"/>
-            <w:r>
-              <w:rPr>
-                <w:szCs w:val="16"/>
-              </w:rPr>
-              <w:t>просеиватели</w:t>
-            </w:r>
-            <w:proofErr w:type="spellEnd"/>
-            <w:r>
-              <w:rPr>
-                <w:szCs w:val="16"/>
-              </w:rPr>
-              <w:t xml:space="preserve">: </w:t>
+            <w:r>
+              <w:rPr>
+                <w:szCs w:val="16"/>
+              </w:rPr>
+              <w:t xml:space="preserve">просеиватели: </w:t>
             </w:r>
             <w:sdt>
               <w:sdtPr>
@@ -10165,19 +9955,11 @@
                 </w:r>
               </w:sdtContent>
             </w:sdt>
-            <w:proofErr w:type="spellStart"/>
-            <w:r>
-              <w:rPr>
-                <w:szCs w:val="16"/>
-              </w:rPr>
-              <w:t>солодоварки</w:t>
-            </w:r>
-            <w:proofErr w:type="spellEnd"/>
-            <w:r>
-              <w:rPr>
-                <w:szCs w:val="16"/>
-              </w:rPr>
-              <w:t xml:space="preserve"> </w:t>
+            <w:r>
+              <w:rPr>
+                <w:szCs w:val="16"/>
+              </w:rPr>
+              <w:t xml:space="preserve">солодоварки </w:t>
             </w:r>
           </w:p>
         </w:tc>
@@ -10218,14 +10000,12 @@
                 </w:r>
               </w:sdtContent>
             </w:sdt>
-            <w:proofErr w:type="spellStart"/>
             <w:r>
               <w:rPr>
                 <w:szCs w:val="16"/>
               </w:rPr>
               <w:t>ферментаторы</w:t>
             </w:r>
-            <w:proofErr w:type="spellEnd"/>
           </w:p>
         </w:tc>
         <w:tc>
@@ -11445,19 +11225,11 @@
                 </w:r>
               </w:sdtContent>
             </w:sdt>
-            <w:proofErr w:type="spellStart"/>
-            <w:r>
-              <w:rPr>
-                <w:szCs w:val="16"/>
-              </w:rPr>
-              <w:t>таромоечная</w:t>
-            </w:r>
-            <w:proofErr w:type="spellEnd"/>
-            <w:r>
-              <w:rPr>
-                <w:szCs w:val="16"/>
-              </w:rPr>
-              <w:t xml:space="preserve"> машина</w:t>
+            <w:r>
+              <w:rPr>
+                <w:szCs w:val="16"/>
+              </w:rPr>
+              <w:t>таромоечная машина</w:t>
             </w:r>
           </w:p>
         </w:tc>
@@ -11865,14 +11637,12 @@
                 </w:r>
               </w:sdtContent>
             </w:sdt>
-            <w:proofErr w:type="spellStart"/>
             <w:r>
               <w:rPr>
                 <w:szCs w:val="16"/>
               </w:rPr>
               <w:t>слайсера</w:t>
             </w:r>
-            <w:proofErr w:type="spellEnd"/>
           </w:p>
         </w:tc>
         <w:tc>
@@ -13539,7 +13309,6 @@
               </w:rPr>
               <w:t xml:space="preserve">Дозирующее оборудование </w:t>
             </w:r>
-            <w:proofErr w:type="spellStart"/>
             <w:r>
               <w:rPr>
                 <w:rStyle w:val="ac"/>
@@ -13548,7 +13317,6 @@
               </w:rPr>
               <w:t>Protwin</w:t>
             </w:r>
-            <w:proofErr w:type="spellEnd"/>
           </w:p>
         </w:tc>
         <w:tc>
@@ -14738,16 +14506,8 @@
               <w:rPr>
                 <w:szCs w:val="16"/>
               </w:rPr>
-              <w:t xml:space="preserve"> </w:t>
-            </w:r>
-            <w:proofErr w:type="spellStart"/>
-            <w:r>
-              <w:rPr>
-                <w:szCs w:val="16"/>
-              </w:rPr>
-              <w:t>обувницы</w:t>
-            </w:r>
-            <w:proofErr w:type="spellEnd"/>
+              <w:t xml:space="preserve"> обувницы</w:t>
+            </w:r>
           </w:p>
         </w:tc>
         <w:tc>
@@ -21602,14 +21362,18 @@
   </w:compat>
   <w:rsids>
     <w:rsidRoot w:val="003333B4"/>
+    <w:rsid w:val="00253E06"/>
     <w:rsid w:val="003333B4"/>
     <w:rsid w:val="00383E49"/>
+    <w:rsid w:val="005D2B6B"/>
     <w:rsid w:val="006E0DC2"/>
     <w:rsid w:val="00745DD8"/>
     <w:rsid w:val="007D2596"/>
     <w:rsid w:val="009624B5"/>
     <w:rsid w:val="00963635"/>
     <w:rsid w:val="00B4130E"/>
+    <w:rsid w:val="00C61034"/>
+    <w:rsid w:val="00CA3021"/>
     <w:rsid w:val="00EE2989"/>
   </w:rsids>
   <m:mathPr>

--- a/checklists/Эталонный.docx
+++ b/checklists/Эталонный.docx
@@ -77,7 +77,7 @@
               <w:rPr>
                 <w:szCs w:val="16"/>
               </w:rPr>
-              <w:t>Сестрорецкий хлебозавод</w:t>
+              <w:t>ООО «РиК»</w:t>
             </w:r>
           </w:p>
         </w:tc>
@@ -101,13 +101,7 @@
               <w:rPr>
                 <w:szCs w:val="16"/>
               </w:rPr>
-              <w:t>Кондитерский цех</w:t>
-            </w:r>
-            <w:r>
-              <w:rPr>
-                <w:szCs w:val="16"/>
-              </w:rPr>
-              <w:t>40</w:t>
+              <w:t>Комната отдыха персонала</w:t>
             </w:r>
           </w:p>
         </w:tc>
@@ -155,7 +149,7 @@
                   <w:rPr>
                     <w:szCs w:val="16"/>
                   </w:rPr>
-                  <w:t>Санитарное</w:t>
+                  <w:t>Бытовое</w:t>
                 </w:r>
               </w:p>
             </w:tc>
@@ -467,19 +461,19 @@
                 </w:rPr>
                 <w:id w:val="1259793650"/>
                 <w14:checkbox>
-                  <w14:checked w14:val="0"/>
-                  <w14:checkedState w14:val="2612" w14:font="MS Gothic"/>
-                  <w14:uncheckedState w14:val="2610" w14:font="MS Gothic"/>
-                </w14:checkbox>
-              </w:sdtPr>
-              <w:sdtEndPr/>
-              <w:sdtContent>
-                <w:r>
-                  <w:rPr>
-                    <w:rFonts w:ascii="MS Gothic" w:eastAsia="MS Gothic" w:hAnsi="MS Gothic" w:hint="eastAsia"/>
-                    <w:szCs w:val="16"/>
-                  </w:rPr>
-                  <w:t>☐</w:t>
+                  <w14:checked w14:val="1"/>
+                  <w14:checkedState w14:val="2612" w14:font="MS Gothic"/>
+                  <w14:uncheckedState w14:val="2610" w14:font="MS Gothic"/>
+                </w14:checkbox>
+              </w:sdtPr>
+              <w:sdtEndPr/>
+              <w:sdtContent>
+                <w:r>
+                  <w:rPr>
+                    <w:rFonts w:ascii="MS Gothic" w:eastAsia="MS Gothic" w:hAnsi="MS Gothic" w:hint="eastAsia"/>
+                    <w:szCs w:val="16"/>
+                  </w:rPr>
+                  <w:t>☒</w:t>
                 </w:r>
               </w:sdtContent>
             </w:sdt>
@@ -496,19 +490,19 @@
                 </w:rPr>
                 <w:id w:val="-1732997170"/>
                 <w14:checkbox>
-                  <w14:checked w14:val="0"/>
-                  <w14:checkedState w14:val="2612" w14:font="MS Gothic"/>
-                  <w14:uncheckedState w14:val="2610" w14:font="MS Gothic"/>
-                </w14:checkbox>
-              </w:sdtPr>
-              <w:sdtEndPr/>
-              <w:sdtContent>
-                <w:r>
-                  <w:rPr>
-                    <w:rFonts w:ascii="MS Gothic" w:eastAsia="MS Gothic" w:hAnsi="MS Gothic" w:hint="eastAsia"/>
-                    <w:szCs w:val="16"/>
-                  </w:rPr>
-                  <w:t>☐</w:t>
+                  <w14:checked w14:val="1"/>
+                  <w14:checkedState w14:val="2612" w14:font="MS Gothic"/>
+                  <w14:uncheckedState w14:val="2610" w14:font="MS Gothic"/>
+                </w14:checkbox>
+              </w:sdtPr>
+              <w:sdtEndPr/>
+              <w:sdtContent>
+                <w:r>
+                  <w:rPr>
+                    <w:rFonts w:ascii="MS Gothic" w:eastAsia="MS Gothic" w:hAnsi="MS Gothic" w:hint="eastAsia"/>
+                    <w:szCs w:val="16"/>
+                  </w:rPr>
+                  <w:t>☒</w:t>
                 </w:r>
               </w:sdtContent>
             </w:sdt>
@@ -600,19 +594,19 @@
                 </w:rPr>
                 <w:id w:val="1138235294"/>
                 <w14:checkbox>
-                  <w14:checked w14:val="0"/>
-                  <w14:checkedState w14:val="2612" w14:font="MS Gothic"/>
-                  <w14:uncheckedState w14:val="2610" w14:font="MS Gothic"/>
-                </w14:checkbox>
-              </w:sdtPr>
-              <w:sdtEndPr/>
-              <w:sdtContent>
-                <w:r>
-                  <w:rPr>
-                    <w:rFonts w:ascii="MS Gothic" w:eastAsia="MS Gothic" w:hAnsi="MS Gothic" w:hint="eastAsia"/>
-                    <w:szCs w:val="16"/>
-                  </w:rPr>
-                  <w:t>☐</w:t>
+                  <w14:checked w14:val="1"/>
+                  <w14:checkedState w14:val="2612" w14:font="MS Gothic"/>
+                  <w14:uncheckedState w14:val="2610" w14:font="MS Gothic"/>
+                </w14:checkbox>
+              </w:sdtPr>
+              <w:sdtEndPr/>
+              <w:sdtContent>
+                <w:r>
+                  <w:rPr>
+                    <w:rFonts w:ascii="MS Gothic" w:eastAsia="MS Gothic" w:hAnsi="MS Gothic" w:hint="eastAsia"/>
+                    <w:szCs w:val="16"/>
+                  </w:rPr>
+                  <w:t>☒</w:t>
                 </w:r>
               </w:sdtContent>
             </w:sdt>
@@ -1055,19 +1049,19 @@
                 </w:rPr>
                 <w:id w:val="159207103"/>
                 <w14:checkbox>
-                  <w14:checked w14:val="1"/>
-                  <w14:checkedState w14:val="2612" w14:font="MS Gothic"/>
-                  <w14:uncheckedState w14:val="2610" w14:font="MS Gothic"/>
-                </w14:checkbox>
-              </w:sdtPr>
-              <w:sdtEndPr/>
-              <w:sdtContent>
-                <w:r>
-                  <w:rPr>
-                    <w:rFonts w:ascii="MS Gothic" w:eastAsia="MS Gothic" w:hAnsi="MS Gothic" w:hint="eastAsia"/>
-                    <w:szCs w:val="16"/>
-                  </w:rPr>
-                  <w:t>☒</w:t>
+                  <w14:checked w14:val="0"/>
+                  <w14:checkedState w14:val="2612" w14:font="MS Gothic"/>
+                  <w14:uncheckedState w14:val="2610" w14:font="MS Gothic"/>
+                </w14:checkbox>
+              </w:sdtPr>
+              <w:sdtEndPr/>
+              <w:sdtContent>
+                <w:r>
+                  <w:rPr>
+                    <w:rFonts w:ascii="MS Gothic" w:eastAsia="MS Gothic" w:hAnsi="MS Gothic" w:hint="eastAsia"/>
+                    <w:szCs w:val="16"/>
+                  </w:rPr>
+                  <w:t>☐</w:t>
                 </w:r>
               </w:sdtContent>
             </w:sdt>
@@ -1084,19 +1078,19 @@
                 </w:rPr>
                 <w:id w:val="-1974674375"/>
                 <w14:checkbox>
-                  <w14:checked w14:val="1"/>
-                  <w14:checkedState w14:val="2612" w14:font="MS Gothic"/>
-                  <w14:uncheckedState w14:val="2610" w14:font="MS Gothic"/>
-                </w14:checkbox>
-              </w:sdtPr>
-              <w:sdtEndPr/>
-              <w:sdtContent>
-                <w:r>
-                  <w:rPr>
-                    <w:rFonts w:ascii="MS Gothic" w:eastAsia="MS Gothic" w:hAnsi="MS Gothic" w:hint="eastAsia"/>
-                    <w:szCs w:val="16"/>
-                  </w:rPr>
-                  <w:t>☒</w:t>
+                  <w14:checked w14:val="0"/>
+                  <w14:checkedState w14:val="2612" w14:font="MS Gothic"/>
+                  <w14:uncheckedState w14:val="2610" w14:font="MS Gothic"/>
+                </w14:checkbox>
+              </w:sdtPr>
+              <w:sdtEndPr/>
+              <w:sdtContent>
+                <w:r>
+                  <w:rPr>
+                    <w:rFonts w:ascii="MS Gothic" w:eastAsia="MS Gothic" w:hAnsi="MS Gothic" w:hint="eastAsia"/>
+                    <w:szCs w:val="16"/>
+                  </w:rPr>
+                  <w:t>☐</w:t>
                 </w:r>
               </w:sdtContent>
             </w:sdt>
@@ -1182,19 +1176,19 @@
                 </w:rPr>
                 <w:id w:val="386227784"/>
                 <w14:checkbox>
-                  <w14:checked w14:val="0"/>
-                  <w14:checkedState w14:val="2612" w14:font="MS Gothic"/>
-                  <w14:uncheckedState w14:val="2610" w14:font="MS Gothic"/>
-                </w14:checkbox>
-              </w:sdtPr>
-              <w:sdtEndPr/>
-              <w:sdtContent>
-                <w:r>
-                  <w:rPr>
-                    <w:rFonts w:ascii="MS Gothic" w:eastAsia="MS Gothic" w:hAnsi="MS Gothic" w:hint="eastAsia"/>
-                    <w:szCs w:val="16"/>
-                  </w:rPr>
-                  <w:t>☐</w:t>
+                  <w14:checked w14:val="1"/>
+                  <w14:checkedState w14:val="2612" w14:font="MS Gothic"/>
+                  <w14:uncheckedState w14:val="2610" w14:font="MS Gothic"/>
+                </w14:checkbox>
+              </w:sdtPr>
+              <w:sdtEndPr/>
+              <w:sdtContent>
+                <w:r>
+                  <w:rPr>
+                    <w:rFonts w:ascii="MS Gothic" w:eastAsia="MS Gothic" w:hAnsi="MS Gothic" w:hint="eastAsia"/>
+                    <w:szCs w:val="16"/>
+                  </w:rPr>
+                  <w:t>☒</w:t>
                 </w:r>
               </w:sdtContent>
             </w:sdt>
@@ -1228,19 +1222,19 @@
                 </w:rPr>
                 <w:id w:val="554975043"/>
                 <w14:checkbox>
-                  <w14:checked w14:val="0"/>
-                  <w14:checkedState w14:val="2612" w14:font="MS Gothic"/>
-                  <w14:uncheckedState w14:val="2610" w14:font="MS Gothic"/>
-                </w14:checkbox>
-              </w:sdtPr>
-              <w:sdtEndPr/>
-              <w:sdtContent>
-                <w:r>
-                  <w:rPr>
-                    <w:rFonts w:ascii="MS Gothic" w:eastAsia="MS Gothic" w:hAnsi="MS Gothic" w:hint="eastAsia"/>
-                    <w:szCs w:val="16"/>
-                  </w:rPr>
-                  <w:t>☐</w:t>
+                  <w14:checked w14:val="1"/>
+                  <w14:checkedState w14:val="2612" w14:font="MS Gothic"/>
+                  <w14:uncheckedState w14:val="2610" w14:font="MS Gothic"/>
+                </w14:checkbox>
+              </w:sdtPr>
+              <w:sdtEndPr/>
+              <w:sdtContent>
+                <w:r>
+                  <w:rPr>
+                    <w:rFonts w:ascii="MS Gothic" w:eastAsia="MS Gothic" w:hAnsi="MS Gothic" w:hint="eastAsia"/>
+                    <w:szCs w:val="16"/>
+                  </w:rPr>
+                  <w:t>☒</w:t>
                 </w:r>
               </w:sdtContent>
             </w:sdt>
@@ -1482,19 +1476,19 @@
                 </w:rPr>
                 <w:id w:val="-1412927262"/>
                 <w14:checkbox>
-                  <w14:checked w14:val="1"/>
-                  <w14:checkedState w14:val="2612" w14:font="MS Gothic"/>
-                  <w14:uncheckedState w14:val="2610" w14:font="MS Gothic"/>
-                </w14:checkbox>
-              </w:sdtPr>
-              <w:sdtEndPr/>
-              <w:sdtContent>
-                <w:r>
-                  <w:rPr>
-                    <w:rFonts w:ascii="MS Gothic" w:eastAsia="MS Gothic" w:hAnsi="MS Gothic" w:hint="eastAsia"/>
-                    <w:szCs w:val="16"/>
-                  </w:rPr>
-                  <w:t>☒</w:t>
+                  <w14:checked w14:val="0"/>
+                  <w14:checkedState w14:val="2612" w14:font="MS Gothic"/>
+                  <w14:uncheckedState w14:val="2610" w14:font="MS Gothic"/>
+                </w14:checkbox>
+              </w:sdtPr>
+              <w:sdtEndPr/>
+              <w:sdtContent>
+                <w:r>
+                  <w:rPr>
+                    <w:rFonts w:ascii="MS Gothic" w:eastAsia="MS Gothic" w:hAnsi="MS Gothic" w:hint="eastAsia"/>
+                    <w:szCs w:val="16"/>
+                  </w:rPr>
+                  <w:t>☐</w:t>
                 </w:r>
               </w:sdtContent>
             </w:sdt>
@@ -1607,19 +1601,19 @@
                 </w:rPr>
                 <w:id w:val="2095202141"/>
                 <w14:checkbox>
-                  <w14:checked w14:val="0"/>
-                  <w14:checkedState w14:val="2612" w14:font="MS Gothic"/>
-                  <w14:uncheckedState w14:val="2610" w14:font="MS Gothic"/>
-                </w14:checkbox>
-              </w:sdtPr>
-              <w:sdtEndPr/>
-              <w:sdtContent>
-                <w:r>
-                  <w:rPr>
-                    <w:rFonts w:ascii="MS Gothic" w:eastAsia="MS Gothic" w:hAnsi="MS Gothic" w:hint="eastAsia"/>
-                    <w:szCs w:val="16"/>
-                  </w:rPr>
-                  <w:t>☐</w:t>
+                  <w14:checked w14:val="1"/>
+                  <w14:checkedState w14:val="2612" w14:font="MS Gothic"/>
+                  <w14:uncheckedState w14:val="2610" w14:font="MS Gothic"/>
+                </w14:checkbox>
+              </w:sdtPr>
+              <w:sdtEndPr/>
+              <w:sdtContent>
+                <w:r>
+                  <w:rPr>
+                    <w:rFonts w:ascii="MS Gothic" w:eastAsia="MS Gothic" w:hAnsi="MS Gothic" w:hint="eastAsia"/>
+                    <w:szCs w:val="16"/>
+                  </w:rPr>
+                  <w:t>☒</w:t>
                 </w:r>
               </w:sdtContent>
             </w:sdt>
@@ -3081,7 +3075,23 @@
                 <w:sz w:val="14"/>
                 <w:szCs w:val="14"/>
               </w:rPr>
-              <w:t>плитка, метл.лист, сэндвич-панель</w:t>
+              <w:t xml:space="preserve">плитка, </w:t>
+            </w:r>
+            <w:proofErr w:type="gramStart"/>
+            <w:r>
+              <w:rPr>
+                <w:sz w:val="14"/>
+                <w:szCs w:val="14"/>
+              </w:rPr>
+              <w:t>метл.лист</w:t>
+            </w:r>
+            <w:proofErr w:type="gramEnd"/>
+            <w:r>
+              <w:rPr>
+                <w:sz w:val="14"/>
+                <w:szCs w:val="14"/>
+              </w:rPr>
+              <w:t>, сэндвич-панель</w:t>
             </w:r>
           </w:p>
         </w:tc>
@@ -4095,27 +4105,27 @@
                 </w:rPr>
                 <w:id w:val="709697899"/>
                 <w14:checkbox>
-                  <w14:checked w14:val="1"/>
-                  <w14:checkedState w14:val="2612" w14:font="MS Gothic"/>
-                  <w14:uncheckedState w14:val="2610" w14:font="MS Gothic"/>
-                </w14:checkbox>
-              </w:sdtPr>
-              <w:sdtEndPr/>
-              <w:sdtContent>
-                <w:r>
-                  <w:rPr>
-                    <w:rFonts w:ascii="MS Gothic" w:eastAsia="MS Gothic" w:hAnsi="MS Gothic" w:hint="eastAsia"/>
-                    <w:szCs w:val="16"/>
-                  </w:rPr>
-                  <w:t>☒</w:t>
-                </w:r>
-              </w:sdtContent>
-            </w:sdt>
-            <w:r>
-              <w:rPr>
-                <w:szCs w:val="16"/>
-              </w:rPr>
-              <w:t xml:space="preserve"> холодильная витрина</w:t>
+                  <w14:checked w14:val="0"/>
+                  <w14:checkedState w14:val="2612" w14:font="MS Gothic"/>
+                  <w14:uncheckedState w14:val="2610" w14:font="MS Gothic"/>
+                </w14:checkbox>
+              </w:sdtPr>
+              <w:sdtEndPr/>
+              <w:sdtContent>
+                <w:r>
+                  <w:rPr>
+                    <w:rFonts w:ascii="MS Gothic" w:eastAsia="MS Gothic" w:hAnsi="MS Gothic" w:hint="eastAsia"/>
+                    <w:szCs w:val="16"/>
+                  </w:rPr>
+                  <w:t>☐</w:t>
+                </w:r>
+              </w:sdtContent>
+            </w:sdt>
+            <w:r>
+              <w:rPr>
+                <w:szCs w:val="16"/>
+              </w:rPr>
+              <w:t xml:space="preserve"> </w:t>
             </w:r>
           </w:p>
         </w:tc>
@@ -4165,19 +4175,19 @@
                 </w:rPr>
                 <w:id w:val="1728107737"/>
                 <w14:checkbox>
-                  <w14:checked w14:val="0"/>
-                  <w14:checkedState w14:val="2612" w14:font="MS Gothic"/>
-                  <w14:uncheckedState w14:val="2610" w14:font="MS Gothic"/>
-                </w14:checkbox>
-              </w:sdtPr>
-              <w:sdtEndPr/>
-              <w:sdtContent>
-                <w:r>
-                  <w:rPr>
-                    <w:rFonts w:ascii="MS Gothic" w:eastAsia="MS Gothic" w:hAnsi="MS Gothic" w:hint="eastAsia"/>
-                    <w:szCs w:val="16"/>
-                  </w:rPr>
-                  <w:t>☐</w:t>
+                  <w14:checked w14:val="1"/>
+                  <w14:checkedState w14:val="2612" w14:font="MS Gothic"/>
+                  <w14:uncheckedState w14:val="2610" w14:font="MS Gothic"/>
+                </w14:checkbox>
+              </w:sdtPr>
+              <w:sdtEndPr/>
+              <w:sdtContent>
+                <w:r>
+                  <w:rPr>
+                    <w:rFonts w:ascii="MS Gothic" w:eastAsia="MS Gothic" w:hAnsi="MS Gothic" w:hint="eastAsia"/>
+                    <w:szCs w:val="16"/>
+                  </w:rPr>
+                  <w:t>☒</w:t>
                 </w:r>
               </w:sdtContent>
             </w:sdt>
@@ -4491,27 +4501,27 @@
                 </w:rPr>
                 <w:id w:val="515425295"/>
                 <w14:checkbox>
-                  <w14:checked w14:val="1"/>
-                  <w14:checkedState w14:val="2612" w14:font="MS Gothic"/>
-                  <w14:uncheckedState w14:val="2610" w14:font="MS Gothic"/>
-                </w14:checkbox>
-              </w:sdtPr>
-              <w:sdtEndPr/>
-              <w:sdtContent>
-                <w:r>
-                  <w:rPr>
-                    <w:rFonts w:ascii="MS Gothic" w:eastAsia="MS Gothic" w:hAnsi="MS Gothic" w:hint="eastAsia"/>
-                    <w:szCs w:val="16"/>
-                  </w:rPr>
-                  <w:t>☒</w:t>
-                </w:r>
-              </w:sdtContent>
-            </w:sdt>
-            <w:r>
-              <w:rPr>
-                <w:szCs w:val="16"/>
-              </w:rPr>
-              <w:t xml:space="preserve"> прибор – кисл. теста</w:t>
+                  <w14:checked w14:val="0"/>
+                  <w14:checkedState w14:val="2612" w14:font="MS Gothic"/>
+                  <w14:uncheckedState w14:val="2610" w14:font="MS Gothic"/>
+                </w14:checkbox>
+              </w:sdtPr>
+              <w:sdtEndPr/>
+              <w:sdtContent>
+                <w:r>
+                  <w:rPr>
+                    <w:rFonts w:ascii="MS Gothic" w:eastAsia="MS Gothic" w:hAnsi="MS Gothic" w:hint="eastAsia"/>
+                    <w:szCs w:val="16"/>
+                  </w:rPr>
+                  <w:t>☐</w:t>
+                </w:r>
+              </w:sdtContent>
+            </w:sdt>
+            <w:r>
+              <w:rPr>
+                <w:szCs w:val="16"/>
+              </w:rPr>
+              <w:t xml:space="preserve"> </w:t>
             </w:r>
           </w:p>
         </w:tc>
@@ -4559,19 +4569,19 @@
                 </w:rPr>
                 <w:id w:val="56446414"/>
                 <w14:checkbox>
-                  <w14:checked w14:val="0"/>
-                  <w14:checkedState w14:val="2612" w14:font="MS Gothic"/>
-                  <w14:uncheckedState w14:val="2610" w14:font="MS Gothic"/>
-                </w14:checkbox>
-              </w:sdtPr>
-              <w:sdtEndPr/>
-              <w:sdtContent>
-                <w:r>
-                  <w:rPr>
-                    <w:rFonts w:ascii="MS Gothic" w:eastAsia="MS Gothic" w:hAnsi="MS Gothic" w:hint="eastAsia"/>
-                    <w:szCs w:val="16"/>
-                  </w:rPr>
-                  <w:t>☐</w:t>
+                  <w14:checked w14:val="1"/>
+                  <w14:checkedState w14:val="2612" w14:font="MS Gothic"/>
+                  <w14:uncheckedState w14:val="2610" w14:font="MS Gothic"/>
+                </w14:checkbox>
+              </w:sdtPr>
+              <w:sdtEndPr/>
+              <w:sdtContent>
+                <w:r>
+                  <w:rPr>
+                    <w:rFonts w:ascii="MS Gothic" w:eastAsia="MS Gothic" w:hAnsi="MS Gothic" w:hint="eastAsia"/>
+                    <w:szCs w:val="16"/>
+                  </w:rPr>
+                  <w:t>☒</w:t>
                 </w:r>
               </w:sdtContent>
             </w:sdt>
@@ -4602,19 +4612,19 @@
                 </w:rPr>
                 <w:id w:val="592672224"/>
                 <w14:checkbox>
-                  <w14:checked w14:val="0"/>
-                  <w14:checkedState w14:val="2612" w14:font="MS Gothic"/>
-                  <w14:uncheckedState w14:val="2610" w14:font="MS Gothic"/>
-                </w14:checkbox>
-              </w:sdtPr>
-              <w:sdtEndPr/>
-              <w:sdtContent>
-                <w:r>
-                  <w:rPr>
-                    <w:rFonts w:ascii="MS Gothic" w:eastAsia="MS Gothic" w:hAnsi="MS Gothic" w:hint="eastAsia"/>
-                    <w:szCs w:val="16"/>
-                  </w:rPr>
-                  <w:t>☐</w:t>
+                  <w14:checked w14:val="1"/>
+                  <w14:checkedState w14:val="2612" w14:font="MS Gothic"/>
+                  <w14:uncheckedState w14:val="2610" w14:font="MS Gothic"/>
+                </w14:checkbox>
+              </w:sdtPr>
+              <w:sdtEndPr/>
+              <w:sdtContent>
+                <w:r>
+                  <w:rPr>
+                    <w:rFonts w:ascii="MS Gothic" w:eastAsia="MS Gothic" w:hAnsi="MS Gothic" w:hint="eastAsia"/>
+                    <w:szCs w:val="16"/>
+                  </w:rPr>
+                  <w:t>☒</w:t>
                 </w:r>
               </w:sdtContent>
             </w:sdt>
@@ -4648,19 +4658,19 @@
                 </w:rPr>
                 <w:id w:val="-1650745323"/>
                 <w14:checkbox>
-                  <w14:checked w14:val="0"/>
-                  <w14:checkedState w14:val="2612" w14:font="MS Gothic"/>
-                  <w14:uncheckedState w14:val="2610" w14:font="MS Gothic"/>
-                </w14:checkbox>
-              </w:sdtPr>
-              <w:sdtEndPr/>
-              <w:sdtContent>
-                <w:r>
-                  <w:rPr>
-                    <w:rFonts w:ascii="MS Gothic" w:eastAsia="MS Gothic" w:hAnsi="MS Gothic" w:hint="eastAsia"/>
-                    <w:szCs w:val="16"/>
-                  </w:rPr>
-                  <w:t>☐</w:t>
+                  <w14:checked w14:val="1"/>
+                  <w14:checkedState w14:val="2612" w14:font="MS Gothic"/>
+                  <w14:uncheckedState w14:val="2610" w14:font="MS Gothic"/>
+                </w14:checkbox>
+              </w:sdtPr>
+              <w:sdtEndPr/>
+              <w:sdtContent>
+                <w:r>
+                  <w:rPr>
+                    <w:rFonts w:ascii="MS Gothic" w:eastAsia="MS Gothic" w:hAnsi="MS Gothic" w:hint="eastAsia"/>
+                    <w:szCs w:val="16"/>
+                  </w:rPr>
+                  <w:t>☒</w:t>
                 </w:r>
               </w:sdtContent>
             </w:sdt>
@@ -4965,19 +4975,19 @@
                 </w:rPr>
                 <w:id w:val="1166905993"/>
                 <w14:checkbox>
-                  <w14:checked w14:val="1"/>
-                  <w14:checkedState w14:val="2612" w14:font="MS Gothic"/>
-                  <w14:uncheckedState w14:val="2610" w14:font="MS Gothic"/>
-                </w14:checkbox>
-              </w:sdtPr>
-              <w:sdtEndPr/>
-              <w:sdtContent>
-                <w:r>
-                  <w:rPr>
-                    <w:rFonts w:ascii="MS Gothic" w:eastAsia="MS Gothic" w:hAnsi="MS Gothic" w:hint="eastAsia"/>
-                    <w:szCs w:val="16"/>
-                  </w:rPr>
-                  <w:t>☒</w:t>
+                  <w14:checked w14:val="0"/>
+                  <w14:checkedState w14:val="2612" w14:font="MS Gothic"/>
+                  <w14:uncheckedState w14:val="2610" w14:font="MS Gothic"/>
+                </w14:checkbox>
+              </w:sdtPr>
+              <w:sdtEndPr/>
+              <w:sdtContent>
+                <w:r>
+                  <w:rPr>
+                    <w:rFonts w:ascii="MS Gothic" w:eastAsia="MS Gothic" w:hAnsi="MS Gothic" w:hint="eastAsia"/>
+                    <w:szCs w:val="16"/>
+                  </w:rPr>
+                  <w:t>☐</w:t>
                 </w:r>
               </w:sdtContent>
             </w:sdt>
@@ -4986,12 +4996,6 @@
                 <w:szCs w:val="16"/>
               </w:rPr>
               <w:t xml:space="preserve"> </w:t>
-            </w:r>
-            <w:r>
-              <w:rPr>
-                <w:szCs w:val="16"/>
-              </w:rPr>
-              <w:t>диспенсер/дозатор</w:t>
             </w:r>
           </w:p>
         </w:tc>
@@ -5039,19 +5043,19 @@
                 </w:rPr>
                 <w:id w:val="311064076"/>
                 <w14:checkbox>
-                  <w14:checked w14:val="0"/>
-                  <w14:checkedState w14:val="2612" w14:font="MS Gothic"/>
-                  <w14:uncheckedState w14:val="2610" w14:font="MS Gothic"/>
-                </w14:checkbox>
-              </w:sdtPr>
-              <w:sdtEndPr/>
-              <w:sdtContent>
-                <w:r>
-                  <w:rPr>
-                    <w:rFonts w:ascii="MS Gothic" w:eastAsia="MS Gothic" w:hAnsi="MS Gothic" w:hint="eastAsia"/>
-                    <w:szCs w:val="16"/>
-                  </w:rPr>
-                  <w:t>☐</w:t>
+                  <w14:checked w14:val="1"/>
+                  <w14:checkedState w14:val="2612" w14:font="MS Gothic"/>
+                  <w14:uncheckedState w14:val="2610" w14:font="MS Gothic"/>
+                </w14:checkbox>
+              </w:sdtPr>
+              <w:sdtEndPr/>
+              <w:sdtContent>
+                <w:r>
+                  <w:rPr>
+                    <w:rFonts w:ascii="MS Gothic" w:eastAsia="MS Gothic" w:hAnsi="MS Gothic" w:hint="eastAsia"/>
+                    <w:szCs w:val="16"/>
+                  </w:rPr>
+                  <w:t>☒</w:t>
                 </w:r>
               </w:sdtContent>
             </w:sdt>
@@ -5801,19 +5805,19 @@
                 </w:rPr>
                 <w:id w:val="-203948631"/>
                 <w14:checkbox>
-                  <w14:checked w14:val="0"/>
-                  <w14:checkedState w14:val="2612" w14:font="MS Gothic"/>
-                  <w14:uncheckedState w14:val="2610" w14:font="MS Gothic"/>
-                </w14:checkbox>
-              </w:sdtPr>
-              <w:sdtEndPr/>
-              <w:sdtContent>
-                <w:r>
-                  <w:rPr>
-                    <w:rFonts w:ascii="MS Gothic" w:eastAsia="MS Gothic" w:hAnsi="MS Gothic" w:hint="eastAsia"/>
-                    <w:szCs w:val="16"/>
-                  </w:rPr>
-                  <w:t>☐</w:t>
+                  <w14:checked w14:val="1"/>
+                  <w14:checkedState w14:val="2612" w14:font="MS Gothic"/>
+                  <w14:uncheckedState w14:val="2610" w14:font="MS Gothic"/>
+                </w14:checkbox>
+              </w:sdtPr>
+              <w:sdtEndPr/>
+              <w:sdtContent>
+                <w:r>
+                  <w:rPr>
+                    <w:rFonts w:ascii="MS Gothic" w:eastAsia="MS Gothic" w:hAnsi="MS Gothic" w:hint="eastAsia"/>
+                    <w:szCs w:val="16"/>
+                  </w:rPr>
+                  <w:t>☒</w:t>
                 </w:r>
               </w:sdtContent>
             </w:sdt>
@@ -6231,19 +6235,19 @@
                 </w:rPr>
                 <w:id w:val="676398244"/>
                 <w14:checkbox>
-                  <w14:checked w14:val="0"/>
-                  <w14:checkedState w14:val="2612" w14:font="MS Gothic"/>
-                  <w14:uncheckedState w14:val="2610" w14:font="MS Gothic"/>
-                </w14:checkbox>
-              </w:sdtPr>
-              <w:sdtEndPr/>
-              <w:sdtContent>
-                <w:r>
-                  <w:rPr>
-                    <w:rFonts w:ascii="MS Gothic" w:eastAsia="MS Gothic" w:hAnsi="MS Gothic" w:hint="eastAsia"/>
-                    <w:szCs w:val="16"/>
-                  </w:rPr>
-                  <w:t>☐</w:t>
+                  <w14:checked w14:val="1"/>
+                  <w14:checkedState w14:val="2612" w14:font="MS Gothic"/>
+                  <w14:uncheckedState w14:val="2610" w14:font="MS Gothic"/>
+                </w14:checkbox>
+              </w:sdtPr>
+              <w:sdtEndPr/>
+              <w:sdtContent>
+                <w:r>
+                  <w:rPr>
+                    <w:rFonts w:ascii="MS Gothic" w:eastAsia="MS Gothic" w:hAnsi="MS Gothic" w:hint="eastAsia"/>
+                    <w:szCs w:val="16"/>
+                  </w:rPr>
+                  <w:t>☒</w:t>
                 </w:r>
               </w:sdtContent>
             </w:sdt>
@@ -10923,19 +10927,19 @@
                 </w:rPr>
                 <w:id w:val="1343590868"/>
                 <w14:checkbox>
-                  <w14:checked w14:val="0"/>
-                  <w14:checkedState w14:val="2612" w14:font="MS Gothic"/>
-                  <w14:uncheckedState w14:val="2610" w14:font="MS Gothic"/>
-                </w14:checkbox>
-              </w:sdtPr>
-              <w:sdtEndPr/>
-              <w:sdtContent>
-                <w:r>
-                  <w:rPr>
-                    <w:rFonts w:ascii="MS Gothic" w:eastAsia="MS Gothic" w:hAnsi="MS Gothic" w:hint="eastAsia"/>
-                    <w:szCs w:val="16"/>
-                  </w:rPr>
-                  <w:t>☐</w:t>
+                  <w14:checked w14:val="1"/>
+                  <w14:checkedState w14:val="2612" w14:font="MS Gothic"/>
+                  <w14:uncheckedState w14:val="2610" w14:font="MS Gothic"/>
+                </w14:checkbox>
+              </w:sdtPr>
+              <w:sdtEndPr/>
+              <w:sdtContent>
+                <w:r>
+                  <w:rPr>
+                    <w:rFonts w:ascii="MS Gothic" w:eastAsia="MS Gothic" w:hAnsi="MS Gothic" w:hint="eastAsia"/>
+                    <w:szCs w:val="16"/>
+                  </w:rPr>
+                  <w:t>☒</w:t>
                 </w:r>
               </w:sdtContent>
             </w:sdt>
@@ -10978,19 +10982,19 @@
                 </w:rPr>
                 <w:id w:val="1323083298"/>
                 <w14:checkbox>
-                  <w14:checked w14:val="0"/>
-                  <w14:checkedState w14:val="2612" w14:font="MS Gothic"/>
-                  <w14:uncheckedState w14:val="2610" w14:font="MS Gothic"/>
-                </w14:checkbox>
-              </w:sdtPr>
-              <w:sdtEndPr/>
-              <w:sdtContent>
-                <w:r>
-                  <w:rPr>
-                    <w:rFonts w:ascii="MS Gothic" w:eastAsia="MS Gothic" w:hAnsi="MS Gothic" w:hint="eastAsia"/>
-                    <w:szCs w:val="16"/>
-                  </w:rPr>
-                  <w:t>☐</w:t>
+                  <w14:checked w14:val="1"/>
+                  <w14:checkedState w14:val="2612" w14:font="MS Gothic"/>
+                  <w14:uncheckedState w14:val="2610" w14:font="MS Gothic"/>
+                </w14:checkbox>
+              </w:sdtPr>
+              <w:sdtEndPr/>
+              <w:sdtContent>
+                <w:r>
+                  <w:rPr>
+                    <w:rFonts w:ascii="MS Gothic" w:eastAsia="MS Gothic" w:hAnsi="MS Gothic" w:hint="eastAsia"/>
+                    <w:szCs w:val="16"/>
+                  </w:rPr>
+                  <w:t>☒</w:t>
                 </w:r>
               </w:sdtContent>
             </w:sdt>
@@ -11033,19 +11037,19 @@
                 </w:rPr>
                 <w:id w:val="-1051689656"/>
                 <w14:checkbox>
-                  <w14:checked w14:val="0"/>
-                  <w14:checkedState w14:val="2612" w14:font="MS Gothic"/>
-                  <w14:uncheckedState w14:val="2610" w14:font="MS Gothic"/>
-                </w14:checkbox>
-              </w:sdtPr>
-              <w:sdtEndPr/>
-              <w:sdtContent>
-                <w:r>
-                  <w:rPr>
-                    <w:rFonts w:ascii="MS Gothic" w:eastAsia="MS Gothic" w:hAnsi="MS Gothic" w:hint="eastAsia"/>
-                    <w:szCs w:val="16"/>
-                  </w:rPr>
-                  <w:t>☐</w:t>
+                  <w14:checked w14:val="1"/>
+                  <w14:checkedState w14:val="2612" w14:font="MS Gothic"/>
+                  <w14:uncheckedState w14:val="2610" w14:font="MS Gothic"/>
+                </w14:checkbox>
+              </w:sdtPr>
+              <w:sdtEndPr/>
+              <w:sdtContent>
+                <w:r>
+                  <w:rPr>
+                    <w:rFonts w:ascii="MS Gothic" w:eastAsia="MS Gothic" w:hAnsi="MS Gothic" w:hint="eastAsia"/>
+                    <w:szCs w:val="16"/>
+                  </w:rPr>
+                  <w:t>☒</w:t>
                 </w:r>
               </w:sdtContent>
             </w:sdt>
@@ -11415,19 +11419,19 @@
                 </w:rPr>
                 <w:id w:val="-1043672507"/>
                 <w14:checkbox>
-                  <w14:checked w14:val="0"/>
-                  <w14:checkedState w14:val="2612" w14:font="MS Gothic"/>
-                  <w14:uncheckedState w14:val="2610" w14:font="MS Gothic"/>
-                </w14:checkbox>
-              </w:sdtPr>
-              <w:sdtEndPr/>
-              <w:sdtContent>
-                <w:r>
-                  <w:rPr>
-                    <w:rFonts w:ascii="MS Gothic" w:eastAsia="MS Gothic" w:hAnsi="MS Gothic" w:hint="eastAsia"/>
-                    <w:szCs w:val="16"/>
-                  </w:rPr>
-                  <w:t>☐</w:t>
+                  <w14:checked w14:val="1"/>
+                  <w14:checkedState w14:val="2612" w14:font="MS Gothic"/>
+                  <w14:uncheckedState w14:val="2610" w14:font="MS Gothic"/>
+                </w14:checkbox>
+              </w:sdtPr>
+              <w:sdtEndPr/>
+              <w:sdtContent>
+                <w:r>
+                  <w:rPr>
+                    <w:rFonts w:ascii="MS Gothic" w:eastAsia="MS Gothic" w:hAnsi="MS Gothic" w:hint="eastAsia"/>
+                    <w:szCs w:val="16"/>
+                  </w:rPr>
+                  <w:t>☒</w:t>
                 </w:r>
               </w:sdtContent>
             </w:sdt>
@@ -13014,19 +13018,19 @@
                 </w:rPr>
                 <w:id w:val="-739937356"/>
                 <w14:checkbox>
-                  <w14:checked w14:val="0"/>
-                  <w14:checkedState w14:val="2612" w14:font="MS Gothic"/>
-                  <w14:uncheckedState w14:val="2610" w14:font="MS Gothic"/>
-                </w14:checkbox>
-              </w:sdtPr>
-              <w:sdtEndPr/>
-              <w:sdtContent>
-                <w:r>
-                  <w:rPr>
-                    <w:rFonts w:ascii="MS Gothic" w:eastAsia="MS Gothic" w:hAnsi="MS Gothic" w:hint="eastAsia"/>
-                    <w:szCs w:val="16"/>
-                  </w:rPr>
-                  <w:t>☐</w:t>
+                  <w14:checked w14:val="1"/>
+                  <w14:checkedState w14:val="2612" w14:font="MS Gothic"/>
+                  <w14:uncheckedState w14:val="2610" w14:font="MS Gothic"/>
+                </w14:checkbox>
+              </w:sdtPr>
+              <w:sdtEndPr/>
+              <w:sdtContent>
+                <w:r>
+                  <w:rPr>
+                    <w:rFonts w:ascii="MS Gothic" w:eastAsia="MS Gothic" w:hAnsi="MS Gothic" w:hint="eastAsia"/>
+                    <w:szCs w:val="16"/>
+                  </w:rPr>
+                  <w:t>☒</w:t>
                 </w:r>
               </w:sdtContent>
             </w:sdt>
@@ -13342,19 +13346,19 @@
                 </w:rPr>
                 <w:id w:val="381452194"/>
                 <w14:checkbox>
-                  <w14:checked w14:val="0"/>
-                  <w14:checkedState w14:val="2612" w14:font="MS Gothic"/>
-                  <w14:uncheckedState w14:val="2610" w14:font="MS Gothic"/>
-                </w14:checkbox>
-              </w:sdtPr>
-              <w:sdtEndPr/>
-              <w:sdtContent>
-                <w:r>
-                  <w:rPr>
-                    <w:rFonts w:ascii="MS Gothic" w:eastAsia="MS Gothic" w:hAnsi="MS Gothic" w:hint="eastAsia"/>
-                    <w:szCs w:val="16"/>
-                  </w:rPr>
-                  <w:t>☐</w:t>
+                  <w14:checked w14:val="1"/>
+                  <w14:checkedState w14:val="2612" w14:font="MS Gothic"/>
+                  <w14:uncheckedState w14:val="2610" w14:font="MS Gothic"/>
+                </w14:checkbox>
+              </w:sdtPr>
+              <w:sdtEndPr/>
+              <w:sdtContent>
+                <w:r>
+                  <w:rPr>
+                    <w:rFonts w:ascii="MS Gothic" w:eastAsia="MS Gothic" w:hAnsi="MS Gothic" w:hint="eastAsia"/>
+                    <w:szCs w:val="16"/>
+                  </w:rPr>
+                  <w:t>☒</w:t>
                 </w:r>
               </w:sdtContent>
             </w:sdt>
@@ -14220,19 +14224,19 @@
                 </w:rPr>
                 <w:id w:val="-319428219"/>
                 <w14:checkbox>
-                  <w14:checked w14:val="0"/>
-                  <w14:checkedState w14:val="2612" w14:font="MS Gothic"/>
-                  <w14:uncheckedState w14:val="2610" w14:font="MS Gothic"/>
-                </w14:checkbox>
-              </w:sdtPr>
-              <w:sdtEndPr/>
-              <w:sdtContent>
-                <w:r>
-                  <w:rPr>
-                    <w:rFonts w:ascii="MS Gothic" w:eastAsia="MS Gothic" w:hAnsi="MS Gothic" w:hint="eastAsia"/>
-                    <w:szCs w:val="16"/>
-                  </w:rPr>
-                  <w:t>☐</w:t>
+                  <w14:checked w14:val="1"/>
+                  <w14:checkedState w14:val="2612" w14:font="MS Gothic"/>
+                  <w14:uncheckedState w14:val="2610" w14:font="MS Gothic"/>
+                </w14:checkbox>
+              </w:sdtPr>
+              <w:sdtEndPr/>
+              <w:sdtContent>
+                <w:r>
+                  <w:rPr>
+                    <w:rFonts w:ascii="MS Gothic" w:eastAsia="MS Gothic" w:hAnsi="MS Gothic" w:hint="eastAsia"/>
+                    <w:szCs w:val="16"/>
+                  </w:rPr>
+                  <w:t>☒</w:t>
                 </w:r>
               </w:sdtContent>
             </w:sdt>
@@ -14510,19 +14514,19 @@
                 </w:rPr>
                 <w:id w:val="-958342091"/>
                 <w14:checkbox>
-                  <w14:checked w14:val="0"/>
-                  <w14:checkedState w14:val="2612" w14:font="MS Gothic"/>
-                  <w14:uncheckedState w14:val="2610" w14:font="MS Gothic"/>
-                </w14:checkbox>
-              </w:sdtPr>
-              <w:sdtEndPr/>
-              <w:sdtContent>
-                <w:r>
-                  <w:rPr>
-                    <w:rFonts w:ascii="MS Gothic" w:eastAsia="MS Gothic" w:hAnsi="MS Gothic" w:hint="eastAsia"/>
-                    <w:szCs w:val="16"/>
-                  </w:rPr>
-                  <w:t>☐</w:t>
+                  <w14:checked w14:val="1"/>
+                  <w14:checkedState w14:val="2612" w14:font="MS Gothic"/>
+                  <w14:uncheckedState w14:val="2610" w14:font="MS Gothic"/>
+                </w14:checkbox>
+              </w:sdtPr>
+              <w:sdtEndPr/>
+              <w:sdtContent>
+                <w:r>
+                  <w:rPr>
+                    <w:rFonts w:ascii="MS Gothic" w:eastAsia="MS Gothic" w:hAnsi="MS Gothic" w:hint="eastAsia"/>
+                    <w:szCs w:val="16"/>
+                  </w:rPr>
+                  <w:t>☒</w:t>
                 </w:r>
               </w:sdtContent>
             </w:sdt>
@@ -14653,19 +14657,19 @@
                 </w:rPr>
                 <w:id w:val="-2104095454"/>
                 <w14:checkbox>
-                  <w14:checked w14:val="0"/>
-                  <w14:checkedState w14:val="2612" w14:font="MS Gothic"/>
-                  <w14:uncheckedState w14:val="2610" w14:font="MS Gothic"/>
-                </w14:checkbox>
-              </w:sdtPr>
-              <w:sdtEndPr/>
-              <w:sdtContent>
-                <w:r>
-                  <w:rPr>
-                    <w:rFonts w:ascii="MS Gothic" w:eastAsia="MS Gothic" w:hAnsi="MS Gothic" w:hint="eastAsia"/>
-                    <w:szCs w:val="16"/>
-                  </w:rPr>
-                  <w:t>☐</w:t>
+                  <w14:checked w14:val="1"/>
+                  <w14:checkedState w14:val="2612" w14:font="MS Gothic"/>
+                  <w14:uncheckedState w14:val="2610" w14:font="MS Gothic"/>
+                </w14:checkbox>
+              </w:sdtPr>
+              <w:sdtEndPr/>
+              <w:sdtContent>
+                <w:r>
+                  <w:rPr>
+                    <w:rFonts w:ascii="MS Gothic" w:eastAsia="MS Gothic" w:hAnsi="MS Gothic" w:hint="eastAsia"/>
+                    <w:szCs w:val="16"/>
+                  </w:rPr>
+                  <w:t>☒</w:t>
                 </w:r>
               </w:sdtContent>
             </w:sdt>
@@ -14840,19 +14844,19 @@
                 </w:rPr>
                 <w:id w:val="242770174"/>
                 <w14:checkbox>
-                  <w14:checked w14:val="0"/>
-                  <w14:checkedState w14:val="2612" w14:font="MS Gothic"/>
-                  <w14:uncheckedState w14:val="2610" w14:font="MS Gothic"/>
-                </w14:checkbox>
-              </w:sdtPr>
-              <w:sdtEndPr/>
-              <w:sdtContent>
-                <w:r>
-                  <w:rPr>
-                    <w:rFonts w:ascii="MS Gothic" w:eastAsia="MS Gothic" w:hAnsi="MS Gothic" w:hint="eastAsia"/>
-                    <w:szCs w:val="16"/>
-                  </w:rPr>
-                  <w:t>☐</w:t>
+                  <w14:checked w14:val="1"/>
+                  <w14:checkedState w14:val="2612" w14:font="MS Gothic"/>
+                  <w14:uncheckedState w14:val="2610" w14:font="MS Gothic"/>
+                </w14:checkbox>
+              </w:sdtPr>
+              <w:sdtEndPr/>
+              <w:sdtContent>
+                <w:r>
+                  <w:rPr>
+                    <w:rFonts w:ascii="MS Gothic" w:eastAsia="MS Gothic" w:hAnsi="MS Gothic" w:hint="eastAsia"/>
+                    <w:szCs w:val="16"/>
+                  </w:rPr>
+                  <w:t>☒</w:t>
                 </w:r>
               </w:sdtContent>
             </w:sdt>
@@ -21788,9 +21792,11 @@
     <w:rsid w:val="006E0DC2"/>
     <w:rsid w:val="00745DD8"/>
     <w:rsid w:val="007D2596"/>
+    <w:rsid w:val="008722D5"/>
     <w:rsid w:val="009624B5"/>
     <w:rsid w:val="00963635"/>
     <w:rsid w:val="00B4130E"/>
+    <w:rsid w:val="00C15C5C"/>
     <w:rsid w:val="00C61034"/>
     <w:rsid w:val="00CA3021"/>
     <w:rsid w:val="00CF0BAE"/>

--- a/checklists/Эталонный.docx
+++ b/checklists/Эталонный.docx
@@ -36,9 +36,9 @@
         <w:gridCol w:w="369"/>
         <w:gridCol w:w="252"/>
         <w:gridCol w:w="337"/>
-        <w:gridCol w:w="229"/>
-        <w:gridCol w:w="54"/>
-        <w:gridCol w:w="311"/>
+        <w:gridCol w:w="283"/>
+        <w:gridCol w:w="158"/>
+        <w:gridCol w:w="153"/>
         <w:gridCol w:w="92"/>
         <w:gridCol w:w="842"/>
         <w:gridCol w:w="579"/>
@@ -59,7 +59,7 @@
         </w:trPr>
         <w:tc>
           <w:tcPr>
-            <w:tcW w:w="4769" w:type="dxa"/>
+            <w:tcW w:w="4767" w:type="dxa"/>
             <w:gridSpan w:val="21"/>
             <w:tcBorders>
               <w:bottom w:val="single" w:sz="6" w:space="0" w:color="auto"/>
@@ -83,8 +83,8 @@
         </w:tc>
         <w:tc>
           <w:tcPr>
-            <w:tcW w:w="2427" w:type="dxa"/>
-            <w:gridSpan w:val="6"/>
+            <w:tcW w:w="2639" w:type="dxa"/>
+            <w:gridSpan w:val="7"/>
             <w:tcBorders>
               <w:bottom w:val="single" w:sz="6" w:space="0" w:color="auto"/>
             </w:tcBorders>
@@ -101,7 +101,7 @@
               <w:rPr>
                 <w:szCs w:val="16"/>
               </w:rPr>
-              <w:t>Комната отдыха персонала</w:t>
+              <w:t>Раздевалка (мужская/женская)</w:t>
             </w:r>
           </w:p>
         </w:tc>
@@ -131,8 +131,8 @@
           <w:sdtContent>
             <w:tc>
               <w:tcPr>
-                <w:tcW w:w="2428" w:type="dxa"/>
-                <w:gridSpan w:val="6"/>
+                <w:tcW w:w="2216" w:type="dxa"/>
+                <w:gridSpan w:val="5"/>
                 <w:tcBorders>
                   <w:bottom w:val="single" w:sz="6" w:space="0" w:color="auto"/>
                 </w:tcBorders>
@@ -181,7 +181,7 @@
         </w:tc>
         <w:tc>
           <w:tcPr>
-            <w:tcW w:w="2583" w:type="dxa"/>
+            <w:tcW w:w="2585" w:type="dxa"/>
             <w:gridSpan w:val="2"/>
             <w:tcBorders>
               <w:bottom w:val="single" w:sz="6" w:space="0" w:color="auto"/>
@@ -204,7 +204,7 @@
         </w:trPr>
         <w:tc>
           <w:tcPr>
-            <w:tcW w:w="4769" w:type="dxa"/>
+            <w:tcW w:w="4767" w:type="dxa"/>
             <w:gridSpan w:val="21"/>
             <w:tcBorders>
               <w:top w:val="single" w:sz="6" w:space="0" w:color="auto"/>
@@ -228,8 +228,8 @@
         </w:tc>
         <w:tc>
           <w:tcPr>
-            <w:tcW w:w="2427" w:type="dxa"/>
-            <w:gridSpan w:val="6"/>
+            <w:tcW w:w="2639" w:type="dxa"/>
+            <w:gridSpan w:val="7"/>
             <w:tcBorders>
               <w:top w:val="single" w:sz="6" w:space="0" w:color="auto"/>
             </w:tcBorders>
@@ -251,8 +251,8 @@
         </w:tc>
         <w:tc>
           <w:tcPr>
-            <w:tcW w:w="2428" w:type="dxa"/>
-            <w:gridSpan w:val="6"/>
+            <w:tcW w:w="2216" w:type="dxa"/>
+            <w:gridSpan w:val="5"/>
             <w:tcBorders>
               <w:top w:val="single" w:sz="6" w:space="0" w:color="auto"/>
             </w:tcBorders>
@@ -291,7 +291,7 @@
         </w:tc>
         <w:tc>
           <w:tcPr>
-            <w:tcW w:w="2583" w:type="dxa"/>
+            <w:tcW w:w="2585" w:type="dxa"/>
             <w:gridSpan w:val="2"/>
             <w:tcBorders>
               <w:top w:val="single" w:sz="6" w:space="0" w:color="auto"/>
@@ -316,7 +316,7 @@
         </w:trPr>
         <w:tc>
           <w:tcPr>
-            <w:tcW w:w="4769" w:type="dxa"/>
+            <w:tcW w:w="4767" w:type="dxa"/>
             <w:gridSpan w:val="21"/>
             <w:tcBorders>
               <w:top w:val="single" w:sz="6" w:space="0" w:color="auto"/>
@@ -345,7 +345,7 @@
         </w:tc>
         <w:tc>
           <w:tcPr>
-            <w:tcW w:w="4303" w:type="dxa"/>
+            <w:tcW w:w="4305" w:type="dxa"/>
             <w:gridSpan w:val="11"/>
             <w:tcBorders>
               <w:top w:val="single" w:sz="6" w:space="0" w:color="auto"/>
@@ -434,7 +434,7 @@
         </w:trPr>
         <w:tc>
           <w:tcPr>
-            <w:tcW w:w="4245" w:type="dxa"/>
+            <w:tcW w:w="4243" w:type="dxa"/>
             <w:gridSpan w:val="20"/>
             <w:tcBorders>
               <w:top w:val="single" w:sz="6" w:space="0" w:color="auto"/>
@@ -594,19 +594,19 @@
                 </w:rPr>
                 <w:id w:val="1138235294"/>
                 <w14:checkbox>
-                  <w14:checked w14:val="1"/>
-                  <w14:checkedState w14:val="2612" w14:font="MS Gothic"/>
-                  <w14:uncheckedState w14:val="2610" w14:font="MS Gothic"/>
-                </w14:checkbox>
-              </w:sdtPr>
-              <w:sdtEndPr/>
-              <w:sdtContent>
-                <w:r>
-                  <w:rPr>
-                    <w:rFonts w:ascii="MS Gothic" w:eastAsia="MS Gothic" w:hAnsi="MS Gothic" w:hint="eastAsia"/>
-                    <w:szCs w:val="16"/>
-                  </w:rPr>
-                  <w:t>☒</w:t>
+                  <w14:checked w14:val="0"/>
+                  <w14:checkedState w14:val="2612" w14:font="MS Gothic"/>
+                  <w14:uncheckedState w14:val="2610" w14:font="MS Gothic"/>
+                </w14:checkbox>
+              </w:sdtPr>
+              <w:sdtEndPr/>
+              <w:sdtContent>
+                <w:r>
+                  <w:rPr>
+                    <w:rFonts w:ascii="MS Gothic" w:eastAsia="MS Gothic" w:hAnsi="MS Gothic" w:hint="eastAsia"/>
+                    <w:szCs w:val="16"/>
+                  </w:rPr>
+                  <w:t>☐</w:t>
                 </w:r>
               </w:sdtContent>
             </w:sdt>
@@ -621,7 +621,7 @@
         <w:tc>
           <w:tcPr>
             <w:tcW w:w="1241" w:type="dxa"/>
-            <w:gridSpan w:val="5"/>
+            <w:gridSpan w:val="4"/>
             <w:tcBorders>
               <w:top w:val="single" w:sz="6" w:space="0" w:color="auto"/>
             </w:tcBorders>
@@ -671,7 +671,7 @@
         <w:tc>
           <w:tcPr>
             <w:tcW w:w="1245" w:type="dxa"/>
-            <w:gridSpan w:val="3"/>
+            <w:gridSpan w:val="4"/>
             <w:tcBorders>
               <w:top w:val="single" w:sz="6" w:space="0" w:color="auto"/>
               <w:right w:val="single" w:sz="6" w:space="0" w:color="auto"/>
@@ -721,7 +721,7 @@
         </w:tc>
         <w:tc>
           <w:tcPr>
-            <w:tcW w:w="577" w:type="dxa"/>
+            <w:tcW w:w="579" w:type="dxa"/>
             <w:tcBorders>
               <w:top w:val="single" w:sz="6" w:space="0" w:color="auto"/>
               <w:left w:val="single" w:sz="6" w:space="0" w:color="auto"/>
@@ -983,7 +983,7 @@
         </w:trPr>
         <w:tc>
           <w:tcPr>
-            <w:tcW w:w="1679" w:type="dxa"/>
+            <w:tcW w:w="1677" w:type="dxa"/>
             <w:gridSpan w:val="8"/>
             <w:tcBorders>
               <w:left w:val="single" w:sz="6" w:space="0" w:color="auto"/>
@@ -1003,19 +1003,19 @@
                 </w:rPr>
                 <w:id w:val="-424264908"/>
                 <w14:checkbox>
-                  <w14:checked w14:val="0"/>
-                  <w14:checkedState w14:val="2612" w14:font="MS Gothic"/>
-                  <w14:uncheckedState w14:val="2610" w14:font="MS Gothic"/>
-                </w14:checkbox>
-              </w:sdtPr>
-              <w:sdtEndPr/>
-              <w:sdtContent>
-                <w:r>
-                  <w:rPr>
-                    <w:rFonts w:ascii="MS Gothic" w:eastAsia="MS Gothic" w:hAnsi="MS Gothic" w:hint="eastAsia"/>
-                    <w:szCs w:val="16"/>
-                  </w:rPr>
-                  <w:t>☐</w:t>
+                  <w14:checked w14:val="1"/>
+                  <w14:checkedState w14:val="2612" w14:font="MS Gothic"/>
+                  <w14:uncheckedState w14:val="2610" w14:font="MS Gothic"/>
+                </w14:checkbox>
+              </w:sdtPr>
+              <w:sdtEndPr/>
+              <w:sdtContent>
+                <w:r>
+                  <w:rPr>
+                    <w:rFonts w:ascii="MS Gothic" w:eastAsia="MS Gothic" w:hAnsi="MS Gothic" w:hint="eastAsia"/>
+                    <w:szCs w:val="16"/>
+                  </w:rPr>
+                  <w:t>☒</w:t>
                 </w:r>
               </w:sdtContent>
             </w:sdt>
@@ -1176,19 +1176,19 @@
                 </w:rPr>
                 <w:id w:val="386227784"/>
                 <w14:checkbox>
-                  <w14:checked w14:val="1"/>
-                  <w14:checkedState w14:val="2612" w14:font="MS Gothic"/>
-                  <w14:uncheckedState w14:val="2610" w14:font="MS Gothic"/>
-                </w14:checkbox>
-              </w:sdtPr>
-              <w:sdtEndPr/>
-              <w:sdtContent>
-                <w:r>
-                  <w:rPr>
-                    <w:rFonts w:ascii="MS Gothic" w:eastAsia="MS Gothic" w:hAnsi="MS Gothic" w:hint="eastAsia"/>
-                    <w:szCs w:val="16"/>
-                  </w:rPr>
-                  <w:t>☒</w:t>
+                  <w14:checked w14:val="0"/>
+                  <w14:checkedState w14:val="2612" w14:font="MS Gothic"/>
+                  <w14:uncheckedState w14:val="2610" w14:font="MS Gothic"/>
+                </w14:checkbox>
+              </w:sdtPr>
+              <w:sdtEndPr/>
+              <w:sdtContent>
+                <w:r>
+                  <w:rPr>
+                    <w:rFonts w:ascii="MS Gothic" w:eastAsia="MS Gothic" w:hAnsi="MS Gothic" w:hint="eastAsia"/>
+                    <w:szCs w:val="16"/>
+                  </w:rPr>
+                  <w:t>☐</w:t>
                 </w:r>
               </w:sdtContent>
             </w:sdt>
@@ -1248,7 +1248,7 @@
         </w:tc>
         <w:tc>
           <w:tcPr>
-            <w:tcW w:w="577" w:type="dxa"/>
+            <w:tcW w:w="579" w:type="dxa"/>
             <w:tcBorders>
               <w:left w:val="single" w:sz="6" w:space="0" w:color="auto"/>
               <w:right w:val="single" w:sz="6" w:space="0" w:color="auto"/>
@@ -1456,7 +1456,7 @@
         </w:trPr>
         <w:tc>
           <w:tcPr>
-            <w:tcW w:w="2253" w:type="dxa"/>
+            <w:tcW w:w="2251" w:type="dxa"/>
             <w:gridSpan w:val="13"/>
             <w:tcBorders>
               <w:left w:val="single" w:sz="6" w:space="0" w:color="auto"/>
@@ -1528,19 +1528,19 @@
                 </w:rPr>
                 <w:id w:val="1163282022"/>
                 <w14:checkbox>
-                  <w14:checked w14:val="0"/>
-                  <w14:checkedState w14:val="2612" w14:font="MS Gothic"/>
-                  <w14:uncheckedState w14:val="2610" w14:font="MS Gothic"/>
-                </w14:checkbox>
-              </w:sdtPr>
-              <w:sdtEndPr/>
-              <w:sdtContent>
-                <w:r>
-                  <w:rPr>
-                    <w:rFonts w:ascii="MS Gothic" w:eastAsia="MS Gothic" w:hAnsi="MS Gothic" w:hint="eastAsia"/>
-                    <w:szCs w:val="16"/>
-                  </w:rPr>
-                  <w:t>☐</w:t>
+                  <w14:checked w14:val="1"/>
+                  <w14:checkedState w14:val="2612" w14:font="MS Gothic"/>
+                  <w14:uncheckedState w14:val="2610" w14:font="MS Gothic"/>
+                </w14:checkbox>
+              </w:sdtPr>
+              <w:sdtEndPr/>
+              <w:sdtContent>
+                <w:r>
+                  <w:rPr>
+                    <w:rFonts w:ascii="MS Gothic" w:eastAsia="MS Gothic" w:hAnsi="MS Gothic" w:hint="eastAsia"/>
+                    <w:szCs w:val="16"/>
+                  </w:rPr>
+                  <w:t>☒</w:t>
                 </w:r>
               </w:sdtContent>
             </w:sdt>
@@ -1601,19 +1601,19 @@
                 </w:rPr>
                 <w:id w:val="2095202141"/>
                 <w14:checkbox>
-                  <w14:checked w14:val="1"/>
-                  <w14:checkedState w14:val="2612" w14:font="MS Gothic"/>
-                  <w14:uncheckedState w14:val="2610" w14:font="MS Gothic"/>
-                </w14:checkbox>
-              </w:sdtPr>
-              <w:sdtEndPr/>
-              <w:sdtContent>
-                <w:r>
-                  <w:rPr>
-                    <w:rFonts w:ascii="MS Gothic" w:eastAsia="MS Gothic" w:hAnsi="MS Gothic" w:hint="eastAsia"/>
-                    <w:szCs w:val="16"/>
-                  </w:rPr>
-                  <w:t>☒</w:t>
+                  <w14:checked w14:val="0"/>
+                  <w14:checkedState w14:val="2612" w14:font="MS Gothic"/>
+                  <w14:uncheckedState w14:val="2610" w14:font="MS Gothic"/>
+                </w14:checkbox>
+              </w:sdtPr>
+              <w:sdtEndPr/>
+              <w:sdtContent>
+                <w:r>
+                  <w:rPr>
+                    <w:rFonts w:ascii="MS Gothic" w:eastAsia="MS Gothic" w:hAnsi="MS Gothic" w:hint="eastAsia"/>
+                    <w:szCs w:val="16"/>
+                  </w:rPr>
+                  <w:t>☐</w:t>
                 </w:r>
               </w:sdtContent>
             </w:sdt>
@@ -1678,7 +1678,7 @@
         </w:tc>
         <w:tc>
           <w:tcPr>
-            <w:tcW w:w="577" w:type="dxa"/>
+            <w:tcW w:w="579" w:type="dxa"/>
             <w:tcBorders>
               <w:left w:val="single" w:sz="6" w:space="0" w:color="auto"/>
               <w:bottom w:val="single" w:sz="6" w:space="0" w:color="auto"/>
@@ -1883,7 +1883,7 @@
         </w:trPr>
         <w:tc>
           <w:tcPr>
-            <w:tcW w:w="1679" w:type="dxa"/>
+            <w:tcW w:w="1677" w:type="dxa"/>
             <w:gridSpan w:val="8"/>
             <w:tcBorders>
               <w:left w:val="single" w:sz="6" w:space="0" w:color="auto"/>
@@ -2016,7 +2016,7 @@
         </w:tc>
         <w:tc>
           <w:tcPr>
-            <w:tcW w:w="4303" w:type="dxa"/>
+            <w:tcW w:w="4305" w:type="dxa"/>
             <w:gridSpan w:val="11"/>
             <w:tcBorders>
               <w:top w:val="single" w:sz="6" w:space="0" w:color="auto"/>
@@ -2177,7 +2177,7 @@
         </w:trPr>
         <w:tc>
           <w:tcPr>
-            <w:tcW w:w="4245" w:type="dxa"/>
+            <w:tcW w:w="4243" w:type="dxa"/>
             <w:gridSpan w:val="20"/>
             <w:tcBorders>
               <w:left w:val="single" w:sz="6" w:space="0" w:color="auto"/>
@@ -2301,7 +2301,7 @@
         <w:tc>
           <w:tcPr>
             <w:tcW w:w="1241" w:type="dxa"/>
-            <w:gridSpan w:val="5"/>
+            <w:gridSpan w:val="4"/>
             <w:tcBorders>
               <w:top w:val="single" w:sz="6" w:space="0" w:color="auto"/>
             </w:tcBorders>
@@ -2347,7 +2347,7 @@
         <w:tc>
           <w:tcPr>
             <w:tcW w:w="1245" w:type="dxa"/>
-            <w:gridSpan w:val="3"/>
+            <w:gridSpan w:val="4"/>
             <w:tcBorders>
               <w:top w:val="single" w:sz="6" w:space="0" w:color="auto"/>
               <w:right w:val="single" w:sz="6" w:space="0" w:color="auto"/>
@@ -2393,7 +2393,7 @@
         </w:tc>
         <w:tc>
           <w:tcPr>
-            <w:tcW w:w="577" w:type="dxa"/>
+            <w:tcW w:w="579" w:type="dxa"/>
             <w:tcBorders>
               <w:top w:val="single" w:sz="6" w:space="0" w:color="auto"/>
               <w:left w:val="single" w:sz="6" w:space="0" w:color="auto"/>
@@ -2601,7 +2601,7 @@
         </w:trPr>
         <w:tc>
           <w:tcPr>
-            <w:tcW w:w="1828" w:type="dxa"/>
+            <w:tcW w:w="1826" w:type="dxa"/>
             <w:gridSpan w:val="10"/>
             <w:tcBorders>
               <w:left w:val="single" w:sz="6" w:space="0" w:color="auto"/>
@@ -2621,19 +2621,19 @@
                 </w:rPr>
                 <w:id w:val="-2130319591"/>
                 <w14:checkbox>
-                  <w14:checked w14:val="0"/>
-                  <w14:checkedState w14:val="2612" w14:font="MS Gothic"/>
-                  <w14:uncheckedState w14:val="2610" w14:font="MS Gothic"/>
-                </w14:checkbox>
-              </w:sdtPr>
-              <w:sdtEndPr/>
-              <w:sdtContent>
-                <w:r>
-                  <w:rPr>
-                    <w:rFonts w:ascii="MS Gothic" w:eastAsia="MS Gothic" w:hAnsi="MS Gothic" w:hint="eastAsia"/>
-                    <w:szCs w:val="16"/>
-                  </w:rPr>
-                  <w:t>☐</w:t>
+                  <w14:checked w14:val="1"/>
+                  <w14:checkedState w14:val="2612" w14:font="MS Gothic"/>
+                  <w14:uncheckedState w14:val="2610" w14:font="MS Gothic"/>
+                </w14:checkbox>
+              </w:sdtPr>
+              <w:sdtEndPr/>
+              <w:sdtContent>
+                <w:r>
+                  <w:rPr>
+                    <w:rFonts w:ascii="MS Gothic" w:eastAsia="MS Gothic" w:hAnsi="MS Gothic" w:hint="eastAsia"/>
+                    <w:szCs w:val="16"/>
+                  </w:rPr>
+                  <w:t>☒</w:t>
                 </w:r>
               </w:sdtContent>
             </w:sdt>
@@ -2746,7 +2746,7 @@
         <w:tc>
           <w:tcPr>
             <w:tcW w:w="1241" w:type="dxa"/>
-            <w:gridSpan w:val="5"/>
+            <w:gridSpan w:val="4"/>
           </w:tcPr>
           <w:p>
             <w:pPr>
@@ -2789,7 +2789,7 @@
         <w:tc>
           <w:tcPr>
             <w:tcW w:w="1245" w:type="dxa"/>
-            <w:gridSpan w:val="3"/>
+            <w:gridSpan w:val="4"/>
             <w:tcBorders>
               <w:right w:val="single" w:sz="6" w:space="0" w:color="auto"/>
             </w:tcBorders>
@@ -2834,7 +2834,7 @@
         </w:tc>
         <w:tc>
           <w:tcPr>
-            <w:tcW w:w="577" w:type="dxa"/>
+            <w:tcW w:w="579" w:type="dxa"/>
             <w:tcBorders>
               <w:left w:val="single" w:sz="6" w:space="0" w:color="auto"/>
               <w:right w:val="single" w:sz="6" w:space="0" w:color="auto"/>
@@ -3004,7 +3004,7 @@
         </w:trPr>
         <w:tc>
           <w:tcPr>
-            <w:tcW w:w="1679" w:type="dxa"/>
+            <w:tcW w:w="1677" w:type="dxa"/>
             <w:gridSpan w:val="8"/>
             <w:tcBorders>
               <w:left w:val="single" w:sz="6" w:space="0" w:color="auto"/>
@@ -3024,19 +3024,19 @@
                 </w:rPr>
                 <w:id w:val="998703873"/>
                 <w14:checkbox>
-                  <w14:checked w14:val="0"/>
-                  <w14:checkedState w14:val="2612" w14:font="MS Gothic"/>
-                  <w14:uncheckedState w14:val="2610" w14:font="MS Gothic"/>
-                </w14:checkbox>
-              </w:sdtPr>
-              <w:sdtEndPr/>
-              <w:sdtContent>
-                <w:r>
-                  <w:rPr>
-                    <w:rFonts w:ascii="MS Gothic" w:eastAsia="MS Gothic" w:hAnsi="MS Gothic" w:hint="eastAsia"/>
-                    <w:szCs w:val="16"/>
-                  </w:rPr>
-                  <w:t>☐</w:t>
+                  <w14:checked w14:val="1"/>
+                  <w14:checkedState w14:val="2612" w14:font="MS Gothic"/>
+                  <w14:uncheckedState w14:val="2610" w14:font="MS Gothic"/>
+                </w14:checkbox>
+              </w:sdtPr>
+              <w:sdtEndPr/>
+              <w:sdtContent>
+                <w:r>
+                  <w:rPr>
+                    <w:rFonts w:ascii="MS Gothic" w:eastAsia="MS Gothic" w:hAnsi="MS Gothic" w:hint="eastAsia"/>
+                    <w:szCs w:val="16"/>
+                  </w:rPr>
+                  <w:t>☒</w:t>
                 </w:r>
               </w:sdtContent>
             </w:sdt>
@@ -3167,7 +3167,7 @@
         <w:tc>
           <w:tcPr>
             <w:tcW w:w="1241" w:type="dxa"/>
-            <w:gridSpan w:val="5"/>
+            <w:gridSpan w:val="4"/>
           </w:tcPr>
           <w:p>
             <w:pPr>
@@ -3210,7 +3210,7 @@
         <w:tc>
           <w:tcPr>
             <w:tcW w:w="1245" w:type="dxa"/>
-            <w:gridSpan w:val="3"/>
+            <w:gridSpan w:val="4"/>
             <w:tcBorders>
               <w:right w:val="single" w:sz="6" w:space="0" w:color="auto"/>
             </w:tcBorders>
@@ -3255,7 +3255,7 @@
         </w:tc>
         <w:tc>
           <w:tcPr>
-            <w:tcW w:w="577" w:type="dxa"/>
+            <w:tcW w:w="579" w:type="dxa"/>
             <w:tcBorders>
               <w:left w:val="single" w:sz="6" w:space="0" w:color="auto"/>
               <w:right w:val="single" w:sz="6" w:space="0" w:color="auto"/>
@@ -3416,7 +3416,7 @@
         </w:trPr>
         <w:tc>
           <w:tcPr>
-            <w:tcW w:w="2391" w:type="dxa"/>
+            <w:tcW w:w="2389" w:type="dxa"/>
             <w:gridSpan w:val="15"/>
             <w:tcBorders>
               <w:left w:val="single" w:sz="6" w:space="0" w:color="auto"/>
@@ -3436,19 +3436,19 @@
                 </w:rPr>
                 <w:id w:val="-901434554"/>
                 <w14:checkbox>
-                  <w14:checked w14:val="1"/>
-                  <w14:checkedState w14:val="2612" w14:font="MS Gothic"/>
-                  <w14:uncheckedState w14:val="2610" w14:font="MS Gothic"/>
-                </w14:checkbox>
-              </w:sdtPr>
-              <w:sdtEndPr/>
-              <w:sdtContent>
-                <w:r>
-                  <w:rPr>
-                    <w:rFonts w:ascii="MS Gothic" w:eastAsia="MS Gothic" w:hAnsi="MS Gothic" w:hint="eastAsia"/>
-                    <w:szCs w:val="16"/>
-                  </w:rPr>
-                  <w:t>☒</w:t>
+                  <w14:checked w14:val="0"/>
+                  <w14:checkedState w14:val="2612" w14:font="MS Gothic"/>
+                  <w14:uncheckedState w14:val="2610" w14:font="MS Gothic"/>
+                </w14:checkbox>
+              </w:sdtPr>
+              <w:sdtEndPr/>
+              <w:sdtContent>
+                <w:r>
+                  <w:rPr>
+                    <w:rFonts w:ascii="MS Gothic" w:eastAsia="MS Gothic" w:hAnsi="MS Gothic" w:hint="eastAsia"/>
+                    <w:szCs w:val="16"/>
+                  </w:rPr>
+                  <w:t>☐</w:t>
                 </w:r>
               </w:sdtContent>
             </w:sdt>
@@ -3578,7 +3578,7 @@
         </w:tc>
         <w:tc>
           <w:tcPr>
-            <w:tcW w:w="577" w:type="dxa"/>
+            <w:tcW w:w="579" w:type="dxa"/>
             <w:tcBorders>
               <w:left w:val="single" w:sz="6" w:space="0" w:color="auto"/>
               <w:right w:val="single" w:sz="6" w:space="0" w:color="auto"/>
@@ -3672,7 +3672,7 @@
         </w:trPr>
         <w:tc>
           <w:tcPr>
-            <w:tcW w:w="2391" w:type="dxa"/>
+            <w:tcW w:w="2389" w:type="dxa"/>
             <w:gridSpan w:val="15"/>
             <w:tcBorders>
               <w:top w:val="single" w:sz="6" w:space="0" w:color="auto"/>
@@ -3741,19 +3741,19 @@
                 </w:rPr>
                 <w:id w:val="-1643179521"/>
                 <w14:checkbox>
-                  <w14:checked w14:val="0"/>
-                  <w14:checkedState w14:val="2612" w14:font="MS Gothic"/>
-                  <w14:uncheckedState w14:val="2610" w14:font="MS Gothic"/>
-                </w14:checkbox>
-              </w:sdtPr>
-              <w:sdtEndPr/>
-              <w:sdtContent>
-                <w:r>
-                  <w:rPr>
-                    <w:rFonts w:ascii="MS Gothic" w:eastAsia="MS Gothic" w:hAnsi="MS Gothic" w:hint="eastAsia"/>
-                    <w:szCs w:val="16"/>
-                  </w:rPr>
-                  <w:t>☐</w:t>
+                  <w14:checked w14:val="1"/>
+                  <w14:checkedState w14:val="2612" w14:font="MS Gothic"/>
+                  <w14:uncheckedState w14:val="2610" w14:font="MS Gothic"/>
+                </w14:checkbox>
+              </w:sdtPr>
+              <w:sdtEndPr/>
+              <w:sdtContent>
+                <w:r>
+                  <w:rPr>
+                    <w:rFonts w:ascii="MS Gothic" w:eastAsia="MS Gothic" w:hAnsi="MS Gothic" w:hint="eastAsia"/>
+                    <w:szCs w:val="16"/>
+                  </w:rPr>
+                  <w:t>☒</w:t>
                 </w:r>
               </w:sdtContent>
             </w:sdt>
@@ -3926,7 +3926,7 @@
         </w:tc>
         <w:tc>
           <w:tcPr>
-            <w:tcW w:w="577" w:type="dxa"/>
+            <w:tcW w:w="579" w:type="dxa"/>
             <w:tcBorders>
               <w:top w:val="single" w:sz="6" w:space="0" w:color="auto"/>
               <w:left w:val="single" w:sz="6" w:space="0" w:color="auto"/>
@@ -4154,7 +4154,7 @@
         </w:trPr>
         <w:tc>
           <w:tcPr>
-            <w:tcW w:w="4245" w:type="dxa"/>
+            <w:tcW w:w="4243" w:type="dxa"/>
             <w:gridSpan w:val="20"/>
             <w:tcBorders>
               <w:left w:val="single" w:sz="6" w:space="0" w:color="auto"/>
@@ -4329,7 +4329,7 @@
         </w:tc>
         <w:tc>
           <w:tcPr>
-            <w:tcW w:w="577" w:type="dxa"/>
+            <w:tcW w:w="579" w:type="dxa"/>
             <w:tcBorders>
               <w:left w:val="single" w:sz="6" w:space="0" w:color="auto"/>
               <w:right w:val="single" w:sz="6" w:space="0" w:color="auto"/>
@@ -4549,7 +4549,7 @@
         </w:trPr>
         <w:tc>
           <w:tcPr>
-            <w:tcW w:w="1522" w:type="dxa"/>
+            <w:tcW w:w="1520" w:type="dxa"/>
             <w:gridSpan w:val="6"/>
             <w:tcBorders>
               <w:left w:val="single" w:sz="6" w:space="0" w:color="auto"/>
@@ -4812,7 +4812,7 @@
         </w:tc>
         <w:tc>
           <w:tcPr>
-            <w:tcW w:w="577" w:type="dxa"/>
+            <w:tcW w:w="579" w:type="dxa"/>
             <w:tcBorders>
               <w:left w:val="single" w:sz="6" w:space="0" w:color="auto"/>
               <w:right w:val="single" w:sz="6" w:space="0" w:color="auto"/>
@@ -5023,7 +5023,7 @@
         </w:trPr>
         <w:tc>
           <w:tcPr>
-            <w:tcW w:w="1686" w:type="dxa"/>
+            <w:tcW w:w="1684" w:type="dxa"/>
             <w:gridSpan w:val="9"/>
             <w:tcBorders>
               <w:left w:val="single" w:sz="6" w:space="0" w:color="auto"/>
@@ -5185,7 +5185,7 @@
         </w:tc>
         <w:tc>
           <w:tcPr>
-            <w:tcW w:w="577" w:type="dxa"/>
+            <w:tcW w:w="579" w:type="dxa"/>
             <w:tcBorders>
               <w:left w:val="single" w:sz="6" w:space="0" w:color="auto"/>
               <w:right w:val="single" w:sz="6" w:space="0" w:color="auto"/>
@@ -5401,7 +5401,7 @@
         </w:trPr>
         <w:tc>
           <w:tcPr>
-            <w:tcW w:w="1635" w:type="dxa"/>
+            <w:tcW w:w="1633" w:type="dxa"/>
             <w:gridSpan w:val="7"/>
             <w:tcBorders>
               <w:left w:val="single" w:sz="6" w:space="0" w:color="auto"/>
@@ -5573,7 +5573,7 @@
         </w:tc>
         <w:tc>
           <w:tcPr>
-            <w:tcW w:w="577" w:type="dxa"/>
+            <w:tcW w:w="579" w:type="dxa"/>
             <w:tcBorders>
               <w:left w:val="single" w:sz="6" w:space="0" w:color="auto"/>
               <w:right w:val="single" w:sz="6" w:space="0" w:color="auto"/>
@@ -5785,7 +5785,7 @@
         </w:trPr>
         <w:tc>
           <w:tcPr>
-            <w:tcW w:w="2391" w:type="dxa"/>
+            <w:tcW w:w="2389" w:type="dxa"/>
             <w:gridSpan w:val="15"/>
             <w:tcBorders>
               <w:left w:val="single" w:sz="6" w:space="0" w:color="auto"/>
@@ -5998,7 +5998,7 @@
         </w:tc>
         <w:tc>
           <w:tcPr>
-            <w:tcW w:w="577" w:type="dxa"/>
+            <w:tcW w:w="579" w:type="dxa"/>
             <w:tcBorders>
               <w:left w:val="single" w:sz="6" w:space="0" w:color="auto"/>
               <w:right w:val="single" w:sz="6" w:space="0" w:color="auto"/>
@@ -6215,7 +6215,7 @@
         </w:trPr>
         <w:tc>
           <w:tcPr>
-            <w:tcW w:w="1123" w:type="dxa"/>
+            <w:tcW w:w="1121" w:type="dxa"/>
             <w:gridSpan w:val="3"/>
             <w:tcBorders>
               <w:left w:val="single" w:sz="6" w:space="0" w:color="auto"/>
@@ -6389,7 +6389,7 @@
         </w:tc>
         <w:tc>
           <w:tcPr>
-            <w:tcW w:w="577" w:type="dxa"/>
+            <w:tcW w:w="579" w:type="dxa"/>
             <w:tcBorders>
               <w:left w:val="single" w:sz="6" w:space="0" w:color="auto"/>
               <w:right w:val="single" w:sz="6" w:space="0" w:color="auto"/>
@@ -6547,7 +6547,7 @@
         </w:trPr>
         <w:tc>
           <w:tcPr>
-            <w:tcW w:w="1686" w:type="dxa"/>
+            <w:tcW w:w="1684" w:type="dxa"/>
             <w:gridSpan w:val="9"/>
             <w:tcBorders>
               <w:left w:val="single" w:sz="6" w:space="0" w:color="auto"/>
@@ -6709,7 +6709,7 @@
         </w:tc>
         <w:tc>
           <w:tcPr>
-            <w:tcW w:w="577" w:type="dxa"/>
+            <w:tcW w:w="579" w:type="dxa"/>
             <w:tcBorders>
               <w:left w:val="single" w:sz="6" w:space="0" w:color="auto"/>
               <w:right w:val="single" w:sz="6" w:space="0" w:color="auto"/>
@@ -6861,7 +6861,7 @@
         </w:trPr>
         <w:tc>
           <w:tcPr>
-            <w:tcW w:w="4245" w:type="dxa"/>
+            <w:tcW w:w="4243" w:type="dxa"/>
             <w:gridSpan w:val="20"/>
             <w:tcBorders>
               <w:left w:val="single" w:sz="6" w:space="0" w:color="auto"/>
@@ -6978,7 +6978,7 @@
         </w:tc>
         <w:tc>
           <w:tcPr>
-            <w:tcW w:w="577" w:type="dxa"/>
+            <w:tcW w:w="579" w:type="dxa"/>
             <w:tcBorders>
               <w:left w:val="single" w:sz="6" w:space="0" w:color="auto"/>
               <w:right w:val="single" w:sz="6" w:space="0" w:color="auto"/>
@@ -7136,7 +7136,7 @@
         </w:trPr>
         <w:tc>
           <w:tcPr>
-            <w:tcW w:w="1262" w:type="dxa"/>
+            <w:tcW w:w="1260" w:type="dxa"/>
             <w:gridSpan w:val="5"/>
             <w:tcBorders>
               <w:left w:val="single" w:sz="6" w:space="0" w:color="auto"/>
@@ -7199,19 +7199,19 @@
                 </w:rPr>
                 <w:id w:val="234128927"/>
                 <w14:checkbox>
-                  <w14:checked w14:val="1"/>
-                  <w14:checkedState w14:val="2612" w14:font="MS Gothic"/>
-                  <w14:uncheckedState w14:val="2610" w14:font="MS Gothic"/>
-                </w14:checkbox>
-              </w:sdtPr>
-              <w:sdtEndPr/>
-              <w:sdtContent>
-                <w:r>
-                  <w:rPr>
-                    <w:rFonts w:ascii="MS Gothic" w:eastAsia="MS Gothic" w:hAnsi="MS Gothic" w:hint="eastAsia"/>
-                    <w:szCs w:val="16"/>
-                  </w:rPr>
-                  <w:t>☒</w:t>
+                  <w14:checked w14:val="0"/>
+                  <w14:checkedState w14:val="2612" w14:font="MS Gothic"/>
+                  <w14:uncheckedState w14:val="2610" w14:font="MS Gothic"/>
+                </w14:checkbox>
+              </w:sdtPr>
+              <w:sdtEndPr/>
+              <w:sdtContent>
+                <w:r>
+                  <w:rPr>
+                    <w:rFonts w:ascii="MS Gothic" w:eastAsia="MS Gothic" w:hAnsi="MS Gothic" w:hint="eastAsia"/>
+                    <w:szCs w:val="16"/>
+                  </w:rPr>
+                  <w:t>☐</w:t>
                 </w:r>
               </w:sdtContent>
             </w:sdt>
@@ -7363,7 +7363,7 @@
         </w:tc>
         <w:tc>
           <w:tcPr>
-            <w:tcW w:w="577" w:type="dxa"/>
+            <w:tcW w:w="579" w:type="dxa"/>
             <w:tcBorders>
               <w:left w:val="single" w:sz="6" w:space="0" w:color="auto"/>
               <w:right w:val="single" w:sz="6" w:space="0" w:color="auto"/>
@@ -7566,7 +7566,7 @@
         </w:trPr>
         <w:tc>
           <w:tcPr>
-            <w:tcW w:w="1968" w:type="dxa"/>
+            <w:tcW w:w="1966" w:type="dxa"/>
             <w:gridSpan w:val="11"/>
             <w:tcBorders>
               <w:left w:val="single" w:sz="6" w:space="0" w:color="auto"/>
@@ -7586,19 +7586,19 @@
                 </w:rPr>
                 <w:id w:val="1364787115"/>
                 <w14:checkbox>
-                  <w14:checked w14:val="0"/>
-                  <w14:checkedState w14:val="2612" w14:font="MS Gothic"/>
-                  <w14:uncheckedState w14:val="2610" w14:font="MS Gothic"/>
-                </w14:checkbox>
-              </w:sdtPr>
-              <w:sdtEndPr/>
-              <w:sdtContent>
-                <w:r>
-                  <w:rPr>
-                    <w:rFonts w:ascii="MS Gothic" w:eastAsia="MS Gothic" w:hAnsi="MS Gothic" w:hint="eastAsia"/>
-                    <w:szCs w:val="16"/>
-                  </w:rPr>
-                  <w:t>☐</w:t>
+                  <w14:checked w14:val="1"/>
+                  <w14:checkedState w14:val="2612" w14:font="MS Gothic"/>
+                  <w14:uncheckedState w14:val="2610" w14:font="MS Gothic"/>
+                </w14:checkbox>
+              </w:sdtPr>
+              <w:sdtEndPr/>
+              <w:sdtContent>
+                <w:r>
+                  <w:rPr>
+                    <w:rFonts w:ascii="MS Gothic" w:eastAsia="MS Gothic" w:hAnsi="MS Gothic" w:hint="eastAsia"/>
+                    <w:szCs w:val="16"/>
+                  </w:rPr>
+                  <w:t>☒</w:t>
                 </w:r>
               </w:sdtContent>
             </w:sdt>
@@ -7632,19 +7632,19 @@
                 </w:rPr>
                 <w:id w:val="-1840151148"/>
                 <w14:checkbox>
-                  <w14:checked w14:val="0"/>
-                  <w14:checkedState w14:val="2612" w14:font="MS Gothic"/>
-                  <w14:uncheckedState w14:val="2610" w14:font="MS Gothic"/>
-                </w14:checkbox>
-              </w:sdtPr>
-              <w:sdtEndPr/>
-              <w:sdtContent>
-                <w:r>
-                  <w:rPr>
-                    <w:rFonts w:ascii="MS Gothic" w:eastAsia="MS Gothic" w:hAnsi="MS Gothic" w:hint="eastAsia"/>
-                    <w:szCs w:val="16"/>
-                  </w:rPr>
-                  <w:t>☐</w:t>
+                  <w14:checked w14:val="1"/>
+                  <w14:checkedState w14:val="2612" w14:font="MS Gothic"/>
+                  <w14:uncheckedState w14:val="2610" w14:font="MS Gothic"/>
+                </w14:checkbox>
+              </w:sdtPr>
+              <w:sdtEndPr/>
+              <w:sdtContent>
+                <w:r>
+                  <w:rPr>
+                    <w:rFonts w:ascii="MS Gothic" w:eastAsia="MS Gothic" w:hAnsi="MS Gothic" w:hint="eastAsia"/>
+                    <w:szCs w:val="16"/>
+                  </w:rPr>
+                  <w:t>☒</w:t>
                 </w:r>
               </w:sdtContent>
             </w:sdt>
@@ -7728,7 +7728,7 @@
         </w:tc>
         <w:tc>
           <w:tcPr>
-            <w:tcW w:w="577" w:type="dxa"/>
+            <w:tcW w:w="579" w:type="dxa"/>
             <w:tcBorders>
               <w:left w:val="single" w:sz="6" w:space="0" w:color="auto"/>
               <w:right w:val="single" w:sz="6" w:space="0" w:color="auto"/>
@@ -7886,7 +7886,7 @@
         </w:trPr>
         <w:tc>
           <w:tcPr>
-            <w:tcW w:w="852" w:type="dxa"/>
+            <w:tcW w:w="851" w:type="dxa"/>
             <w:tcBorders>
               <w:left w:val="single" w:sz="6" w:space="0" w:color="auto"/>
             </w:tcBorders>
@@ -7931,7 +7931,7 @@
         </w:tc>
         <w:tc>
           <w:tcPr>
-            <w:tcW w:w="1269" w:type="dxa"/>
+            <w:tcW w:w="1268" w:type="dxa"/>
             <w:gridSpan w:val="11"/>
           </w:tcPr>
           <w:p>
@@ -8090,7 +8090,7 @@
         </w:tc>
         <w:tc>
           <w:tcPr>
-            <w:tcW w:w="577" w:type="dxa"/>
+            <w:tcW w:w="579" w:type="dxa"/>
             <w:tcBorders>
               <w:left w:val="single" w:sz="6" w:space="0" w:color="auto"/>
               <w:right w:val="single" w:sz="6" w:space="0" w:color="auto"/>
@@ -8242,7 +8242,7 @@
         </w:trPr>
         <w:tc>
           <w:tcPr>
-            <w:tcW w:w="2391" w:type="dxa"/>
+            <w:tcW w:w="2389" w:type="dxa"/>
             <w:gridSpan w:val="15"/>
             <w:tcBorders>
               <w:left w:val="single" w:sz="6" w:space="0" w:color="auto"/>
@@ -8398,7 +8398,7 @@
         </w:tc>
         <w:tc>
           <w:tcPr>
-            <w:tcW w:w="577" w:type="dxa"/>
+            <w:tcW w:w="579" w:type="dxa"/>
             <w:tcBorders>
               <w:left w:val="single" w:sz="6" w:space="0" w:color="auto"/>
               <w:right w:val="single" w:sz="6" w:space="0" w:color="auto"/>
@@ -8556,7 +8556,7 @@
         </w:trPr>
         <w:tc>
           <w:tcPr>
-            <w:tcW w:w="4245" w:type="dxa"/>
+            <w:tcW w:w="4243" w:type="dxa"/>
             <w:gridSpan w:val="20"/>
             <w:tcBorders>
               <w:left w:val="single" w:sz="6" w:space="0" w:color="auto"/>
@@ -8675,7 +8675,7 @@
         </w:tc>
         <w:tc>
           <w:tcPr>
-            <w:tcW w:w="577" w:type="dxa"/>
+            <w:tcW w:w="579" w:type="dxa"/>
             <w:tcBorders>
               <w:left w:val="single" w:sz="6" w:space="0" w:color="auto"/>
               <w:right w:val="single" w:sz="6" w:space="0" w:color="auto"/>
@@ -8827,7 +8827,7 @@
         </w:trPr>
         <w:tc>
           <w:tcPr>
-            <w:tcW w:w="2121" w:type="dxa"/>
+            <w:tcW w:w="2119" w:type="dxa"/>
             <w:gridSpan w:val="12"/>
             <w:tcBorders>
               <w:left w:val="single" w:sz="6" w:space="0" w:color="auto"/>
@@ -8999,7 +8999,7 @@
         </w:tc>
         <w:tc>
           <w:tcPr>
-            <w:tcW w:w="577" w:type="dxa"/>
+            <w:tcW w:w="579" w:type="dxa"/>
             <w:tcBorders>
               <w:left w:val="single" w:sz="6" w:space="0" w:color="auto"/>
               <w:bottom w:val="single" w:sz="6" w:space="0" w:color="auto"/>
@@ -9152,7 +9152,7 @@
         </w:trPr>
         <w:tc>
           <w:tcPr>
-            <w:tcW w:w="2121" w:type="dxa"/>
+            <w:tcW w:w="2119" w:type="dxa"/>
             <w:gridSpan w:val="12"/>
             <w:tcBorders>
               <w:left w:val="single" w:sz="6" w:space="0" w:color="auto"/>
@@ -9276,7 +9276,7 @@
         </w:tc>
         <w:tc>
           <w:tcPr>
-            <w:tcW w:w="4303" w:type="dxa"/>
+            <w:tcW w:w="4305" w:type="dxa"/>
             <w:gridSpan w:val="11"/>
             <w:tcBorders>
               <w:top w:val="single" w:sz="6" w:space="0" w:color="auto"/>
@@ -9449,7 +9449,7 @@
         </w:trPr>
         <w:tc>
           <w:tcPr>
-            <w:tcW w:w="852" w:type="dxa"/>
+            <w:tcW w:w="851" w:type="dxa"/>
             <w:tcBorders>
               <w:left w:val="single" w:sz="6" w:space="0" w:color="auto"/>
             </w:tcBorders>
@@ -9497,7 +9497,7 @@
         </w:tc>
         <w:tc>
           <w:tcPr>
-            <w:tcW w:w="3393" w:type="dxa"/>
+            <w:tcW w:w="3392" w:type="dxa"/>
             <w:gridSpan w:val="19"/>
             <w:tcBorders>
               <w:right w:val="single" w:sz="6" w:space="0" w:color="auto"/>
@@ -9760,7 +9760,7 @@
         </w:tc>
         <w:tc>
           <w:tcPr>
-            <w:tcW w:w="577" w:type="dxa"/>
+            <w:tcW w:w="579" w:type="dxa"/>
             <w:tcBorders>
               <w:top w:val="single" w:sz="6" w:space="0" w:color="auto"/>
               <w:left w:val="single" w:sz="6" w:space="0" w:color="auto"/>
@@ -9971,7 +9971,7 @@
         </w:trPr>
         <w:tc>
           <w:tcPr>
-            <w:tcW w:w="4245" w:type="dxa"/>
+            <w:tcW w:w="4243" w:type="dxa"/>
             <w:gridSpan w:val="20"/>
             <w:tcBorders>
               <w:left w:val="single" w:sz="6" w:space="0" w:color="auto"/>
@@ -10182,7 +10182,7 @@
         </w:tc>
         <w:tc>
           <w:tcPr>
-            <w:tcW w:w="577" w:type="dxa"/>
+            <w:tcW w:w="579" w:type="dxa"/>
             <w:tcBorders>
               <w:left w:val="single" w:sz="6" w:space="0" w:color="auto"/>
               <w:right w:val="single" w:sz="6" w:space="0" w:color="auto"/>
@@ -10379,7 +10379,7 @@
         </w:trPr>
         <w:tc>
           <w:tcPr>
-            <w:tcW w:w="4245" w:type="dxa"/>
+            <w:tcW w:w="4243" w:type="dxa"/>
             <w:gridSpan w:val="20"/>
             <w:tcBorders>
               <w:left w:val="single" w:sz="6" w:space="0" w:color="auto"/>
@@ -10551,7 +10551,7 @@
         </w:tc>
         <w:tc>
           <w:tcPr>
-            <w:tcW w:w="577" w:type="dxa"/>
+            <w:tcW w:w="579" w:type="dxa"/>
             <w:tcBorders>
               <w:left w:val="single" w:sz="6" w:space="0" w:color="auto"/>
               <w:bottom w:val="single" w:sz="6" w:space="0" w:color="auto"/>
@@ -10704,7 +10704,7 @@
         </w:trPr>
         <w:tc>
           <w:tcPr>
-            <w:tcW w:w="4769" w:type="dxa"/>
+            <w:tcW w:w="4767" w:type="dxa"/>
             <w:gridSpan w:val="21"/>
             <w:tcBorders>
               <w:top w:val="single" w:sz="6" w:space="0" w:color="auto"/>
@@ -10735,7 +10735,7 @@
         </w:tc>
         <w:tc>
           <w:tcPr>
-            <w:tcW w:w="4303" w:type="dxa"/>
+            <w:tcW w:w="4305" w:type="dxa"/>
             <w:gridSpan w:val="11"/>
             <w:tcBorders>
               <w:top w:val="single" w:sz="6" w:space="0" w:color="auto"/>
@@ -10898,7 +10898,7 @@
         </w:trPr>
         <w:tc>
           <w:tcPr>
-            <w:tcW w:w="1262" w:type="dxa"/>
+            <w:tcW w:w="1260" w:type="dxa"/>
             <w:gridSpan w:val="5"/>
             <w:tcBorders>
               <w:top w:val="single" w:sz="6" w:space="0" w:color="auto"/>
@@ -10927,19 +10927,19 @@
                 </w:rPr>
                 <w:id w:val="1343590868"/>
                 <w14:checkbox>
-                  <w14:checked w14:val="1"/>
-                  <w14:checkedState w14:val="2612" w14:font="MS Gothic"/>
-                  <w14:uncheckedState w14:val="2610" w14:font="MS Gothic"/>
-                </w14:checkbox>
-              </w:sdtPr>
-              <w:sdtEndPr/>
-              <w:sdtContent>
-                <w:r>
-                  <w:rPr>
-                    <w:rFonts w:ascii="MS Gothic" w:eastAsia="MS Gothic" w:hAnsi="MS Gothic" w:hint="eastAsia"/>
-                    <w:szCs w:val="16"/>
-                  </w:rPr>
-                  <w:t>☒</w:t>
+                  <w14:checked w14:val="0"/>
+                  <w14:checkedState w14:val="2612" w14:font="MS Gothic"/>
+                  <w14:uncheckedState w14:val="2610" w14:font="MS Gothic"/>
+                </w14:checkbox>
+              </w:sdtPr>
+              <w:sdtEndPr/>
+              <w:sdtContent>
+                <w:r>
+                  <w:rPr>
+                    <w:rFonts w:ascii="MS Gothic" w:eastAsia="MS Gothic" w:hAnsi="MS Gothic" w:hint="eastAsia"/>
+                    <w:szCs w:val="16"/>
+                  </w:rPr>
+                  <w:t>☐</w:t>
                 </w:r>
               </w:sdtContent>
             </w:sdt>
@@ -10982,19 +10982,19 @@
                 </w:rPr>
                 <w:id w:val="1323083298"/>
                 <w14:checkbox>
-                  <w14:checked w14:val="1"/>
-                  <w14:checkedState w14:val="2612" w14:font="MS Gothic"/>
-                  <w14:uncheckedState w14:val="2610" w14:font="MS Gothic"/>
-                </w14:checkbox>
-              </w:sdtPr>
-              <w:sdtEndPr/>
-              <w:sdtContent>
-                <w:r>
-                  <w:rPr>
-                    <w:rFonts w:ascii="MS Gothic" w:eastAsia="MS Gothic" w:hAnsi="MS Gothic" w:hint="eastAsia"/>
-                    <w:szCs w:val="16"/>
-                  </w:rPr>
-                  <w:t>☒</w:t>
+                  <w14:checked w14:val="0"/>
+                  <w14:checkedState w14:val="2612" w14:font="MS Gothic"/>
+                  <w14:uncheckedState w14:val="2610" w14:font="MS Gothic"/>
+                </w14:checkbox>
+              </w:sdtPr>
+              <w:sdtEndPr/>
+              <w:sdtContent>
+                <w:r>
+                  <w:rPr>
+                    <w:rFonts w:ascii="MS Gothic" w:eastAsia="MS Gothic" w:hAnsi="MS Gothic" w:hint="eastAsia"/>
+                    <w:szCs w:val="16"/>
+                  </w:rPr>
+                  <w:t>☐</w:t>
                 </w:r>
               </w:sdtContent>
             </w:sdt>
@@ -11037,19 +11037,19 @@
                 </w:rPr>
                 <w:id w:val="-1051689656"/>
                 <w14:checkbox>
-                  <w14:checked w14:val="1"/>
-                  <w14:checkedState w14:val="2612" w14:font="MS Gothic"/>
-                  <w14:uncheckedState w14:val="2610" w14:font="MS Gothic"/>
-                </w14:checkbox>
-              </w:sdtPr>
-              <w:sdtEndPr/>
-              <w:sdtContent>
-                <w:r>
-                  <w:rPr>
-                    <w:rFonts w:ascii="MS Gothic" w:eastAsia="MS Gothic" w:hAnsi="MS Gothic" w:hint="eastAsia"/>
-                    <w:szCs w:val="16"/>
-                  </w:rPr>
-                  <w:t>☒</w:t>
+                  <w14:checked w14:val="0"/>
+                  <w14:checkedState w14:val="2612" w14:font="MS Gothic"/>
+                  <w14:uncheckedState w14:val="2610" w14:font="MS Gothic"/>
+                </w14:checkbox>
+              </w:sdtPr>
+              <w:sdtEndPr/>
+              <w:sdtContent>
+                <w:r>
+                  <w:rPr>
+                    <w:rFonts w:ascii="MS Gothic" w:eastAsia="MS Gothic" w:hAnsi="MS Gothic" w:hint="eastAsia"/>
+                    <w:szCs w:val="16"/>
+                  </w:rPr>
+                  <w:t>☐</w:t>
                 </w:r>
               </w:sdtContent>
             </w:sdt>
@@ -11139,7 +11139,7 @@
         </w:tc>
         <w:tc>
           <w:tcPr>
-            <w:tcW w:w="3724" w:type="dxa"/>
+            <w:tcW w:w="3726" w:type="dxa"/>
             <w:gridSpan w:val="10"/>
             <w:tcBorders>
               <w:left w:val="single" w:sz="6" w:space="0" w:color="auto"/>
@@ -11396,7 +11396,7 @@
         </w:trPr>
         <w:tc>
           <w:tcPr>
-            <w:tcW w:w="1679" w:type="dxa"/>
+            <w:tcW w:w="1677" w:type="dxa"/>
             <w:gridSpan w:val="8"/>
             <w:tcBorders>
               <w:left w:val="single" w:sz="6" w:space="0" w:color="auto"/>
@@ -11419,19 +11419,19 @@
                 </w:rPr>
                 <w:id w:val="-1043672507"/>
                 <w14:checkbox>
-                  <w14:checked w14:val="1"/>
-                  <w14:checkedState w14:val="2612" w14:font="MS Gothic"/>
-                  <w14:uncheckedState w14:val="2610" w14:font="MS Gothic"/>
-                </w14:checkbox>
-              </w:sdtPr>
-              <w:sdtEndPr/>
-              <w:sdtContent>
-                <w:r>
-                  <w:rPr>
-                    <w:rFonts w:ascii="MS Gothic" w:eastAsia="MS Gothic" w:hAnsi="MS Gothic" w:hint="eastAsia"/>
-                    <w:szCs w:val="16"/>
-                  </w:rPr>
-                  <w:t>☒</w:t>
+                  <w14:checked w14:val="0"/>
+                  <w14:checkedState w14:val="2612" w14:font="MS Gothic"/>
+                  <w14:uncheckedState w14:val="2610" w14:font="MS Gothic"/>
+                </w14:checkbox>
+              </w:sdtPr>
+              <w:sdtEndPr/>
+              <w:sdtContent>
+                <w:r>
+                  <w:rPr>
+                    <w:rFonts w:ascii="MS Gothic" w:eastAsia="MS Gothic" w:hAnsi="MS Gothic" w:hint="eastAsia"/>
+                    <w:szCs w:val="16"/>
+                  </w:rPr>
+                  <w:t>☐</w:t>
                 </w:r>
               </w:sdtContent>
             </w:sdt>
@@ -11561,7 +11561,7 @@
         </w:tc>
         <w:tc>
           <w:tcPr>
-            <w:tcW w:w="577" w:type="dxa"/>
+            <w:tcW w:w="579" w:type="dxa"/>
             <w:tcBorders>
               <w:left w:val="single" w:sz="6" w:space="0" w:color="auto"/>
               <w:right w:val="single" w:sz="6" w:space="0" w:color="auto"/>
@@ -11758,7 +11758,7 @@
         </w:trPr>
         <w:tc>
           <w:tcPr>
-            <w:tcW w:w="4245" w:type="dxa"/>
+            <w:tcW w:w="4243" w:type="dxa"/>
             <w:gridSpan w:val="20"/>
             <w:tcBorders>
               <w:left w:val="single" w:sz="6" w:space="0" w:color="auto"/>
@@ -11875,7 +11875,7 @@
         </w:sdt>
         <w:tc>
           <w:tcPr>
-            <w:tcW w:w="577" w:type="dxa"/>
+            <w:tcW w:w="579" w:type="dxa"/>
             <w:tcBorders>
               <w:left w:val="single" w:sz="6" w:space="0" w:color="auto"/>
               <w:bottom w:val="single" w:sz="6" w:space="0" w:color="auto"/>
@@ -12079,7 +12079,7 @@
         </w:trPr>
         <w:tc>
           <w:tcPr>
-            <w:tcW w:w="4769" w:type="dxa"/>
+            <w:tcW w:w="4767" w:type="dxa"/>
             <w:gridSpan w:val="21"/>
             <w:tcBorders>
               <w:top w:val="single" w:sz="6" w:space="0" w:color="auto"/>
@@ -12110,7 +12110,7 @@
         </w:tc>
         <w:tc>
           <w:tcPr>
-            <w:tcW w:w="4303" w:type="dxa"/>
+            <w:tcW w:w="4305" w:type="dxa"/>
             <w:gridSpan w:val="11"/>
             <w:tcBorders>
               <w:top w:val="single" w:sz="6" w:space="0" w:color="auto"/>
@@ -12273,7 +12273,7 @@
         </w:trPr>
         <w:tc>
           <w:tcPr>
-            <w:tcW w:w="1686" w:type="dxa"/>
+            <w:tcW w:w="1684" w:type="dxa"/>
             <w:gridSpan w:val="9"/>
             <w:tcBorders>
               <w:top w:val="single" w:sz="6" w:space="0" w:color="auto"/>
@@ -12535,7 +12535,7 @@
         </w:tc>
         <w:tc>
           <w:tcPr>
-            <w:tcW w:w="577" w:type="dxa"/>
+            <w:tcW w:w="579" w:type="dxa"/>
             <w:tcBorders>
               <w:top w:val="single" w:sz="6" w:space="0" w:color="auto"/>
               <w:left w:val="single" w:sz="6" w:space="0" w:color="auto"/>
@@ -12694,7 +12694,7 @@
         </w:trPr>
         <w:tc>
           <w:tcPr>
-            <w:tcW w:w="4245" w:type="dxa"/>
+            <w:tcW w:w="4243" w:type="dxa"/>
             <w:gridSpan w:val="20"/>
             <w:tcBorders>
               <w:left w:val="single" w:sz="6" w:space="0" w:color="auto"/>
@@ -12826,7 +12826,7 @@
         </w:tc>
         <w:tc>
           <w:tcPr>
-            <w:tcW w:w="577" w:type="dxa"/>
+            <w:tcW w:w="579" w:type="dxa"/>
             <w:tcBorders>
               <w:left w:val="single" w:sz="6" w:space="0" w:color="auto"/>
               <w:right w:val="single" w:sz="6" w:space="0" w:color="auto"/>
@@ -12997,7 +12997,7 @@
         </w:trPr>
         <w:tc>
           <w:tcPr>
-            <w:tcW w:w="4245" w:type="dxa"/>
+            <w:tcW w:w="4243" w:type="dxa"/>
             <w:gridSpan w:val="20"/>
             <w:tcBorders>
               <w:left w:val="single" w:sz="6" w:space="0" w:color="auto"/>
@@ -13018,19 +13018,19 @@
                 </w:rPr>
                 <w:id w:val="-739937356"/>
                 <w14:checkbox>
-                  <w14:checked w14:val="1"/>
-                  <w14:checkedState w14:val="2612" w14:font="MS Gothic"/>
-                  <w14:uncheckedState w14:val="2610" w14:font="MS Gothic"/>
-                </w14:checkbox>
-              </w:sdtPr>
-              <w:sdtEndPr/>
-              <w:sdtContent>
-                <w:r>
-                  <w:rPr>
-                    <w:rFonts w:ascii="MS Gothic" w:eastAsia="MS Gothic" w:hAnsi="MS Gothic" w:hint="eastAsia"/>
-                    <w:szCs w:val="16"/>
-                  </w:rPr>
-                  <w:t>☒</w:t>
+                  <w14:checked w14:val="0"/>
+                  <w14:checkedState w14:val="2612" w14:font="MS Gothic"/>
+                  <w14:uncheckedState w14:val="2610" w14:font="MS Gothic"/>
+                </w14:checkbox>
+              </w:sdtPr>
+              <w:sdtEndPr/>
+              <w:sdtContent>
+                <w:r>
+                  <w:rPr>
+                    <w:rFonts w:ascii="MS Gothic" w:eastAsia="MS Gothic" w:hAnsi="MS Gothic" w:hint="eastAsia"/>
+                    <w:szCs w:val="16"/>
+                  </w:rPr>
+                  <w:t>☐</w:t>
                 </w:r>
               </w:sdtContent>
             </w:sdt>
@@ -13162,7 +13162,7 @@
         </w:tc>
         <w:tc>
           <w:tcPr>
-            <w:tcW w:w="577" w:type="dxa"/>
+            <w:tcW w:w="579" w:type="dxa"/>
             <w:tcBorders>
               <w:left w:val="single" w:sz="6" w:space="0" w:color="auto"/>
               <w:right w:val="single" w:sz="6" w:space="0" w:color="auto"/>
@@ -13326,7 +13326,7 @@
         </w:trPr>
         <w:tc>
           <w:tcPr>
-            <w:tcW w:w="1679" w:type="dxa"/>
+            <w:tcW w:w="1677" w:type="dxa"/>
             <w:gridSpan w:val="8"/>
             <w:tcBorders>
               <w:left w:val="single" w:sz="6" w:space="0" w:color="auto"/>
@@ -13346,19 +13346,19 @@
                 </w:rPr>
                 <w:id w:val="381452194"/>
                 <w14:checkbox>
-                  <w14:checked w14:val="1"/>
-                  <w14:checkedState w14:val="2612" w14:font="MS Gothic"/>
-                  <w14:uncheckedState w14:val="2610" w14:font="MS Gothic"/>
-                </w14:checkbox>
-              </w:sdtPr>
-              <w:sdtEndPr/>
-              <w:sdtContent>
-                <w:r>
-                  <w:rPr>
-                    <w:rFonts w:ascii="MS Gothic" w:eastAsia="MS Gothic" w:hAnsi="MS Gothic" w:hint="eastAsia"/>
-                    <w:szCs w:val="16"/>
-                  </w:rPr>
-                  <w:t>☒</w:t>
+                  <w14:checked w14:val="0"/>
+                  <w14:checkedState w14:val="2612" w14:font="MS Gothic"/>
+                  <w14:uncheckedState w14:val="2610" w14:font="MS Gothic"/>
+                </w14:checkbox>
+              </w:sdtPr>
+              <w:sdtEndPr/>
+              <w:sdtContent>
+                <w:r>
+                  <w:rPr>
+                    <w:rFonts w:ascii="MS Gothic" w:eastAsia="MS Gothic" w:hAnsi="MS Gothic" w:hint="eastAsia"/>
+                    <w:szCs w:val="16"/>
+                  </w:rPr>
+                  <w:t>☐</w:t>
                 </w:r>
               </w:sdtContent>
             </w:sdt>
@@ -13492,7 +13492,7 @@
         </w:tc>
         <w:tc>
           <w:tcPr>
-            <w:tcW w:w="577" w:type="dxa"/>
+            <w:tcW w:w="579" w:type="dxa"/>
             <w:tcBorders>
               <w:left w:val="single" w:sz="6" w:space="0" w:color="auto"/>
               <w:bottom w:val="single" w:sz="6" w:space="0" w:color="auto"/>
@@ -13566,7 +13566,7 @@
         </w:trPr>
         <w:tc>
           <w:tcPr>
-            <w:tcW w:w="2320" w:type="dxa"/>
+            <w:tcW w:w="2318" w:type="dxa"/>
             <w:gridSpan w:val="14"/>
             <w:tcBorders>
               <w:left w:val="single" w:sz="6" w:space="0" w:color="auto"/>
@@ -13678,7 +13678,7 @@
         </w:tc>
         <w:tc>
           <w:tcPr>
-            <w:tcW w:w="4303" w:type="dxa"/>
+            <w:tcW w:w="4305" w:type="dxa"/>
             <w:gridSpan w:val="11"/>
             <w:tcBorders>
               <w:top w:val="single" w:sz="6" w:space="0" w:color="auto"/>
@@ -13796,7 +13796,7 @@
         </w:trPr>
         <w:tc>
           <w:tcPr>
-            <w:tcW w:w="4245" w:type="dxa"/>
+            <w:tcW w:w="4243" w:type="dxa"/>
             <w:gridSpan w:val="20"/>
             <w:tcBorders>
               <w:left w:val="single" w:sz="6" w:space="0" w:color="auto"/>
@@ -13892,7 +13892,7 @@
         </w:tc>
         <w:tc>
           <w:tcPr>
-            <w:tcW w:w="577" w:type="dxa"/>
+            <w:tcW w:w="579" w:type="dxa"/>
             <w:tcBorders>
               <w:top w:val="single" w:sz="6" w:space="0" w:color="auto"/>
               <w:left w:val="single" w:sz="6" w:space="0" w:color="auto"/>
@@ -13987,7 +13987,7 @@
         </w:trPr>
         <w:tc>
           <w:tcPr>
-            <w:tcW w:w="4769" w:type="dxa"/>
+            <w:tcW w:w="4767" w:type="dxa"/>
             <w:gridSpan w:val="21"/>
             <w:tcBorders>
               <w:top w:val="single" w:sz="6" w:space="0" w:color="auto"/>
@@ -14056,7 +14056,7 @@
         </w:tc>
         <w:tc>
           <w:tcPr>
-            <w:tcW w:w="577" w:type="dxa"/>
+            <w:tcW w:w="579" w:type="dxa"/>
             <w:tcBorders>
               <w:left w:val="single" w:sz="6" w:space="0" w:color="auto"/>
               <w:right w:val="single" w:sz="6" w:space="0" w:color="auto"/>
@@ -14150,7 +14150,7 @@
         </w:trPr>
         <w:tc>
           <w:tcPr>
-            <w:tcW w:w="1123" w:type="dxa"/>
+            <w:tcW w:w="1121" w:type="dxa"/>
             <w:gridSpan w:val="3"/>
             <w:tcBorders>
               <w:top w:val="single" w:sz="6" w:space="0" w:color="auto"/>
@@ -14224,19 +14224,19 @@
                 </w:rPr>
                 <w:id w:val="-319428219"/>
                 <w14:checkbox>
-                  <w14:checked w14:val="1"/>
-                  <w14:checkedState w14:val="2612" w14:font="MS Gothic"/>
-                  <w14:uncheckedState w14:val="2610" w14:font="MS Gothic"/>
-                </w14:checkbox>
-              </w:sdtPr>
-              <w:sdtEndPr/>
-              <w:sdtContent>
-                <w:r>
-                  <w:rPr>
-                    <w:rFonts w:ascii="MS Gothic" w:eastAsia="MS Gothic" w:hAnsi="MS Gothic" w:hint="eastAsia"/>
-                    <w:szCs w:val="16"/>
-                  </w:rPr>
-                  <w:t>☒</w:t>
+                  <w14:checked w14:val="0"/>
+                  <w14:checkedState w14:val="2612" w14:font="MS Gothic"/>
+                  <w14:uncheckedState w14:val="2610" w14:font="MS Gothic"/>
+                </w14:checkbox>
+              </w:sdtPr>
+              <w:sdtEndPr/>
+              <w:sdtContent>
+                <w:r>
+                  <w:rPr>
+                    <w:rFonts w:ascii="MS Gothic" w:eastAsia="MS Gothic" w:hAnsi="MS Gothic" w:hint="eastAsia"/>
+                    <w:szCs w:val="16"/>
+                  </w:rPr>
+                  <w:t>☐</w:t>
                 </w:r>
               </w:sdtContent>
             </w:sdt>
@@ -14396,7 +14396,7 @@
         </w:tc>
         <w:tc>
           <w:tcPr>
-            <w:tcW w:w="577" w:type="dxa"/>
+            <w:tcW w:w="579" w:type="dxa"/>
             <w:tcBorders>
               <w:left w:val="single" w:sz="6" w:space="0" w:color="auto"/>
               <w:right w:val="single" w:sz="6" w:space="0" w:color="auto"/>
@@ -14490,7 +14490,7 @@
         </w:trPr>
         <w:tc>
           <w:tcPr>
-            <w:tcW w:w="986" w:type="dxa"/>
+            <w:tcW w:w="984" w:type="dxa"/>
             <w:gridSpan w:val="2"/>
             <w:tcBorders>
               <w:left w:val="single" w:sz="6" w:space="0" w:color="auto"/>
@@ -14561,19 +14561,19 @@
                 </w:rPr>
                 <w:id w:val="890005639"/>
                 <w14:checkbox>
-                  <w14:checked w14:val="0"/>
-                  <w14:checkedState w14:val="2612" w14:font="MS Gothic"/>
-                  <w14:uncheckedState w14:val="2610" w14:font="MS Gothic"/>
-                </w14:checkbox>
-              </w:sdtPr>
-              <w:sdtEndPr/>
-              <w:sdtContent>
-                <w:r>
-                  <w:rPr>
-                    <w:rFonts w:ascii="MS Gothic" w:eastAsia="MS Gothic" w:hAnsi="MS Gothic" w:hint="eastAsia"/>
-                    <w:szCs w:val="16"/>
-                  </w:rPr>
-                  <w:t>☐</w:t>
+                  <w14:checked w14:val="1"/>
+                  <w14:checkedState w14:val="2612" w14:font="MS Gothic"/>
+                  <w14:uncheckedState w14:val="2610" w14:font="MS Gothic"/>
+                </w14:checkbox>
+              </w:sdtPr>
+              <w:sdtEndPr/>
+              <w:sdtContent>
+                <w:r>
+                  <w:rPr>
+                    <w:rFonts w:ascii="MS Gothic" w:eastAsia="MS Gothic" w:hAnsi="MS Gothic" w:hint="eastAsia"/>
+                    <w:szCs w:val="16"/>
+                  </w:rPr>
+                  <w:t>☒</w:t>
                 </w:r>
               </w:sdtContent>
             </w:sdt>
@@ -14608,19 +14608,19 @@
                 </w:rPr>
                 <w:id w:val="1343829021"/>
                 <w14:checkbox>
-                  <w14:checked w14:val="0"/>
-                  <w14:checkedState w14:val="2612" w14:font="MS Gothic"/>
-                  <w14:uncheckedState w14:val="2610" w14:font="MS Gothic"/>
-                </w14:checkbox>
-              </w:sdtPr>
-              <w:sdtEndPr/>
-              <w:sdtContent>
-                <w:r>
-                  <w:rPr>
-                    <w:rFonts w:ascii="MS Gothic" w:eastAsia="MS Gothic" w:hAnsi="MS Gothic" w:hint="eastAsia"/>
-                    <w:szCs w:val="16"/>
-                  </w:rPr>
-                  <w:t>☐</w:t>
+                  <w14:checked w14:val="1"/>
+                  <w14:checkedState w14:val="2612" w14:font="MS Gothic"/>
+                  <w14:uncheckedState w14:val="2610" w14:font="MS Gothic"/>
+                </w14:checkbox>
+              </w:sdtPr>
+              <w:sdtEndPr/>
+              <w:sdtContent>
+                <w:r>
+                  <w:rPr>
+                    <w:rFonts w:ascii="MS Gothic" w:eastAsia="MS Gothic" w:hAnsi="MS Gothic" w:hint="eastAsia"/>
+                    <w:szCs w:val="16"/>
+                  </w:rPr>
+                  <w:t>☒</w:t>
                 </w:r>
               </w:sdtContent>
             </w:sdt>
@@ -14728,7 +14728,7 @@
         </w:tc>
         <w:tc>
           <w:tcPr>
-            <w:tcW w:w="577" w:type="dxa"/>
+            <w:tcW w:w="579" w:type="dxa"/>
             <w:tcBorders>
               <w:left w:val="single" w:sz="6" w:space="0" w:color="auto"/>
               <w:bottom w:val="single" w:sz="6" w:space="0" w:color="auto"/>
@@ -14823,7 +14823,7 @@
         </w:trPr>
         <w:tc>
           <w:tcPr>
-            <w:tcW w:w="1968" w:type="dxa"/>
+            <w:tcW w:w="1966" w:type="dxa"/>
             <w:gridSpan w:val="11"/>
             <w:tcBorders>
               <w:left w:val="single" w:sz="6" w:space="0" w:color="auto"/>
@@ -14844,19 +14844,19 @@
                 </w:rPr>
                 <w:id w:val="242770174"/>
                 <w14:checkbox>
-                  <w14:checked w14:val="1"/>
-                  <w14:checkedState w14:val="2612" w14:font="MS Gothic"/>
-                  <w14:uncheckedState w14:val="2610" w14:font="MS Gothic"/>
-                </w14:checkbox>
-              </w:sdtPr>
-              <w:sdtEndPr/>
-              <w:sdtContent>
-                <w:r>
-                  <w:rPr>
-                    <w:rFonts w:ascii="MS Gothic" w:eastAsia="MS Gothic" w:hAnsi="MS Gothic" w:hint="eastAsia"/>
-                    <w:szCs w:val="16"/>
-                  </w:rPr>
-                  <w:t>☒</w:t>
+                  <w14:checked w14:val="0"/>
+                  <w14:checkedState w14:val="2612" w14:font="MS Gothic"/>
+                  <w14:uncheckedState w14:val="2610" w14:font="MS Gothic"/>
+                </w14:checkbox>
+              </w:sdtPr>
+              <w:sdtEndPr/>
+              <w:sdtContent>
+                <w:r>
+                  <w:rPr>
+                    <w:rFonts w:ascii="MS Gothic" w:eastAsia="MS Gothic" w:hAnsi="MS Gothic" w:hint="eastAsia"/>
+                    <w:szCs w:val="16"/>
+                  </w:rPr>
+                  <w:t>☐</w:t>
                 </w:r>
               </w:sdtContent>
             </w:sdt>
@@ -14891,19 +14891,19 @@
                 </w:rPr>
                 <w:id w:val="933473738"/>
                 <w14:checkbox>
-                  <w14:checked w14:val="0"/>
-                  <w14:checkedState w14:val="2612" w14:font="MS Gothic"/>
-                  <w14:uncheckedState w14:val="2610" w14:font="MS Gothic"/>
-                </w14:checkbox>
-              </w:sdtPr>
-              <w:sdtEndPr/>
-              <w:sdtContent>
-                <w:r>
-                  <w:rPr>
-                    <w:rFonts w:ascii="MS Gothic" w:eastAsia="MS Gothic" w:hAnsi="MS Gothic" w:hint="eastAsia"/>
-                    <w:szCs w:val="16"/>
-                  </w:rPr>
-                  <w:t>☐</w:t>
+                  <w14:checked w14:val="1"/>
+                  <w14:checkedState w14:val="2612" w14:font="MS Gothic"/>
+                  <w14:uncheckedState w14:val="2610" w14:font="MS Gothic"/>
+                </w14:checkbox>
+              </w:sdtPr>
+              <w:sdtEndPr/>
+              <w:sdtContent>
+                <w:r>
+                  <w:rPr>
+                    <w:rFonts w:ascii="MS Gothic" w:eastAsia="MS Gothic" w:hAnsi="MS Gothic" w:hint="eastAsia"/>
+                    <w:szCs w:val="16"/>
+                  </w:rPr>
+                  <w:t>☒</w:t>
                 </w:r>
               </w:sdtContent>
             </w:sdt>
@@ -14938,7 +14938,7 @@
         </w:tc>
         <w:tc>
           <w:tcPr>
-            <w:tcW w:w="4303" w:type="dxa"/>
+            <w:tcW w:w="4305" w:type="dxa"/>
             <w:gridSpan w:val="11"/>
             <w:tcBorders>
               <w:top w:val="single" w:sz="6" w:space="0" w:color="auto"/>
@@ -15043,7 +15043,7 @@
         </w:trPr>
         <w:tc>
           <w:tcPr>
-            <w:tcW w:w="4769" w:type="dxa"/>
+            <w:tcW w:w="4767" w:type="dxa"/>
             <w:gridSpan w:val="21"/>
             <w:tcBorders>
               <w:top w:val="single" w:sz="6" w:space="0" w:color="auto"/>
@@ -15093,7 +15093,7 @@
         </w:tc>
         <w:tc>
           <w:tcPr>
-            <w:tcW w:w="577" w:type="dxa"/>
+            <w:tcW w:w="579" w:type="dxa"/>
             <w:tcBorders>
               <w:top w:val="single" w:sz="6" w:space="0" w:color="auto"/>
               <w:left w:val="single" w:sz="6" w:space="0" w:color="auto"/>
@@ -15189,7 +15189,7 @@
         </w:trPr>
         <w:tc>
           <w:tcPr>
-            <w:tcW w:w="1679" w:type="dxa"/>
+            <w:tcW w:w="1677" w:type="dxa"/>
             <w:gridSpan w:val="8"/>
             <w:tcBorders>
               <w:top w:val="single" w:sz="6" w:space="0" w:color="auto"/>
@@ -15310,7 +15310,7 @@
         </w:tc>
         <w:tc>
           <w:tcPr>
-            <w:tcW w:w="4303" w:type="dxa"/>
+            <w:tcW w:w="4305" w:type="dxa"/>
             <w:gridSpan w:val="11"/>
             <w:tcBorders>
               <w:top w:val="single" w:sz="6" w:space="0" w:color="auto"/>
@@ -15415,7 +15415,7 @@
         </w:trPr>
         <w:tc>
           <w:tcPr>
-            <w:tcW w:w="1679" w:type="dxa"/>
+            <w:tcW w:w="1677" w:type="dxa"/>
             <w:gridSpan w:val="8"/>
             <w:tcBorders>
               <w:left w:val="single" w:sz="6" w:space="0" w:color="auto"/>
@@ -15556,7 +15556,7 @@
         </w:tc>
         <w:tc>
           <w:tcPr>
-            <w:tcW w:w="577" w:type="dxa"/>
+            <w:tcW w:w="579" w:type="dxa"/>
             <w:tcBorders>
               <w:top w:val="single" w:sz="6" w:space="0" w:color="auto"/>
               <w:left w:val="single" w:sz="6" w:space="0" w:color="auto"/>
@@ -15652,7 +15652,7 @@
         </w:trPr>
         <w:tc>
           <w:tcPr>
-            <w:tcW w:w="4769" w:type="dxa"/>
+            <w:tcW w:w="4767" w:type="dxa"/>
             <w:gridSpan w:val="21"/>
             <w:tcBorders>
               <w:top w:val="single" w:sz="6" w:space="0" w:color="auto"/>
@@ -15683,7 +15683,7 @@
         </w:tc>
         <w:tc>
           <w:tcPr>
-            <w:tcW w:w="4303" w:type="dxa"/>
+            <w:tcW w:w="4305" w:type="dxa"/>
             <w:gridSpan w:val="11"/>
             <w:tcBorders>
               <w:top w:val="single" w:sz="6" w:space="0" w:color="auto"/>
@@ -15788,7 +15788,7 @@
         </w:trPr>
         <w:tc>
           <w:tcPr>
-            <w:tcW w:w="1131" w:type="dxa"/>
+            <w:tcW w:w="1129" w:type="dxa"/>
             <w:gridSpan w:val="4"/>
             <w:tcBorders>
               <w:top w:val="single" w:sz="6" w:space="0" w:color="auto"/>
@@ -16048,7 +16048,7 @@
         </w:tc>
         <w:tc>
           <w:tcPr>
-            <w:tcW w:w="577" w:type="dxa"/>
+            <w:tcW w:w="579" w:type="dxa"/>
             <w:tcBorders>
               <w:top w:val="single" w:sz="6" w:space="0" w:color="auto"/>
               <w:left w:val="single" w:sz="6" w:space="0" w:color="auto"/>
@@ -16320,28 +16320,18 @@
         <w:lang w:val="en-US"/>
       </w:rPr>
     </w:pPr>
-    <w:r>
-      <w:fldChar w:fldCharType="begin"/>
-    </w:r>
-    <w:r>
-      <w:instrText xml:space="preserve"> TITLE   \* MERGEFORMAT </w:instrText>
-    </w:r>
-    <w:r>
-      <w:fldChar w:fldCharType="separate"/>
-    </w:r>
-    <w:r>
-      <w:rPr>
-        <w:rStyle w:val="a6"/>
-        <w:lang w:val="en-US"/>
-      </w:rPr>
-      <w:t>Ф-ХХ</w:t>
-    </w:r>
-    <w:r>
-      <w:t>.2024</w:t>
-    </w:r>
-    <w:r>
-      <w:fldChar w:fldCharType="end"/>
-    </w:r>
+    <w:fldSimple w:instr=" TITLE   \* MERGEFORMAT ">
+      <w:r>
+        <w:rPr>
+          <w:rStyle w:val="a6"/>
+          <w:lang w:val="en-US"/>
+        </w:rPr>
+        <w:t>Ф-ХХ</w:t>
+      </w:r>
+      <w:r>
+        <w:t>.2024</w:t>
+      </w:r>
+    </w:fldSimple>
   </w:p>
 </w:hdr>
 </file>
@@ -21800,6 +21790,7 @@
     <w:rsid w:val="00C61034"/>
     <w:rsid w:val="00CA3021"/>
     <w:rsid w:val="00CF0BAE"/>
+    <w:rsid w:val="00CF32E1"/>
     <w:rsid w:val="00EE2989"/>
   </w:rsids>
   <m:mathPr>
